--- a/templates/ford-india-resume-template.docx
+++ b/templates/ford-india-resume-template.docx
@@ -49,6 +49,31 @@
     </w:p>
     <w:p>
       <w:pPr>
+        <w:keepNext w:val="0"/>
+        <w:keepLines w:val="0"/>
+        <w:pageBreakBefore w:val="0"/>
+        <w:widowControl w:val="0"/>
+        <w:pBdr>
+          <w:top w:space="0" w:sz="0" w:val="nil"/>
+          <w:left w:space="0" w:sz="0" w:val="nil"/>
+          <w:bottom w:space="0" w:sz="0" w:val="nil"/>
+          <w:right w:space="0" w:sz="0" w:val="nil"/>
+          <w:between w:space="0" w:sz="0" w:val="nil"/>
+        </w:pBdr>
+        <w:shd w:fill="auto" w:val="clear"/>
+        <w:spacing w:after="0" w:before="0" w:line="276" w:lineRule="auto"/>
+        <w:ind w:left="0" w:right="0" w:firstLine="0"/>
+        <w:jc w:val="left"/>
+        <w:rPr/>
+      </w:pPr>
+      <w:r>
+        <w:rPr>
+          <w:rtl w:val="0"/>
+        </w:rPr>
+      </w:r>
+    </w:p>
+    <w:p>
+      <w:pPr>
         <w:pStyle w:val="Subtitle"/>
         <w:pBdr>
           <w:top w:color="000000" w:space="1" w:sz="4" w:val="single"/>
@@ -142,1042 +167,1184 @@
           <mc:Choice Requires="wpg">
             <w:drawing>
               <wp:inline distB="0" distT="0" distL="0" distR="0">
-                <wp:extent cx="6705600" cy="6793277"/>
+                <wp:extent cx="6715125" cy="7077589"/>
                 <wp:effectExtent b="0" l="0" r="0" t="0"/>
-                <wp:docPr id="221" name=""/>
+                <wp:docPr id="224" name=""/>
                 <a:graphic>
-                  <a:graphicData uri="http://schemas.microsoft.com/office/word/2010/wordprocessingShape">
-                    <wps:wsp>
-                      <wps:cNvSpPr/>
-                      <wps:cNvPr id="2" name="Shape 2"/>
-                      <wps:spPr>
+                  <a:graphicData uri="http://schemas.microsoft.com/office/word/2010/wordprocessingGroup">
+                    <wpg:wgp>
+                      <wpg:cNvGrpSpPr/>
+                      <wpg:grpSpPr>
                         <a:xfrm>
-                          <a:off x="2002650" y="603150"/>
-                          <a:ext cx="6686700" cy="6353700"/>
+                          <a:off x="1997875" y="493750"/>
+                          <a:ext cx="6715125" cy="7077589"/>
+                          <a:chOff x="1997875" y="493750"/>
+                          <a:chExt cx="6696250" cy="6467950"/>
                         </a:xfrm>
-                        <a:prstGeom prst="rect">
-                          <a:avLst/>
-                        </a:prstGeom>
-                        <a:noFill/>
-                        <a:ln cap="flat" cmpd="sng" w="9525">
-                          <a:solidFill>
-                            <a:srgbClr val="000000"/>
-                          </a:solidFill>
-                          <a:prstDash val="solid"/>
-                          <a:miter lim="800000"/>
-                          <a:headEnd len="sm" w="sm" type="none"/>
-                          <a:tailEnd len="sm" w="sm" type="none"/>
-                        </a:ln>
-                      </wps:spPr>
-                      <wps:txbx>
-                        <w:txbxContent>
-                          <w:p>
-                            <w:pPr>
-                              <w:spacing w:after="0" w:before="50" w:line="240"/>
-                              <w:ind w:left="0" w:right="0" w:firstLine="0"/>
-                              <w:jc w:val="left"/>
-                              <w:textDirection w:val="btLr"/>
-                            </w:pPr>
-                            <w:r>
-                              <w:rPr>
-                                <w:rFonts w:ascii="Trebuchet MS" w:cs="Trebuchet MS" w:eastAsia="Trebuchet MS" w:hAnsi="Trebuchet MS"/>
-                                <w:b w:val="0"/>
-                                <w:i w:val="0"/>
-                                <w:smallCaps w:val="0"/>
-                                <w:strike w:val="0"/>
-                                <w:color w:val="000000"/>
-                                <w:sz w:val="20"/>
-                                <w:vertAlign w:val="baseline"/>
-                              </w:rPr>
-                              <w:t xml:space="preserve"> </w:t>
-                            </w:r>
-                            <w:r>
-                              <w:rPr>
-                                <w:rFonts w:ascii="Century Gothic" w:cs="Century Gothic" w:eastAsia="Century Gothic" w:hAnsi="Century Gothic"/>
-                                <w:b w:val="1"/>
-                                <w:i w:val="0"/>
-                                <w:smallCaps w:val="0"/>
-                                <w:strike w:val="0"/>
-                                <w:color w:val="1f497d"/>
-                                <w:sz w:val="22"/>
-                                <w:vertAlign w:val="baseline"/>
-                              </w:rPr>
-                              <w:t xml:space="preserve">Candidate First Name:  {{ first_name }}</w:t>
-                            </w:r>
-                          </w:p>
-                          <w:p>
-                            <w:pPr>
-                              <w:spacing w:after="0" w:before="50" w:line="240"/>
-                              <w:ind w:left="0" w:right="0" w:firstLine="0"/>
-                              <w:jc w:val="left"/>
-                              <w:textDirection w:val="btLr"/>
-                            </w:pPr>
-                            <w:r>
-                              <w:rPr>
-                                <w:rFonts w:ascii="Century Gothic" w:cs="Century Gothic" w:eastAsia="Century Gothic" w:hAnsi="Century Gothic"/>
-                                <w:b w:val="1"/>
-                                <w:i w:val="0"/>
-                                <w:smallCaps w:val="0"/>
-                                <w:strike w:val="0"/>
-                                <w:color w:val="1f497d"/>
-                                <w:sz w:val="22"/>
-                                <w:vertAlign w:val="baseline"/>
-                              </w:rPr>
-                            </w:r>
-                            <w:r>
-                              <w:rPr>
-                                <w:rFonts w:ascii="Century Gothic" w:cs="Century Gothic" w:eastAsia="Century Gothic" w:hAnsi="Century Gothic"/>
-                                <w:b w:val="1"/>
-                                <w:i w:val="0"/>
-                                <w:smallCaps w:val="0"/>
-                                <w:strike w:val="0"/>
-                                <w:color w:val="1f497d"/>
-                                <w:sz w:val="22"/>
-                                <w:vertAlign w:val="baseline"/>
-                              </w:rPr>
-                              <w:t xml:space="preserve">(As per PAN/Aadhar)</w:t>
-                            </w:r>
-                          </w:p>
-                          <w:p>
-                            <w:pPr>
-                              <w:spacing w:after="0" w:before="50" w:line="240"/>
-                              <w:ind w:left="0" w:right="0" w:firstLine="0"/>
-                              <w:jc w:val="left"/>
-                              <w:textDirection w:val="btLr"/>
-                            </w:pPr>
-                            <w:r>
-                              <w:rPr>
-                                <w:rFonts w:ascii="Century Gothic" w:cs="Century Gothic" w:eastAsia="Century Gothic" w:hAnsi="Century Gothic"/>
-                                <w:b w:val="1"/>
-                                <w:i w:val="0"/>
-                                <w:smallCaps w:val="0"/>
-                                <w:strike w:val="0"/>
-                                <w:color w:val="1f497d"/>
-                                <w:sz w:val="22"/>
-                                <w:vertAlign w:val="baseline"/>
-                              </w:rPr>
-                            </w:r>
-                          </w:p>
-                          <w:p>
-                            <w:pPr>
-                              <w:spacing w:after="0" w:before="50" w:line="240"/>
-                              <w:ind w:left="0" w:right="0" w:firstLine="0"/>
-                              <w:jc w:val="left"/>
-                              <w:textDirection w:val="btLr"/>
-                            </w:pPr>
-                            <w:r>
-                              <w:rPr>
-                                <w:rFonts w:ascii="Century Gothic" w:cs="Century Gothic" w:eastAsia="Century Gothic" w:hAnsi="Century Gothic"/>
-                                <w:b w:val="1"/>
-                                <w:i w:val="0"/>
-                                <w:smallCaps w:val="0"/>
-                                <w:strike w:val="0"/>
-                                <w:color w:val="1f497d"/>
-                                <w:sz w:val="22"/>
-                                <w:vertAlign w:val="baseline"/>
-                              </w:rPr>
-                            </w:r>
-                            <w:r>
-                              <w:rPr>
-                                <w:rFonts w:ascii="Century Gothic" w:cs="Century Gothic" w:eastAsia="Century Gothic" w:hAnsi="Century Gothic"/>
-                                <w:b w:val="1"/>
-                                <w:i w:val="0"/>
-                                <w:smallCaps w:val="0"/>
-                                <w:strike w:val="0"/>
-                                <w:color w:val="1f497d"/>
-                                <w:sz w:val="22"/>
-                                <w:vertAlign w:val="baseline"/>
-                              </w:rPr>
-                              <w:t xml:space="preserve"> Candidate Last Name: {{ last_name }}</w:t>
-                            </w:r>
-                            <w:r>
-                              <w:rPr>
-                                <w:rFonts w:ascii="Century Gothic" w:cs="Century Gothic" w:eastAsia="Century Gothic" w:hAnsi="Century Gothic"/>
-                                <w:b w:val="1"/>
-                                <w:i w:val="0"/>
-                                <w:smallCaps w:val="0"/>
-                                <w:strike w:val="0"/>
-                                <w:color w:val="1f497d"/>
-                                <w:sz w:val="22"/>
-                                <w:vertAlign w:val="baseline"/>
-                              </w:rPr>
-                              <w:br w:type="textWrapping"/>
-                            </w:r>
-                            <w:r>
-                              <w:rPr>
-                                <w:rFonts w:ascii="Century Gothic" w:cs="Century Gothic" w:eastAsia="Century Gothic" w:hAnsi="Century Gothic"/>
-                                <w:b w:val="1"/>
-                                <w:i w:val="0"/>
-                                <w:smallCaps w:val="0"/>
-                                <w:strike w:val="0"/>
-                                <w:color w:val="1f497d"/>
-                                <w:sz w:val="22"/>
-                                <w:vertAlign w:val="baseline"/>
-                              </w:rPr>
-                              <w:t xml:space="preserve"> (As per PAN/Aadhar)</w:t>
-                            </w:r>
-                          </w:p>
-                          <w:p>
-                            <w:pPr>
-                              <w:spacing w:after="0" w:before="50" w:line="240"/>
-                              <w:ind w:left="0" w:right="0" w:firstLine="0"/>
-                              <w:jc w:val="left"/>
-                              <w:textDirection w:val="btLr"/>
-                            </w:pPr>
-                            <w:r>
-                              <w:rPr>
-                                <w:rFonts w:ascii="Century Gothic" w:cs="Century Gothic" w:eastAsia="Century Gothic" w:hAnsi="Century Gothic"/>
-                                <w:b w:val="1"/>
-                                <w:i w:val="0"/>
-                                <w:smallCaps w:val="0"/>
-                                <w:strike w:val="0"/>
-                                <w:color w:val="1f497d"/>
-                                <w:sz w:val="22"/>
-                                <w:vertAlign w:val="baseline"/>
-                              </w:rPr>
-                            </w:r>
-                          </w:p>
-                          <w:p>
-                            <w:pPr>
-                              <w:spacing w:after="0" w:before="50" w:line="240"/>
-                              <w:ind w:left="0" w:right="0" w:firstLine="0"/>
-                              <w:jc w:val="left"/>
-                              <w:textDirection w:val="btLr"/>
-                            </w:pPr>
-                            <w:r>
-                              <w:rPr>
-                                <w:rFonts w:ascii="Century Gothic" w:cs="Century Gothic" w:eastAsia="Century Gothic" w:hAnsi="Century Gothic"/>
-                                <w:b w:val="1"/>
-                                <w:i w:val="0"/>
-                                <w:smallCaps w:val="0"/>
-                                <w:strike w:val="0"/>
-                                <w:color w:val="1f497d"/>
-                                <w:sz w:val="22"/>
-                                <w:vertAlign w:val="baseline"/>
-                              </w:rPr>
-                            </w:r>
-                            <w:r>
-                              <w:rPr>
-                                <w:rFonts w:ascii="Century Gothic" w:cs="Century Gothic" w:eastAsia="Century Gothic" w:hAnsi="Century Gothic"/>
-                                <w:b w:val="1"/>
-                                <w:i w:val="0"/>
-                                <w:smallCaps w:val="0"/>
-                                <w:strike w:val="0"/>
-                                <w:color w:val="1f497d"/>
-                                <w:sz w:val="22"/>
-                                <w:vertAlign w:val="baseline"/>
-                              </w:rPr>
-                              <w:t xml:space="preserve"> Notice Period of the Candidate: {{ notice_period }}</w:t>
-                            </w:r>
-                          </w:p>
-                          <w:p>
-                            <w:pPr>
-                              <w:spacing w:after="0" w:before="50" w:line="240"/>
-                              <w:ind w:left="0" w:right="0" w:firstLine="0"/>
-                              <w:jc w:val="left"/>
-                              <w:textDirection w:val="btLr"/>
-                            </w:pPr>
-                            <w:r>
-                              <w:rPr>
-                                <w:rFonts w:ascii="Century Gothic" w:cs="Century Gothic" w:eastAsia="Century Gothic" w:hAnsi="Century Gothic"/>
-                                <w:b w:val="1"/>
-                                <w:i w:val="0"/>
-                                <w:smallCaps w:val="0"/>
-                                <w:strike w:val="0"/>
-                                <w:color w:val="1f497d"/>
-                                <w:sz w:val="22"/>
-                                <w:vertAlign w:val="baseline"/>
-                              </w:rPr>
-                            </w:r>
-                          </w:p>
-                          <w:p>
-                            <w:pPr>
-                              <w:spacing w:after="0" w:before="50" w:line="240"/>
-                              <w:ind w:left="0" w:right="0" w:firstLine="0"/>
-                              <w:jc w:val="left"/>
-                              <w:textDirection w:val="btLr"/>
-                            </w:pPr>
-                            <w:r>
-                              <w:rPr>
-                                <w:rFonts w:ascii="Century Gothic" w:cs="Century Gothic" w:eastAsia="Century Gothic" w:hAnsi="Century Gothic"/>
-                                <w:b w:val="1"/>
-                                <w:i w:val="0"/>
-                                <w:smallCaps w:val="0"/>
-                                <w:strike w:val="0"/>
-                                <w:color w:val="1f497d"/>
-                                <w:sz w:val="22"/>
-                                <w:vertAlign w:val="baseline"/>
-                              </w:rPr>
-                            </w:r>
-                            <w:r>
-                              <w:rPr>
-                                <w:rFonts w:ascii="Century Gothic" w:cs="Century Gothic" w:eastAsia="Century Gothic" w:hAnsi="Century Gothic"/>
-                                <w:b w:val="1"/>
-                                <w:i w:val="0"/>
-                                <w:smallCaps w:val="0"/>
-                                <w:strike w:val="0"/>
-                                <w:color w:val="1f497d"/>
-                                <w:sz w:val="22"/>
-                                <w:vertAlign w:val="baseline"/>
-                              </w:rPr>
-                              <w:t xml:space="preserve"> Internal or External Candidate: {{ candidate_type }}</w:t>
-                            </w:r>
-                          </w:p>
-                          <w:p>
-                            <w:pPr>
-                              <w:spacing w:after="0" w:before="50" w:line="240"/>
-                              <w:ind w:left="0" w:right="0" w:firstLine="0"/>
-                              <w:jc w:val="left"/>
-                              <w:textDirection w:val="btLr"/>
-                            </w:pPr>
-                            <w:r>
-                              <w:rPr>
-                                <w:rFonts w:ascii="Century Gothic" w:cs="Century Gothic" w:eastAsia="Century Gothic" w:hAnsi="Century Gothic"/>
-                                <w:b w:val="1"/>
-                                <w:i w:val="0"/>
-                                <w:smallCaps w:val="0"/>
-                                <w:strike w:val="0"/>
-                                <w:color w:val="1f497d"/>
-                                <w:sz w:val="22"/>
-                                <w:vertAlign w:val="baseline"/>
-                              </w:rPr>
-                            </w:r>
-                          </w:p>
-                          <w:p>
-                            <w:pPr>
-                              <w:spacing w:after="0" w:before="50" w:line="240"/>
-                              <w:ind w:left="0" w:right="0" w:firstLine="0"/>
-                              <w:jc w:val="left"/>
-                              <w:textDirection w:val="btLr"/>
-                            </w:pPr>
-                            <w:r>
-                              <w:rPr>
-                                <w:rFonts w:ascii="Century Gothic" w:cs="Century Gothic" w:eastAsia="Century Gothic" w:hAnsi="Century Gothic"/>
-                                <w:b w:val="1"/>
-                                <w:i w:val="0"/>
-                                <w:smallCaps w:val="0"/>
-                                <w:strike w:val="0"/>
-                                <w:color w:val="1f497d"/>
-                                <w:sz w:val="22"/>
-                                <w:vertAlign w:val="baseline"/>
-                              </w:rPr>
-                            </w:r>
-                            <w:r>
-                              <w:rPr>
-                                <w:rFonts w:ascii="Century Gothic" w:cs="Century Gothic" w:eastAsia="Century Gothic" w:hAnsi="Century Gothic"/>
-                                <w:b w:val="1"/>
-                                <w:i w:val="0"/>
-                                <w:smallCaps w:val="0"/>
-                                <w:strike w:val="0"/>
-                                <w:color w:val="1f497d"/>
-                                <w:sz w:val="22"/>
-                                <w:vertAlign w:val="baseline"/>
-                              </w:rPr>
-                              <w:t xml:space="preserve"> Interview Availability Date: {{ interview_availability }}</w:t>
-                            </w:r>
-                          </w:p>
-                          <w:p>
-                            <w:pPr>
-                              <w:spacing w:after="0" w:before="50" w:line="240"/>
-                              <w:ind w:left="0" w:right="0" w:firstLine="0"/>
-                              <w:jc w:val="left"/>
-                              <w:textDirection w:val="btLr"/>
-                            </w:pPr>
-                            <w:r>
-                              <w:rPr>
-                                <w:rFonts w:ascii="Century Gothic" w:cs="Century Gothic" w:eastAsia="Century Gothic" w:hAnsi="Century Gothic"/>
-                                <w:b w:val="1"/>
-                                <w:i w:val="0"/>
-                                <w:smallCaps w:val="0"/>
-                                <w:strike w:val="0"/>
-                                <w:color w:val="1f497d"/>
-                                <w:sz w:val="22"/>
-                                <w:vertAlign w:val="baseline"/>
-                              </w:rPr>
-                            </w:r>
-                          </w:p>
-                          <w:p>
-                            <w:pPr>
-                              <w:spacing w:after="0" w:before="50" w:line="240"/>
-                              <w:ind w:left="0" w:right="0" w:firstLine="0"/>
-                              <w:jc w:val="left"/>
-                              <w:textDirection w:val="btLr"/>
-                            </w:pPr>
-                            <w:r>
-                              <w:rPr>
-                                <w:rFonts w:ascii="Century Gothic" w:cs="Century Gothic" w:eastAsia="Century Gothic" w:hAnsi="Century Gothic"/>
-                                <w:b w:val="1"/>
-                                <w:i w:val="0"/>
-                                <w:smallCaps w:val="0"/>
-                                <w:strike w:val="0"/>
-                                <w:color w:val="1f497d"/>
-                                <w:sz w:val="22"/>
-                                <w:vertAlign w:val="baseline"/>
-                              </w:rPr>
-                            </w:r>
-                            <w:r>
-                              <w:rPr>
-                                <w:rFonts w:ascii="Century Gothic" w:cs="Century Gothic" w:eastAsia="Century Gothic" w:hAnsi="Century Gothic"/>
-                                <w:b w:val="1"/>
-                                <w:i w:val="0"/>
-                                <w:smallCaps w:val="0"/>
-                                <w:strike w:val="0"/>
-                                <w:color w:val="1f497d"/>
-                                <w:sz w:val="22"/>
-                                <w:vertAlign w:val="baseline"/>
-                              </w:rPr>
-                              <w:t xml:space="preserve"> Start Availability Date: {{ start_availability }}</w:t>
-                            </w:r>
-                          </w:p>
-                          <w:p>
-                            <w:pPr>
-                              <w:spacing w:after="0" w:before="50" w:line="240"/>
-                              <w:ind w:left="0" w:right="0" w:firstLine="0"/>
-                              <w:jc w:val="left"/>
-                              <w:textDirection w:val="btLr"/>
-                            </w:pPr>
-                            <w:r>
-                              <w:rPr>
-                                <w:rFonts w:ascii="Century Gothic" w:cs="Century Gothic" w:eastAsia="Century Gothic" w:hAnsi="Century Gothic"/>
-                                <w:b w:val="1"/>
-                                <w:i w:val="0"/>
-                                <w:smallCaps w:val="0"/>
-                                <w:strike w:val="0"/>
-                                <w:color w:val="1f497d"/>
-                                <w:sz w:val="22"/>
-                                <w:vertAlign w:val="baseline"/>
-                              </w:rPr>
-                            </w:r>
-                          </w:p>
-                          <w:p>
-                            <w:pPr>
-                              <w:spacing w:after="0" w:before="50" w:line="240"/>
-                              <w:ind w:left="0" w:right="0" w:firstLine="0"/>
-                              <w:jc w:val="left"/>
-                              <w:textDirection w:val="btLr"/>
-                            </w:pPr>
-                            <w:r>
-                              <w:rPr>
-                                <w:rFonts w:ascii="Century Gothic" w:cs="Century Gothic" w:eastAsia="Century Gothic" w:hAnsi="Century Gothic"/>
-                                <w:b w:val="1"/>
-                                <w:i w:val="0"/>
-                                <w:smallCaps w:val="0"/>
-                                <w:strike w:val="0"/>
-                                <w:color w:val="1f497d"/>
-                                <w:sz w:val="22"/>
-                                <w:vertAlign w:val="baseline"/>
-                              </w:rPr>
-                            </w:r>
-                            <w:r>
-                              <w:rPr>
-                                <w:rFonts w:ascii="Century Gothic" w:cs="Century Gothic" w:eastAsia="Century Gothic" w:hAnsi="Century Gothic"/>
-                                <w:b w:val="1"/>
-                                <w:i w:val="0"/>
-                                <w:smallCaps w:val="0"/>
-                                <w:strike w:val="0"/>
-                                <w:color w:val="1f497d"/>
-                                <w:sz w:val="22"/>
-                                <w:vertAlign w:val="baseline"/>
-                              </w:rPr>
-                              <w:t xml:space="preserve">Has the candidate worked directly for Ford before? (Yes/No) {{ worked_with_ford_before }}</w:t>
-                            </w:r>
-                          </w:p>
-                          <w:p>
-                            <w:pPr>
-                              <w:spacing w:after="0" w:before="50" w:line="240"/>
-                              <w:ind w:left="0" w:right="0" w:firstLine="0"/>
-                              <w:jc w:val="left"/>
-                              <w:textDirection w:val="btLr"/>
-                            </w:pPr>
-                            <w:r>
-                              <w:rPr>
-                                <w:rFonts w:ascii="Century Gothic" w:cs="Century Gothic" w:eastAsia="Century Gothic" w:hAnsi="Century Gothic"/>
-                                <w:b w:val="1"/>
-                                <w:i w:val="0"/>
-                                <w:smallCaps w:val="0"/>
-                                <w:strike w:val="0"/>
-                                <w:color w:val="1f497d"/>
-                                <w:sz w:val="22"/>
-                                <w:vertAlign w:val="baseline"/>
-                              </w:rPr>
-                            </w:r>
-                            <w:r>
-                              <w:rPr>
-                                <w:rFonts w:ascii="Century Gothic" w:cs="Century Gothic" w:eastAsia="Century Gothic" w:hAnsi="Century Gothic"/>
-                                <w:b w:val="1"/>
-                                <w:i w:val="0"/>
-                                <w:smallCaps w:val="0"/>
-                                <w:strike w:val="0"/>
-                                <w:color w:val="1f497d"/>
-                                <w:sz w:val="22"/>
-                                <w:vertAlign w:val="baseline"/>
-                              </w:rPr>
-                              <w:t xml:space="preserve"> Has the candidate worked for Ford as an Agency worker before? (Yes/No)  {{ worked_with_ford_agency_before }}</w:t>
-                            </w:r>
-                          </w:p>
-                          <w:p>
-                            <w:pPr>
-                              <w:spacing w:after="0" w:before="50" w:line="240"/>
-                              <w:ind w:left="0" w:right="0" w:firstLine="0"/>
-                              <w:jc w:val="left"/>
-                              <w:textDirection w:val="btLr"/>
-                            </w:pPr>
-                            <w:r>
-                              <w:rPr>
-                                <w:rFonts w:ascii="Century Gothic" w:cs="Century Gothic" w:eastAsia="Century Gothic" w:hAnsi="Century Gothic"/>
-                                <w:b w:val="1"/>
-                                <w:i w:val="0"/>
-                                <w:smallCaps w:val="0"/>
-                                <w:strike w:val="0"/>
-                                <w:color w:val="1f497d"/>
-                                <w:sz w:val="22"/>
-                                <w:vertAlign w:val="baseline"/>
-                              </w:rPr>
-                            </w:r>
-                          </w:p>
-                          <w:p>
-                            <w:pPr>
-                              <w:spacing w:after="0" w:before="50" w:line="240"/>
-                              <w:ind w:left="720" w:right="0" w:firstLine="720"/>
-                              <w:jc w:val="left"/>
-                              <w:textDirection w:val="btLr"/>
-                            </w:pPr>
-                            <w:r>
-                              <w:rPr>
-                                <w:rFonts w:ascii="Century Gothic" w:cs="Century Gothic" w:eastAsia="Century Gothic" w:hAnsi="Century Gothic"/>
-                                <w:b w:val="1"/>
-                                <w:i w:val="0"/>
-                                <w:smallCaps w:val="0"/>
-                                <w:strike w:val="0"/>
-                                <w:color w:val="1f497d"/>
-                                <w:sz w:val="22"/>
-                                <w:vertAlign w:val="baseline"/>
-                              </w:rPr>
-                            </w:r>
-                            <w:r>
-                              <w:rPr>
-                                <w:rFonts w:ascii="Century Gothic" w:cs="Century Gothic" w:eastAsia="Century Gothic" w:hAnsi="Century Gothic"/>
-                                <w:b w:val="1"/>
-                                <w:i w:val="0"/>
-                                <w:smallCaps w:val="0"/>
-                                <w:strike w:val="0"/>
-                                <w:color w:val="1f497d"/>
-                                <w:sz w:val="22"/>
-                                <w:vertAlign w:val="baseline"/>
-                              </w:rPr>
-                              <w:t xml:space="preserve"> If yes to either of the above, please specify the below details:</w:t>
-                            </w:r>
-                          </w:p>
-                          <w:p>
-                            <w:pPr>
-                              <w:spacing w:after="0" w:before="50" w:line="240"/>
-                              <w:ind w:left="1640" w:right="0" w:firstLine="3080"/>
-                              <w:jc w:val="left"/>
-                              <w:textDirection w:val="btLr"/>
-                            </w:pPr>
-                            <w:r>
-                              <w:rPr>
-                                <w:rFonts w:ascii="Century Gothic" w:cs="Century Gothic" w:eastAsia="Century Gothic" w:hAnsi="Century Gothic"/>
-                                <w:b w:val="1"/>
-                                <w:i w:val="0"/>
-                                <w:smallCaps w:val="0"/>
-                                <w:strike w:val="0"/>
-                                <w:color w:val="1f497d"/>
-                                <w:sz w:val="22"/>
-                                <w:vertAlign w:val="baseline"/>
-                              </w:rPr>
-                            </w:r>
-                            <w:r>
-                              <w:rPr>
-                                <w:rFonts w:ascii="Century Gothic" w:cs="Century Gothic" w:eastAsia="Century Gothic" w:hAnsi="Century Gothic"/>
-                                <w:b w:val="1"/>
-                                <w:i w:val="0"/>
-                                <w:smallCaps w:val="0"/>
-                                <w:strike w:val="0"/>
-                                <w:color w:val="1f497d"/>
-                                <w:sz w:val="22"/>
-                                <w:vertAlign w:val="baseline"/>
-                              </w:rPr>
-                              <w:t xml:space="preserve">CDSID:</w:t>
-                            </w:r>
-                          </w:p>
-                          <w:p>
-                            <w:pPr>
-                              <w:spacing w:after="0" w:before="50" w:line="240"/>
-                              <w:ind w:left="1640" w:right="0" w:firstLine="3080"/>
-                              <w:jc w:val="left"/>
-                              <w:textDirection w:val="btLr"/>
-                            </w:pPr>
-                            <w:r>
-                              <w:rPr>
-                                <w:rFonts w:ascii="Century Gothic" w:cs="Century Gothic" w:eastAsia="Century Gothic" w:hAnsi="Century Gothic"/>
-                                <w:b w:val="1"/>
-                                <w:i w:val="0"/>
-                                <w:smallCaps w:val="0"/>
-                                <w:strike w:val="0"/>
-                                <w:color w:val="1f497d"/>
-                                <w:sz w:val="22"/>
-                                <w:vertAlign w:val="baseline"/>
-                              </w:rPr>
-                            </w:r>
-                            <w:r>
-                              <w:rPr>
-                                <w:rFonts w:ascii="Century Gothic" w:cs="Century Gothic" w:eastAsia="Century Gothic" w:hAnsi="Century Gothic"/>
-                                <w:b w:val="1"/>
-                                <w:i w:val="0"/>
-                                <w:smallCaps w:val="0"/>
-                                <w:strike w:val="0"/>
-                                <w:color w:val="1f497d"/>
-                                <w:sz w:val="22"/>
-                                <w:vertAlign w:val="baseline"/>
-                              </w:rPr>
-                              <w:t xml:space="preserve">Supervisor:</w:t>
-                            </w:r>
-                          </w:p>
-                          <w:p>
-                            <w:pPr>
-                              <w:spacing w:after="0" w:before="50" w:line="240"/>
-                              <w:ind w:left="1640" w:right="0" w:firstLine="3080"/>
-                              <w:jc w:val="left"/>
-                              <w:textDirection w:val="btLr"/>
-                            </w:pPr>
-                            <w:r>
-                              <w:rPr>
-                                <w:rFonts w:ascii="Century Gothic" w:cs="Century Gothic" w:eastAsia="Century Gothic" w:hAnsi="Century Gothic"/>
-                                <w:b w:val="1"/>
-                                <w:i w:val="0"/>
-                                <w:smallCaps w:val="0"/>
-                                <w:strike w:val="0"/>
-                                <w:color w:val="1f497d"/>
-                                <w:sz w:val="22"/>
-                                <w:vertAlign w:val="baseline"/>
-                              </w:rPr>
-                            </w:r>
-                            <w:r>
-                              <w:rPr>
-                                <w:rFonts w:ascii="Century Gothic" w:cs="Century Gothic" w:eastAsia="Century Gothic" w:hAnsi="Century Gothic"/>
-                                <w:b w:val="1"/>
-                                <w:i w:val="0"/>
-                                <w:smallCaps w:val="0"/>
-                                <w:strike w:val="0"/>
-                                <w:color w:val="1f497d"/>
-                                <w:sz w:val="22"/>
-                                <w:vertAlign w:val="baseline"/>
-                              </w:rPr>
-                              <w:t xml:space="preserve">Duration of the Project:</w:t>
-                            </w:r>
-                          </w:p>
-                          <w:p>
-                            <w:pPr>
-                              <w:spacing w:after="0" w:before="50" w:line="240"/>
-                              <w:ind w:left="1640" w:right="0" w:firstLine="3080"/>
-                              <w:jc w:val="left"/>
-                              <w:textDirection w:val="btLr"/>
-                            </w:pPr>
-                            <w:r>
-                              <w:rPr>
-                                <w:rFonts w:ascii="Century Gothic" w:cs="Century Gothic" w:eastAsia="Century Gothic" w:hAnsi="Century Gothic"/>
-                                <w:b w:val="1"/>
-                                <w:i w:val="0"/>
-                                <w:smallCaps w:val="0"/>
-                                <w:strike w:val="0"/>
-                                <w:color w:val="1f497d"/>
-                                <w:sz w:val="22"/>
-                                <w:vertAlign w:val="baseline"/>
-                              </w:rPr>
-                            </w:r>
-                            <w:r>
-                              <w:rPr>
-                                <w:rFonts w:ascii="Century Gothic" w:cs="Century Gothic" w:eastAsia="Century Gothic" w:hAnsi="Century Gothic"/>
-                                <w:b w:val="1"/>
-                                <w:i w:val="0"/>
-                                <w:smallCaps w:val="0"/>
-                                <w:strike w:val="0"/>
-                                <w:color w:val="1f497d"/>
-                                <w:sz w:val="22"/>
-                                <w:vertAlign w:val="baseline"/>
-                              </w:rPr>
-                              <w:t xml:space="preserve">Exit reason:</w:t>
-                            </w:r>
-                          </w:p>
-                          <w:p>
-                            <w:pPr>
-                              <w:spacing w:after="0" w:before="50" w:line="240"/>
-                              <w:ind w:left="0" w:right="0" w:firstLine="0"/>
-                              <w:jc w:val="left"/>
-                              <w:textDirection w:val="btLr"/>
-                            </w:pPr>
-                            <w:r>
-                              <w:rPr>
-                                <w:rFonts w:ascii="Century Gothic" w:cs="Century Gothic" w:eastAsia="Century Gothic" w:hAnsi="Century Gothic"/>
-                                <w:b w:val="1"/>
-                                <w:i w:val="0"/>
-                                <w:smallCaps w:val="0"/>
-                                <w:strike w:val="0"/>
-                                <w:color w:val="1f497d"/>
-                                <w:sz w:val="22"/>
-                                <w:vertAlign w:val="baseline"/>
-                              </w:rPr>
-                            </w:r>
-                          </w:p>
-                          <w:p>
-                            <w:pPr>
-                              <w:spacing w:after="0" w:before="50" w:line="240"/>
-                              <w:ind w:left="0" w:right="0" w:firstLine="0"/>
-                              <w:jc w:val="left"/>
-                              <w:textDirection w:val="btLr"/>
-                            </w:pPr>
-                            <w:r>
-                              <w:rPr>
-                                <w:rFonts w:ascii="Century Gothic" w:cs="Century Gothic" w:eastAsia="Century Gothic" w:hAnsi="Century Gothic"/>
-                                <w:b w:val="1"/>
-                                <w:i w:val="0"/>
-                                <w:smallCaps w:val="0"/>
-                                <w:strike w:val="0"/>
-                                <w:color w:val="1f497d"/>
-                                <w:sz w:val="22"/>
-                                <w:vertAlign w:val="baseline"/>
-                              </w:rPr>
-                            </w:r>
-                            <w:r>
-                              <w:rPr>
-                                <w:rFonts w:ascii="Century Gothic" w:cs="Century Gothic" w:eastAsia="Century Gothic" w:hAnsi="Century Gothic"/>
-                                <w:b w:val="1"/>
-                                <w:i w:val="0"/>
-                                <w:smallCaps w:val="0"/>
-                                <w:strike w:val="0"/>
-                                <w:color w:val="1f497d"/>
-                                <w:sz w:val="22"/>
-                                <w:vertAlign w:val="baseline"/>
-                              </w:rPr>
-                              <w:t xml:space="preserve"> Overall IT Experience: {{ total_experience_years}} Years</w:t>
-                            </w:r>
-                          </w:p>
-                          <w:p>
-                            <w:pPr>
-                              <w:spacing w:after="0" w:before="50" w:line="240"/>
-                              <w:ind w:left="0" w:right="0" w:firstLine="0"/>
-                              <w:jc w:val="left"/>
-                              <w:textDirection w:val="btLr"/>
-                            </w:pPr>
-                            <w:r>
-                              <w:rPr>
-                                <w:rFonts w:ascii="Century Gothic" w:cs="Century Gothic" w:eastAsia="Century Gothic" w:hAnsi="Century Gothic"/>
-                                <w:b w:val="1"/>
-                                <w:i w:val="0"/>
-                                <w:smallCaps w:val="0"/>
-                                <w:strike w:val="0"/>
-                                <w:color w:val="1f497d"/>
-                                <w:sz w:val="22"/>
-                                <w:vertAlign w:val="baseline"/>
-                              </w:rPr>
-                            </w:r>
-                          </w:p>
-                          <w:p>
-                            <w:pPr>
-                              <w:spacing w:after="0" w:before="50" w:line="240"/>
-                              <w:ind w:left="0" w:right="0" w:firstLine="0"/>
-                              <w:jc w:val="left"/>
-                              <w:textDirection w:val="btLr"/>
-                            </w:pPr>
-                            <w:r>
-                              <w:rPr>
-                                <w:rFonts w:ascii="Century Gothic" w:cs="Century Gothic" w:eastAsia="Century Gothic" w:hAnsi="Century Gothic"/>
-                                <w:b w:val="1"/>
-                                <w:i w:val="0"/>
-                                <w:smallCaps w:val="0"/>
-                                <w:strike w:val="0"/>
-                                <w:color w:val="1f497d"/>
-                                <w:sz w:val="22"/>
-                                <w:vertAlign w:val="baseline"/>
-                              </w:rPr>
-                            </w:r>
-                            <w:r>
-                              <w:rPr>
-                                <w:rFonts w:ascii="Century Gothic" w:cs="Century Gothic" w:eastAsia="Century Gothic" w:hAnsi="Century Gothic"/>
-                                <w:b w:val="1"/>
-                                <w:i w:val="0"/>
-                                <w:smallCaps w:val="0"/>
-                                <w:strike w:val="0"/>
-                                <w:color w:val="1f497d"/>
-                                <w:sz w:val="22"/>
-                                <w:vertAlign w:val="baseline"/>
-                              </w:rPr>
-                              <w:t xml:space="preserve"> Experience in Core Skills: {{ relevant_experience_years }} Years</w:t>
-                            </w:r>
-                          </w:p>
-                          <w:p>
-                            <w:pPr>
-                              <w:spacing w:after="0" w:before="50" w:line="240"/>
-                              <w:ind w:left="0" w:right="0" w:firstLine="0"/>
-                              <w:jc w:val="left"/>
-                              <w:textDirection w:val="btLr"/>
-                            </w:pPr>
-                            <w:r>
-                              <w:rPr>
-                                <w:rFonts w:ascii="Century Gothic" w:cs="Century Gothic" w:eastAsia="Century Gothic" w:hAnsi="Century Gothic"/>
-                                <w:b w:val="1"/>
-                                <w:i w:val="0"/>
-                                <w:smallCaps w:val="0"/>
-                                <w:strike w:val="0"/>
-                                <w:color w:val="1f497d"/>
-                                <w:sz w:val="22"/>
-                                <w:vertAlign w:val="baseline"/>
-                              </w:rPr>
-                            </w:r>
-                          </w:p>
-                          <w:p>
-                            <w:pPr>
-                              <w:spacing w:after="0" w:before="50" w:line="240"/>
-                              <w:ind w:left="0" w:right="0" w:firstLine="0"/>
-                              <w:jc w:val="left"/>
-                              <w:textDirection w:val="btLr"/>
-                            </w:pPr>
-                            <w:r>
-                              <w:rPr>
-                                <w:rFonts w:ascii="Century Gothic" w:cs="Century Gothic" w:eastAsia="Century Gothic" w:hAnsi="Century Gothic"/>
-                                <w:b w:val="1"/>
-                                <w:i w:val="0"/>
-                                <w:smallCaps w:val="0"/>
-                                <w:strike w:val="0"/>
-                                <w:color w:val="1f497d"/>
-                                <w:sz w:val="22"/>
-                                <w:vertAlign w:val="baseline"/>
-                              </w:rPr>
-                            </w:r>
-                            <w:r>
-                              <w:rPr>
-                                <w:rFonts w:ascii="Century Gothic" w:cs="Century Gothic" w:eastAsia="Century Gothic" w:hAnsi="Century Gothic"/>
-                                <w:b w:val="1"/>
-                                <w:i w:val="0"/>
-                                <w:smallCaps w:val="0"/>
-                                <w:strike w:val="0"/>
-                                <w:color w:val="1f497d"/>
-                                <w:sz w:val="22"/>
-                                <w:vertAlign w:val="baseline"/>
-                              </w:rPr>
-                              <w:t xml:space="preserve"> Other relevant Qualification/Certifications, if any:</w:t>
-                            </w:r>
-                          </w:p>
-                          <w:p>
-                            <w:pPr>
-                              <w:spacing w:after="0" w:before="50" w:line="240"/>
-                              <w:ind w:left="0" w:right="0" w:firstLine="0"/>
-                              <w:jc w:val="left"/>
-                              <w:textDirection w:val="btLr"/>
-                            </w:pPr>
-                            <w:r>
-                              <w:rPr>
-                                <w:rFonts w:ascii="Century Gothic" w:cs="Century Gothic" w:eastAsia="Century Gothic" w:hAnsi="Century Gothic"/>
-                                <w:b w:val="1"/>
-                                <w:i w:val="0"/>
-                                <w:smallCaps w:val="0"/>
-                                <w:strike w:val="0"/>
-                                <w:color w:val="1f497d"/>
-                                <w:sz w:val="22"/>
-                                <w:vertAlign w:val="baseline"/>
-                              </w:rPr>
-                            </w:r>
-                          </w:p>
-                          <w:p>
-                            <w:pPr>
-                              <w:spacing w:after="0" w:before="50" w:line="240"/>
-                              <w:ind w:left="0" w:right="0" w:firstLine="0"/>
-                              <w:jc w:val="left"/>
-                              <w:textDirection w:val="btLr"/>
-                            </w:pPr>
-                            <w:r>
-                              <w:rPr>
-                                <w:rFonts w:ascii="Century Gothic" w:cs="Century Gothic" w:eastAsia="Century Gothic" w:hAnsi="Century Gothic"/>
-                                <w:b w:val="1"/>
-                                <w:i w:val="0"/>
-                                <w:smallCaps w:val="0"/>
-                                <w:strike w:val="0"/>
-                                <w:color w:val="1f497d"/>
-                                <w:sz w:val="22"/>
-                                <w:vertAlign w:val="baseline"/>
-                              </w:rPr>
-                            </w:r>
-                            <w:r>
-                              <w:rPr>
-                                <w:rFonts w:ascii="Century Gothic" w:cs="Century Gothic" w:eastAsia="Century Gothic" w:hAnsi="Century Gothic"/>
-                                <w:b w:val="1"/>
-                                <w:i w:val="0"/>
-                                <w:smallCaps w:val="0"/>
-                                <w:strike w:val="0"/>
-                                <w:color w:val="1f497d"/>
-                                <w:sz w:val="22"/>
-                                <w:vertAlign w:val="baseline"/>
-                              </w:rPr>
-                              <w:t xml:space="preserve">Hacker rank Score:     {{ hacker_rank_score }}</w:t>
-                            </w:r>
-                          </w:p>
-                          <w:p>
-                            <w:pPr>
-                              <w:spacing w:after="0" w:before="50" w:line="240"/>
-                              <w:ind w:left="0" w:right="0" w:firstLine="0"/>
-                              <w:jc w:val="left"/>
-                              <w:textDirection w:val="btLr"/>
-                            </w:pPr>
-                            <w:r>
-                              <w:rPr>
-                                <w:rFonts w:ascii="Century Gothic" w:cs="Century Gothic" w:eastAsia="Century Gothic" w:hAnsi="Century Gothic"/>
-                                <w:b w:val="1"/>
-                                <w:i w:val="0"/>
-                                <w:smallCaps w:val="0"/>
-                                <w:strike w:val="0"/>
-                                <w:color w:val="1f497d"/>
-                                <w:sz w:val="22"/>
-                                <w:vertAlign w:val="baseline"/>
-                              </w:rPr>
-                            </w:r>
-                          </w:p>
-                          <w:p>
-                            <w:pPr>
-                              <w:spacing w:after="0" w:before="50" w:line="240"/>
-                              <w:ind w:left="0" w:right="0" w:firstLine="0"/>
-                              <w:jc w:val="left"/>
-                              <w:textDirection w:val="btLr"/>
-                            </w:pPr>
-                            <w:r>
-                              <w:rPr>
-                                <w:rFonts w:ascii="Century Gothic" w:cs="Century Gothic" w:eastAsia="Century Gothic" w:hAnsi="Century Gothic"/>
-                                <w:b w:val="1"/>
-                                <w:i w:val="0"/>
-                                <w:smallCaps w:val="0"/>
-                                <w:strike w:val="0"/>
-                                <w:color w:val="1f497d"/>
-                                <w:sz w:val="22"/>
-                                <w:vertAlign w:val="baseline"/>
-                              </w:rPr>
-                            </w:r>
-                          </w:p>
-                          <w:p>
-                            <w:pPr>
-                              <w:spacing w:after="0" w:before="50" w:line="240"/>
-                              <w:ind w:left="0" w:right="0" w:firstLine="0"/>
-                              <w:jc w:val="left"/>
-                              <w:textDirection w:val="btLr"/>
-                            </w:pPr>
-                            <w:r>
-                              <w:rPr>
-                                <w:rFonts w:ascii="Century Gothic" w:cs="Century Gothic" w:eastAsia="Century Gothic" w:hAnsi="Century Gothic"/>
-                                <w:b w:val="1"/>
-                                <w:i w:val="0"/>
-                                <w:smallCaps w:val="0"/>
-                                <w:strike w:val="0"/>
-                                <w:color w:val="1f497d"/>
-                                <w:sz w:val="22"/>
-                                <w:vertAlign w:val="baseline"/>
-                              </w:rPr>
-                            </w:r>
-                          </w:p>
-                          <w:p>
-                            <w:pPr>
-                              <w:spacing w:after="0" w:before="50" w:line="240"/>
-                              <w:ind w:left="0" w:right="0" w:firstLine="0"/>
-                              <w:jc w:val="left"/>
-                              <w:textDirection w:val="btLr"/>
-                            </w:pPr>
-                            <w:r>
-                              <w:rPr>
-                                <w:rFonts w:ascii="Century Gothic" w:cs="Century Gothic" w:eastAsia="Century Gothic" w:hAnsi="Century Gothic"/>
-                                <w:b w:val="1"/>
-                                <w:i w:val="0"/>
-                                <w:smallCaps w:val="0"/>
-                                <w:strike w:val="0"/>
-                                <w:color w:val="1f497d"/>
-                                <w:sz w:val="22"/>
-                                <w:vertAlign w:val="baseline"/>
-                              </w:rPr>
-                            </w:r>
-                          </w:p>
-                          <w:p>
-                            <w:pPr>
-                              <w:spacing w:after="0" w:before="50" w:line="240"/>
-                              <w:ind w:left="0" w:right="0" w:firstLine="0"/>
-                              <w:jc w:val="left"/>
-                              <w:textDirection w:val="btLr"/>
-                            </w:pPr>
-                            <w:r>
-                              <w:rPr>
-                                <w:rFonts w:ascii="Century Gothic" w:cs="Century Gothic" w:eastAsia="Century Gothic" w:hAnsi="Century Gothic"/>
-                                <w:b w:val="1"/>
-                                <w:i w:val="0"/>
-                                <w:smallCaps w:val="0"/>
-                                <w:strike w:val="0"/>
-                                <w:color w:val="1f497d"/>
-                                <w:sz w:val="22"/>
-                                <w:vertAlign w:val="baseline"/>
-                              </w:rPr>
-                            </w:r>
-                          </w:p>
-                          <w:p>
-                            <w:pPr>
-                              <w:spacing w:after="0" w:before="50" w:line="240"/>
-                              <w:ind w:left="0" w:right="0" w:firstLine="0"/>
-                              <w:jc w:val="left"/>
-                              <w:textDirection w:val="btLr"/>
-                            </w:pPr>
-                            <w:r>
-                              <w:rPr>
-                                <w:rFonts w:ascii="Century Gothic" w:cs="Century Gothic" w:eastAsia="Century Gothic" w:hAnsi="Century Gothic"/>
-                                <w:b w:val="1"/>
-                                <w:i w:val="0"/>
-                                <w:smallCaps w:val="0"/>
-                                <w:strike w:val="0"/>
-                                <w:color w:val="1f497d"/>
-                                <w:sz w:val="22"/>
-                                <w:vertAlign w:val="baseline"/>
-                              </w:rPr>
-                            </w:r>
-                          </w:p>
-                          <w:p>
-                            <w:pPr>
-                              <w:spacing w:after="0" w:before="50" w:line="240"/>
-                              <w:ind w:left="0" w:right="0" w:firstLine="0"/>
-                              <w:jc w:val="left"/>
-                              <w:textDirection w:val="btLr"/>
-                            </w:pPr>
-                            <w:r>
-                              <w:rPr>
-                                <w:rFonts w:ascii="Century Gothic" w:cs="Century Gothic" w:eastAsia="Century Gothic" w:hAnsi="Century Gothic"/>
-                                <w:b w:val="1"/>
-                                <w:i w:val="0"/>
-                                <w:smallCaps w:val="0"/>
-                                <w:strike w:val="0"/>
-                                <w:color w:val="1f497d"/>
-                                <w:sz w:val="22"/>
-                                <w:vertAlign w:val="baseline"/>
-                              </w:rPr>
-                            </w:r>
-                          </w:p>
-                          <w:p>
-                            <w:pPr>
-                              <w:spacing w:after="0" w:before="50" w:line="240"/>
-                              <w:ind w:left="103.00000190734863" w:right="0" w:firstLine="103.00000190734863"/>
-                              <w:jc w:val="left"/>
-                              <w:textDirection w:val="btLr"/>
-                            </w:pPr>
-                            <w:r>
-                              <w:rPr>
-                                <w:rFonts w:ascii="Century Gothic" w:cs="Century Gothic" w:eastAsia="Century Gothic" w:hAnsi="Century Gothic"/>
-                                <w:b w:val="1"/>
-                                <w:i w:val="0"/>
-                                <w:smallCaps w:val="0"/>
-                                <w:strike w:val="0"/>
-                                <w:color w:val="1f497d"/>
-                                <w:sz w:val="22"/>
-                                <w:vertAlign w:val="baseline"/>
-                              </w:rPr>
-                            </w:r>
-                          </w:p>
-                        </w:txbxContent>
-                      </wps:txbx>
-                      <wps:bodyPr anchorCtr="0" anchor="t" bIns="0" lIns="0" spcFirstLastPara="1" rIns="0" wrap="square" tIns="0">
-                        <a:noAutofit/>
-                      </wps:bodyPr>
-                    </wps:wsp>
+                      </wpg:grpSpPr>
+                      <wps:wsp>
+                        <wps:cNvSpPr/>
+                        <wps:cNvPr id="2" name="Shape 2"/>
+                        <wps:spPr>
+                          <a:xfrm>
+                            <a:off x="2002650" y="498525"/>
+                            <a:ext cx="6686700" cy="6458400"/>
+                          </a:xfrm>
+                          <a:prstGeom prst="rect">
+                            <a:avLst/>
+                          </a:prstGeom>
+                          <a:noFill/>
+                          <a:ln cap="flat" cmpd="sng" w="9525">
+                            <a:solidFill>
+                              <a:srgbClr val="000000"/>
+                            </a:solidFill>
+                            <a:prstDash val="solid"/>
+                            <a:miter lim="800000"/>
+                            <a:headEnd len="sm" w="sm" type="none"/>
+                            <a:tailEnd len="sm" w="sm" type="none"/>
+                          </a:ln>
+                        </wps:spPr>
+                        <wps:txbx>
+                          <w:txbxContent>
+                            <w:p>
+                              <w:pPr>
+                                <w:spacing w:after="0" w:before="50" w:line="240"/>
+                                <w:ind w:left="0" w:right="0" w:firstLine="0"/>
+                                <w:jc w:val="left"/>
+                                <w:textDirection w:val="btLr"/>
+                              </w:pPr>
+                              <w:r>
+                                <w:rPr>
+                                  <w:rFonts w:ascii="Trebuchet MS" w:cs="Trebuchet MS" w:eastAsia="Trebuchet MS" w:hAnsi="Trebuchet MS"/>
+                                  <w:b w:val="0"/>
+                                  <w:i w:val="0"/>
+                                  <w:smallCaps w:val="0"/>
+                                  <w:strike w:val="0"/>
+                                  <w:color w:val="000000"/>
+                                  <w:sz w:val="20"/>
+                                  <w:vertAlign w:val="baseline"/>
+                                </w:rPr>
+                                <w:t xml:space="preserve"> </w:t>
+                              </w:r>
+                              <w:r>
+                                <w:rPr>
+                                  <w:rFonts w:ascii="Century Gothic" w:cs="Century Gothic" w:eastAsia="Century Gothic" w:hAnsi="Century Gothic"/>
+                                  <w:b w:val="1"/>
+                                  <w:i w:val="0"/>
+                                  <w:smallCaps w:val="0"/>
+                                  <w:strike w:val="0"/>
+                                  <w:color w:val="1f497d"/>
+                                  <w:sz w:val="22"/>
+                                  <w:vertAlign w:val="baseline"/>
+                                </w:rPr>
+                                <w:t xml:space="preserve">Candidate First Name:  {{ first_name }}</w:t>
+                              </w:r>
+                            </w:p>
+                            <w:p>
+                              <w:pPr>
+                                <w:spacing w:after="0" w:before="50" w:line="240"/>
+                                <w:ind w:left="0" w:right="0" w:firstLine="0"/>
+                                <w:jc w:val="left"/>
+                                <w:textDirection w:val="btLr"/>
+                              </w:pPr>
+                              <w:r>
+                                <w:rPr>
+                                  <w:rFonts w:ascii="Century Gothic" w:cs="Century Gothic" w:eastAsia="Century Gothic" w:hAnsi="Century Gothic"/>
+                                  <w:b w:val="1"/>
+                                  <w:i w:val="0"/>
+                                  <w:smallCaps w:val="0"/>
+                                  <w:strike w:val="0"/>
+                                  <w:color w:val="1f497d"/>
+                                  <w:sz w:val="22"/>
+                                  <w:vertAlign w:val="baseline"/>
+                                </w:rPr>
+                              </w:r>
+                              <w:r>
+                                <w:rPr>
+                                  <w:rFonts w:ascii="Century Gothic" w:cs="Century Gothic" w:eastAsia="Century Gothic" w:hAnsi="Century Gothic"/>
+                                  <w:b w:val="1"/>
+                                  <w:i w:val="0"/>
+                                  <w:smallCaps w:val="0"/>
+                                  <w:strike w:val="0"/>
+                                  <w:color w:val="1f497d"/>
+                                  <w:sz w:val="22"/>
+                                  <w:vertAlign w:val="baseline"/>
+                                </w:rPr>
+                                <w:t xml:space="preserve">(As per PAN/Aadhar)</w:t>
+                              </w:r>
+                            </w:p>
+                            <w:p>
+                              <w:pPr>
+                                <w:spacing w:after="0" w:before="50" w:line="240"/>
+                                <w:ind w:left="0" w:right="0" w:firstLine="0"/>
+                                <w:jc w:val="left"/>
+                                <w:textDirection w:val="btLr"/>
+                              </w:pPr>
+                              <w:r>
+                                <w:rPr>
+                                  <w:rFonts w:ascii="Century Gothic" w:cs="Century Gothic" w:eastAsia="Century Gothic" w:hAnsi="Century Gothic"/>
+                                  <w:b w:val="1"/>
+                                  <w:i w:val="0"/>
+                                  <w:smallCaps w:val="0"/>
+                                  <w:strike w:val="0"/>
+                                  <w:color w:val="1f497d"/>
+                                  <w:sz w:val="22"/>
+                                  <w:vertAlign w:val="baseline"/>
+                                </w:rPr>
+                              </w:r>
+                            </w:p>
+                            <w:p>
+                              <w:pPr>
+                                <w:spacing w:after="0" w:before="50" w:line="240"/>
+                                <w:ind w:left="0" w:right="0" w:firstLine="0"/>
+                                <w:jc w:val="left"/>
+                                <w:textDirection w:val="btLr"/>
+                              </w:pPr>
+                              <w:r>
+                                <w:rPr>
+                                  <w:rFonts w:ascii="Century Gothic" w:cs="Century Gothic" w:eastAsia="Century Gothic" w:hAnsi="Century Gothic"/>
+                                  <w:b w:val="1"/>
+                                  <w:i w:val="0"/>
+                                  <w:smallCaps w:val="0"/>
+                                  <w:strike w:val="0"/>
+                                  <w:color w:val="1f497d"/>
+                                  <w:sz w:val="22"/>
+                                  <w:vertAlign w:val="baseline"/>
+                                </w:rPr>
+                              </w:r>
+                              <w:r>
+                                <w:rPr>
+                                  <w:rFonts w:ascii="Century Gothic" w:cs="Century Gothic" w:eastAsia="Century Gothic" w:hAnsi="Century Gothic"/>
+                                  <w:b w:val="1"/>
+                                  <w:i w:val="0"/>
+                                  <w:smallCaps w:val="0"/>
+                                  <w:strike w:val="0"/>
+                                  <w:color w:val="1f497d"/>
+                                  <w:sz w:val="22"/>
+                                  <w:vertAlign w:val="baseline"/>
+                                </w:rPr>
+                                <w:t xml:space="preserve"> Candidate Last Name: {{ last_name }}</w:t>
+                              </w:r>
+                              <w:r>
+                                <w:rPr>
+                                  <w:rFonts w:ascii="Century Gothic" w:cs="Century Gothic" w:eastAsia="Century Gothic" w:hAnsi="Century Gothic"/>
+                                  <w:b w:val="1"/>
+                                  <w:i w:val="0"/>
+                                  <w:smallCaps w:val="0"/>
+                                  <w:strike w:val="0"/>
+                                  <w:color w:val="1f497d"/>
+                                  <w:sz w:val="22"/>
+                                  <w:vertAlign w:val="baseline"/>
+                                </w:rPr>
+                                <w:br w:type="textWrapping"/>
+                              </w:r>
+                              <w:r>
+                                <w:rPr>
+                                  <w:rFonts w:ascii="Century Gothic" w:cs="Century Gothic" w:eastAsia="Century Gothic" w:hAnsi="Century Gothic"/>
+                                  <w:b w:val="1"/>
+                                  <w:i w:val="0"/>
+                                  <w:smallCaps w:val="0"/>
+                                  <w:strike w:val="0"/>
+                                  <w:color w:val="1f497d"/>
+                                  <w:sz w:val="22"/>
+                                  <w:vertAlign w:val="baseline"/>
+                                </w:rPr>
+                                <w:t xml:space="preserve"> (As per PAN/Aadhar)</w:t>
+                              </w:r>
+                            </w:p>
+                            <w:p>
+                              <w:pPr>
+                                <w:spacing w:after="0" w:before="50" w:line="240"/>
+                                <w:ind w:left="0" w:right="0" w:firstLine="0"/>
+                                <w:jc w:val="left"/>
+                                <w:textDirection w:val="btLr"/>
+                              </w:pPr>
+                              <w:r>
+                                <w:rPr>
+                                  <w:rFonts w:ascii="Century Gothic" w:cs="Century Gothic" w:eastAsia="Century Gothic" w:hAnsi="Century Gothic"/>
+                                  <w:b w:val="1"/>
+                                  <w:i w:val="0"/>
+                                  <w:smallCaps w:val="0"/>
+                                  <w:strike w:val="0"/>
+                                  <w:color w:val="1f497d"/>
+                                  <w:sz w:val="22"/>
+                                  <w:vertAlign w:val="baseline"/>
+                                </w:rPr>
+                              </w:r>
+                            </w:p>
+                            <w:p>
+                              <w:pPr>
+                                <w:spacing w:after="0" w:before="50" w:line="240"/>
+                                <w:ind w:left="0" w:right="0" w:firstLine="0"/>
+                                <w:jc w:val="left"/>
+                                <w:textDirection w:val="btLr"/>
+                              </w:pPr>
+                              <w:r>
+                                <w:rPr>
+                                  <w:rFonts w:ascii="Century Gothic" w:cs="Century Gothic" w:eastAsia="Century Gothic" w:hAnsi="Century Gothic"/>
+                                  <w:b w:val="1"/>
+                                  <w:i w:val="0"/>
+                                  <w:smallCaps w:val="0"/>
+                                  <w:strike w:val="0"/>
+                                  <w:color w:val="1f497d"/>
+                                  <w:sz w:val="22"/>
+                                  <w:vertAlign w:val="baseline"/>
+                                </w:rPr>
+                              </w:r>
+                              <w:r>
+                                <w:rPr>
+                                  <w:rFonts w:ascii="Century Gothic" w:cs="Century Gothic" w:eastAsia="Century Gothic" w:hAnsi="Century Gothic"/>
+                                  <w:b w:val="1"/>
+                                  <w:i w:val="0"/>
+                                  <w:smallCaps w:val="0"/>
+                                  <w:strike w:val="0"/>
+                                  <w:color w:val="1f497d"/>
+                                  <w:sz w:val="22"/>
+                                  <w:vertAlign w:val="baseline"/>
+                                </w:rPr>
+                                <w:t xml:space="preserve"> Notice Period of the Candidate: {{ notice_period }}</w:t>
+                              </w:r>
+                            </w:p>
+                            <w:p>
+                              <w:pPr>
+                                <w:spacing w:after="0" w:before="50" w:line="240"/>
+                                <w:ind w:left="0" w:right="0" w:firstLine="0"/>
+                                <w:jc w:val="left"/>
+                                <w:textDirection w:val="btLr"/>
+                              </w:pPr>
+                              <w:r>
+                                <w:rPr>
+                                  <w:rFonts w:ascii="Century Gothic" w:cs="Century Gothic" w:eastAsia="Century Gothic" w:hAnsi="Century Gothic"/>
+                                  <w:b w:val="1"/>
+                                  <w:i w:val="0"/>
+                                  <w:smallCaps w:val="0"/>
+                                  <w:strike w:val="0"/>
+                                  <w:color w:val="1f497d"/>
+                                  <w:sz w:val="22"/>
+                                  <w:vertAlign w:val="baseline"/>
+                                </w:rPr>
+                              </w:r>
+                            </w:p>
+                            <w:p>
+                              <w:pPr>
+                                <w:spacing w:after="0" w:before="50" w:line="240"/>
+                                <w:ind w:left="0" w:right="0" w:firstLine="0"/>
+                                <w:jc w:val="left"/>
+                                <w:textDirection w:val="btLr"/>
+                              </w:pPr>
+                              <w:r>
+                                <w:rPr>
+                                  <w:rFonts w:ascii="Century Gothic" w:cs="Century Gothic" w:eastAsia="Century Gothic" w:hAnsi="Century Gothic"/>
+                                  <w:b w:val="1"/>
+                                  <w:i w:val="0"/>
+                                  <w:smallCaps w:val="0"/>
+                                  <w:strike w:val="0"/>
+                                  <w:color w:val="1f497d"/>
+                                  <w:sz w:val="22"/>
+                                  <w:vertAlign w:val="baseline"/>
+                                </w:rPr>
+                              </w:r>
+                              <w:r>
+                                <w:rPr>
+                                  <w:rFonts w:ascii="Century Gothic" w:cs="Century Gothic" w:eastAsia="Century Gothic" w:hAnsi="Century Gothic"/>
+                                  <w:b w:val="1"/>
+                                  <w:i w:val="0"/>
+                                  <w:smallCaps w:val="0"/>
+                                  <w:strike w:val="0"/>
+                                  <w:color w:val="1f497d"/>
+                                  <w:sz w:val="22"/>
+                                  <w:vertAlign w:val="baseline"/>
+                                </w:rPr>
+                                <w:t xml:space="preserve"> Internal or External Candidate: {{ candidate_type }}</w:t>
+                              </w:r>
+                            </w:p>
+                            <w:p>
+                              <w:pPr>
+                                <w:spacing w:after="0" w:before="50" w:line="240"/>
+                                <w:ind w:left="0" w:right="0" w:firstLine="0"/>
+                                <w:jc w:val="left"/>
+                                <w:textDirection w:val="btLr"/>
+                              </w:pPr>
+                              <w:r>
+                                <w:rPr>
+                                  <w:rFonts w:ascii="Century Gothic" w:cs="Century Gothic" w:eastAsia="Century Gothic" w:hAnsi="Century Gothic"/>
+                                  <w:b w:val="1"/>
+                                  <w:i w:val="0"/>
+                                  <w:smallCaps w:val="0"/>
+                                  <w:strike w:val="0"/>
+                                  <w:color w:val="1f497d"/>
+                                  <w:sz w:val="22"/>
+                                  <w:vertAlign w:val="baseline"/>
+                                </w:rPr>
+                              </w:r>
+                            </w:p>
+                            <w:p>
+                              <w:pPr>
+                                <w:spacing w:after="0" w:before="50" w:line="240"/>
+                                <w:ind w:left="0" w:right="0" w:firstLine="0"/>
+                                <w:jc w:val="left"/>
+                                <w:textDirection w:val="btLr"/>
+                              </w:pPr>
+                              <w:r>
+                                <w:rPr>
+                                  <w:rFonts w:ascii="Century Gothic" w:cs="Century Gothic" w:eastAsia="Century Gothic" w:hAnsi="Century Gothic"/>
+                                  <w:b w:val="1"/>
+                                  <w:i w:val="0"/>
+                                  <w:smallCaps w:val="0"/>
+                                  <w:strike w:val="0"/>
+                                  <w:color w:val="1f497d"/>
+                                  <w:sz w:val="22"/>
+                                  <w:vertAlign w:val="baseline"/>
+                                </w:rPr>
+                              </w:r>
+                              <w:r>
+                                <w:rPr>
+                                  <w:rFonts w:ascii="Century Gothic" w:cs="Century Gothic" w:eastAsia="Century Gothic" w:hAnsi="Century Gothic"/>
+                                  <w:b w:val="1"/>
+                                  <w:i w:val="0"/>
+                                  <w:smallCaps w:val="0"/>
+                                  <w:strike w:val="0"/>
+                                  <w:color w:val="1f497d"/>
+                                  <w:sz w:val="22"/>
+                                  <w:vertAlign w:val="baseline"/>
+                                </w:rPr>
+                                <w:t xml:space="preserve"> Interview Availability Date: {{ interview_availability }}</w:t>
+                              </w:r>
+                            </w:p>
+                            <w:p>
+                              <w:pPr>
+                                <w:spacing w:after="0" w:before="50" w:line="240"/>
+                                <w:ind w:left="0" w:right="0" w:firstLine="0"/>
+                                <w:jc w:val="left"/>
+                                <w:textDirection w:val="btLr"/>
+                              </w:pPr>
+                              <w:r>
+                                <w:rPr>
+                                  <w:rFonts w:ascii="Century Gothic" w:cs="Century Gothic" w:eastAsia="Century Gothic" w:hAnsi="Century Gothic"/>
+                                  <w:b w:val="1"/>
+                                  <w:i w:val="0"/>
+                                  <w:smallCaps w:val="0"/>
+                                  <w:strike w:val="0"/>
+                                  <w:color w:val="1f497d"/>
+                                  <w:sz w:val="22"/>
+                                  <w:vertAlign w:val="baseline"/>
+                                </w:rPr>
+                              </w:r>
+                            </w:p>
+                            <w:p>
+                              <w:pPr>
+                                <w:spacing w:after="0" w:before="50" w:line="240"/>
+                                <w:ind w:left="0" w:right="0" w:firstLine="0"/>
+                                <w:jc w:val="left"/>
+                                <w:textDirection w:val="btLr"/>
+                              </w:pPr>
+                              <w:r>
+                                <w:rPr>
+                                  <w:rFonts w:ascii="Century Gothic" w:cs="Century Gothic" w:eastAsia="Century Gothic" w:hAnsi="Century Gothic"/>
+                                  <w:b w:val="1"/>
+                                  <w:i w:val="0"/>
+                                  <w:smallCaps w:val="0"/>
+                                  <w:strike w:val="0"/>
+                                  <w:color w:val="1f497d"/>
+                                  <w:sz w:val="22"/>
+                                  <w:vertAlign w:val="baseline"/>
+                                </w:rPr>
+                              </w:r>
+                              <w:r>
+                                <w:rPr>
+                                  <w:rFonts w:ascii="Century Gothic" w:cs="Century Gothic" w:eastAsia="Century Gothic" w:hAnsi="Century Gothic"/>
+                                  <w:b w:val="1"/>
+                                  <w:i w:val="0"/>
+                                  <w:smallCaps w:val="0"/>
+                                  <w:strike w:val="0"/>
+                                  <w:color w:val="1f497d"/>
+                                  <w:sz w:val="22"/>
+                                  <w:vertAlign w:val="baseline"/>
+                                </w:rPr>
+                                <w:t xml:space="preserve"> Start Availability Date: {{ start_availability }}</w:t>
+                              </w:r>
+                            </w:p>
+                            <w:p>
+                              <w:pPr>
+                                <w:spacing w:after="0" w:before="50" w:line="240"/>
+                                <w:ind w:left="0" w:right="0" w:firstLine="0"/>
+                                <w:jc w:val="left"/>
+                                <w:textDirection w:val="btLr"/>
+                              </w:pPr>
+                              <w:r>
+                                <w:rPr>
+                                  <w:rFonts w:ascii="Century Gothic" w:cs="Century Gothic" w:eastAsia="Century Gothic" w:hAnsi="Century Gothic"/>
+                                  <w:b w:val="1"/>
+                                  <w:i w:val="0"/>
+                                  <w:smallCaps w:val="0"/>
+                                  <w:strike w:val="0"/>
+                                  <w:color w:val="1f497d"/>
+                                  <w:sz w:val="22"/>
+                                  <w:vertAlign w:val="baseline"/>
+                                </w:rPr>
+                              </w:r>
+                            </w:p>
+                            <w:p>
+                              <w:pPr>
+                                <w:spacing w:after="0" w:before="50" w:line="240"/>
+                                <w:ind w:left="0" w:right="0" w:firstLine="0"/>
+                                <w:jc w:val="left"/>
+                                <w:textDirection w:val="btLr"/>
+                              </w:pPr>
+                              <w:r>
+                                <w:rPr>
+                                  <w:rFonts w:ascii="Century Gothic" w:cs="Century Gothic" w:eastAsia="Century Gothic" w:hAnsi="Century Gothic"/>
+                                  <w:b w:val="1"/>
+                                  <w:i w:val="0"/>
+                                  <w:smallCaps w:val="0"/>
+                                  <w:strike w:val="0"/>
+                                  <w:color w:val="1f497d"/>
+                                  <w:sz w:val="22"/>
+                                  <w:vertAlign w:val="baseline"/>
+                                </w:rPr>
+                              </w:r>
+                              <w:r>
+                                <w:rPr>
+                                  <w:rFonts w:ascii="Century Gothic" w:cs="Century Gothic" w:eastAsia="Century Gothic" w:hAnsi="Century Gothic"/>
+                                  <w:b w:val="1"/>
+                                  <w:i w:val="0"/>
+                                  <w:smallCaps w:val="0"/>
+                                  <w:strike w:val="0"/>
+                                  <w:color w:val="1f497d"/>
+                                  <w:sz w:val="22"/>
+                                  <w:vertAlign w:val="baseline"/>
+                                </w:rPr>
+                                <w:t xml:space="preserve">Has the candidate worked directly for Ford before? (Yes/No) {{ worked_with_ford_before }}</w:t>
+                              </w:r>
+                            </w:p>
+                            <w:p>
+                              <w:pPr>
+                                <w:spacing w:after="0" w:before="50" w:line="240"/>
+                                <w:ind w:left="0" w:right="0" w:firstLine="0"/>
+                                <w:jc w:val="left"/>
+                                <w:textDirection w:val="btLr"/>
+                              </w:pPr>
+                              <w:r>
+                                <w:rPr>
+                                  <w:rFonts w:ascii="Century Gothic" w:cs="Century Gothic" w:eastAsia="Century Gothic" w:hAnsi="Century Gothic"/>
+                                  <w:b w:val="1"/>
+                                  <w:i w:val="0"/>
+                                  <w:smallCaps w:val="0"/>
+                                  <w:strike w:val="0"/>
+                                  <w:color w:val="1f497d"/>
+                                  <w:sz w:val="22"/>
+                                  <w:vertAlign w:val="baseline"/>
+                                </w:rPr>
+                              </w:r>
+                              <w:r>
+                                <w:rPr>
+                                  <w:rFonts w:ascii="Century Gothic" w:cs="Century Gothic" w:eastAsia="Century Gothic" w:hAnsi="Century Gothic"/>
+                                  <w:b w:val="1"/>
+                                  <w:i w:val="0"/>
+                                  <w:smallCaps w:val="0"/>
+                                  <w:strike w:val="0"/>
+                                  <w:color w:val="1f497d"/>
+                                  <w:sz w:val="22"/>
+                                  <w:vertAlign w:val="baseline"/>
+                                </w:rPr>
+                                <w:t xml:space="preserve"> Has the candidate worked for Ford as an Agency worker before? (Yes/No)  {{ worked_with_ford_agency_before }}</w:t>
+                              </w:r>
+                            </w:p>
+                            <w:p>
+                              <w:pPr>
+                                <w:spacing w:after="0" w:before="50" w:line="240"/>
+                                <w:ind w:left="0" w:right="0" w:firstLine="0"/>
+                                <w:jc w:val="left"/>
+                                <w:textDirection w:val="btLr"/>
+                              </w:pPr>
+                              <w:r>
+                                <w:rPr>
+                                  <w:rFonts w:ascii="Century Gothic" w:cs="Century Gothic" w:eastAsia="Century Gothic" w:hAnsi="Century Gothic"/>
+                                  <w:b w:val="1"/>
+                                  <w:i w:val="0"/>
+                                  <w:smallCaps w:val="0"/>
+                                  <w:strike w:val="0"/>
+                                  <w:color w:val="1f497d"/>
+                                  <w:sz w:val="22"/>
+                                  <w:vertAlign w:val="baseline"/>
+                                </w:rPr>
+                              </w:r>
+                            </w:p>
+                            <w:p>
+                              <w:pPr>
+                                <w:spacing w:after="0" w:before="50" w:line="240"/>
+                                <w:ind w:left="720" w:right="0" w:firstLine="1440"/>
+                                <w:jc w:val="left"/>
+                                <w:textDirection w:val="btLr"/>
+                              </w:pPr>
+                              <w:r>
+                                <w:rPr>
+                                  <w:rFonts w:ascii="Century Gothic" w:cs="Century Gothic" w:eastAsia="Century Gothic" w:hAnsi="Century Gothic"/>
+                                  <w:b w:val="1"/>
+                                  <w:i w:val="0"/>
+                                  <w:smallCaps w:val="0"/>
+                                  <w:strike w:val="0"/>
+                                  <w:color w:val="1f497d"/>
+                                  <w:sz w:val="22"/>
+                                  <w:vertAlign w:val="baseline"/>
+                                </w:rPr>
+                              </w:r>
+                              <w:r>
+                                <w:rPr>
+                                  <w:rFonts w:ascii="Century Gothic" w:cs="Century Gothic" w:eastAsia="Century Gothic" w:hAnsi="Century Gothic"/>
+                                  <w:b w:val="1"/>
+                                  <w:i w:val="0"/>
+                                  <w:smallCaps w:val="0"/>
+                                  <w:strike w:val="0"/>
+                                  <w:color w:val="1f497d"/>
+                                  <w:sz w:val="22"/>
+                                  <w:vertAlign w:val="baseline"/>
+                                </w:rPr>
+                                <w:t xml:space="preserve"> If yes to either of the above, please specify the below details:</w:t>
+                              </w:r>
+                            </w:p>
+                            <w:p>
+                              <w:pPr>
+                                <w:spacing w:after="0" w:before="50" w:line="240"/>
+                                <w:ind w:left="1640" w:right="0" w:firstLine="4720"/>
+                                <w:jc w:val="left"/>
+                                <w:textDirection w:val="btLr"/>
+                              </w:pPr>
+                              <w:r>
+                                <w:rPr>
+                                  <w:rFonts w:ascii="Century Gothic" w:cs="Century Gothic" w:eastAsia="Century Gothic" w:hAnsi="Century Gothic"/>
+                                  <w:b w:val="1"/>
+                                  <w:i w:val="0"/>
+                                  <w:smallCaps w:val="0"/>
+                                  <w:strike w:val="0"/>
+                                  <w:color w:val="1f497d"/>
+                                  <w:sz w:val="22"/>
+                                  <w:vertAlign w:val="baseline"/>
+                                </w:rPr>
+                              </w:r>
+                              <w:r>
+                                <w:rPr>
+                                  <w:rFonts w:ascii="Century Gothic" w:cs="Century Gothic" w:eastAsia="Century Gothic" w:hAnsi="Century Gothic"/>
+                                  <w:b w:val="1"/>
+                                  <w:i w:val="0"/>
+                                  <w:smallCaps w:val="0"/>
+                                  <w:strike w:val="0"/>
+                                  <w:color w:val="1f497d"/>
+                                  <w:sz w:val="22"/>
+                                  <w:vertAlign w:val="baseline"/>
+                                </w:rPr>
+                                <w:t xml:space="preserve">CDSID:</w:t>
+                              </w:r>
+                            </w:p>
+                            <w:p>
+                              <w:pPr>
+                                <w:spacing w:after="0" w:before="50" w:line="240"/>
+                                <w:ind w:left="1640" w:right="0" w:firstLine="4720"/>
+                                <w:jc w:val="left"/>
+                                <w:textDirection w:val="btLr"/>
+                              </w:pPr>
+                              <w:r>
+                                <w:rPr>
+                                  <w:rFonts w:ascii="Century Gothic" w:cs="Century Gothic" w:eastAsia="Century Gothic" w:hAnsi="Century Gothic"/>
+                                  <w:b w:val="1"/>
+                                  <w:i w:val="0"/>
+                                  <w:smallCaps w:val="0"/>
+                                  <w:strike w:val="0"/>
+                                  <w:color w:val="1f497d"/>
+                                  <w:sz w:val="22"/>
+                                  <w:vertAlign w:val="baseline"/>
+                                </w:rPr>
+                              </w:r>
+                              <w:r>
+                                <w:rPr>
+                                  <w:rFonts w:ascii="Century Gothic" w:cs="Century Gothic" w:eastAsia="Century Gothic" w:hAnsi="Century Gothic"/>
+                                  <w:b w:val="1"/>
+                                  <w:i w:val="0"/>
+                                  <w:smallCaps w:val="0"/>
+                                  <w:strike w:val="0"/>
+                                  <w:color w:val="1f497d"/>
+                                  <w:sz w:val="22"/>
+                                  <w:vertAlign w:val="baseline"/>
+                                </w:rPr>
+                                <w:t xml:space="preserve">Supervisor:</w:t>
+                              </w:r>
+                            </w:p>
+                            <w:p>
+                              <w:pPr>
+                                <w:spacing w:after="0" w:before="50" w:line="240"/>
+                                <w:ind w:left="1640" w:right="0" w:firstLine="4720"/>
+                                <w:jc w:val="left"/>
+                                <w:textDirection w:val="btLr"/>
+                              </w:pPr>
+                              <w:r>
+                                <w:rPr>
+                                  <w:rFonts w:ascii="Century Gothic" w:cs="Century Gothic" w:eastAsia="Century Gothic" w:hAnsi="Century Gothic"/>
+                                  <w:b w:val="1"/>
+                                  <w:i w:val="0"/>
+                                  <w:smallCaps w:val="0"/>
+                                  <w:strike w:val="0"/>
+                                  <w:color w:val="1f497d"/>
+                                  <w:sz w:val="22"/>
+                                  <w:vertAlign w:val="baseline"/>
+                                </w:rPr>
+                              </w:r>
+                              <w:r>
+                                <w:rPr>
+                                  <w:rFonts w:ascii="Century Gothic" w:cs="Century Gothic" w:eastAsia="Century Gothic" w:hAnsi="Century Gothic"/>
+                                  <w:b w:val="1"/>
+                                  <w:i w:val="0"/>
+                                  <w:smallCaps w:val="0"/>
+                                  <w:strike w:val="0"/>
+                                  <w:color w:val="1f497d"/>
+                                  <w:sz w:val="22"/>
+                                  <w:vertAlign w:val="baseline"/>
+                                </w:rPr>
+                                <w:t xml:space="preserve">Duration of the Project:</w:t>
+                              </w:r>
+                            </w:p>
+                            <w:p>
+                              <w:pPr>
+                                <w:spacing w:after="0" w:before="50" w:line="240"/>
+                                <w:ind w:left="1640" w:right="0" w:firstLine="4720"/>
+                                <w:jc w:val="left"/>
+                                <w:textDirection w:val="btLr"/>
+                              </w:pPr>
+                              <w:r>
+                                <w:rPr>
+                                  <w:rFonts w:ascii="Century Gothic" w:cs="Century Gothic" w:eastAsia="Century Gothic" w:hAnsi="Century Gothic"/>
+                                  <w:b w:val="1"/>
+                                  <w:i w:val="0"/>
+                                  <w:smallCaps w:val="0"/>
+                                  <w:strike w:val="0"/>
+                                  <w:color w:val="1f497d"/>
+                                  <w:sz w:val="22"/>
+                                  <w:vertAlign w:val="baseline"/>
+                                </w:rPr>
+                              </w:r>
+                              <w:r>
+                                <w:rPr>
+                                  <w:rFonts w:ascii="Century Gothic" w:cs="Century Gothic" w:eastAsia="Century Gothic" w:hAnsi="Century Gothic"/>
+                                  <w:b w:val="1"/>
+                                  <w:i w:val="0"/>
+                                  <w:smallCaps w:val="0"/>
+                                  <w:strike w:val="0"/>
+                                  <w:color w:val="1f497d"/>
+                                  <w:sz w:val="22"/>
+                                  <w:vertAlign w:val="baseline"/>
+                                </w:rPr>
+                                <w:t xml:space="preserve">Exit reason:</w:t>
+                              </w:r>
+                            </w:p>
+                            <w:p>
+                              <w:pPr>
+                                <w:spacing w:after="0" w:before="50" w:line="240"/>
+                                <w:ind w:left="0" w:right="0" w:firstLine="0"/>
+                                <w:jc w:val="left"/>
+                                <w:textDirection w:val="btLr"/>
+                              </w:pPr>
+                              <w:r>
+                                <w:rPr>
+                                  <w:rFonts w:ascii="Century Gothic" w:cs="Century Gothic" w:eastAsia="Century Gothic" w:hAnsi="Century Gothic"/>
+                                  <w:b w:val="1"/>
+                                  <w:i w:val="0"/>
+                                  <w:smallCaps w:val="0"/>
+                                  <w:strike w:val="0"/>
+                                  <w:color w:val="1f497d"/>
+                                  <w:sz w:val="22"/>
+                                  <w:vertAlign w:val="baseline"/>
+                                </w:rPr>
+                              </w:r>
+                            </w:p>
+                            <w:p>
+                              <w:pPr>
+                                <w:spacing w:after="0" w:before="50" w:line="240"/>
+                                <w:ind w:left="0" w:right="0" w:firstLine="0"/>
+                                <w:jc w:val="left"/>
+                                <w:textDirection w:val="btLr"/>
+                              </w:pPr>
+                              <w:r>
+                                <w:rPr>
+                                  <w:rFonts w:ascii="Century Gothic" w:cs="Century Gothic" w:eastAsia="Century Gothic" w:hAnsi="Century Gothic"/>
+                                  <w:b w:val="1"/>
+                                  <w:i w:val="0"/>
+                                  <w:smallCaps w:val="0"/>
+                                  <w:strike w:val="0"/>
+                                  <w:color w:val="1f497d"/>
+                                  <w:sz w:val="22"/>
+                                  <w:vertAlign w:val="baseline"/>
+                                </w:rPr>
+                              </w:r>
+                              <w:r>
+                                <w:rPr>
+                                  <w:rFonts w:ascii="Century Gothic" w:cs="Century Gothic" w:eastAsia="Century Gothic" w:hAnsi="Century Gothic"/>
+                                  <w:b w:val="1"/>
+                                  <w:i w:val="0"/>
+                                  <w:smallCaps w:val="0"/>
+                                  <w:strike w:val="0"/>
+                                  <w:color w:val="1f497d"/>
+                                  <w:sz w:val="22"/>
+                                  <w:vertAlign w:val="baseline"/>
+                                </w:rPr>
+                                <w:t xml:space="preserve"> Overall IT Experience: {{ total_experience_years}} Years</w:t>
+                              </w:r>
+                            </w:p>
+                            <w:p>
+                              <w:pPr>
+                                <w:spacing w:after="0" w:before="50" w:line="240"/>
+                                <w:ind w:left="0" w:right="0" w:firstLine="0"/>
+                                <w:jc w:val="left"/>
+                                <w:textDirection w:val="btLr"/>
+                              </w:pPr>
+                              <w:r>
+                                <w:rPr>
+                                  <w:rFonts w:ascii="Century Gothic" w:cs="Century Gothic" w:eastAsia="Century Gothic" w:hAnsi="Century Gothic"/>
+                                  <w:b w:val="1"/>
+                                  <w:i w:val="0"/>
+                                  <w:smallCaps w:val="0"/>
+                                  <w:strike w:val="0"/>
+                                  <w:color w:val="1f497d"/>
+                                  <w:sz w:val="22"/>
+                                  <w:vertAlign w:val="baseline"/>
+                                </w:rPr>
+                              </w:r>
+                            </w:p>
+                            <w:p>
+                              <w:pPr>
+                                <w:spacing w:after="0" w:before="50" w:line="240"/>
+                                <w:ind w:left="0" w:right="0" w:firstLine="0"/>
+                                <w:jc w:val="left"/>
+                                <w:textDirection w:val="btLr"/>
+                              </w:pPr>
+                              <w:r>
+                                <w:rPr>
+                                  <w:rFonts w:ascii="Century Gothic" w:cs="Century Gothic" w:eastAsia="Century Gothic" w:hAnsi="Century Gothic"/>
+                                  <w:b w:val="1"/>
+                                  <w:i w:val="0"/>
+                                  <w:smallCaps w:val="0"/>
+                                  <w:strike w:val="0"/>
+                                  <w:color w:val="1f497d"/>
+                                  <w:sz w:val="22"/>
+                                  <w:vertAlign w:val="baseline"/>
+                                </w:rPr>
+                              </w:r>
+                              <w:r>
+                                <w:rPr>
+                                  <w:rFonts w:ascii="Century Gothic" w:cs="Century Gothic" w:eastAsia="Century Gothic" w:hAnsi="Century Gothic"/>
+                                  <w:b w:val="1"/>
+                                  <w:i w:val="0"/>
+                                  <w:smallCaps w:val="0"/>
+                                  <w:strike w:val="0"/>
+                                  <w:color w:val="1f497d"/>
+                                  <w:sz w:val="22"/>
+                                  <w:vertAlign w:val="baseline"/>
+                                </w:rPr>
+                                <w:t xml:space="preserve"> Experience in Core Skills: {{ relevant_experience_years }} Years</w:t>
+                              </w:r>
+                            </w:p>
+                            <w:p>
+                              <w:pPr>
+                                <w:spacing w:after="0" w:before="50" w:line="240"/>
+                                <w:ind w:left="0" w:right="0" w:firstLine="0"/>
+                                <w:jc w:val="left"/>
+                                <w:textDirection w:val="btLr"/>
+                              </w:pPr>
+                              <w:r>
+                                <w:rPr>
+                                  <w:rFonts w:ascii="Century Gothic" w:cs="Century Gothic" w:eastAsia="Century Gothic" w:hAnsi="Century Gothic"/>
+                                  <w:b w:val="1"/>
+                                  <w:i w:val="0"/>
+                                  <w:smallCaps w:val="0"/>
+                                  <w:strike w:val="0"/>
+                                  <w:color w:val="1f497d"/>
+                                  <w:sz w:val="22"/>
+                                  <w:vertAlign w:val="baseline"/>
+                                </w:rPr>
+                              </w:r>
+                            </w:p>
+                            <w:p>
+                              <w:pPr>
+                                <w:spacing w:after="0" w:before="50" w:line="240"/>
+                                <w:ind w:left="0" w:right="0" w:firstLine="0"/>
+                                <w:jc w:val="left"/>
+                                <w:textDirection w:val="btLr"/>
+                              </w:pPr>
+                              <w:r>
+                                <w:rPr>
+                                  <w:rFonts w:ascii="Century Gothic" w:cs="Century Gothic" w:eastAsia="Century Gothic" w:hAnsi="Century Gothic"/>
+                                  <w:b w:val="1"/>
+                                  <w:i w:val="0"/>
+                                  <w:smallCaps w:val="0"/>
+                                  <w:strike w:val="0"/>
+                                  <w:color w:val="1f497d"/>
+                                  <w:sz w:val="22"/>
+                                  <w:vertAlign w:val="baseline"/>
+                                </w:rPr>
+                              </w:r>
+                              <w:r>
+                                <w:rPr>
+                                  <w:rFonts w:ascii="Century Gothic" w:cs="Century Gothic" w:eastAsia="Century Gothic" w:hAnsi="Century Gothic"/>
+                                  <w:b w:val="1"/>
+                                  <w:i w:val="0"/>
+                                  <w:smallCaps w:val="0"/>
+                                  <w:strike w:val="0"/>
+                                  <w:color w:val="1f497d"/>
+                                  <w:sz w:val="22"/>
+                                  <w:vertAlign w:val="baseline"/>
+                                </w:rPr>
+                                <w:t xml:space="preserve"> Other relevant Qualification/Certifications, if any:</w:t>
+                              </w:r>
+                            </w:p>
+                            <w:p>
+                              <w:pPr>
+                                <w:spacing w:after="0" w:before="50" w:line="240"/>
+                                <w:ind w:left="0" w:right="0" w:firstLine="0"/>
+                                <w:jc w:val="left"/>
+                                <w:textDirection w:val="btLr"/>
+                              </w:pPr>
+                              <w:r>
+                                <w:rPr>
+                                  <w:rFonts w:ascii="Century Gothic" w:cs="Century Gothic" w:eastAsia="Century Gothic" w:hAnsi="Century Gothic"/>
+                                  <w:b w:val="1"/>
+                                  <w:i w:val="0"/>
+                                  <w:smallCaps w:val="0"/>
+                                  <w:strike w:val="0"/>
+                                  <w:color w:val="1f497d"/>
+                                  <w:sz w:val="22"/>
+                                  <w:vertAlign w:val="baseline"/>
+                                </w:rPr>
+                              </w:r>
+                            </w:p>
+                            <w:p>
+                              <w:pPr>
+                                <w:spacing w:after="0" w:before="50" w:line="240"/>
+                                <w:ind w:left="0" w:right="0" w:firstLine="0"/>
+                                <w:jc w:val="left"/>
+                                <w:textDirection w:val="btLr"/>
+                              </w:pPr>
+                              <w:r>
+                                <w:rPr>
+                                  <w:rFonts w:ascii="Century Gothic" w:cs="Century Gothic" w:eastAsia="Century Gothic" w:hAnsi="Century Gothic"/>
+                                  <w:b w:val="1"/>
+                                  <w:i w:val="0"/>
+                                  <w:smallCaps w:val="0"/>
+                                  <w:strike w:val="0"/>
+                                  <w:color w:val="1f497d"/>
+                                  <w:sz w:val="22"/>
+                                  <w:vertAlign w:val="baseline"/>
+                                </w:rPr>
+                              </w:r>
+                              <w:r>
+                                <w:rPr>
+                                  <w:rFonts w:ascii="Century Gothic" w:cs="Century Gothic" w:eastAsia="Century Gothic" w:hAnsi="Century Gothic"/>
+                                  <w:b w:val="1"/>
+                                  <w:i w:val="0"/>
+                                  <w:smallCaps w:val="0"/>
+                                  <w:strike w:val="0"/>
+                                  <w:color w:val="1f497d"/>
+                                  <w:sz w:val="22"/>
+                                  <w:vertAlign w:val="baseline"/>
+                                </w:rPr>
+                                <w:t xml:space="preserve">Hacker rank Score:     {{ hacker_rank_score }}</w:t>
+                              </w:r>
+                            </w:p>
+                            <w:p>
+                              <w:pPr>
+                                <w:spacing w:after="0" w:before="50" w:line="240"/>
+                                <w:ind w:left="0" w:right="0" w:firstLine="0"/>
+                                <w:jc w:val="left"/>
+                                <w:textDirection w:val="btLr"/>
+                              </w:pPr>
+                              <w:r>
+                                <w:rPr>
+                                  <w:rFonts w:ascii="Century Gothic" w:cs="Century Gothic" w:eastAsia="Century Gothic" w:hAnsi="Century Gothic"/>
+                                  <w:b w:val="1"/>
+                                  <w:i w:val="0"/>
+                                  <w:smallCaps w:val="0"/>
+                                  <w:strike w:val="0"/>
+                                  <w:color w:val="1f497d"/>
+                                  <w:sz w:val="22"/>
+                                  <w:vertAlign w:val="baseline"/>
+                                </w:rPr>
+                              </w:r>
+                            </w:p>
+                            <w:p>
+                              <w:pPr>
+                                <w:spacing w:after="0" w:before="50" w:line="240"/>
+                                <w:ind w:left="0" w:right="0" w:firstLine="0"/>
+                                <w:jc w:val="left"/>
+                                <w:textDirection w:val="btLr"/>
+                              </w:pPr>
+                              <w:r>
+                                <w:rPr>
+                                  <w:rFonts w:ascii="Century Gothic" w:cs="Century Gothic" w:eastAsia="Century Gothic" w:hAnsi="Century Gothic"/>
+                                  <w:b w:val="1"/>
+                                  <w:i w:val="0"/>
+                                  <w:smallCaps w:val="0"/>
+                                  <w:strike w:val="0"/>
+                                  <w:color w:val="1f497d"/>
+                                  <w:sz w:val="22"/>
+                                  <w:vertAlign w:val="baseline"/>
+                                </w:rPr>
+                              </w:r>
+                            </w:p>
+                            <w:p>
+                              <w:pPr>
+                                <w:spacing w:after="0" w:before="50" w:line="240"/>
+                                <w:ind w:left="0" w:right="0" w:firstLine="0"/>
+                                <w:jc w:val="left"/>
+                                <w:textDirection w:val="btLr"/>
+                              </w:pPr>
+                              <w:r>
+                                <w:rPr>
+                                  <w:rFonts w:ascii="Century Gothic" w:cs="Century Gothic" w:eastAsia="Century Gothic" w:hAnsi="Century Gothic"/>
+                                  <w:b w:val="1"/>
+                                  <w:i w:val="0"/>
+                                  <w:smallCaps w:val="0"/>
+                                  <w:strike w:val="0"/>
+                                  <w:color w:val="1f497d"/>
+                                  <w:sz w:val="22"/>
+                                  <w:vertAlign w:val="baseline"/>
+                                </w:rPr>
+                              </w:r>
+                            </w:p>
+                            <w:p>
+                              <w:pPr>
+                                <w:spacing w:after="0" w:before="50" w:line="240"/>
+                                <w:ind w:left="0" w:right="0" w:firstLine="0"/>
+                                <w:jc w:val="left"/>
+                                <w:textDirection w:val="btLr"/>
+                              </w:pPr>
+                              <w:r>
+                                <w:rPr>
+                                  <w:rFonts w:ascii="Century Gothic" w:cs="Century Gothic" w:eastAsia="Century Gothic" w:hAnsi="Century Gothic"/>
+                                  <w:b w:val="1"/>
+                                  <w:i w:val="0"/>
+                                  <w:smallCaps w:val="0"/>
+                                  <w:strike w:val="0"/>
+                                  <w:color w:val="1f497d"/>
+                                  <w:sz w:val="22"/>
+                                  <w:vertAlign w:val="baseline"/>
+                                </w:rPr>
+                              </w:r>
+                            </w:p>
+                            <w:p>
+                              <w:pPr>
+                                <w:spacing w:after="0" w:before="50" w:line="240"/>
+                                <w:ind w:left="0" w:right="0" w:firstLine="0"/>
+                                <w:jc w:val="left"/>
+                                <w:textDirection w:val="btLr"/>
+                              </w:pPr>
+                              <w:r>
+                                <w:rPr>
+                                  <w:rFonts w:ascii="Century Gothic" w:cs="Century Gothic" w:eastAsia="Century Gothic" w:hAnsi="Century Gothic"/>
+                                  <w:b w:val="1"/>
+                                  <w:i w:val="0"/>
+                                  <w:smallCaps w:val="0"/>
+                                  <w:strike w:val="0"/>
+                                  <w:color w:val="1f497d"/>
+                                  <w:sz w:val="22"/>
+                                  <w:vertAlign w:val="baseline"/>
+                                </w:rPr>
+                              </w:r>
+                            </w:p>
+                            <w:p>
+                              <w:pPr>
+                                <w:spacing w:after="0" w:before="50" w:line="240"/>
+                                <w:ind w:left="0" w:right="0" w:firstLine="0"/>
+                                <w:jc w:val="left"/>
+                                <w:textDirection w:val="btLr"/>
+                              </w:pPr>
+                              <w:r>
+                                <w:rPr>
+                                  <w:rFonts w:ascii="Century Gothic" w:cs="Century Gothic" w:eastAsia="Century Gothic" w:hAnsi="Century Gothic"/>
+                                  <w:b w:val="1"/>
+                                  <w:i w:val="0"/>
+                                  <w:smallCaps w:val="0"/>
+                                  <w:strike w:val="0"/>
+                                  <w:color w:val="1f497d"/>
+                                  <w:sz w:val="22"/>
+                                  <w:vertAlign w:val="baseline"/>
+                                </w:rPr>
+                              </w:r>
+                            </w:p>
+                            <w:p>
+                              <w:pPr>
+                                <w:spacing w:after="0" w:before="50" w:line="240"/>
+                                <w:ind w:left="0" w:right="0" w:firstLine="0"/>
+                                <w:jc w:val="left"/>
+                                <w:textDirection w:val="btLr"/>
+                              </w:pPr>
+                              <w:r>
+                                <w:rPr>
+                                  <w:rFonts w:ascii="Century Gothic" w:cs="Century Gothic" w:eastAsia="Century Gothic" w:hAnsi="Century Gothic"/>
+                                  <w:b w:val="1"/>
+                                  <w:i w:val="0"/>
+                                  <w:smallCaps w:val="0"/>
+                                  <w:strike w:val="0"/>
+                                  <w:color w:val="1f497d"/>
+                                  <w:sz w:val="22"/>
+                                  <w:vertAlign w:val="baseline"/>
+                                </w:rPr>
+                              </w:r>
+                            </w:p>
+                            <w:p>
+                              <w:pPr>
+                                <w:spacing w:after="0" w:before="50" w:line="240"/>
+                                <w:ind w:left="103.00000190734863" w:right="0" w:firstLine="206.00000381469727"/>
+                                <w:jc w:val="left"/>
+                                <w:textDirection w:val="btLr"/>
+                              </w:pPr>
+                              <w:r>
+                                <w:rPr>
+                                  <w:rFonts w:ascii="Century Gothic" w:cs="Century Gothic" w:eastAsia="Century Gothic" w:hAnsi="Century Gothic"/>
+                                  <w:b w:val="1"/>
+                                  <w:i w:val="0"/>
+                                  <w:smallCaps w:val="0"/>
+                                  <w:strike w:val="0"/>
+                                  <w:color w:val="1f497d"/>
+                                  <w:sz w:val="22"/>
+                                  <w:vertAlign w:val="baseline"/>
+                                </w:rPr>
+                              </w:r>
+                            </w:p>
+                          </w:txbxContent>
+                        </wps:txbx>
+                        <wps:bodyPr anchorCtr="0" anchor="t" bIns="0" lIns="0" spcFirstLastPara="1" rIns="0" wrap="square" tIns="0">
+                          <a:noAutofit/>
+                        </wps:bodyPr>
+                      </wps:wsp>
+                      <wps:wsp>
+                        <wps:cNvSpPr/>
+                        <wps:cNvPr id="3" name="Shape 3"/>
+                        <wps:spPr>
+                          <a:xfrm>
+                            <a:off x="6438525" y="753100"/>
+                            <a:ext cx="1941300" cy="2004900"/>
+                          </a:xfrm>
+                          <a:prstGeom prst="rect">
+                            <a:avLst/>
+                          </a:prstGeom>
+                          <a:noFill/>
+                          <a:ln cap="flat" cmpd="sng" w="9525">
+                            <a:solidFill>
+                              <a:srgbClr val="000000"/>
+                            </a:solidFill>
+                            <a:prstDash val="solid"/>
+                            <a:miter lim="8000"/>
+                            <a:headEnd len="sm" w="sm" type="none"/>
+                            <a:tailEnd len="sm" w="sm" type="none"/>
+                          </a:ln>
+                        </wps:spPr>
+                        <wps:txbx>
+                          <w:txbxContent>
+                            <w:p>
+                              <w:pPr>
+                                <w:spacing w:after="0" w:before="0" w:line="240"/>
+                                <w:ind w:left="0" w:right="0" w:firstLine="0"/>
+                                <w:jc w:val="center"/>
+                                <w:textDirection w:val="btLr"/>
+                              </w:pPr>
+                            </w:p>
+                            <w:p>
+                              <w:pPr>
+                                <w:spacing w:after="0" w:before="0" w:line="240"/>
+                                <w:ind w:left="0" w:right="0" w:firstLine="0"/>
+                                <w:jc w:val="center"/>
+                                <w:textDirection w:val="btLr"/>
+                              </w:pPr>
+                              <w:r>
+                                <w:rPr>
+                                  <w:rFonts w:ascii="Arial" w:cs="Arial" w:eastAsia="Arial" w:hAnsi="Arial"/>
+                                  <w:b w:val="0"/>
+                                  <w:i w:val="0"/>
+                                  <w:smallCaps w:val="0"/>
+                                  <w:strike w:val="0"/>
+                                  <w:color w:val="000000"/>
+                                  <w:sz w:val="28"/>
+                                  <w:vertAlign w:val="baseline"/>
+                                </w:rPr>
+                              </w:r>
+                            </w:p>
+                            <w:p>
+                              <w:pPr>
+                                <w:spacing w:after="0" w:before="0" w:line="240"/>
+                                <w:ind w:left="0" w:right="0" w:firstLine="0"/>
+                                <w:jc w:val="left"/>
+                                <w:textDirection w:val="btLr"/>
+                              </w:pPr>
+                              <w:r>
+                                <w:rPr>
+                                  <w:rFonts w:ascii="Arial" w:cs="Arial" w:eastAsia="Arial" w:hAnsi="Arial"/>
+                                  <w:b w:val="0"/>
+                                  <w:i w:val="0"/>
+                                  <w:smallCaps w:val="0"/>
+                                  <w:strike w:val="0"/>
+                                  <w:color w:val="000000"/>
+                                  <w:sz w:val="28"/>
+                                  <w:vertAlign w:val="baseline"/>
+                                </w:rPr>
+                              </w:r>
+                            </w:p>
+                            <w:p>
+                              <w:pPr>
+                                <w:spacing w:after="0" w:before="0" w:line="240"/>
+                                <w:ind w:left="0" w:right="0" w:firstLine="0"/>
+                                <w:jc w:val="left"/>
+                                <w:textDirection w:val="btLr"/>
+                              </w:pPr>
+                              <w:r>
+                                <w:rPr>
+                                  <w:rFonts w:ascii="Arial" w:cs="Arial" w:eastAsia="Arial" w:hAnsi="Arial"/>
+                                  <w:b w:val="0"/>
+                                  <w:i w:val="0"/>
+                                  <w:smallCaps w:val="0"/>
+                                  <w:strike w:val="0"/>
+                                  <w:color w:val="000000"/>
+                                  <w:sz w:val="28"/>
+                                  <w:vertAlign w:val="baseline"/>
+                                </w:rPr>
+                              </w:r>
+                            </w:p>
+                            <w:p>
+                              <w:pPr>
+                                <w:spacing w:after="0" w:before="0" w:line="240"/>
+                                <w:ind w:left="0" w:right="0" w:firstLine="0"/>
+                                <w:jc w:val="left"/>
+                                <w:textDirection w:val="btLr"/>
+                              </w:pPr>
+                              <w:r>
+                                <w:rPr>
+                                  <w:rFonts w:ascii="Arial" w:cs="Arial" w:eastAsia="Arial" w:hAnsi="Arial"/>
+                                  <w:b w:val="0"/>
+                                  <w:i w:val="0"/>
+                                  <w:smallCaps w:val="0"/>
+                                  <w:strike w:val="0"/>
+                                  <w:color w:val="000000"/>
+                                  <w:sz w:val="28"/>
+                                  <w:vertAlign w:val="baseline"/>
+                                </w:rPr>
+                              </w:r>
+                              <w:r>
+                                <w:rPr>
+                                  <w:rFonts w:ascii="Arial" w:cs="Arial" w:eastAsia="Arial" w:hAnsi="Arial"/>
+                                  <w:b w:val="0"/>
+                                  <w:i w:val="0"/>
+                                  <w:smallCaps w:val="0"/>
+                                  <w:strike w:val="0"/>
+                                  <w:color w:val="000000"/>
+                                  <w:sz w:val="28"/>
+                                  <w:vertAlign w:val="baseline"/>
+                                </w:rPr>
+                                <w:t xml:space="preserve"> {{candidate_photo}}</w:t>
+                              </w:r>
+                            </w:p>
+                          </w:txbxContent>
+                        </wps:txbx>
+                        <wps:bodyPr anchorCtr="0" anchor="t" bIns="91425" lIns="91425" spcFirstLastPara="1" rIns="91425" wrap="square" tIns="91425">
+                          <a:noAutofit/>
+                        </wps:bodyPr>
+                      </wps:wsp>
+                    </wpg:wgp>
                   </a:graphicData>
                 </a:graphic>
               </wp:inline>
@@ -1186,9 +1353,9 @@
           <mc:Fallback>
             <w:drawing>
               <wp:inline distB="0" distT="0" distL="0" distR="0">
-                <wp:extent cx="6705600" cy="6793277"/>
+                <wp:extent cx="6715125" cy="7077589"/>
                 <wp:effectExtent b="0" l="0" r="0" t="0"/>
-                <wp:docPr id="221" name="image3.png"/>
+                <wp:docPr id="224" name="image3.png"/>
                 <a:graphic>
                   <a:graphicData uri="http://schemas.openxmlformats.org/drawingml/2006/picture">
                     <pic:pic>
@@ -1206,7 +1373,7 @@
                       <pic:spPr>
                         <a:xfrm>
                           <a:off x="0" y="0"/>
-                          <a:ext cx="6705600" cy="6793277"/>
+                          <a:ext cx="6715125" cy="7077589"/>
                         </a:xfrm>
                         <a:prstGeom prst="rect"/>
                         <a:ln/>
@@ -1439,7 +1606,7 @@
           <w:color w:val="1f497d"/>
           <w:rtl w:val="0"/>
         </w:rPr>
-        <w:t xml:space="preserve">{%- for skill in skills %}</w:t>
+        <w:t xml:space="preserve">{%- for skill in relevant_skills %}</w:t>
       </w:r>
     </w:p>
     <w:p>
@@ -2206,6 +2373,11 @@
         </w:rPr>
         <w:t xml:space="preserve">{{csum}}</w:t>
       </w:r>
+      <w:r>
+        <w:rPr>
+          <w:rtl w:val="0"/>
+        </w:rPr>
+      </w:r>
     </w:p>
     <w:p>
       <w:pPr>
@@ -2319,6 +2491,11 @@
         </w:rPr>
         <w:t xml:space="preserve">{{edu.degree}} in {{edu.field_of_study}} from {{edu.institution}} Graduated: {{edu.graduation_date}}</w:t>
       </w:r>
+      <w:r>
+        <w:rPr>
+          <w:rtl w:val="0"/>
+        </w:rPr>
+      </w:r>
     </w:p>
     <w:p>
       <w:pPr>
@@ -2447,6 +2624,11 @@
           <w:rtl w:val="0"/>
         </w:rPr>
         <w:t xml:space="preserve"> {{skill.skills | join(", ")}}</w:t>
+      </w:r>
+      <w:r>
+        <w:rPr>
+          <w:rtl w:val="0"/>
+        </w:rPr>
       </w:r>
     </w:p>
     <w:p>
@@ -2747,6 +2929,11 @@
           <w:rtl w:val="0"/>
         </w:rPr>
         <w:t xml:space="preserve">   {{resp }}</w:t>
+      </w:r>
+      <w:r>
+        <w:rPr>
+          <w:rtl w:val="0"/>
+        </w:rPr>
       </w:r>
     </w:p>
     <w:p>
@@ -3009,7 +3196,7 @@
           <wp:extent cx="1720850" cy="676910"/>
           <wp:effectExtent b="0" l="0" r="0" t="0"/>
           <wp:wrapNone/>
-          <wp:docPr descr="Logo, company name&#10;&#10;Description automatically generated" id="223" name="image1.jpg"/>
+          <wp:docPr descr="Logo, company name&#10;&#10;Description automatically generated" id="225" name="image1.jpg"/>
           <a:graphic>
             <a:graphicData uri="http://schemas.openxmlformats.org/drawingml/2006/picture">
               <pic:pic>
@@ -3095,7 +3282,7 @@
         <wp:inline distB="0" distT="0" distL="0" distR="0">
           <wp:extent cx="1295118" cy="570955"/>
           <wp:effectExtent b="0" l="0" r="0" t="0"/>
-          <wp:docPr descr="A blue logo with white text&#10;&#10;Description automatically generated with low confidence" id="222" name="image2.png"/>
+          <wp:docPr descr="A blue logo with white text&#10;&#10;Description automatically generated with low confidence" id="226" name="image2.png"/>
           <a:graphic>
             <a:graphicData uri="http://schemas.openxmlformats.org/drawingml/2006/picture">
               <pic:pic>
@@ -3911,6 +4098,20 @@
       <w:sz w:val="72"/>
       <w:szCs w:val="72"/>
     </w:rPr>
+  </w:style>
+  <w:style w:type="table" w:styleId="TableNormal" w:default="1">
+    <w:name w:val="TableNormal"/>
+    <w:tblPr>
+      <w:tblCellMar>
+        <w:top w:w="100.0" w:type="dxa"/>
+        <w:left w:w="100.0" w:type="dxa"/>
+        <w:bottom w:w="100.0" w:type="dxa"/>
+        <w:right w:w="100.0" w:type="dxa"/>
+      </w:tblCellMar>
+    </w:tblPr>
+  </w:style>
+  <w:style w:type="paragraph" w:styleId="Normal" w:default="1">
+    <w:name w:val="normal"/>
   </w:style>
   <w:style w:type="table" w:styleId="TableNormal" w:default="1">
     <w:name w:val="TableNormal"/>
@@ -4529,7 +4730,7 @@
 
 <file path=customXML/item1.xml><?xml version="1.0" encoding="utf-8"?>
 <go:gDocsCustomXmlDataStorage xmlns:go="http://customooxmlschemas.google.com/" xmlns:r="http://schemas.openxmlformats.org/officeDocument/2006/relationships" uri="GoogleDocsCustomDataVersion2">
-  <go:docsCustomData xmlns:go="http://customooxmlschemas.google.com/" roundtripDataSignature="AMtx7mj7d6qUFYx50gvp3PxEoUjN2IyIqw==">CgMxLjA4AHIhMUtfc1pwSDAxOEFJT25EZEZYWUd4ZTZrY25uOS1vVEhu</go:docsCustomData>
+  <go:docsCustomData xmlns:go="http://customooxmlschemas.google.com/" roundtripDataSignature="AMtx7mg79WFRJwe38+9g6GJbw2noz4C/lQ==">CgMxLjA4AHIhMWYzclR2WExNUFhFWkdPaWpOREZJZ2F1b0NFN3hyMUpo</go:docsCustomData>
 </go:gDocsCustomXmlDataStorage>
 </file>
 

--- a/templates/ford-india-resume-template.docx
+++ b/templates/ford-india-resume-template.docx
@@ -45,31 +45,6 @@
             <o:lock v:ext="edit" shapetype="t" text="t"/>
           </v:shapetype>
         </w:pict>
-      </w:r>
-    </w:p>
-    <w:p>
-      <w:pPr>
-        <w:keepNext w:val="0"/>
-        <w:keepLines w:val="0"/>
-        <w:pageBreakBefore w:val="0"/>
-        <w:widowControl w:val="0"/>
-        <w:pBdr>
-          <w:top w:space="0" w:sz="0" w:val="nil"/>
-          <w:left w:space="0" w:sz="0" w:val="nil"/>
-          <w:bottom w:space="0" w:sz="0" w:val="nil"/>
-          <w:right w:space="0" w:sz="0" w:val="nil"/>
-          <w:between w:space="0" w:sz="0" w:val="nil"/>
-        </w:pBdr>
-        <w:shd w:fill="auto" w:val="clear"/>
-        <w:spacing w:after="0" w:before="0" w:line="276" w:lineRule="auto"/>
-        <w:ind w:left="0" w:right="0" w:firstLine="0"/>
-        <w:jc w:val="left"/>
-        <w:rPr/>
-      </w:pPr>
-      <w:r>
-        <w:rPr>
-          <w:rtl w:val="0"/>
-        </w:rPr>
       </w:r>
     </w:p>
     <w:p>
@@ -647,13 +622,13 @@
                                   <w:sz w:val="22"/>
                                   <w:vertAlign w:val="baseline"/>
                                 </w:rPr>
-                                <w:t xml:space="preserve"> Has the candidate worked for Ford as an Agency worker before? (Yes/No)  {{ worked_with_ford_agency_before }}</w:t>
+                                <w:t xml:space="preserve">Has the candidate worked for Ford as an Agency worker before? (Yes/No)  {{ worked_with_ford_agency_before }}</w:t>
                               </w:r>
                             </w:p>
                             <w:p>
                               <w:pPr>
                                 <w:spacing w:after="0" w:before="50" w:line="240"/>
-                                <w:ind w:left="0" w:right="0" w:firstLine="0"/>
+                                <w:ind w:left="0" w:right="0" w:firstLine="720"/>
                                 <w:jc w:val="left"/>
                                 <w:textDirection w:val="btLr"/>
                               </w:pPr>
@@ -668,12 +643,25 @@
                                   <w:sz w:val="22"/>
                                   <w:vertAlign w:val="baseline"/>
                                 </w:rPr>
+                              </w:r>
+                              <w:r>
+                                <w:rPr>
+                                  <w:rFonts w:ascii="Century Gothic" w:cs="Century Gothic" w:eastAsia="Century Gothic" w:hAnsi="Century Gothic"/>
+                                  <w:b w:val="1"/>
+                                  <w:i w:val="0"/>
+                                  <w:smallCaps w:val="0"/>
+                                  <w:strike w:val="0"/>
+                                  <w:color w:val="1f497d"/>
+                                  <w:sz w:val="22"/>
+                                  <w:vertAlign w:val="baseline"/>
+                                </w:rPr>
+                                <w:t xml:space="preserve">If yes to either of the above, please specify the below details:</w:t>
                               </w:r>
                             </w:p>
                             <w:p>
                               <w:pPr>
                                 <w:spacing w:after="0" w:before="50" w:line="240"/>
-                                <w:ind w:left="720" w:right="0" w:firstLine="1440"/>
+                                <w:ind w:left="1440" w:right="0" w:firstLine="1080"/>
                                 <w:jc w:val="left"/>
                                 <w:textDirection w:val="btLr"/>
                               </w:pPr>
@@ -700,13 +688,13 @@
                                   <w:sz w:val="22"/>
                                   <w:vertAlign w:val="baseline"/>
                                 </w:rPr>
-                                <w:t xml:space="preserve"> If yes to either of the above, please specify the below details:</w:t>
+                                <w:t xml:space="preserve">CDSID:</w:t>
                               </w:r>
                             </w:p>
                             <w:p>
                               <w:pPr>
                                 <w:spacing w:after="0" w:before="50" w:line="240"/>
-                                <w:ind w:left="1640" w:right="0" w:firstLine="4720"/>
+                                <w:ind w:left="1440" w:right="0" w:firstLine="1080"/>
                                 <w:jc w:val="left"/>
                                 <w:textDirection w:val="btLr"/>
                               </w:pPr>
@@ -733,13 +721,13 @@
                                   <w:sz w:val="22"/>
                                   <w:vertAlign w:val="baseline"/>
                                 </w:rPr>
-                                <w:t xml:space="preserve">CDSID:</w:t>
+                                <w:t xml:space="preserve">Supervisor:</w:t>
                               </w:r>
                             </w:p>
                             <w:p>
                               <w:pPr>
                                 <w:spacing w:after="0" w:before="50" w:line="240"/>
-                                <w:ind w:left="1640" w:right="0" w:firstLine="4720"/>
+                                <w:ind w:left="1440" w:right="0" w:firstLine="1080"/>
                                 <w:jc w:val="left"/>
                                 <w:textDirection w:val="btLr"/>
                               </w:pPr>
@@ -766,46 +754,13 @@
                                   <w:sz w:val="22"/>
                                   <w:vertAlign w:val="baseline"/>
                                 </w:rPr>
-                                <w:t xml:space="preserve">Supervisor:</w:t>
+                                <w:t xml:space="preserve">Duration of the Project:</w:t>
                               </w:r>
                             </w:p>
                             <w:p>
                               <w:pPr>
                                 <w:spacing w:after="0" w:before="50" w:line="240"/>
-                                <w:ind w:left="1640" w:right="0" w:firstLine="4720"/>
-                                <w:jc w:val="left"/>
-                                <w:textDirection w:val="btLr"/>
-                              </w:pPr>
-                              <w:r>
-                                <w:rPr>
-                                  <w:rFonts w:ascii="Century Gothic" w:cs="Century Gothic" w:eastAsia="Century Gothic" w:hAnsi="Century Gothic"/>
-                                  <w:b w:val="1"/>
-                                  <w:i w:val="0"/>
-                                  <w:smallCaps w:val="0"/>
-                                  <w:strike w:val="0"/>
-                                  <w:color w:val="1f497d"/>
-                                  <w:sz w:val="22"/>
-                                  <w:vertAlign w:val="baseline"/>
-                                </w:rPr>
-                              </w:r>
-                              <w:r>
-                                <w:rPr>
-                                  <w:rFonts w:ascii="Century Gothic" w:cs="Century Gothic" w:eastAsia="Century Gothic" w:hAnsi="Century Gothic"/>
-                                  <w:b w:val="1"/>
-                                  <w:i w:val="0"/>
-                                  <w:smallCaps w:val="0"/>
-                                  <w:strike w:val="0"/>
-                                  <w:color w:val="1f497d"/>
-                                  <w:sz w:val="22"/>
-                                  <w:vertAlign w:val="baseline"/>
-                                </w:rPr>
-                                <w:t xml:space="preserve">Duration of the Project:</w:t>
-                              </w:r>
-                            </w:p>
-                            <w:p>
-                              <w:pPr>
-                                <w:spacing w:after="0" w:before="50" w:line="240"/>
-                                <w:ind w:left="1640" w:right="0" w:firstLine="4720"/>
+                                <w:ind w:left="1440" w:right="0" w:firstLine="1080"/>
                                 <w:jc w:val="left"/>
                                 <w:textDirection w:val="btLr"/>
                               </w:pPr>
@@ -1218,8 +1173,8 @@
                         <wps:cNvPr id="3" name="Shape 3"/>
                         <wps:spPr>
                           <a:xfrm>
-                            <a:off x="6438525" y="753100"/>
-                            <a:ext cx="1941300" cy="2004900"/>
+                            <a:off x="6534000" y="753100"/>
+                            <a:ext cx="1845900" cy="1813800"/>
                           </a:xfrm>
                           <a:prstGeom prst="rect">
                             <a:avLst/>
@@ -1284,14 +1239,6 @@
                                   <w:vertAlign w:val="baseline"/>
                                 </w:rPr>
                               </w:r>
-                            </w:p>
-                            <w:p>
-                              <w:pPr>
-                                <w:spacing w:after="0" w:before="0" w:line="240"/>
-                                <w:ind w:left="0" w:right="0" w:firstLine="0"/>
-                                <w:jc w:val="left"/>
-                                <w:textDirection w:val="btLr"/>
-                              </w:pPr>
                               <w:r>
                                 <w:rPr>
                                   <w:rFonts w:ascii="Arial" w:cs="Arial" w:eastAsia="Arial" w:hAnsi="Arial"/>
@@ -1303,39 +1250,7 @@
                                   <w:sz w:val="28"/>
                                   <w:vertAlign w:val="baseline"/>
                                 </w:rPr>
-                              </w:r>
-                            </w:p>
-                            <w:p>
-                              <w:pPr>
-                                <w:spacing w:after="0" w:before="0" w:line="240"/>
-                                <w:ind w:left="0" w:right="0" w:firstLine="0"/>
-                                <w:jc w:val="left"/>
-                                <w:textDirection w:val="btLr"/>
-                              </w:pPr>
-                              <w:r>
-                                <w:rPr>
-                                  <w:rFonts w:ascii="Arial" w:cs="Arial" w:eastAsia="Arial" w:hAnsi="Arial"/>
-                                  <w:b w:val="0"/>
-                                  <w:i w:val="0"/>
-                                  <w:smallCaps w:val="0"/>
-                                  <w:strike w:val="0"/>
-                                  <w:color w:val="000000"/>
-                                  <w:sz w:val="28"/>
-                                  <w:vertAlign w:val="baseline"/>
-                                </w:rPr>
-                              </w:r>
-                              <w:r>
-                                <w:rPr>
-                                  <w:rFonts w:ascii="Arial" w:cs="Arial" w:eastAsia="Arial" w:hAnsi="Arial"/>
-                                  <w:b w:val="0"/>
-                                  <w:i w:val="0"/>
-                                  <w:smallCaps w:val="0"/>
-                                  <w:strike w:val="0"/>
-                                  <w:color w:val="000000"/>
-                                  <w:sz w:val="28"/>
-                                  <w:vertAlign w:val="baseline"/>
-                                </w:rPr>
-                                <w:t xml:space="preserve"> {{candidate_photo}}</w:t>
+                                <w:t xml:space="preserve">{{candidate_photo}}</w:t>
                               </w:r>
                             </w:p>
                           </w:txbxContent>
@@ -2138,6 +2053,17 @@
           <w:rtl w:val="0"/>
         </w:rPr>
         <w:t xml:space="preserve">{% endfor %}</w:t>
+      </w:r>
+    </w:p>
+    <w:p>
+      <w:pPr>
+        <w:spacing w:after="240" w:before="240" w:lineRule="auto"/>
+        <w:rPr/>
+      </w:pPr>
+      <w:r>
+        <w:rPr>
+          <w:rtl w:val="0"/>
+        </w:rPr>
       </w:r>
     </w:p>
     <w:p>

--- a/templates/ford-india-resume-template.docx
+++ b/templates/ford-india-resume-template.docx
@@ -19,32 +19,12 @@
         <w:spacing w:after="0" w:before="0" w:line="276" w:lineRule="auto"/>
         <w:ind w:left="0" w:right="0" w:firstLine="0"/>
         <w:jc w:val="left"/>
-      </w:pPr>
-      <w:r>
-        <w:pict>
-          <v:shapetype id="_x0000_t136" coordsize="21600,21600" o:spt="136.0" adj="10800" path="m@7,l@8,m@5,21600l@6,21600e">
-            <v:formulas>
-              <v:f eqn="sum #0 0 10800"/>
-              <v:f eqn="prod #0 2 1"/>
-              <v:f eqn="sum 21600 0 @1"/>
-              <v:f eqn="sum 0 0 @2"/>
-              <v:f eqn="sum 21600 0 @3"/>
-              <v:f eqn="if @0 @3 0"/>
-              <v:f eqn="if @0 21600 @1"/>
-              <v:f eqn="if @0 0 @2"/>
-              <v:f eqn="if @0 @4 21600"/>
-              <v:f eqn="mid @5 @6"/>
-              <v:f eqn="mid @8 @5"/>
-              <v:f eqn="mid @7 @8"/>
-              <v:f eqn="mid @6 @7"/>
-              <v:f eqn="sum @6 0 @5"/>
-            </v:formulas>
-            <v:path o:connectangles="270,180,90,0" o:connectlocs="@9,0;@10,10800;@11,21600;@12,10800" o:connecttype="custom" textpathok="t"/>
-            <v:textpath fitshape="t" on="t"/>
-            <v:handles/>
-            <o:lock v:ext="edit" shapetype="t" text="t"/>
-          </v:shapetype>
-        </w:pict>
+        <w:rPr/>
+      </w:pPr>
+      <w:r>
+        <w:rPr>
+          <w:rtl w:val="0"/>
+        </w:rPr>
       </w:r>
     </w:p>
     <w:p>
@@ -107,6 +87,12 @@
         <w:ind w:left="0" w:right="0" w:firstLine="0"/>
         <w:jc w:val="left"/>
         <w:rPr>
+          <w:rFonts w:ascii="Century Gothic" w:cs="Century Gothic" w:eastAsia="Century Gothic" w:hAnsi="Century Gothic"/>
+          <w:color w:val="1f497d"/>
+        </w:rPr>
+      </w:pPr>
+      <w:r>
+        <w:rPr>
           <w:rFonts w:ascii="Times New Roman" w:cs="Times New Roman" w:eastAsia="Times New Roman" w:hAnsi="Times New Roman"/>
           <w:b w:val="0"/>
           <w:bCs w:val="0"/>
@@ -121,1144 +107,1295 @@
           <w:shd w:fill="auto" w:val="clear"/>
           <w:vertAlign w:val="baseline"/>
         </w:rPr>
-      </w:pPr>
-      <w:r>
-        <w:rPr>
-          <w:rFonts w:ascii="Times New Roman" w:cs="Times New Roman" w:eastAsia="Times New Roman" w:hAnsi="Times New Roman"/>
-          <w:b w:val="0"/>
-          <w:bCs w:val="0"/>
-          <w:i w:val="0"/>
-          <w:iCs w:val="0"/>
-          <w:smallCaps w:val="0"/>
-          <w:strike w:val="0"/>
-          <w:color w:val="000000"/>
-          <w:sz w:val="22"/>
-          <w:szCs w:val="22"/>
-          <w:u w:val="none"/>
-          <w:shd w:fill="auto" w:val="clear"/>
-          <w:vertAlign w:val="baseline"/>
-        </w:rPr>
         <mc:AlternateContent>
           <mc:Choice Requires="wpg">
             <w:drawing>
               <wp:inline distB="0" distT="0" distL="0" distR="0">
-                <wp:extent cx="6715125" cy="7077589"/>
+                <wp:extent cx="6715125" cy="7304004"/>
                 <wp:effectExtent b="0" l="0" r="0" t="0"/>
-                <wp:docPr id="224" name=""/>
+                <wp:docPr id="1" name=""/>
                 <a:graphic>
                   <a:graphicData uri="http://schemas.microsoft.com/office/word/2010/wordprocessingGroup">
                     <wpg:wgp>
                       <wpg:cNvGrpSpPr/>
                       <wpg:grpSpPr>
                         <a:xfrm>
-                          <a:off x="1997875" y="493750"/>
-                          <a:ext cx="6715125" cy="7077589"/>
-                          <a:chOff x="1997875" y="493750"/>
-                          <a:chExt cx="6696250" cy="6467950"/>
+                          <a:off x="1988425" y="241200"/>
+                          <a:ext cx="6715125" cy="7304004"/>
+                          <a:chOff x="1988425" y="241200"/>
+                          <a:chExt cx="6715150" cy="7077600"/>
                         </a:xfrm>
                       </wpg:grpSpPr>
-                      <wps:wsp>
-                        <wps:cNvSpPr/>
-                        <wps:cNvPr id="2" name="Shape 2"/>
-                        <wps:spPr>
+                      <wpg:grpSp>
+                        <wpg:cNvGrpSpPr/>
+                        <wpg:grpSpPr>
                           <a:xfrm>
-                            <a:off x="2002650" y="498525"/>
-                            <a:ext cx="6686700" cy="6458400"/>
+                            <a:off x="1988438" y="241206"/>
+                            <a:ext cx="6715125" cy="7077589"/>
+                            <a:chOff x="1997875" y="493750"/>
+                            <a:chExt cx="6696250" cy="6467950"/>
                           </a:xfrm>
-                          <a:prstGeom prst="rect">
-                            <a:avLst/>
-                          </a:prstGeom>
-                          <a:noFill/>
-                          <a:ln cap="flat" cmpd="sng" w="9525">
-                            <a:solidFill>
-                              <a:srgbClr val="000000"/>
-                            </a:solidFill>
-                            <a:prstDash val="solid"/>
-                            <a:miter lim="800000"/>
-                            <a:headEnd len="sm" w="sm" type="none"/>
-                            <a:tailEnd len="sm" w="sm" type="none"/>
-                          </a:ln>
-                        </wps:spPr>
-                        <wps:txbx>
-                          <w:txbxContent>
-                            <w:p>
-                              <w:pPr>
-                                <w:spacing w:after="0" w:before="50" w:line="240"/>
-                                <w:ind w:left="0" w:right="0" w:firstLine="0"/>
-                                <w:jc w:val="left"/>
-                                <w:textDirection w:val="btLr"/>
-                              </w:pPr>
-                              <w:r>
-                                <w:rPr>
-                                  <w:rFonts w:ascii="Trebuchet MS" w:cs="Trebuchet MS" w:eastAsia="Trebuchet MS" w:hAnsi="Trebuchet MS"/>
-                                  <w:b w:val="0"/>
-                                  <w:i w:val="0"/>
-                                  <w:smallCaps w:val="0"/>
-                                  <w:strike w:val="0"/>
-                                  <w:color w:val="000000"/>
-                                  <w:sz w:val="20"/>
-                                  <w:vertAlign w:val="baseline"/>
-                                </w:rPr>
-                                <w:t xml:space="preserve"> </w:t>
-                              </w:r>
-                              <w:r>
-                                <w:rPr>
-                                  <w:rFonts w:ascii="Century Gothic" w:cs="Century Gothic" w:eastAsia="Century Gothic" w:hAnsi="Century Gothic"/>
-                                  <w:b w:val="1"/>
-                                  <w:i w:val="0"/>
-                                  <w:smallCaps w:val="0"/>
-                                  <w:strike w:val="0"/>
-                                  <w:color w:val="1f497d"/>
-                                  <w:sz w:val="22"/>
-                                  <w:vertAlign w:val="baseline"/>
-                                </w:rPr>
-                                <w:t xml:space="preserve">Candidate First Name:  {{ first_name }}</w:t>
-                              </w:r>
-                            </w:p>
-                            <w:p>
-                              <w:pPr>
-                                <w:spacing w:after="0" w:before="50" w:line="240"/>
-                                <w:ind w:left="0" w:right="0" w:firstLine="0"/>
-                                <w:jc w:val="left"/>
-                                <w:textDirection w:val="btLr"/>
-                              </w:pPr>
-                              <w:r>
-                                <w:rPr>
-                                  <w:rFonts w:ascii="Century Gothic" w:cs="Century Gothic" w:eastAsia="Century Gothic" w:hAnsi="Century Gothic"/>
-                                  <w:b w:val="1"/>
-                                  <w:i w:val="0"/>
-                                  <w:smallCaps w:val="0"/>
-                                  <w:strike w:val="0"/>
-                                  <w:color w:val="1f497d"/>
-                                  <w:sz w:val="22"/>
-                                  <w:vertAlign w:val="baseline"/>
-                                </w:rPr>
-                              </w:r>
-                              <w:r>
-                                <w:rPr>
-                                  <w:rFonts w:ascii="Century Gothic" w:cs="Century Gothic" w:eastAsia="Century Gothic" w:hAnsi="Century Gothic"/>
-                                  <w:b w:val="1"/>
-                                  <w:i w:val="0"/>
-                                  <w:smallCaps w:val="0"/>
-                                  <w:strike w:val="0"/>
-                                  <w:color w:val="1f497d"/>
-                                  <w:sz w:val="22"/>
-                                  <w:vertAlign w:val="baseline"/>
-                                </w:rPr>
-                                <w:t xml:space="preserve">(As per PAN/Aadhar)</w:t>
-                              </w:r>
-                            </w:p>
-                            <w:p>
-                              <w:pPr>
-                                <w:spacing w:after="0" w:before="50" w:line="240"/>
-                                <w:ind w:left="0" w:right="0" w:firstLine="0"/>
-                                <w:jc w:val="left"/>
-                                <w:textDirection w:val="btLr"/>
-                              </w:pPr>
-                              <w:r>
-                                <w:rPr>
-                                  <w:rFonts w:ascii="Century Gothic" w:cs="Century Gothic" w:eastAsia="Century Gothic" w:hAnsi="Century Gothic"/>
-                                  <w:b w:val="1"/>
-                                  <w:i w:val="0"/>
-                                  <w:smallCaps w:val="0"/>
-                                  <w:strike w:val="0"/>
-                                  <w:color w:val="1f497d"/>
-                                  <w:sz w:val="22"/>
-                                  <w:vertAlign w:val="baseline"/>
-                                </w:rPr>
-                              </w:r>
-                            </w:p>
-                            <w:p>
-                              <w:pPr>
-                                <w:spacing w:after="0" w:before="50" w:line="240"/>
-                                <w:ind w:left="0" w:right="0" w:firstLine="0"/>
-                                <w:jc w:val="left"/>
-                                <w:textDirection w:val="btLr"/>
-                              </w:pPr>
-                              <w:r>
-                                <w:rPr>
-                                  <w:rFonts w:ascii="Century Gothic" w:cs="Century Gothic" w:eastAsia="Century Gothic" w:hAnsi="Century Gothic"/>
-                                  <w:b w:val="1"/>
-                                  <w:i w:val="0"/>
-                                  <w:smallCaps w:val="0"/>
-                                  <w:strike w:val="0"/>
-                                  <w:color w:val="1f497d"/>
-                                  <w:sz w:val="22"/>
-                                  <w:vertAlign w:val="baseline"/>
-                                </w:rPr>
-                              </w:r>
-                              <w:r>
-                                <w:rPr>
-                                  <w:rFonts w:ascii="Century Gothic" w:cs="Century Gothic" w:eastAsia="Century Gothic" w:hAnsi="Century Gothic"/>
-                                  <w:b w:val="1"/>
-                                  <w:i w:val="0"/>
-                                  <w:smallCaps w:val="0"/>
-                                  <w:strike w:val="0"/>
-                                  <w:color w:val="1f497d"/>
-                                  <w:sz w:val="22"/>
-                                  <w:vertAlign w:val="baseline"/>
-                                </w:rPr>
-                                <w:t xml:space="preserve"> Candidate Last Name: {{ last_name }}</w:t>
-                              </w:r>
-                              <w:r>
-                                <w:rPr>
-                                  <w:rFonts w:ascii="Century Gothic" w:cs="Century Gothic" w:eastAsia="Century Gothic" w:hAnsi="Century Gothic"/>
-                                  <w:b w:val="1"/>
-                                  <w:i w:val="0"/>
-                                  <w:smallCaps w:val="0"/>
-                                  <w:strike w:val="0"/>
-                                  <w:color w:val="1f497d"/>
-                                  <w:sz w:val="22"/>
-                                  <w:vertAlign w:val="baseline"/>
-                                </w:rPr>
-                                <w:br w:type="textWrapping"/>
-                              </w:r>
-                              <w:r>
-                                <w:rPr>
-                                  <w:rFonts w:ascii="Century Gothic" w:cs="Century Gothic" w:eastAsia="Century Gothic" w:hAnsi="Century Gothic"/>
-                                  <w:b w:val="1"/>
-                                  <w:i w:val="0"/>
-                                  <w:smallCaps w:val="0"/>
-                                  <w:strike w:val="0"/>
-                                  <w:color w:val="1f497d"/>
-                                  <w:sz w:val="22"/>
-                                  <w:vertAlign w:val="baseline"/>
-                                </w:rPr>
-                                <w:t xml:space="preserve"> (As per PAN/Aadhar)</w:t>
-                              </w:r>
-                            </w:p>
-                            <w:p>
-                              <w:pPr>
-                                <w:spacing w:after="0" w:before="50" w:line="240"/>
-                                <w:ind w:left="0" w:right="0" w:firstLine="0"/>
-                                <w:jc w:val="left"/>
-                                <w:textDirection w:val="btLr"/>
-                              </w:pPr>
-                              <w:r>
-                                <w:rPr>
-                                  <w:rFonts w:ascii="Century Gothic" w:cs="Century Gothic" w:eastAsia="Century Gothic" w:hAnsi="Century Gothic"/>
-                                  <w:b w:val="1"/>
-                                  <w:i w:val="0"/>
-                                  <w:smallCaps w:val="0"/>
-                                  <w:strike w:val="0"/>
-                                  <w:color w:val="1f497d"/>
-                                  <w:sz w:val="22"/>
-                                  <w:vertAlign w:val="baseline"/>
-                                </w:rPr>
-                              </w:r>
-                            </w:p>
-                            <w:p>
-                              <w:pPr>
-                                <w:spacing w:after="0" w:before="50" w:line="240"/>
-                                <w:ind w:left="0" w:right="0" w:firstLine="0"/>
-                                <w:jc w:val="left"/>
-                                <w:textDirection w:val="btLr"/>
-                              </w:pPr>
-                              <w:r>
-                                <w:rPr>
-                                  <w:rFonts w:ascii="Century Gothic" w:cs="Century Gothic" w:eastAsia="Century Gothic" w:hAnsi="Century Gothic"/>
-                                  <w:b w:val="1"/>
-                                  <w:i w:val="0"/>
-                                  <w:smallCaps w:val="0"/>
-                                  <w:strike w:val="0"/>
-                                  <w:color w:val="1f497d"/>
-                                  <w:sz w:val="22"/>
-                                  <w:vertAlign w:val="baseline"/>
-                                </w:rPr>
-                              </w:r>
-                              <w:r>
-                                <w:rPr>
-                                  <w:rFonts w:ascii="Century Gothic" w:cs="Century Gothic" w:eastAsia="Century Gothic" w:hAnsi="Century Gothic"/>
-                                  <w:b w:val="1"/>
-                                  <w:i w:val="0"/>
-                                  <w:smallCaps w:val="0"/>
-                                  <w:strike w:val="0"/>
-                                  <w:color w:val="1f497d"/>
-                                  <w:sz w:val="22"/>
-                                  <w:vertAlign w:val="baseline"/>
-                                </w:rPr>
-                                <w:t xml:space="preserve"> Notice Period of the Candidate: {{ notice_period }}</w:t>
-                              </w:r>
-                            </w:p>
-                            <w:p>
-                              <w:pPr>
-                                <w:spacing w:after="0" w:before="50" w:line="240"/>
-                                <w:ind w:left="0" w:right="0" w:firstLine="0"/>
-                                <w:jc w:val="left"/>
-                                <w:textDirection w:val="btLr"/>
-                              </w:pPr>
-                              <w:r>
-                                <w:rPr>
-                                  <w:rFonts w:ascii="Century Gothic" w:cs="Century Gothic" w:eastAsia="Century Gothic" w:hAnsi="Century Gothic"/>
-                                  <w:b w:val="1"/>
-                                  <w:i w:val="0"/>
-                                  <w:smallCaps w:val="0"/>
-                                  <w:strike w:val="0"/>
-                                  <w:color w:val="1f497d"/>
-                                  <w:sz w:val="22"/>
-                                  <w:vertAlign w:val="baseline"/>
-                                </w:rPr>
-                              </w:r>
-                            </w:p>
-                            <w:p>
-                              <w:pPr>
-                                <w:spacing w:after="0" w:before="50" w:line="240"/>
-                                <w:ind w:left="0" w:right="0" w:firstLine="0"/>
-                                <w:jc w:val="left"/>
-                                <w:textDirection w:val="btLr"/>
-                              </w:pPr>
-                              <w:r>
-                                <w:rPr>
-                                  <w:rFonts w:ascii="Century Gothic" w:cs="Century Gothic" w:eastAsia="Century Gothic" w:hAnsi="Century Gothic"/>
-                                  <w:b w:val="1"/>
-                                  <w:i w:val="0"/>
-                                  <w:smallCaps w:val="0"/>
-                                  <w:strike w:val="0"/>
-                                  <w:color w:val="1f497d"/>
-                                  <w:sz w:val="22"/>
-                                  <w:vertAlign w:val="baseline"/>
-                                </w:rPr>
-                              </w:r>
-                              <w:r>
-                                <w:rPr>
-                                  <w:rFonts w:ascii="Century Gothic" w:cs="Century Gothic" w:eastAsia="Century Gothic" w:hAnsi="Century Gothic"/>
-                                  <w:b w:val="1"/>
-                                  <w:i w:val="0"/>
-                                  <w:smallCaps w:val="0"/>
-                                  <w:strike w:val="0"/>
-                                  <w:color w:val="1f497d"/>
-                                  <w:sz w:val="22"/>
-                                  <w:vertAlign w:val="baseline"/>
-                                </w:rPr>
-                                <w:t xml:space="preserve"> Internal or External Candidate: {{ candidate_type }}</w:t>
-                              </w:r>
-                            </w:p>
-                            <w:p>
-                              <w:pPr>
-                                <w:spacing w:after="0" w:before="50" w:line="240"/>
-                                <w:ind w:left="0" w:right="0" w:firstLine="0"/>
-                                <w:jc w:val="left"/>
-                                <w:textDirection w:val="btLr"/>
-                              </w:pPr>
-                              <w:r>
-                                <w:rPr>
-                                  <w:rFonts w:ascii="Century Gothic" w:cs="Century Gothic" w:eastAsia="Century Gothic" w:hAnsi="Century Gothic"/>
-                                  <w:b w:val="1"/>
-                                  <w:i w:val="0"/>
-                                  <w:smallCaps w:val="0"/>
-                                  <w:strike w:val="0"/>
-                                  <w:color w:val="1f497d"/>
-                                  <w:sz w:val="22"/>
-                                  <w:vertAlign w:val="baseline"/>
-                                </w:rPr>
-                              </w:r>
-                            </w:p>
-                            <w:p>
-                              <w:pPr>
-                                <w:spacing w:after="0" w:before="50" w:line="240"/>
-                                <w:ind w:left="0" w:right="0" w:firstLine="0"/>
-                                <w:jc w:val="left"/>
-                                <w:textDirection w:val="btLr"/>
-                              </w:pPr>
-                              <w:r>
-                                <w:rPr>
-                                  <w:rFonts w:ascii="Century Gothic" w:cs="Century Gothic" w:eastAsia="Century Gothic" w:hAnsi="Century Gothic"/>
-                                  <w:b w:val="1"/>
-                                  <w:i w:val="0"/>
-                                  <w:smallCaps w:val="0"/>
-                                  <w:strike w:val="0"/>
-                                  <w:color w:val="1f497d"/>
-                                  <w:sz w:val="22"/>
-                                  <w:vertAlign w:val="baseline"/>
-                                </w:rPr>
-                              </w:r>
-                              <w:r>
-                                <w:rPr>
-                                  <w:rFonts w:ascii="Century Gothic" w:cs="Century Gothic" w:eastAsia="Century Gothic" w:hAnsi="Century Gothic"/>
-                                  <w:b w:val="1"/>
-                                  <w:i w:val="0"/>
-                                  <w:smallCaps w:val="0"/>
-                                  <w:strike w:val="0"/>
-                                  <w:color w:val="1f497d"/>
-                                  <w:sz w:val="22"/>
-                                  <w:vertAlign w:val="baseline"/>
-                                </w:rPr>
-                                <w:t xml:space="preserve"> Interview Availability Date: {{ interview_availability }}</w:t>
-                              </w:r>
-                            </w:p>
-                            <w:p>
-                              <w:pPr>
-                                <w:spacing w:after="0" w:before="50" w:line="240"/>
-                                <w:ind w:left="0" w:right="0" w:firstLine="0"/>
-                                <w:jc w:val="left"/>
-                                <w:textDirection w:val="btLr"/>
-                              </w:pPr>
-                              <w:r>
-                                <w:rPr>
-                                  <w:rFonts w:ascii="Century Gothic" w:cs="Century Gothic" w:eastAsia="Century Gothic" w:hAnsi="Century Gothic"/>
-                                  <w:b w:val="1"/>
-                                  <w:i w:val="0"/>
-                                  <w:smallCaps w:val="0"/>
-                                  <w:strike w:val="0"/>
-                                  <w:color w:val="1f497d"/>
-                                  <w:sz w:val="22"/>
-                                  <w:vertAlign w:val="baseline"/>
-                                </w:rPr>
-                              </w:r>
-                            </w:p>
-                            <w:p>
-                              <w:pPr>
-                                <w:spacing w:after="0" w:before="50" w:line="240"/>
-                                <w:ind w:left="0" w:right="0" w:firstLine="0"/>
-                                <w:jc w:val="left"/>
-                                <w:textDirection w:val="btLr"/>
-                              </w:pPr>
-                              <w:r>
-                                <w:rPr>
-                                  <w:rFonts w:ascii="Century Gothic" w:cs="Century Gothic" w:eastAsia="Century Gothic" w:hAnsi="Century Gothic"/>
-                                  <w:b w:val="1"/>
-                                  <w:i w:val="0"/>
-                                  <w:smallCaps w:val="0"/>
-                                  <w:strike w:val="0"/>
-                                  <w:color w:val="1f497d"/>
-                                  <w:sz w:val="22"/>
-                                  <w:vertAlign w:val="baseline"/>
-                                </w:rPr>
-                              </w:r>
-                              <w:r>
-                                <w:rPr>
-                                  <w:rFonts w:ascii="Century Gothic" w:cs="Century Gothic" w:eastAsia="Century Gothic" w:hAnsi="Century Gothic"/>
-                                  <w:b w:val="1"/>
-                                  <w:i w:val="0"/>
-                                  <w:smallCaps w:val="0"/>
-                                  <w:strike w:val="0"/>
-                                  <w:color w:val="1f497d"/>
-                                  <w:sz w:val="22"/>
-                                  <w:vertAlign w:val="baseline"/>
-                                </w:rPr>
-                                <w:t xml:space="preserve"> Start Availability Date: {{ start_availability }}</w:t>
-                              </w:r>
-                            </w:p>
-                            <w:p>
-                              <w:pPr>
-                                <w:spacing w:after="0" w:before="50" w:line="240"/>
-                                <w:ind w:left="0" w:right="0" w:firstLine="0"/>
-                                <w:jc w:val="left"/>
-                                <w:textDirection w:val="btLr"/>
-                              </w:pPr>
-                              <w:r>
-                                <w:rPr>
-                                  <w:rFonts w:ascii="Century Gothic" w:cs="Century Gothic" w:eastAsia="Century Gothic" w:hAnsi="Century Gothic"/>
-                                  <w:b w:val="1"/>
-                                  <w:i w:val="0"/>
-                                  <w:smallCaps w:val="0"/>
-                                  <w:strike w:val="0"/>
-                                  <w:color w:val="1f497d"/>
-                                  <w:sz w:val="22"/>
-                                  <w:vertAlign w:val="baseline"/>
-                                </w:rPr>
-                              </w:r>
-                            </w:p>
-                            <w:p>
-                              <w:pPr>
-                                <w:spacing w:after="0" w:before="50" w:line="240"/>
-                                <w:ind w:left="0" w:right="0" w:firstLine="0"/>
-                                <w:jc w:val="left"/>
-                                <w:textDirection w:val="btLr"/>
-                              </w:pPr>
-                              <w:r>
-                                <w:rPr>
-                                  <w:rFonts w:ascii="Century Gothic" w:cs="Century Gothic" w:eastAsia="Century Gothic" w:hAnsi="Century Gothic"/>
-                                  <w:b w:val="1"/>
-                                  <w:i w:val="0"/>
-                                  <w:smallCaps w:val="0"/>
-                                  <w:strike w:val="0"/>
-                                  <w:color w:val="1f497d"/>
-                                  <w:sz w:val="22"/>
-                                  <w:vertAlign w:val="baseline"/>
-                                </w:rPr>
-                              </w:r>
-                              <w:r>
-                                <w:rPr>
-                                  <w:rFonts w:ascii="Century Gothic" w:cs="Century Gothic" w:eastAsia="Century Gothic" w:hAnsi="Century Gothic"/>
-                                  <w:b w:val="1"/>
-                                  <w:i w:val="0"/>
-                                  <w:smallCaps w:val="0"/>
-                                  <w:strike w:val="0"/>
-                                  <w:color w:val="1f497d"/>
-                                  <w:sz w:val="22"/>
-                                  <w:vertAlign w:val="baseline"/>
-                                </w:rPr>
-                                <w:t xml:space="preserve">Has the candidate worked directly for Ford before? (Yes/No) {{ worked_with_ford_before }}</w:t>
-                              </w:r>
-                            </w:p>
-                            <w:p>
-                              <w:pPr>
-                                <w:spacing w:after="0" w:before="50" w:line="240"/>
-                                <w:ind w:left="0" w:right="0" w:firstLine="0"/>
-                                <w:jc w:val="left"/>
-                                <w:textDirection w:val="btLr"/>
-                              </w:pPr>
-                              <w:r>
-                                <w:rPr>
-                                  <w:rFonts w:ascii="Century Gothic" w:cs="Century Gothic" w:eastAsia="Century Gothic" w:hAnsi="Century Gothic"/>
-                                  <w:b w:val="1"/>
-                                  <w:i w:val="0"/>
-                                  <w:smallCaps w:val="0"/>
-                                  <w:strike w:val="0"/>
-                                  <w:color w:val="1f497d"/>
-                                  <w:sz w:val="22"/>
-                                  <w:vertAlign w:val="baseline"/>
-                                </w:rPr>
-                              </w:r>
-                              <w:r>
-                                <w:rPr>
-                                  <w:rFonts w:ascii="Century Gothic" w:cs="Century Gothic" w:eastAsia="Century Gothic" w:hAnsi="Century Gothic"/>
-                                  <w:b w:val="1"/>
-                                  <w:i w:val="0"/>
-                                  <w:smallCaps w:val="0"/>
-                                  <w:strike w:val="0"/>
-                                  <w:color w:val="1f497d"/>
-                                  <w:sz w:val="22"/>
-                                  <w:vertAlign w:val="baseline"/>
-                                </w:rPr>
-                                <w:t xml:space="preserve">Has the candidate worked for Ford as an Agency worker before? (Yes/No)  {{ worked_with_ford_agency_before }}</w:t>
-                              </w:r>
-                            </w:p>
-                            <w:p>
-                              <w:pPr>
-                                <w:spacing w:after="0" w:before="50" w:line="240"/>
-                                <w:ind w:left="0" w:right="0" w:firstLine="720"/>
-                                <w:jc w:val="left"/>
-                                <w:textDirection w:val="btLr"/>
-                              </w:pPr>
-                              <w:r>
-                                <w:rPr>
-                                  <w:rFonts w:ascii="Century Gothic" w:cs="Century Gothic" w:eastAsia="Century Gothic" w:hAnsi="Century Gothic"/>
-                                  <w:b w:val="1"/>
-                                  <w:i w:val="0"/>
-                                  <w:smallCaps w:val="0"/>
-                                  <w:strike w:val="0"/>
-                                  <w:color w:val="1f497d"/>
-                                  <w:sz w:val="22"/>
-                                  <w:vertAlign w:val="baseline"/>
-                                </w:rPr>
-                              </w:r>
-                              <w:r>
-                                <w:rPr>
-                                  <w:rFonts w:ascii="Century Gothic" w:cs="Century Gothic" w:eastAsia="Century Gothic" w:hAnsi="Century Gothic"/>
-                                  <w:b w:val="1"/>
-                                  <w:i w:val="0"/>
-                                  <w:smallCaps w:val="0"/>
-                                  <w:strike w:val="0"/>
-                                  <w:color w:val="1f497d"/>
-                                  <w:sz w:val="22"/>
-                                  <w:vertAlign w:val="baseline"/>
-                                </w:rPr>
-                                <w:t xml:space="preserve">If yes to either of the above, please specify the below details:</w:t>
-                              </w:r>
-                            </w:p>
-                            <w:p>
-                              <w:pPr>
-                                <w:spacing w:after="0" w:before="50" w:line="240"/>
-                                <w:ind w:left="1440" w:right="0" w:firstLine="1080"/>
-                                <w:jc w:val="left"/>
-                                <w:textDirection w:val="btLr"/>
-                              </w:pPr>
-                              <w:r>
-                                <w:rPr>
-                                  <w:rFonts w:ascii="Century Gothic" w:cs="Century Gothic" w:eastAsia="Century Gothic" w:hAnsi="Century Gothic"/>
-                                  <w:b w:val="1"/>
-                                  <w:i w:val="0"/>
-                                  <w:smallCaps w:val="0"/>
-                                  <w:strike w:val="0"/>
-                                  <w:color w:val="1f497d"/>
-                                  <w:sz w:val="22"/>
-                                  <w:vertAlign w:val="baseline"/>
-                                </w:rPr>
-                              </w:r>
-                              <w:r>
-                                <w:rPr>
-                                  <w:rFonts w:ascii="Century Gothic" w:cs="Century Gothic" w:eastAsia="Century Gothic" w:hAnsi="Century Gothic"/>
-                                  <w:b w:val="1"/>
-                                  <w:i w:val="0"/>
-                                  <w:smallCaps w:val="0"/>
-                                  <w:strike w:val="0"/>
-                                  <w:color w:val="1f497d"/>
-                                  <w:sz w:val="22"/>
-                                  <w:vertAlign w:val="baseline"/>
-                                </w:rPr>
-                                <w:t xml:space="preserve">CDSID:</w:t>
-                              </w:r>
-                            </w:p>
-                            <w:p>
-                              <w:pPr>
-                                <w:spacing w:after="0" w:before="50" w:line="240"/>
-                                <w:ind w:left="1440" w:right="0" w:firstLine="1080"/>
-                                <w:jc w:val="left"/>
-                                <w:textDirection w:val="btLr"/>
-                              </w:pPr>
-                              <w:r>
-                                <w:rPr>
-                                  <w:rFonts w:ascii="Century Gothic" w:cs="Century Gothic" w:eastAsia="Century Gothic" w:hAnsi="Century Gothic"/>
-                                  <w:b w:val="1"/>
-                                  <w:i w:val="0"/>
-                                  <w:smallCaps w:val="0"/>
-                                  <w:strike w:val="0"/>
-                                  <w:color w:val="1f497d"/>
-                                  <w:sz w:val="22"/>
-                                  <w:vertAlign w:val="baseline"/>
-                                </w:rPr>
-                              </w:r>
-                              <w:r>
-                                <w:rPr>
-                                  <w:rFonts w:ascii="Century Gothic" w:cs="Century Gothic" w:eastAsia="Century Gothic" w:hAnsi="Century Gothic"/>
-                                  <w:b w:val="1"/>
-                                  <w:i w:val="0"/>
-                                  <w:smallCaps w:val="0"/>
-                                  <w:strike w:val="0"/>
-                                  <w:color w:val="1f497d"/>
-                                  <w:sz w:val="22"/>
-                                  <w:vertAlign w:val="baseline"/>
-                                </w:rPr>
-                                <w:t xml:space="preserve">Supervisor:</w:t>
-                              </w:r>
-                            </w:p>
-                            <w:p>
-                              <w:pPr>
-                                <w:spacing w:after="0" w:before="50" w:line="240"/>
-                                <w:ind w:left="1440" w:right="0" w:firstLine="1080"/>
-                                <w:jc w:val="left"/>
-                                <w:textDirection w:val="btLr"/>
-                              </w:pPr>
-                              <w:r>
-                                <w:rPr>
-                                  <w:rFonts w:ascii="Century Gothic" w:cs="Century Gothic" w:eastAsia="Century Gothic" w:hAnsi="Century Gothic"/>
-                                  <w:b w:val="1"/>
-                                  <w:i w:val="0"/>
-                                  <w:smallCaps w:val="0"/>
-                                  <w:strike w:val="0"/>
-                                  <w:color w:val="1f497d"/>
-                                  <w:sz w:val="22"/>
-                                  <w:vertAlign w:val="baseline"/>
-                                </w:rPr>
-                              </w:r>
-                              <w:r>
-                                <w:rPr>
-                                  <w:rFonts w:ascii="Century Gothic" w:cs="Century Gothic" w:eastAsia="Century Gothic" w:hAnsi="Century Gothic"/>
-                                  <w:b w:val="1"/>
-                                  <w:i w:val="0"/>
-                                  <w:smallCaps w:val="0"/>
-                                  <w:strike w:val="0"/>
-                                  <w:color w:val="1f497d"/>
-                                  <w:sz w:val="22"/>
-                                  <w:vertAlign w:val="baseline"/>
-                                </w:rPr>
-                                <w:t xml:space="preserve">Duration of the Project:</w:t>
-                              </w:r>
-                            </w:p>
-                            <w:p>
-                              <w:pPr>
-                                <w:spacing w:after="0" w:before="50" w:line="240"/>
-                                <w:ind w:left="1440" w:right="0" w:firstLine="1080"/>
-                                <w:jc w:val="left"/>
-                                <w:textDirection w:val="btLr"/>
-                              </w:pPr>
-                              <w:r>
-                                <w:rPr>
-                                  <w:rFonts w:ascii="Century Gothic" w:cs="Century Gothic" w:eastAsia="Century Gothic" w:hAnsi="Century Gothic"/>
-                                  <w:b w:val="1"/>
-                                  <w:i w:val="0"/>
-                                  <w:smallCaps w:val="0"/>
-                                  <w:strike w:val="0"/>
-                                  <w:color w:val="1f497d"/>
-                                  <w:sz w:val="22"/>
-                                  <w:vertAlign w:val="baseline"/>
-                                </w:rPr>
-                              </w:r>
-                              <w:r>
-                                <w:rPr>
-                                  <w:rFonts w:ascii="Century Gothic" w:cs="Century Gothic" w:eastAsia="Century Gothic" w:hAnsi="Century Gothic"/>
-                                  <w:b w:val="1"/>
-                                  <w:i w:val="0"/>
-                                  <w:smallCaps w:val="0"/>
-                                  <w:strike w:val="0"/>
-                                  <w:color w:val="1f497d"/>
-                                  <w:sz w:val="22"/>
-                                  <w:vertAlign w:val="baseline"/>
-                                </w:rPr>
-                                <w:t xml:space="preserve">Exit reason:</w:t>
-                              </w:r>
-                            </w:p>
-                            <w:p>
-                              <w:pPr>
-                                <w:spacing w:after="0" w:before="50" w:line="240"/>
-                                <w:ind w:left="0" w:right="0" w:firstLine="0"/>
-                                <w:jc w:val="left"/>
-                                <w:textDirection w:val="btLr"/>
-                              </w:pPr>
-                              <w:r>
-                                <w:rPr>
-                                  <w:rFonts w:ascii="Century Gothic" w:cs="Century Gothic" w:eastAsia="Century Gothic" w:hAnsi="Century Gothic"/>
-                                  <w:b w:val="1"/>
-                                  <w:i w:val="0"/>
-                                  <w:smallCaps w:val="0"/>
-                                  <w:strike w:val="0"/>
-                                  <w:color w:val="1f497d"/>
-                                  <w:sz w:val="22"/>
-                                  <w:vertAlign w:val="baseline"/>
-                                </w:rPr>
-                              </w:r>
-                            </w:p>
-                            <w:p>
-                              <w:pPr>
-                                <w:spacing w:after="0" w:before="50" w:line="240"/>
-                                <w:ind w:left="0" w:right="0" w:firstLine="0"/>
-                                <w:jc w:val="left"/>
-                                <w:textDirection w:val="btLr"/>
-                              </w:pPr>
-                              <w:r>
-                                <w:rPr>
-                                  <w:rFonts w:ascii="Century Gothic" w:cs="Century Gothic" w:eastAsia="Century Gothic" w:hAnsi="Century Gothic"/>
-                                  <w:b w:val="1"/>
-                                  <w:i w:val="0"/>
-                                  <w:smallCaps w:val="0"/>
-                                  <w:strike w:val="0"/>
-                                  <w:color w:val="1f497d"/>
-                                  <w:sz w:val="22"/>
-                                  <w:vertAlign w:val="baseline"/>
-                                </w:rPr>
-                              </w:r>
-                              <w:r>
-                                <w:rPr>
-                                  <w:rFonts w:ascii="Century Gothic" w:cs="Century Gothic" w:eastAsia="Century Gothic" w:hAnsi="Century Gothic"/>
-                                  <w:b w:val="1"/>
-                                  <w:i w:val="0"/>
-                                  <w:smallCaps w:val="0"/>
-                                  <w:strike w:val="0"/>
-                                  <w:color w:val="1f497d"/>
-                                  <w:sz w:val="22"/>
-                                  <w:vertAlign w:val="baseline"/>
-                                </w:rPr>
-                                <w:t xml:space="preserve"> Overall IT Experience: {{ total_experience_years}} Years</w:t>
-                              </w:r>
-                            </w:p>
-                            <w:p>
-                              <w:pPr>
-                                <w:spacing w:after="0" w:before="50" w:line="240"/>
-                                <w:ind w:left="0" w:right="0" w:firstLine="0"/>
-                                <w:jc w:val="left"/>
-                                <w:textDirection w:val="btLr"/>
-                              </w:pPr>
-                              <w:r>
-                                <w:rPr>
-                                  <w:rFonts w:ascii="Century Gothic" w:cs="Century Gothic" w:eastAsia="Century Gothic" w:hAnsi="Century Gothic"/>
-                                  <w:b w:val="1"/>
-                                  <w:i w:val="0"/>
-                                  <w:smallCaps w:val="0"/>
-                                  <w:strike w:val="0"/>
-                                  <w:color w:val="1f497d"/>
-                                  <w:sz w:val="22"/>
-                                  <w:vertAlign w:val="baseline"/>
-                                </w:rPr>
-                              </w:r>
-                            </w:p>
-                            <w:p>
-                              <w:pPr>
-                                <w:spacing w:after="0" w:before="50" w:line="240"/>
-                                <w:ind w:left="0" w:right="0" w:firstLine="0"/>
-                                <w:jc w:val="left"/>
-                                <w:textDirection w:val="btLr"/>
-                              </w:pPr>
-                              <w:r>
-                                <w:rPr>
-                                  <w:rFonts w:ascii="Century Gothic" w:cs="Century Gothic" w:eastAsia="Century Gothic" w:hAnsi="Century Gothic"/>
-                                  <w:b w:val="1"/>
-                                  <w:i w:val="0"/>
-                                  <w:smallCaps w:val="0"/>
-                                  <w:strike w:val="0"/>
-                                  <w:color w:val="1f497d"/>
-                                  <w:sz w:val="22"/>
-                                  <w:vertAlign w:val="baseline"/>
-                                </w:rPr>
-                              </w:r>
-                              <w:r>
-                                <w:rPr>
-                                  <w:rFonts w:ascii="Century Gothic" w:cs="Century Gothic" w:eastAsia="Century Gothic" w:hAnsi="Century Gothic"/>
-                                  <w:b w:val="1"/>
-                                  <w:i w:val="0"/>
-                                  <w:smallCaps w:val="0"/>
-                                  <w:strike w:val="0"/>
-                                  <w:color w:val="1f497d"/>
-                                  <w:sz w:val="22"/>
-                                  <w:vertAlign w:val="baseline"/>
-                                </w:rPr>
-                                <w:t xml:space="preserve"> Experience in Core Skills: {{ relevant_experience_years }} Years</w:t>
-                              </w:r>
-                            </w:p>
-                            <w:p>
-                              <w:pPr>
-                                <w:spacing w:after="0" w:before="50" w:line="240"/>
-                                <w:ind w:left="0" w:right="0" w:firstLine="0"/>
-                                <w:jc w:val="left"/>
-                                <w:textDirection w:val="btLr"/>
-                              </w:pPr>
-                              <w:r>
-                                <w:rPr>
-                                  <w:rFonts w:ascii="Century Gothic" w:cs="Century Gothic" w:eastAsia="Century Gothic" w:hAnsi="Century Gothic"/>
-                                  <w:b w:val="1"/>
-                                  <w:i w:val="0"/>
-                                  <w:smallCaps w:val="0"/>
-                                  <w:strike w:val="0"/>
-                                  <w:color w:val="1f497d"/>
-                                  <w:sz w:val="22"/>
-                                  <w:vertAlign w:val="baseline"/>
-                                </w:rPr>
-                              </w:r>
-                            </w:p>
-                            <w:p>
-                              <w:pPr>
-                                <w:spacing w:after="0" w:before="50" w:line="240"/>
-                                <w:ind w:left="0" w:right="0" w:firstLine="0"/>
-                                <w:jc w:val="left"/>
-                                <w:textDirection w:val="btLr"/>
-                              </w:pPr>
-                              <w:r>
-                                <w:rPr>
-                                  <w:rFonts w:ascii="Century Gothic" w:cs="Century Gothic" w:eastAsia="Century Gothic" w:hAnsi="Century Gothic"/>
-                                  <w:b w:val="1"/>
-                                  <w:i w:val="0"/>
-                                  <w:smallCaps w:val="0"/>
-                                  <w:strike w:val="0"/>
-                                  <w:color w:val="1f497d"/>
-                                  <w:sz w:val="22"/>
-                                  <w:vertAlign w:val="baseline"/>
-                                </w:rPr>
-                              </w:r>
-                              <w:r>
-                                <w:rPr>
-                                  <w:rFonts w:ascii="Century Gothic" w:cs="Century Gothic" w:eastAsia="Century Gothic" w:hAnsi="Century Gothic"/>
-                                  <w:b w:val="1"/>
-                                  <w:i w:val="0"/>
-                                  <w:smallCaps w:val="0"/>
-                                  <w:strike w:val="0"/>
-                                  <w:color w:val="1f497d"/>
-                                  <w:sz w:val="22"/>
-                                  <w:vertAlign w:val="baseline"/>
-                                </w:rPr>
-                                <w:t xml:space="preserve"> Other relevant Qualification/Certifications, if any:</w:t>
-                              </w:r>
-                            </w:p>
-                            <w:p>
-                              <w:pPr>
-                                <w:spacing w:after="0" w:before="50" w:line="240"/>
-                                <w:ind w:left="0" w:right="0" w:firstLine="0"/>
-                                <w:jc w:val="left"/>
-                                <w:textDirection w:val="btLr"/>
-                              </w:pPr>
-                              <w:r>
-                                <w:rPr>
-                                  <w:rFonts w:ascii="Century Gothic" w:cs="Century Gothic" w:eastAsia="Century Gothic" w:hAnsi="Century Gothic"/>
-                                  <w:b w:val="1"/>
-                                  <w:i w:val="0"/>
-                                  <w:smallCaps w:val="0"/>
-                                  <w:strike w:val="0"/>
-                                  <w:color w:val="1f497d"/>
-                                  <w:sz w:val="22"/>
-                                  <w:vertAlign w:val="baseline"/>
-                                </w:rPr>
-                              </w:r>
-                            </w:p>
-                            <w:p>
-                              <w:pPr>
-                                <w:spacing w:after="0" w:before="50" w:line="240"/>
-                                <w:ind w:left="0" w:right="0" w:firstLine="0"/>
-                                <w:jc w:val="left"/>
-                                <w:textDirection w:val="btLr"/>
-                              </w:pPr>
-                              <w:r>
-                                <w:rPr>
-                                  <w:rFonts w:ascii="Century Gothic" w:cs="Century Gothic" w:eastAsia="Century Gothic" w:hAnsi="Century Gothic"/>
-                                  <w:b w:val="1"/>
-                                  <w:i w:val="0"/>
-                                  <w:smallCaps w:val="0"/>
-                                  <w:strike w:val="0"/>
-                                  <w:color w:val="1f497d"/>
-                                  <w:sz w:val="22"/>
-                                  <w:vertAlign w:val="baseline"/>
-                                </w:rPr>
-                              </w:r>
-                              <w:r>
-                                <w:rPr>
-                                  <w:rFonts w:ascii="Century Gothic" w:cs="Century Gothic" w:eastAsia="Century Gothic" w:hAnsi="Century Gothic"/>
-                                  <w:b w:val="1"/>
-                                  <w:i w:val="0"/>
-                                  <w:smallCaps w:val="0"/>
-                                  <w:strike w:val="0"/>
-                                  <w:color w:val="1f497d"/>
-                                  <w:sz w:val="22"/>
-                                  <w:vertAlign w:val="baseline"/>
-                                </w:rPr>
-                                <w:t xml:space="preserve">Hacker rank Score:     {{ hacker_rank_score }}</w:t>
-                              </w:r>
-                            </w:p>
-                            <w:p>
-                              <w:pPr>
-                                <w:spacing w:after="0" w:before="50" w:line="240"/>
-                                <w:ind w:left="0" w:right="0" w:firstLine="0"/>
-                                <w:jc w:val="left"/>
-                                <w:textDirection w:val="btLr"/>
-                              </w:pPr>
-                              <w:r>
-                                <w:rPr>
-                                  <w:rFonts w:ascii="Century Gothic" w:cs="Century Gothic" w:eastAsia="Century Gothic" w:hAnsi="Century Gothic"/>
-                                  <w:b w:val="1"/>
-                                  <w:i w:val="0"/>
-                                  <w:smallCaps w:val="0"/>
-                                  <w:strike w:val="0"/>
-                                  <w:color w:val="1f497d"/>
-                                  <w:sz w:val="22"/>
-                                  <w:vertAlign w:val="baseline"/>
-                                </w:rPr>
-                              </w:r>
-                            </w:p>
-                            <w:p>
-                              <w:pPr>
-                                <w:spacing w:after="0" w:before="50" w:line="240"/>
-                                <w:ind w:left="0" w:right="0" w:firstLine="0"/>
-                                <w:jc w:val="left"/>
-                                <w:textDirection w:val="btLr"/>
-                              </w:pPr>
-                              <w:r>
-                                <w:rPr>
-                                  <w:rFonts w:ascii="Century Gothic" w:cs="Century Gothic" w:eastAsia="Century Gothic" w:hAnsi="Century Gothic"/>
-                                  <w:b w:val="1"/>
-                                  <w:i w:val="0"/>
-                                  <w:smallCaps w:val="0"/>
-                                  <w:strike w:val="0"/>
-                                  <w:color w:val="1f497d"/>
-                                  <w:sz w:val="22"/>
-                                  <w:vertAlign w:val="baseline"/>
-                                </w:rPr>
-                              </w:r>
-                            </w:p>
-                            <w:p>
-                              <w:pPr>
-                                <w:spacing w:after="0" w:before="50" w:line="240"/>
-                                <w:ind w:left="0" w:right="0" w:firstLine="0"/>
-                                <w:jc w:val="left"/>
-                                <w:textDirection w:val="btLr"/>
-                              </w:pPr>
-                              <w:r>
-                                <w:rPr>
-                                  <w:rFonts w:ascii="Century Gothic" w:cs="Century Gothic" w:eastAsia="Century Gothic" w:hAnsi="Century Gothic"/>
-                                  <w:b w:val="1"/>
-                                  <w:i w:val="0"/>
-                                  <w:smallCaps w:val="0"/>
-                                  <w:strike w:val="0"/>
-                                  <w:color w:val="1f497d"/>
-                                  <w:sz w:val="22"/>
-                                  <w:vertAlign w:val="baseline"/>
-                                </w:rPr>
-                              </w:r>
-                            </w:p>
-                            <w:p>
-                              <w:pPr>
-                                <w:spacing w:after="0" w:before="50" w:line="240"/>
-                                <w:ind w:left="0" w:right="0" w:firstLine="0"/>
-                                <w:jc w:val="left"/>
-                                <w:textDirection w:val="btLr"/>
-                              </w:pPr>
-                              <w:r>
-                                <w:rPr>
-                                  <w:rFonts w:ascii="Century Gothic" w:cs="Century Gothic" w:eastAsia="Century Gothic" w:hAnsi="Century Gothic"/>
-                                  <w:b w:val="1"/>
-                                  <w:i w:val="0"/>
-                                  <w:smallCaps w:val="0"/>
-                                  <w:strike w:val="0"/>
-                                  <w:color w:val="1f497d"/>
-                                  <w:sz w:val="22"/>
-                                  <w:vertAlign w:val="baseline"/>
-                                </w:rPr>
-                              </w:r>
-                            </w:p>
-                            <w:p>
-                              <w:pPr>
-                                <w:spacing w:after="0" w:before="50" w:line="240"/>
-                                <w:ind w:left="0" w:right="0" w:firstLine="0"/>
-                                <w:jc w:val="left"/>
-                                <w:textDirection w:val="btLr"/>
-                              </w:pPr>
-                              <w:r>
-                                <w:rPr>
-                                  <w:rFonts w:ascii="Century Gothic" w:cs="Century Gothic" w:eastAsia="Century Gothic" w:hAnsi="Century Gothic"/>
-                                  <w:b w:val="1"/>
-                                  <w:i w:val="0"/>
-                                  <w:smallCaps w:val="0"/>
-                                  <w:strike w:val="0"/>
-                                  <w:color w:val="1f497d"/>
-                                  <w:sz w:val="22"/>
-                                  <w:vertAlign w:val="baseline"/>
-                                </w:rPr>
-                              </w:r>
-                            </w:p>
-                            <w:p>
-                              <w:pPr>
-                                <w:spacing w:after="0" w:before="50" w:line="240"/>
-                                <w:ind w:left="0" w:right="0" w:firstLine="0"/>
-                                <w:jc w:val="left"/>
-                                <w:textDirection w:val="btLr"/>
-                              </w:pPr>
-                              <w:r>
-                                <w:rPr>
-                                  <w:rFonts w:ascii="Century Gothic" w:cs="Century Gothic" w:eastAsia="Century Gothic" w:hAnsi="Century Gothic"/>
-                                  <w:b w:val="1"/>
-                                  <w:i w:val="0"/>
-                                  <w:smallCaps w:val="0"/>
-                                  <w:strike w:val="0"/>
-                                  <w:color w:val="1f497d"/>
-                                  <w:sz w:val="22"/>
-                                  <w:vertAlign w:val="baseline"/>
-                                </w:rPr>
-                              </w:r>
-                            </w:p>
-                            <w:p>
-                              <w:pPr>
-                                <w:spacing w:after="0" w:before="50" w:line="240"/>
-                                <w:ind w:left="0" w:right="0" w:firstLine="0"/>
-                                <w:jc w:val="left"/>
-                                <w:textDirection w:val="btLr"/>
-                              </w:pPr>
-                              <w:r>
-                                <w:rPr>
-                                  <w:rFonts w:ascii="Century Gothic" w:cs="Century Gothic" w:eastAsia="Century Gothic" w:hAnsi="Century Gothic"/>
-                                  <w:b w:val="1"/>
-                                  <w:i w:val="0"/>
-                                  <w:smallCaps w:val="0"/>
-                                  <w:strike w:val="0"/>
-                                  <w:color w:val="1f497d"/>
-                                  <w:sz w:val="22"/>
-                                  <w:vertAlign w:val="baseline"/>
-                                </w:rPr>
-                              </w:r>
-                            </w:p>
-                            <w:p>
-                              <w:pPr>
-                                <w:spacing w:after="0" w:before="50" w:line="240"/>
-                                <w:ind w:left="103.00000190734863" w:right="0" w:firstLine="206.00000381469727"/>
-                                <w:jc w:val="left"/>
-                                <w:textDirection w:val="btLr"/>
-                              </w:pPr>
-                              <w:r>
-                                <w:rPr>
-                                  <w:rFonts w:ascii="Century Gothic" w:cs="Century Gothic" w:eastAsia="Century Gothic" w:hAnsi="Century Gothic"/>
-                                  <w:b w:val="1"/>
-                                  <w:i w:val="0"/>
-                                  <w:smallCaps w:val="0"/>
-                                  <w:strike w:val="0"/>
-                                  <w:color w:val="1f497d"/>
-                                  <w:sz w:val="22"/>
-                                  <w:vertAlign w:val="baseline"/>
-                                </w:rPr>
-                              </w:r>
-                            </w:p>
-                          </w:txbxContent>
-                        </wps:txbx>
-                        <wps:bodyPr anchorCtr="0" anchor="t" bIns="0" lIns="0" spcFirstLastPara="1" rIns="0" wrap="square" tIns="0">
-                          <a:noAutofit/>
-                        </wps:bodyPr>
-                      </wps:wsp>
-                      <wps:wsp>
-                        <wps:cNvSpPr/>
-                        <wps:cNvPr id="3" name="Shape 3"/>
-                        <wps:spPr>
-                          <a:xfrm>
-                            <a:off x="6534000" y="753100"/>
-                            <a:ext cx="1845900" cy="1813800"/>
-                          </a:xfrm>
-                          <a:prstGeom prst="rect">
-                            <a:avLst/>
-                          </a:prstGeom>
-                          <a:noFill/>
-                          <a:ln cap="flat" cmpd="sng" w="9525">
-                            <a:solidFill>
-                              <a:srgbClr val="000000"/>
-                            </a:solidFill>
-                            <a:prstDash val="solid"/>
-                            <a:miter lim="8000"/>
-                            <a:headEnd len="sm" w="sm" type="none"/>
-                            <a:tailEnd len="sm" w="sm" type="none"/>
-                          </a:ln>
-                        </wps:spPr>
-                        <wps:txbx>
-                          <w:txbxContent>
-                            <w:p>
-                              <w:pPr>
-                                <w:spacing w:after="0" w:before="0" w:line="240"/>
-                                <w:ind w:left="0" w:right="0" w:firstLine="0"/>
-                                <w:jc w:val="center"/>
-                                <w:textDirection w:val="btLr"/>
-                              </w:pPr>
-                            </w:p>
-                            <w:p>
-                              <w:pPr>
-                                <w:spacing w:after="0" w:before="0" w:line="240"/>
-                                <w:ind w:left="0" w:right="0" w:firstLine="0"/>
-                                <w:jc w:val="center"/>
-                                <w:textDirection w:val="btLr"/>
-                              </w:pPr>
-                              <w:r>
-                                <w:rPr>
-                                  <w:rFonts w:ascii="Arial" w:cs="Arial" w:eastAsia="Arial" w:hAnsi="Arial"/>
-                                  <w:b w:val="0"/>
-                                  <w:i w:val="0"/>
-                                  <w:smallCaps w:val="0"/>
-                                  <w:strike w:val="0"/>
-                                  <w:color w:val="000000"/>
-                                  <w:sz w:val="28"/>
-                                  <w:vertAlign w:val="baseline"/>
-                                </w:rPr>
-                              </w:r>
-                            </w:p>
-                            <w:p>
-                              <w:pPr>
-                                <w:spacing w:after="0" w:before="0" w:line="240"/>
-                                <w:ind w:left="0" w:right="0" w:firstLine="0"/>
-                                <w:jc w:val="left"/>
-                                <w:textDirection w:val="btLr"/>
-                              </w:pPr>
-                              <w:r>
-                                <w:rPr>
-                                  <w:rFonts w:ascii="Arial" w:cs="Arial" w:eastAsia="Arial" w:hAnsi="Arial"/>
-                                  <w:b w:val="0"/>
-                                  <w:i w:val="0"/>
-                                  <w:smallCaps w:val="0"/>
-                                  <w:strike w:val="0"/>
-                                  <w:color w:val="000000"/>
-                                  <w:sz w:val="28"/>
-                                  <w:vertAlign w:val="baseline"/>
-                                </w:rPr>
-                              </w:r>
-                              <w:r>
-                                <w:rPr>
-                                  <w:rFonts w:ascii="Arial" w:cs="Arial" w:eastAsia="Arial" w:hAnsi="Arial"/>
-                                  <w:b w:val="0"/>
-                                  <w:i w:val="0"/>
-                                  <w:smallCaps w:val="0"/>
-                                  <w:strike w:val="0"/>
-                                  <w:color w:val="000000"/>
-                                  <w:sz w:val="28"/>
-                                  <w:vertAlign w:val="baseline"/>
-                                </w:rPr>
-                                <w:t xml:space="preserve">{{candidate_photo}}</w:t>
-                              </w:r>
-                            </w:p>
-                          </w:txbxContent>
-                        </wps:txbx>
-                        <wps:bodyPr anchorCtr="0" anchor="t" bIns="91425" lIns="91425" spcFirstLastPara="1" rIns="91425" wrap="square" tIns="91425">
-                          <a:noAutofit/>
-                        </wps:bodyPr>
-                      </wps:wsp>
+                        </wpg:grpSpPr>
+                        <wps:wsp>
+                          <wps:cNvSpPr/>
+                          <wps:cNvPr id="3" name="Shape 3"/>
+                          <wps:spPr>
+                            <a:xfrm>
+                              <a:off x="1997875" y="493750"/>
+                              <a:ext cx="6696250" cy="6467950"/>
+                            </a:xfrm>
+                            <a:prstGeom prst="rect">
+                              <a:avLst/>
+                            </a:prstGeom>
+                            <a:noFill/>
+                            <a:ln>
+                              <a:noFill/>
+                            </a:ln>
+                          </wps:spPr>
+                          <wps:txbx>
+                            <w:txbxContent>
+                              <w:p>
+                                <w:pPr>
+                                  <w:spacing w:after="0" w:before="0" w:line="240"/>
+                                  <w:ind w:left="0" w:right="0" w:firstLine="0"/>
+                                  <w:jc w:val="left"/>
+                                  <w:textDirection w:val="btLr"/>
+                                </w:pPr>
+                              </w:p>
+                            </w:txbxContent>
+                          </wps:txbx>
+                          <wps:bodyPr anchorCtr="0" anchor="ctr" bIns="91425" lIns="91425" spcFirstLastPara="1" rIns="91425" wrap="square" tIns="91425">
+                            <a:noAutofit/>
+                          </wps:bodyPr>
+                        </wps:wsp>
+                        <wps:wsp>
+                          <wps:cNvSpPr/>
+                          <wps:cNvPr id="4" name="Shape 4"/>
+                          <wps:spPr>
+                            <a:xfrm>
+                              <a:off x="2002650" y="498525"/>
+                              <a:ext cx="6686700" cy="6458400"/>
+                            </a:xfrm>
+                            <a:prstGeom prst="rect">
+                              <a:avLst/>
+                            </a:prstGeom>
+                            <a:noFill/>
+                            <a:ln cap="flat" cmpd="sng" w="9525">
+                              <a:solidFill>
+                                <a:srgbClr val="000000"/>
+                              </a:solidFill>
+                              <a:prstDash val="solid"/>
+                              <a:miter lim="800000"/>
+                              <a:headEnd len="sm" w="sm" type="none"/>
+                              <a:tailEnd len="sm" w="sm" type="none"/>
+                            </a:ln>
+                          </wps:spPr>
+                          <wps:txbx>
+                            <w:txbxContent>
+                              <w:p>
+                                <w:pPr>
+                                  <w:spacing w:after="0" w:before="50" w:line="240"/>
+                                  <w:ind w:left="0" w:right="0" w:firstLine="0"/>
+                                  <w:jc w:val="left"/>
+                                  <w:textDirection w:val="btLr"/>
+                                </w:pPr>
+                                <w:r>
+                                  <w:rPr>
+                                    <w:rFonts w:ascii="Trebuchet MS" w:cs="Trebuchet MS" w:eastAsia="Trebuchet MS" w:hAnsi="Trebuchet MS"/>
+                                    <w:b w:val="0"/>
+                                    <w:i w:val="0"/>
+                                    <w:smallCaps w:val="0"/>
+                                    <w:strike w:val="0"/>
+                                    <w:color w:val="000000"/>
+                                    <w:sz w:val="20"/>
+                                    <w:vertAlign w:val="baseline"/>
+                                  </w:rPr>
+                                  <w:t xml:space="preserve"> </w:t>
+                                </w:r>
+                                <w:r>
+                                  <w:rPr>
+                                    <w:rFonts w:ascii="Century Gothic" w:cs="Century Gothic" w:eastAsia="Century Gothic" w:hAnsi="Century Gothic"/>
+                                    <w:b w:val="1"/>
+                                    <w:i w:val="0"/>
+                                    <w:smallCaps w:val="0"/>
+                                    <w:strike w:val="0"/>
+                                    <w:color w:val="1f497d"/>
+                                    <w:sz w:val="22"/>
+                                    <w:vertAlign w:val="baseline"/>
+                                  </w:rPr>
+                                  <w:t xml:space="preserve">Candidate First Name:  {{ first_name }}</w:t>
+                                </w:r>
+                              </w:p>
+                              <w:p>
+                                <w:pPr>
+                                  <w:spacing w:after="0" w:before="50" w:line="240"/>
+                                  <w:ind w:left="0" w:right="0" w:firstLine="0"/>
+                                  <w:jc w:val="left"/>
+                                  <w:textDirection w:val="btLr"/>
+                                </w:pPr>
+                                <w:r>
+                                  <w:rPr>
+                                    <w:rFonts w:ascii="Century Gothic" w:cs="Century Gothic" w:eastAsia="Century Gothic" w:hAnsi="Century Gothic"/>
+                                    <w:b w:val="1"/>
+                                    <w:i w:val="0"/>
+                                    <w:smallCaps w:val="0"/>
+                                    <w:strike w:val="0"/>
+                                    <w:color w:val="1f497d"/>
+                                    <w:sz w:val="22"/>
+                                    <w:vertAlign w:val="baseline"/>
+                                  </w:rPr>
+                                </w:r>
+                                <w:r>
+                                  <w:rPr>
+                                    <w:rFonts w:ascii="Century Gothic" w:cs="Century Gothic" w:eastAsia="Century Gothic" w:hAnsi="Century Gothic"/>
+                                    <w:b w:val="1"/>
+                                    <w:i w:val="0"/>
+                                    <w:smallCaps w:val="0"/>
+                                    <w:strike w:val="0"/>
+                                    <w:color w:val="1f497d"/>
+                                    <w:sz w:val="22"/>
+                                    <w:vertAlign w:val="baseline"/>
+                                  </w:rPr>
+                                  <w:t xml:space="preserve">(As per PAN/Aadhar)</w:t>
+                                </w:r>
+                              </w:p>
+                              <w:p>
+                                <w:pPr>
+                                  <w:spacing w:after="0" w:before="50" w:line="240"/>
+                                  <w:ind w:left="0" w:right="0" w:firstLine="0"/>
+                                  <w:jc w:val="left"/>
+                                  <w:textDirection w:val="btLr"/>
+                                </w:pPr>
+                                <w:r>
+                                  <w:rPr>
+                                    <w:rFonts w:ascii="Century Gothic" w:cs="Century Gothic" w:eastAsia="Century Gothic" w:hAnsi="Century Gothic"/>
+                                    <w:b w:val="1"/>
+                                    <w:i w:val="0"/>
+                                    <w:smallCaps w:val="0"/>
+                                    <w:strike w:val="0"/>
+                                    <w:color w:val="1f497d"/>
+                                    <w:sz w:val="22"/>
+                                    <w:vertAlign w:val="baseline"/>
+                                  </w:rPr>
+                                </w:r>
+                              </w:p>
+                              <w:p>
+                                <w:pPr>
+                                  <w:spacing w:after="0" w:before="50" w:line="240"/>
+                                  <w:ind w:left="0" w:right="0" w:firstLine="0"/>
+                                  <w:jc w:val="left"/>
+                                  <w:textDirection w:val="btLr"/>
+                                </w:pPr>
+                                <w:r>
+                                  <w:rPr>
+                                    <w:rFonts w:ascii="Century Gothic" w:cs="Century Gothic" w:eastAsia="Century Gothic" w:hAnsi="Century Gothic"/>
+                                    <w:b w:val="1"/>
+                                    <w:i w:val="0"/>
+                                    <w:smallCaps w:val="0"/>
+                                    <w:strike w:val="0"/>
+                                    <w:color w:val="1f497d"/>
+                                    <w:sz w:val="22"/>
+                                    <w:vertAlign w:val="baseline"/>
+                                  </w:rPr>
+                                </w:r>
+                                <w:r>
+                                  <w:rPr>
+                                    <w:rFonts w:ascii="Century Gothic" w:cs="Century Gothic" w:eastAsia="Century Gothic" w:hAnsi="Century Gothic"/>
+                                    <w:b w:val="1"/>
+                                    <w:i w:val="0"/>
+                                    <w:smallCaps w:val="0"/>
+                                    <w:strike w:val="0"/>
+                                    <w:color w:val="1f497d"/>
+                                    <w:sz w:val="22"/>
+                                    <w:vertAlign w:val="baseline"/>
+                                  </w:rPr>
+                                  <w:t xml:space="preserve"> Candidate Last Name: {{ last_name }}</w:t>
+                                </w:r>
+                                <w:r>
+                                  <w:rPr>
+                                    <w:rFonts w:ascii="Century Gothic" w:cs="Century Gothic" w:eastAsia="Century Gothic" w:hAnsi="Century Gothic"/>
+                                    <w:b w:val="1"/>
+                                    <w:i w:val="0"/>
+                                    <w:smallCaps w:val="0"/>
+                                    <w:strike w:val="0"/>
+                                    <w:color w:val="1f497d"/>
+                                    <w:sz w:val="22"/>
+                                    <w:vertAlign w:val="baseline"/>
+                                  </w:rPr>
+                                  <w:br w:type="textWrapping"/>
+                                </w:r>
+                                <w:r>
+                                  <w:rPr>
+                                    <w:rFonts w:ascii="Century Gothic" w:cs="Century Gothic" w:eastAsia="Century Gothic" w:hAnsi="Century Gothic"/>
+                                    <w:b w:val="1"/>
+                                    <w:i w:val="0"/>
+                                    <w:smallCaps w:val="0"/>
+                                    <w:strike w:val="0"/>
+                                    <w:color w:val="1f497d"/>
+                                    <w:sz w:val="22"/>
+                                    <w:vertAlign w:val="baseline"/>
+                                  </w:rPr>
+                                  <w:t xml:space="preserve"> (As per PAN/Aadhar)</w:t>
+                                </w:r>
+                              </w:p>
+                              <w:p>
+                                <w:pPr>
+                                  <w:spacing w:after="0" w:before="50" w:line="240"/>
+                                  <w:ind w:left="0" w:right="0" w:firstLine="0"/>
+                                  <w:jc w:val="left"/>
+                                  <w:textDirection w:val="btLr"/>
+                                </w:pPr>
+                                <w:r>
+                                  <w:rPr>
+                                    <w:rFonts w:ascii="Century Gothic" w:cs="Century Gothic" w:eastAsia="Century Gothic" w:hAnsi="Century Gothic"/>
+                                    <w:b w:val="1"/>
+                                    <w:i w:val="0"/>
+                                    <w:smallCaps w:val="0"/>
+                                    <w:strike w:val="0"/>
+                                    <w:color w:val="1f497d"/>
+                                    <w:sz w:val="22"/>
+                                    <w:vertAlign w:val="baseline"/>
+                                  </w:rPr>
+                                </w:r>
+                              </w:p>
+                              <w:p>
+                                <w:pPr>
+                                  <w:spacing w:after="0" w:before="50" w:line="240"/>
+                                  <w:ind w:left="0" w:right="0" w:firstLine="0"/>
+                                  <w:jc w:val="left"/>
+                                  <w:textDirection w:val="btLr"/>
+                                </w:pPr>
+                                <w:r>
+                                  <w:rPr>
+                                    <w:rFonts w:ascii="Century Gothic" w:cs="Century Gothic" w:eastAsia="Century Gothic" w:hAnsi="Century Gothic"/>
+                                    <w:b w:val="1"/>
+                                    <w:i w:val="0"/>
+                                    <w:smallCaps w:val="0"/>
+                                    <w:strike w:val="0"/>
+                                    <w:color w:val="1f497d"/>
+                                    <w:sz w:val="22"/>
+                                    <w:vertAlign w:val="baseline"/>
+                                  </w:rPr>
+                                </w:r>
+                                <w:r>
+                                  <w:rPr>
+                                    <w:rFonts w:ascii="Century Gothic" w:cs="Century Gothic" w:eastAsia="Century Gothic" w:hAnsi="Century Gothic"/>
+                                    <w:b w:val="1"/>
+                                    <w:i w:val="0"/>
+                                    <w:smallCaps w:val="0"/>
+                                    <w:strike w:val="0"/>
+                                    <w:color w:val="1f497d"/>
+                                    <w:sz w:val="22"/>
+                                    <w:vertAlign w:val="baseline"/>
+                                  </w:rPr>
+                                  <w:t xml:space="preserve"> Notice Period of the Candidate: {{ notice_period }}</w:t>
+                                </w:r>
+                              </w:p>
+                              <w:p>
+                                <w:pPr>
+                                  <w:spacing w:after="0" w:before="50" w:line="240"/>
+                                  <w:ind w:left="0" w:right="0" w:firstLine="0"/>
+                                  <w:jc w:val="left"/>
+                                  <w:textDirection w:val="btLr"/>
+                                </w:pPr>
+                                <w:r>
+                                  <w:rPr>
+                                    <w:rFonts w:ascii="Century Gothic" w:cs="Century Gothic" w:eastAsia="Century Gothic" w:hAnsi="Century Gothic"/>
+                                    <w:b w:val="1"/>
+                                    <w:i w:val="0"/>
+                                    <w:smallCaps w:val="0"/>
+                                    <w:strike w:val="0"/>
+                                    <w:color w:val="1f497d"/>
+                                    <w:sz w:val="22"/>
+                                    <w:vertAlign w:val="baseline"/>
+                                  </w:rPr>
+                                </w:r>
+                              </w:p>
+                              <w:p>
+                                <w:pPr>
+                                  <w:spacing w:after="0" w:before="50" w:line="240"/>
+                                  <w:ind w:left="0" w:right="0" w:firstLine="0"/>
+                                  <w:jc w:val="left"/>
+                                  <w:textDirection w:val="btLr"/>
+                                </w:pPr>
+                                <w:r>
+                                  <w:rPr>
+                                    <w:rFonts w:ascii="Century Gothic" w:cs="Century Gothic" w:eastAsia="Century Gothic" w:hAnsi="Century Gothic"/>
+                                    <w:b w:val="1"/>
+                                    <w:i w:val="0"/>
+                                    <w:smallCaps w:val="0"/>
+                                    <w:strike w:val="0"/>
+                                    <w:color w:val="1f497d"/>
+                                    <w:sz w:val="22"/>
+                                    <w:vertAlign w:val="baseline"/>
+                                  </w:rPr>
+                                </w:r>
+                                <w:r>
+                                  <w:rPr>
+                                    <w:rFonts w:ascii="Century Gothic" w:cs="Century Gothic" w:eastAsia="Century Gothic" w:hAnsi="Century Gothic"/>
+                                    <w:b w:val="1"/>
+                                    <w:i w:val="0"/>
+                                    <w:smallCaps w:val="0"/>
+                                    <w:strike w:val="0"/>
+                                    <w:color w:val="1f497d"/>
+                                    <w:sz w:val="22"/>
+                                    <w:vertAlign w:val="baseline"/>
+                                  </w:rPr>
+                                  <w:t xml:space="preserve"> Internal or External Candidate: {{ candidate_type }}</w:t>
+                                </w:r>
+                              </w:p>
+                              <w:p>
+                                <w:pPr>
+                                  <w:spacing w:after="0" w:before="50" w:line="240"/>
+                                  <w:ind w:left="0" w:right="0" w:firstLine="0"/>
+                                  <w:jc w:val="left"/>
+                                  <w:textDirection w:val="btLr"/>
+                                </w:pPr>
+                                <w:r>
+                                  <w:rPr>
+                                    <w:rFonts w:ascii="Century Gothic" w:cs="Century Gothic" w:eastAsia="Century Gothic" w:hAnsi="Century Gothic"/>
+                                    <w:b w:val="1"/>
+                                    <w:i w:val="0"/>
+                                    <w:smallCaps w:val="0"/>
+                                    <w:strike w:val="0"/>
+                                    <w:color w:val="1f497d"/>
+                                    <w:sz w:val="22"/>
+                                    <w:vertAlign w:val="baseline"/>
+                                  </w:rPr>
+                                </w:r>
+                              </w:p>
+                              <w:p>
+                                <w:pPr>
+                                  <w:spacing w:after="0" w:before="50" w:line="240"/>
+                                  <w:ind w:left="0" w:right="0" w:firstLine="0"/>
+                                  <w:jc w:val="left"/>
+                                  <w:textDirection w:val="btLr"/>
+                                </w:pPr>
+                                <w:r>
+                                  <w:rPr>
+                                    <w:rFonts w:ascii="Century Gothic" w:cs="Century Gothic" w:eastAsia="Century Gothic" w:hAnsi="Century Gothic"/>
+                                    <w:b w:val="1"/>
+                                    <w:i w:val="0"/>
+                                    <w:smallCaps w:val="0"/>
+                                    <w:strike w:val="0"/>
+                                    <w:color w:val="1f497d"/>
+                                    <w:sz w:val="22"/>
+                                    <w:vertAlign w:val="baseline"/>
+                                  </w:rPr>
+                                </w:r>
+                                <w:r>
+                                  <w:rPr>
+                                    <w:rFonts w:ascii="Century Gothic" w:cs="Century Gothic" w:eastAsia="Century Gothic" w:hAnsi="Century Gothic"/>
+                                    <w:b w:val="1"/>
+                                    <w:i w:val="0"/>
+                                    <w:smallCaps w:val="0"/>
+                                    <w:strike w:val="0"/>
+                                    <w:color w:val="1f497d"/>
+                                    <w:sz w:val="22"/>
+                                    <w:vertAlign w:val="baseline"/>
+                                  </w:rPr>
+                                  <w:t xml:space="preserve"> Interview Availability Date: {{ interview_availability }}</w:t>
+                                </w:r>
+                              </w:p>
+                              <w:p>
+                                <w:pPr>
+                                  <w:spacing w:after="0" w:before="50" w:line="240"/>
+                                  <w:ind w:left="0" w:right="0" w:firstLine="0"/>
+                                  <w:jc w:val="left"/>
+                                  <w:textDirection w:val="btLr"/>
+                                </w:pPr>
+                                <w:r>
+                                  <w:rPr>
+                                    <w:rFonts w:ascii="Century Gothic" w:cs="Century Gothic" w:eastAsia="Century Gothic" w:hAnsi="Century Gothic"/>
+                                    <w:b w:val="1"/>
+                                    <w:i w:val="0"/>
+                                    <w:smallCaps w:val="0"/>
+                                    <w:strike w:val="0"/>
+                                    <w:color w:val="1f497d"/>
+                                    <w:sz w:val="22"/>
+                                    <w:vertAlign w:val="baseline"/>
+                                  </w:rPr>
+                                </w:r>
+                              </w:p>
+                              <w:p>
+                                <w:pPr>
+                                  <w:spacing w:after="0" w:before="50" w:line="240"/>
+                                  <w:ind w:left="0" w:right="0" w:firstLine="0"/>
+                                  <w:jc w:val="left"/>
+                                  <w:textDirection w:val="btLr"/>
+                                </w:pPr>
+                                <w:r>
+                                  <w:rPr>
+                                    <w:rFonts w:ascii="Century Gothic" w:cs="Century Gothic" w:eastAsia="Century Gothic" w:hAnsi="Century Gothic"/>
+                                    <w:b w:val="1"/>
+                                    <w:i w:val="0"/>
+                                    <w:smallCaps w:val="0"/>
+                                    <w:strike w:val="0"/>
+                                    <w:color w:val="1f497d"/>
+                                    <w:sz w:val="22"/>
+                                    <w:vertAlign w:val="baseline"/>
+                                  </w:rPr>
+                                </w:r>
+                                <w:r>
+                                  <w:rPr>
+                                    <w:rFonts w:ascii="Century Gothic" w:cs="Century Gothic" w:eastAsia="Century Gothic" w:hAnsi="Century Gothic"/>
+                                    <w:b w:val="1"/>
+                                    <w:i w:val="0"/>
+                                    <w:smallCaps w:val="0"/>
+                                    <w:strike w:val="0"/>
+                                    <w:color w:val="1f497d"/>
+                                    <w:sz w:val="22"/>
+                                    <w:vertAlign w:val="baseline"/>
+                                  </w:rPr>
+                                  <w:t xml:space="preserve"> Start Availability Date: {{ start_availability }}</w:t>
+                                </w:r>
+                              </w:p>
+                              <w:p>
+                                <w:pPr>
+                                  <w:spacing w:after="0" w:before="50" w:line="240"/>
+                                  <w:ind w:left="0" w:right="0" w:firstLine="0"/>
+                                  <w:jc w:val="left"/>
+                                  <w:textDirection w:val="btLr"/>
+                                </w:pPr>
+                                <w:r>
+                                  <w:rPr>
+                                    <w:rFonts w:ascii="Century Gothic" w:cs="Century Gothic" w:eastAsia="Century Gothic" w:hAnsi="Century Gothic"/>
+                                    <w:b w:val="1"/>
+                                    <w:i w:val="0"/>
+                                    <w:smallCaps w:val="0"/>
+                                    <w:strike w:val="0"/>
+                                    <w:color w:val="1f497d"/>
+                                    <w:sz w:val="22"/>
+                                    <w:vertAlign w:val="baseline"/>
+                                  </w:rPr>
+                                </w:r>
+                              </w:p>
+                              <w:p>
+                                <w:pPr>
+                                  <w:spacing w:after="0" w:before="50" w:line="240"/>
+                                  <w:ind w:left="0" w:right="0" w:firstLine="0"/>
+                                  <w:jc w:val="left"/>
+                                  <w:textDirection w:val="btLr"/>
+                                </w:pPr>
+                                <w:r>
+                                  <w:rPr>
+                                    <w:rFonts w:ascii="Century Gothic" w:cs="Century Gothic" w:eastAsia="Century Gothic" w:hAnsi="Century Gothic"/>
+                                    <w:b w:val="1"/>
+                                    <w:i w:val="0"/>
+                                    <w:smallCaps w:val="0"/>
+                                    <w:strike w:val="0"/>
+                                    <w:color w:val="1f497d"/>
+                                    <w:sz w:val="22"/>
+                                    <w:vertAlign w:val="baseline"/>
+                                  </w:rPr>
+                                </w:r>
+                                <w:r>
+                                  <w:rPr>
+                                    <w:rFonts w:ascii="Century Gothic" w:cs="Century Gothic" w:eastAsia="Century Gothic" w:hAnsi="Century Gothic"/>
+                                    <w:b w:val="1"/>
+                                    <w:i w:val="0"/>
+                                    <w:smallCaps w:val="0"/>
+                                    <w:strike w:val="0"/>
+                                    <w:color w:val="1f497d"/>
+                                    <w:sz w:val="22"/>
+                                    <w:vertAlign w:val="baseline"/>
+                                  </w:rPr>
+                                  <w:t xml:space="preserve">Has the candidate worked directly for Ford before? (Yes/No) {{ worked_with_ford_before }}</w:t>
+                                </w:r>
+                              </w:p>
+                              <w:p>
+                                <w:pPr>
+                                  <w:spacing w:after="0" w:before="50" w:line="240"/>
+                                  <w:ind w:left="0" w:right="0" w:firstLine="0"/>
+                                  <w:jc w:val="left"/>
+                                  <w:textDirection w:val="btLr"/>
+                                </w:pPr>
+                                <w:r>
+                                  <w:rPr>
+                                    <w:rFonts w:ascii="Century Gothic" w:cs="Century Gothic" w:eastAsia="Century Gothic" w:hAnsi="Century Gothic"/>
+                                    <w:b w:val="1"/>
+                                    <w:i w:val="0"/>
+                                    <w:smallCaps w:val="0"/>
+                                    <w:strike w:val="0"/>
+                                    <w:color w:val="1f497d"/>
+                                    <w:sz w:val="22"/>
+                                    <w:vertAlign w:val="baseline"/>
+                                  </w:rPr>
+                                </w:r>
+                                <w:r>
+                                  <w:rPr>
+                                    <w:rFonts w:ascii="Century Gothic" w:cs="Century Gothic" w:eastAsia="Century Gothic" w:hAnsi="Century Gothic"/>
+                                    <w:b w:val="1"/>
+                                    <w:i w:val="0"/>
+                                    <w:smallCaps w:val="0"/>
+                                    <w:strike w:val="0"/>
+                                    <w:color w:val="1f497d"/>
+                                    <w:sz w:val="22"/>
+                                    <w:vertAlign w:val="baseline"/>
+                                  </w:rPr>
+                                  <w:t xml:space="preserve">Has the candidate worked for Ford as an Agency worker before? (Yes/No)  {{ worked_with_ford_agency_before }}</w:t>
+                                </w:r>
+                              </w:p>
+                              <w:p>
+                                <w:pPr>
+                                  <w:spacing w:after="0" w:before="50" w:line="240"/>
+                                  <w:ind w:left="0" w:right="0" w:firstLine="720"/>
+                                  <w:jc w:val="left"/>
+                                  <w:textDirection w:val="btLr"/>
+                                </w:pPr>
+                                <w:r>
+                                  <w:rPr>
+                                    <w:rFonts w:ascii="Century Gothic" w:cs="Century Gothic" w:eastAsia="Century Gothic" w:hAnsi="Century Gothic"/>
+                                    <w:b w:val="1"/>
+                                    <w:i w:val="0"/>
+                                    <w:smallCaps w:val="0"/>
+                                    <w:strike w:val="0"/>
+                                    <w:color w:val="1f497d"/>
+                                    <w:sz w:val="22"/>
+                                    <w:vertAlign w:val="baseline"/>
+                                  </w:rPr>
+                                </w:r>
+                                <w:r>
+                                  <w:rPr>
+                                    <w:rFonts w:ascii="Century Gothic" w:cs="Century Gothic" w:eastAsia="Century Gothic" w:hAnsi="Century Gothic"/>
+                                    <w:b w:val="1"/>
+                                    <w:i w:val="0"/>
+                                    <w:smallCaps w:val="0"/>
+                                    <w:strike w:val="0"/>
+                                    <w:color w:val="1f497d"/>
+                                    <w:sz w:val="22"/>
+                                    <w:vertAlign w:val="baseline"/>
+                                  </w:rPr>
+                                  <w:t xml:space="preserve">If yes to either of the above, please specify the below details:</w:t>
+                                </w:r>
+                              </w:p>
+                              <w:p>
+                                <w:pPr>
+                                  <w:spacing w:after="0" w:before="50" w:line="240"/>
+                                  <w:ind w:left="2160" w:right="0" w:firstLine="1800"/>
+                                  <w:jc w:val="left"/>
+                                  <w:textDirection w:val="btLr"/>
+                                </w:pPr>
+                                <w:r>
+                                  <w:rPr>
+                                    <w:rFonts w:ascii="Century Gothic" w:cs="Century Gothic" w:eastAsia="Century Gothic" w:hAnsi="Century Gothic"/>
+                                    <w:b w:val="1"/>
+                                    <w:i w:val="0"/>
+                                    <w:smallCaps w:val="0"/>
+                                    <w:strike w:val="0"/>
+                                    <w:color w:val="1f497d"/>
+                                    <w:sz w:val="22"/>
+                                    <w:vertAlign w:val="baseline"/>
+                                  </w:rPr>
+                                </w:r>
+                                <w:r>
+                                  <w:rPr>
+                                    <w:rFonts w:ascii="Century Gothic" w:cs="Century Gothic" w:eastAsia="Century Gothic" w:hAnsi="Century Gothic"/>
+                                    <w:b w:val="1"/>
+                                    <w:i w:val="0"/>
+                                    <w:smallCaps w:val="0"/>
+                                    <w:strike w:val="0"/>
+                                    <w:color w:val="1f497d"/>
+                                    <w:sz w:val="22"/>
+                                    <w:vertAlign w:val="baseline"/>
+                                  </w:rPr>
+                                  <w:t xml:space="preserve">CDSID:</w:t>
+                                </w:r>
+                              </w:p>
+                              <w:p>
+                                <w:pPr>
+                                  <w:spacing w:after="0" w:before="50" w:line="240"/>
+                                  <w:ind w:left="2160" w:right="0" w:firstLine="1800"/>
+                                  <w:jc w:val="left"/>
+                                  <w:textDirection w:val="btLr"/>
+                                </w:pPr>
+                                <w:r>
+                                  <w:rPr>
+                                    <w:rFonts w:ascii="Century Gothic" w:cs="Century Gothic" w:eastAsia="Century Gothic" w:hAnsi="Century Gothic"/>
+                                    <w:b w:val="1"/>
+                                    <w:i w:val="0"/>
+                                    <w:smallCaps w:val="0"/>
+                                    <w:strike w:val="0"/>
+                                    <w:color w:val="1f497d"/>
+                                    <w:sz w:val="22"/>
+                                    <w:vertAlign w:val="baseline"/>
+                                  </w:rPr>
+                                </w:r>
+                                <w:r>
+                                  <w:rPr>
+                                    <w:rFonts w:ascii="Century Gothic" w:cs="Century Gothic" w:eastAsia="Century Gothic" w:hAnsi="Century Gothic"/>
+                                    <w:b w:val="1"/>
+                                    <w:i w:val="0"/>
+                                    <w:smallCaps w:val="0"/>
+                                    <w:strike w:val="0"/>
+                                    <w:color w:val="1f497d"/>
+                                    <w:sz w:val="22"/>
+                                    <w:vertAlign w:val="baseline"/>
+                                  </w:rPr>
+                                  <w:t xml:space="preserve">Supervisor:</w:t>
+                                </w:r>
+                              </w:p>
+                              <w:p>
+                                <w:pPr>
+                                  <w:spacing w:after="0" w:before="50" w:line="240"/>
+                                  <w:ind w:left="2160" w:right="0" w:firstLine="1800"/>
+                                  <w:jc w:val="left"/>
+                                  <w:textDirection w:val="btLr"/>
+                                </w:pPr>
+                                <w:r>
+                                  <w:rPr>
+                                    <w:rFonts w:ascii="Century Gothic" w:cs="Century Gothic" w:eastAsia="Century Gothic" w:hAnsi="Century Gothic"/>
+                                    <w:b w:val="1"/>
+                                    <w:i w:val="0"/>
+                                    <w:smallCaps w:val="0"/>
+                                    <w:strike w:val="0"/>
+                                    <w:color w:val="1f497d"/>
+                                    <w:sz w:val="22"/>
+                                    <w:vertAlign w:val="baseline"/>
+                                  </w:rPr>
+                                </w:r>
+                                <w:r>
+                                  <w:rPr>
+                                    <w:rFonts w:ascii="Century Gothic" w:cs="Century Gothic" w:eastAsia="Century Gothic" w:hAnsi="Century Gothic"/>
+                                    <w:b w:val="1"/>
+                                    <w:i w:val="0"/>
+                                    <w:smallCaps w:val="0"/>
+                                    <w:strike w:val="0"/>
+                                    <w:color w:val="1f497d"/>
+                                    <w:sz w:val="22"/>
+                                    <w:vertAlign w:val="baseline"/>
+                                  </w:rPr>
+                                  <w:t xml:space="preserve">Duration of the Project:</w:t>
+                                </w:r>
+                              </w:p>
+                              <w:p>
+                                <w:pPr>
+                                  <w:spacing w:after="0" w:before="50" w:line="240"/>
+                                  <w:ind w:left="2160" w:right="0" w:firstLine="1800"/>
+                                  <w:jc w:val="left"/>
+                                  <w:textDirection w:val="btLr"/>
+                                </w:pPr>
+                                <w:r>
+                                  <w:rPr>
+                                    <w:rFonts w:ascii="Century Gothic" w:cs="Century Gothic" w:eastAsia="Century Gothic" w:hAnsi="Century Gothic"/>
+                                    <w:b w:val="1"/>
+                                    <w:i w:val="0"/>
+                                    <w:smallCaps w:val="0"/>
+                                    <w:strike w:val="0"/>
+                                    <w:color w:val="1f497d"/>
+                                    <w:sz w:val="22"/>
+                                    <w:vertAlign w:val="baseline"/>
+                                  </w:rPr>
+                                </w:r>
+                                <w:r>
+                                  <w:rPr>
+                                    <w:rFonts w:ascii="Century Gothic" w:cs="Century Gothic" w:eastAsia="Century Gothic" w:hAnsi="Century Gothic"/>
+                                    <w:b w:val="1"/>
+                                    <w:i w:val="0"/>
+                                    <w:smallCaps w:val="0"/>
+                                    <w:strike w:val="0"/>
+                                    <w:color w:val="1f497d"/>
+                                    <w:sz w:val="22"/>
+                                    <w:vertAlign w:val="baseline"/>
+                                  </w:rPr>
+                                  <w:t xml:space="preserve">Exit reason:</w:t>
+                                </w:r>
+                              </w:p>
+                              <w:p>
+                                <w:pPr>
+                                  <w:spacing w:after="0" w:before="50" w:line="240"/>
+                                  <w:ind w:left="0" w:right="0" w:firstLine="0"/>
+                                  <w:jc w:val="left"/>
+                                  <w:textDirection w:val="btLr"/>
+                                </w:pPr>
+                                <w:r>
+                                  <w:rPr>
+                                    <w:rFonts w:ascii="Century Gothic" w:cs="Century Gothic" w:eastAsia="Century Gothic" w:hAnsi="Century Gothic"/>
+                                    <w:b w:val="1"/>
+                                    <w:i w:val="0"/>
+                                    <w:smallCaps w:val="0"/>
+                                    <w:strike w:val="0"/>
+                                    <w:color w:val="1f497d"/>
+                                    <w:sz w:val="22"/>
+                                    <w:vertAlign w:val="baseline"/>
+                                  </w:rPr>
+                                </w:r>
+                              </w:p>
+                              <w:p>
+                                <w:pPr>
+                                  <w:spacing w:after="0" w:before="50" w:line="240"/>
+                                  <w:ind w:left="0" w:right="0" w:firstLine="0"/>
+                                  <w:jc w:val="left"/>
+                                  <w:textDirection w:val="btLr"/>
+                                </w:pPr>
+                                <w:r>
+                                  <w:rPr>
+                                    <w:rFonts w:ascii="Century Gothic" w:cs="Century Gothic" w:eastAsia="Century Gothic" w:hAnsi="Century Gothic"/>
+                                    <w:b w:val="1"/>
+                                    <w:i w:val="0"/>
+                                    <w:smallCaps w:val="0"/>
+                                    <w:strike w:val="0"/>
+                                    <w:color w:val="1f497d"/>
+                                    <w:sz w:val="22"/>
+                                    <w:vertAlign w:val="baseline"/>
+                                  </w:rPr>
+                                </w:r>
+                                <w:r>
+                                  <w:rPr>
+                                    <w:rFonts w:ascii="Century Gothic" w:cs="Century Gothic" w:eastAsia="Century Gothic" w:hAnsi="Century Gothic"/>
+                                    <w:b w:val="1"/>
+                                    <w:i w:val="0"/>
+                                    <w:smallCaps w:val="0"/>
+                                    <w:strike w:val="0"/>
+                                    <w:color w:val="1f497d"/>
+                                    <w:sz w:val="22"/>
+                                    <w:vertAlign w:val="baseline"/>
+                                  </w:rPr>
+                                  <w:t xml:space="preserve"> Overall IT Experience: {{ total_experience_years}} Years</w:t>
+                                </w:r>
+                              </w:p>
+                              <w:p>
+                                <w:pPr>
+                                  <w:spacing w:after="0" w:before="50" w:line="240"/>
+                                  <w:ind w:left="0" w:right="0" w:firstLine="0"/>
+                                  <w:jc w:val="left"/>
+                                  <w:textDirection w:val="btLr"/>
+                                </w:pPr>
+                                <w:r>
+                                  <w:rPr>
+                                    <w:rFonts w:ascii="Century Gothic" w:cs="Century Gothic" w:eastAsia="Century Gothic" w:hAnsi="Century Gothic"/>
+                                    <w:b w:val="1"/>
+                                    <w:i w:val="0"/>
+                                    <w:smallCaps w:val="0"/>
+                                    <w:strike w:val="0"/>
+                                    <w:color w:val="1f497d"/>
+                                    <w:sz w:val="22"/>
+                                    <w:vertAlign w:val="baseline"/>
+                                  </w:rPr>
+                                </w:r>
+                              </w:p>
+                              <w:p>
+                                <w:pPr>
+                                  <w:spacing w:after="0" w:before="50" w:line="240"/>
+                                  <w:ind w:left="0" w:right="0" w:firstLine="0"/>
+                                  <w:jc w:val="left"/>
+                                  <w:textDirection w:val="btLr"/>
+                                </w:pPr>
+                                <w:r>
+                                  <w:rPr>
+                                    <w:rFonts w:ascii="Century Gothic" w:cs="Century Gothic" w:eastAsia="Century Gothic" w:hAnsi="Century Gothic"/>
+                                    <w:b w:val="1"/>
+                                    <w:i w:val="0"/>
+                                    <w:smallCaps w:val="0"/>
+                                    <w:strike w:val="0"/>
+                                    <w:color w:val="1f497d"/>
+                                    <w:sz w:val="22"/>
+                                    <w:vertAlign w:val="baseline"/>
+                                  </w:rPr>
+                                </w:r>
+                                <w:r>
+                                  <w:rPr>
+                                    <w:rFonts w:ascii="Century Gothic" w:cs="Century Gothic" w:eastAsia="Century Gothic" w:hAnsi="Century Gothic"/>
+                                    <w:b w:val="1"/>
+                                    <w:i w:val="0"/>
+                                    <w:smallCaps w:val="0"/>
+                                    <w:strike w:val="0"/>
+                                    <w:color w:val="1f497d"/>
+                                    <w:sz w:val="22"/>
+                                    <w:vertAlign w:val="baseline"/>
+                                  </w:rPr>
+                                  <w:t xml:space="preserve"> Experience in Core Skills: {{ relevant_experience_years }} Years</w:t>
+                                </w:r>
+                              </w:p>
+                              <w:p>
+                                <w:pPr>
+                                  <w:spacing w:after="0" w:before="50" w:line="240"/>
+                                  <w:ind w:left="0" w:right="0" w:firstLine="0"/>
+                                  <w:jc w:val="left"/>
+                                  <w:textDirection w:val="btLr"/>
+                                </w:pPr>
+                                <w:r>
+                                  <w:rPr>
+                                    <w:rFonts w:ascii="Century Gothic" w:cs="Century Gothic" w:eastAsia="Century Gothic" w:hAnsi="Century Gothic"/>
+                                    <w:b w:val="1"/>
+                                    <w:i w:val="0"/>
+                                    <w:smallCaps w:val="0"/>
+                                    <w:strike w:val="0"/>
+                                    <w:color w:val="1f497d"/>
+                                    <w:sz w:val="22"/>
+                                    <w:vertAlign w:val="baseline"/>
+                                  </w:rPr>
+                                </w:r>
+                              </w:p>
+                              <w:p>
+                                <w:pPr>
+                                  <w:spacing w:after="0" w:before="50" w:line="240"/>
+                                  <w:ind w:left="0" w:right="0" w:firstLine="0"/>
+                                  <w:jc w:val="left"/>
+                                  <w:textDirection w:val="btLr"/>
+                                </w:pPr>
+                                <w:r>
+                                  <w:rPr>
+                                    <w:rFonts w:ascii="Century Gothic" w:cs="Century Gothic" w:eastAsia="Century Gothic" w:hAnsi="Century Gothic"/>
+                                    <w:b w:val="1"/>
+                                    <w:i w:val="0"/>
+                                    <w:smallCaps w:val="0"/>
+                                    <w:strike w:val="0"/>
+                                    <w:color w:val="1f497d"/>
+                                    <w:sz w:val="22"/>
+                                    <w:vertAlign w:val="baseline"/>
+                                  </w:rPr>
+                                </w:r>
+                                <w:r>
+                                  <w:rPr>
+                                    <w:rFonts w:ascii="Century Gothic" w:cs="Century Gothic" w:eastAsia="Century Gothic" w:hAnsi="Century Gothic"/>
+                                    <w:b w:val="1"/>
+                                    <w:i w:val="0"/>
+                                    <w:smallCaps w:val="0"/>
+                                    <w:strike w:val="0"/>
+                                    <w:color w:val="1f497d"/>
+                                    <w:sz w:val="22"/>
+                                    <w:vertAlign w:val="baseline"/>
+                                  </w:rPr>
+                                  <w:t xml:space="preserve"> Other relevant Qualification/Certifications, if any:</w:t>
+                                </w:r>
+                              </w:p>
+                              <w:p>
+                                <w:pPr>
+                                  <w:spacing w:after="0" w:before="0" w:line="275.9999942779541"/>
+                                  <w:ind w:left="0" w:right="0" w:firstLine="0"/>
+                                  <w:jc w:val="both"/>
+                                  <w:textDirection w:val="btLr"/>
+                                </w:pPr>
+                                <w:r>
+                                  <w:rPr>
+                                    <w:rFonts w:ascii="Century Gothic" w:cs="Century Gothic" w:eastAsia="Century Gothic" w:hAnsi="Century Gothic"/>
+                                    <w:b w:val="1"/>
+                                    <w:i w:val="0"/>
+                                    <w:smallCaps w:val="0"/>
+                                    <w:strike w:val="0"/>
+                                    <w:color w:val="1f497d"/>
+                                    <w:sz w:val="22"/>
+                                    <w:vertAlign w:val="baseline"/>
+                                  </w:rPr>
+                                </w:r>
+                                <w:r>
+                                  <w:rPr>
+                                    <w:rFonts w:ascii="Century Gothic" w:cs="Century Gothic" w:eastAsia="Century Gothic" w:hAnsi="Century Gothic"/>
+                                    <w:b w:val="1"/>
+                                    <w:i w:val="0"/>
+                                    <w:smallCaps w:val="0"/>
+                                    <w:strike w:val="0"/>
+                                    <w:color w:val="1f497d"/>
+                                    <w:sz w:val="22"/>
+                                    <w:vertAlign w:val="baseline"/>
+                                  </w:rPr>
+                                  <w:t xml:space="preserve">{%- for cert in certifications %}</w:t>
+                                </w:r>
+                              </w:p>
+                              <w:p>
+                                <w:pPr>
+                                  <w:spacing w:after="0" w:before="0" w:line="275.9999942779541"/>
+                                  <w:ind w:left="720" w:right="0" w:firstLine="360"/>
+                                  <w:jc w:val="both"/>
+                                  <w:textDirection w:val="btLr"/>
+                                </w:pPr>
+                                <w:r>
+                                  <w:rPr>
+                                    <w:rFonts w:ascii="Century Gothic" w:cs="Century Gothic" w:eastAsia="Century Gothic" w:hAnsi="Century Gothic"/>
+                                    <w:b w:val="1"/>
+                                    <w:i w:val="0"/>
+                                    <w:smallCaps w:val="0"/>
+                                    <w:strike w:val="0"/>
+                                    <w:color w:val="1f497d"/>
+                                    <w:sz w:val="22"/>
+                                    <w:vertAlign w:val="baseline"/>
+                                  </w:rPr>
+                                </w:r>
+                                <w:r>
+                                  <w:rPr>
+                                    <w:rFonts w:ascii="Century Gothic" w:cs="Century Gothic" w:eastAsia="Century Gothic" w:hAnsi="Century Gothic"/>
+                                    <w:b w:val="1"/>
+                                    <w:i w:val="0"/>
+                                    <w:smallCaps w:val="0"/>
+                                    <w:strike w:val="0"/>
+                                    <w:color w:val="1f497d"/>
+                                    <w:sz w:val="22"/>
+                                    <w:vertAlign w:val="baseline"/>
+                                  </w:rPr>
+                                  <w:t xml:space="preserve">{{ </w:t>
+                                </w:r>
+                                <w:r>
+                                  <w:rPr>
+                                    <w:rFonts w:ascii="Century Gothic" w:cs="Century Gothic" w:eastAsia="Century Gothic" w:hAnsi="Century Gothic"/>
+                                    <w:b w:val="1"/>
+                                    <w:i w:val="0"/>
+                                    <w:smallCaps w:val="0"/>
+                                    <w:strike w:val="0"/>
+                                    <w:color w:val="1f497d"/>
+                                    <w:sz w:val="22"/>
+                                    <w:vertAlign w:val="baseline"/>
+                                  </w:rPr>
+                                  <w:t xml:space="preserve">cert.name </w:t>
+                                </w:r>
+                                <w:r>
+                                  <w:rPr>
+                                    <w:rFonts w:ascii="Century Gothic" w:cs="Century Gothic" w:eastAsia="Century Gothic" w:hAnsi="Century Gothic"/>
+                                    <w:b w:val="1"/>
+                                    <w:i w:val="0"/>
+                                    <w:smallCaps w:val="0"/>
+                                    <w:strike w:val="0"/>
+                                    <w:color w:val="1f497d"/>
+                                    <w:sz w:val="22"/>
+                                    <w:vertAlign w:val="baseline"/>
+                                  </w:rPr>
+                                  <w:t xml:space="preserve">}}</w:t>
+                                </w:r>
+                              </w:p>
+                              <w:p>
+                                <w:pPr>
+                                  <w:spacing w:after="0" w:before="0" w:line="275.9999942779541"/>
+                                  <w:ind w:left="0" w:right="0" w:firstLine="0"/>
+                                  <w:jc w:val="both"/>
+                                  <w:textDirection w:val="btLr"/>
+                                </w:pPr>
+                                <w:r>
+                                  <w:rPr>
+                                    <w:rFonts w:ascii="Century Gothic" w:cs="Century Gothic" w:eastAsia="Century Gothic" w:hAnsi="Century Gothic"/>
+                                    <w:b w:val="1"/>
+                                    <w:i w:val="0"/>
+                                    <w:smallCaps w:val="0"/>
+                                    <w:strike w:val="0"/>
+                                    <w:color w:val="1f497d"/>
+                                    <w:sz w:val="22"/>
+                                    <w:vertAlign w:val="baseline"/>
+                                  </w:rPr>
+                                </w:r>
+                                <w:r>
+                                  <w:rPr>
+                                    <w:rFonts w:ascii="Century Gothic" w:cs="Century Gothic" w:eastAsia="Century Gothic" w:hAnsi="Century Gothic"/>
+                                    <w:b w:val="1"/>
+                                    <w:i w:val="0"/>
+                                    <w:smallCaps w:val="0"/>
+                                    <w:strike w:val="0"/>
+                                    <w:color w:val="1f497d"/>
+                                    <w:sz w:val="22"/>
+                                    <w:vertAlign w:val="baseline"/>
+                                  </w:rPr>
+                                  <w:t xml:space="preserve">{%- endfor %}</w:t>
+                                </w:r>
+                              </w:p>
+                              <w:p>
+                                <w:pPr>
+                                  <w:spacing w:after="0" w:before="50" w:line="240"/>
+                                  <w:ind w:left="0" w:right="0" w:firstLine="0"/>
+                                  <w:jc w:val="left"/>
+                                  <w:textDirection w:val="btLr"/>
+                                </w:pPr>
+                                <w:r>
+                                  <w:rPr>
+                                    <w:rFonts w:ascii="Century Gothic" w:cs="Century Gothic" w:eastAsia="Century Gothic" w:hAnsi="Century Gothic"/>
+                                    <w:b w:val="1"/>
+                                    <w:i w:val="0"/>
+                                    <w:smallCaps w:val="0"/>
+                                    <w:strike w:val="0"/>
+                                    <w:color w:val="1f497d"/>
+                                    <w:sz w:val="22"/>
+                                    <w:vertAlign w:val="baseline"/>
+                                  </w:rPr>
+                                </w:r>
+                              </w:p>
+                              <w:p>
+                                <w:pPr>
+                                  <w:spacing w:after="0" w:before="50" w:line="240"/>
+                                  <w:ind w:left="0" w:right="0" w:firstLine="0"/>
+                                  <w:jc w:val="left"/>
+                                  <w:textDirection w:val="btLr"/>
+                                </w:pPr>
+                                <w:r>
+                                  <w:rPr>
+                                    <w:rFonts w:ascii="Century Gothic" w:cs="Century Gothic" w:eastAsia="Century Gothic" w:hAnsi="Century Gothic"/>
+                                    <w:b w:val="1"/>
+                                    <w:i w:val="0"/>
+                                    <w:smallCaps w:val="0"/>
+                                    <w:strike w:val="0"/>
+                                    <w:color w:val="1f497d"/>
+                                    <w:sz w:val="22"/>
+                                    <w:vertAlign w:val="baseline"/>
+                                  </w:rPr>
+                                </w:r>
+                                <w:r>
+                                  <w:rPr>
+                                    <w:rFonts w:ascii="Century Gothic" w:cs="Century Gothic" w:eastAsia="Century Gothic" w:hAnsi="Century Gothic"/>
+                                    <w:b w:val="1"/>
+                                    <w:i w:val="0"/>
+                                    <w:smallCaps w:val="0"/>
+                                    <w:strike w:val="0"/>
+                                    <w:color w:val="1f497d"/>
+                                    <w:sz w:val="22"/>
+                                    <w:vertAlign w:val="baseline"/>
+                                  </w:rPr>
+                                  <w:t xml:space="preserve">Hacker rank Score:     {{ hacker_rank_score }}</w:t>
+                                </w:r>
+                              </w:p>
+                              <w:p>
+                                <w:pPr>
+                                  <w:spacing w:after="0" w:before="50" w:line="240"/>
+                                  <w:ind w:left="0" w:right="0" w:firstLine="0"/>
+                                  <w:jc w:val="left"/>
+                                  <w:textDirection w:val="btLr"/>
+                                </w:pPr>
+                                <w:r>
+                                  <w:rPr>
+                                    <w:rFonts w:ascii="Century Gothic" w:cs="Century Gothic" w:eastAsia="Century Gothic" w:hAnsi="Century Gothic"/>
+                                    <w:b w:val="1"/>
+                                    <w:i w:val="0"/>
+                                    <w:smallCaps w:val="0"/>
+                                    <w:strike w:val="0"/>
+                                    <w:color w:val="1f497d"/>
+                                    <w:sz w:val="22"/>
+                                    <w:vertAlign w:val="baseline"/>
+                                  </w:rPr>
+                                </w:r>
+                              </w:p>
+                              <w:p>
+                                <w:pPr>
+                                  <w:spacing w:after="0" w:before="50" w:line="240"/>
+                                  <w:ind w:left="0" w:right="0" w:firstLine="0"/>
+                                  <w:jc w:val="left"/>
+                                  <w:textDirection w:val="btLr"/>
+                                </w:pPr>
+                                <w:r>
+                                  <w:rPr>
+                                    <w:rFonts w:ascii="Century Gothic" w:cs="Century Gothic" w:eastAsia="Century Gothic" w:hAnsi="Century Gothic"/>
+                                    <w:b w:val="1"/>
+                                    <w:i w:val="0"/>
+                                    <w:smallCaps w:val="0"/>
+                                    <w:strike w:val="0"/>
+                                    <w:color w:val="1f497d"/>
+                                    <w:sz w:val="22"/>
+                                    <w:vertAlign w:val="baseline"/>
+                                  </w:rPr>
+                                </w:r>
+                              </w:p>
+                              <w:p>
+                                <w:pPr>
+                                  <w:spacing w:after="0" w:before="50" w:line="240"/>
+                                  <w:ind w:left="0" w:right="0" w:firstLine="0"/>
+                                  <w:jc w:val="left"/>
+                                  <w:textDirection w:val="btLr"/>
+                                </w:pPr>
+                                <w:r>
+                                  <w:rPr>
+                                    <w:rFonts w:ascii="Century Gothic" w:cs="Century Gothic" w:eastAsia="Century Gothic" w:hAnsi="Century Gothic"/>
+                                    <w:b w:val="1"/>
+                                    <w:i w:val="0"/>
+                                    <w:smallCaps w:val="0"/>
+                                    <w:strike w:val="0"/>
+                                    <w:color w:val="1f497d"/>
+                                    <w:sz w:val="22"/>
+                                    <w:vertAlign w:val="baseline"/>
+                                  </w:rPr>
+                                </w:r>
+                              </w:p>
+                              <w:p>
+                                <w:pPr>
+                                  <w:spacing w:after="0" w:before="50" w:line="240"/>
+                                  <w:ind w:left="0" w:right="0" w:firstLine="0"/>
+                                  <w:jc w:val="left"/>
+                                  <w:textDirection w:val="btLr"/>
+                                </w:pPr>
+                                <w:r>
+                                  <w:rPr>
+                                    <w:rFonts w:ascii="Century Gothic" w:cs="Century Gothic" w:eastAsia="Century Gothic" w:hAnsi="Century Gothic"/>
+                                    <w:b w:val="1"/>
+                                    <w:i w:val="0"/>
+                                    <w:smallCaps w:val="0"/>
+                                    <w:strike w:val="0"/>
+                                    <w:color w:val="1f497d"/>
+                                    <w:sz w:val="22"/>
+                                    <w:vertAlign w:val="baseline"/>
+                                  </w:rPr>
+                                </w:r>
+                              </w:p>
+                              <w:p>
+                                <w:pPr>
+                                  <w:spacing w:after="0" w:before="50" w:line="240"/>
+                                  <w:ind w:left="0" w:right="0" w:firstLine="0"/>
+                                  <w:jc w:val="left"/>
+                                  <w:textDirection w:val="btLr"/>
+                                </w:pPr>
+                                <w:r>
+                                  <w:rPr>
+                                    <w:rFonts w:ascii="Century Gothic" w:cs="Century Gothic" w:eastAsia="Century Gothic" w:hAnsi="Century Gothic"/>
+                                    <w:b w:val="1"/>
+                                    <w:i w:val="0"/>
+                                    <w:smallCaps w:val="0"/>
+                                    <w:strike w:val="0"/>
+                                    <w:color w:val="1f497d"/>
+                                    <w:sz w:val="22"/>
+                                    <w:vertAlign w:val="baseline"/>
+                                  </w:rPr>
+                                </w:r>
+                              </w:p>
+                              <w:p>
+                                <w:pPr>
+                                  <w:spacing w:after="0" w:before="50" w:line="240"/>
+                                  <w:ind w:left="0" w:right="0" w:firstLine="0"/>
+                                  <w:jc w:val="left"/>
+                                  <w:textDirection w:val="btLr"/>
+                                </w:pPr>
+                                <w:r>
+                                  <w:rPr>
+                                    <w:rFonts w:ascii="Century Gothic" w:cs="Century Gothic" w:eastAsia="Century Gothic" w:hAnsi="Century Gothic"/>
+                                    <w:b w:val="1"/>
+                                    <w:i w:val="0"/>
+                                    <w:smallCaps w:val="0"/>
+                                    <w:strike w:val="0"/>
+                                    <w:color w:val="1f497d"/>
+                                    <w:sz w:val="22"/>
+                                    <w:vertAlign w:val="baseline"/>
+                                  </w:rPr>
+                                </w:r>
+                              </w:p>
+                              <w:p>
+                                <w:pPr>
+                                  <w:spacing w:after="0" w:before="50" w:line="240"/>
+                                  <w:ind w:left="0" w:right="0" w:firstLine="0"/>
+                                  <w:jc w:val="left"/>
+                                  <w:textDirection w:val="btLr"/>
+                                </w:pPr>
+                                <w:r>
+                                  <w:rPr>
+                                    <w:rFonts w:ascii="Century Gothic" w:cs="Century Gothic" w:eastAsia="Century Gothic" w:hAnsi="Century Gothic"/>
+                                    <w:b w:val="1"/>
+                                    <w:i w:val="0"/>
+                                    <w:smallCaps w:val="0"/>
+                                    <w:strike w:val="0"/>
+                                    <w:color w:val="1f497d"/>
+                                    <w:sz w:val="22"/>
+                                    <w:vertAlign w:val="baseline"/>
+                                  </w:rPr>
+                                </w:r>
+                              </w:p>
+                              <w:p>
+                                <w:pPr>
+                                  <w:spacing w:after="0" w:before="50" w:line="240"/>
+                                  <w:ind w:left="103.00000190734863" w:right="0" w:firstLine="309.00001525878906"/>
+                                  <w:jc w:val="left"/>
+                                  <w:textDirection w:val="btLr"/>
+                                </w:pPr>
+                                <w:r>
+                                  <w:rPr>
+                                    <w:rFonts w:ascii="Century Gothic" w:cs="Century Gothic" w:eastAsia="Century Gothic" w:hAnsi="Century Gothic"/>
+                                    <w:b w:val="1"/>
+                                    <w:i w:val="0"/>
+                                    <w:smallCaps w:val="0"/>
+                                    <w:strike w:val="0"/>
+                                    <w:color w:val="1f497d"/>
+                                    <w:sz w:val="22"/>
+                                    <w:vertAlign w:val="baseline"/>
+                                  </w:rPr>
+                                </w:r>
+                              </w:p>
+                            </w:txbxContent>
+                          </wps:txbx>
+                          <wps:bodyPr anchorCtr="0" anchor="t" bIns="0" lIns="0" spcFirstLastPara="1" rIns="0" wrap="square" tIns="0">
+                            <a:noAutofit/>
+                          </wps:bodyPr>
+                        </wps:wsp>
+                        <wps:wsp>
+                          <wps:cNvSpPr/>
+                          <wps:cNvPr id="5" name="Shape 5"/>
+                          <wps:spPr>
+                            <a:xfrm>
+                              <a:off x="6534000" y="753100"/>
+                              <a:ext cx="1845900" cy="1813800"/>
+                            </a:xfrm>
+                            <a:prstGeom prst="rect">
+                              <a:avLst/>
+                            </a:prstGeom>
+                            <a:noFill/>
+                            <a:ln cap="flat" cmpd="sng" w="9525">
+                              <a:solidFill>
+                                <a:srgbClr val="000000"/>
+                              </a:solidFill>
+                              <a:prstDash val="solid"/>
+                              <a:miter lim="8000"/>
+                              <a:headEnd len="sm" w="sm" type="none"/>
+                              <a:tailEnd len="sm" w="sm" type="none"/>
+                            </a:ln>
+                          </wps:spPr>
+                          <wps:txbx>
+                            <w:txbxContent>
+                              <w:p>
+                                <w:pPr>
+                                  <w:spacing w:after="0" w:before="0" w:line="240"/>
+                                  <w:ind w:left="0" w:right="0" w:firstLine="0"/>
+                                  <w:jc w:val="center"/>
+                                  <w:textDirection w:val="btLr"/>
+                                </w:pPr>
+                              </w:p>
+                              <w:p>
+                                <w:pPr>
+                                  <w:spacing w:after="0" w:before="0" w:line="240"/>
+                                  <w:ind w:left="0" w:right="0" w:firstLine="0"/>
+                                  <w:jc w:val="center"/>
+                                  <w:textDirection w:val="btLr"/>
+                                </w:pPr>
+                                <w:r>
+                                  <w:rPr>
+                                    <w:rFonts w:ascii="Arial" w:cs="Arial" w:eastAsia="Arial" w:hAnsi="Arial"/>
+                                    <w:b w:val="0"/>
+                                    <w:i w:val="0"/>
+                                    <w:smallCaps w:val="0"/>
+                                    <w:strike w:val="0"/>
+                                    <w:color w:val="000000"/>
+                                    <w:sz w:val="28"/>
+                                    <w:vertAlign w:val="baseline"/>
+                                  </w:rPr>
+                                </w:r>
+                              </w:p>
+                              <w:p>
+                                <w:pPr>
+                                  <w:spacing w:after="0" w:before="0" w:line="240"/>
+                                  <w:ind w:left="0" w:right="0" w:firstLine="0"/>
+                                  <w:jc w:val="left"/>
+                                  <w:textDirection w:val="btLr"/>
+                                </w:pPr>
+                                <w:r>
+                                  <w:rPr>
+                                    <w:rFonts w:ascii="Arial" w:cs="Arial" w:eastAsia="Arial" w:hAnsi="Arial"/>
+                                    <w:b w:val="0"/>
+                                    <w:i w:val="0"/>
+                                    <w:smallCaps w:val="0"/>
+                                    <w:strike w:val="0"/>
+                                    <w:color w:val="000000"/>
+                                    <w:sz w:val="28"/>
+                                    <w:vertAlign w:val="baseline"/>
+                                  </w:rPr>
+                                </w:r>
+                                <w:r>
+                                  <w:rPr>
+                                    <w:rFonts w:ascii="Arial" w:cs="Arial" w:eastAsia="Arial" w:hAnsi="Arial"/>
+                                    <w:b w:val="0"/>
+                                    <w:i w:val="0"/>
+                                    <w:smallCaps w:val="0"/>
+                                    <w:strike w:val="0"/>
+                                    <w:color w:val="000000"/>
+                                    <w:sz w:val="28"/>
+                                    <w:vertAlign w:val="baseline"/>
+                                  </w:rPr>
+                                  <w:t xml:space="preserve">{{candidate_photo}}</w:t>
+                                </w:r>
+                              </w:p>
+                            </w:txbxContent>
+                          </wps:txbx>
+                          <wps:bodyPr anchorCtr="0" anchor="t" bIns="91425" lIns="91425" spcFirstLastPara="1" rIns="91425" wrap="square" tIns="91425">
+                            <a:noAutofit/>
+                          </wps:bodyPr>
+                        </wps:wsp>
+                      </wpg:grpSp>
                     </wpg:wgp>
                   </a:graphicData>
                 </a:graphic>
@@ -1268,9 +1405,9 @@
           <mc:Fallback>
             <w:drawing>
               <wp:inline distB="0" distT="0" distL="0" distR="0">
-                <wp:extent cx="6715125" cy="7077589"/>
+                <wp:extent cx="6715125" cy="7304004"/>
                 <wp:effectExtent b="0" l="0" r="0" t="0"/>
-                <wp:docPr id="224" name="image3.png"/>
+                <wp:docPr id="1" name="image3.png"/>
                 <a:graphic>
                   <a:graphicData uri="http://schemas.openxmlformats.org/drawingml/2006/picture">
                     <pic:pic>
@@ -1288,7 +1425,7 @@
                       <pic:spPr>
                         <a:xfrm>
                           <a:off x="0" y="0"/>
-                          <a:ext cx="6715125" cy="7077589"/>
+                          <a:ext cx="6715125" cy="7304004"/>
                         </a:xfrm>
                         <a:prstGeom prst="rect"/>
                         <a:ln/>
@@ -1305,6 +1442,123 @@
         <w:rPr>
           <w:rtl w:val="0"/>
         </w:rPr>
+      </w:r>
+    </w:p>
+    <w:p>
+      <w:pPr>
+        <w:pBdr>
+          <w:top w:color="000000" w:space="1" w:sz="4" w:val="single"/>
+          <w:left w:color="000000" w:space="0" w:sz="4" w:val="single"/>
+          <w:bottom w:color="000000" w:space="1" w:sz="4" w:val="single"/>
+          <w:right w:color="000000" w:space="4" w:sz="4" w:val="single"/>
+        </w:pBdr>
+        <w:spacing w:after="0" w:line="240" w:lineRule="auto"/>
+        <w:rPr>
+          <w:rFonts w:ascii="Century Gothic" w:cs="Century Gothic" w:eastAsia="Century Gothic" w:hAnsi="Century Gothic"/>
+          <w:color w:val="1f497d"/>
+        </w:rPr>
+      </w:pPr>
+      <w:r>
+        <w:rPr>
+          <w:rFonts w:ascii="Century Gothic" w:cs="Century Gothic" w:eastAsia="Century Gothic" w:hAnsi="Century Gothic"/>
+          <w:b w:val="1"/>
+          <w:bCs w:val="1"/>
+          <w:color w:val="1f497d"/>
+          <w:rtl w:val="0"/>
+        </w:rPr>
+        <w:t xml:space="preserve">Candidate’s Top 3 relevant Skills:</w:t>
+      </w:r>
+      <w:r>
+        <w:rPr>
+          <w:rFonts w:ascii="Century Gothic" w:cs="Century Gothic" w:eastAsia="Century Gothic" w:hAnsi="Century Gothic"/>
+          <w:color w:val="1f497d"/>
+          <w:rtl w:val="0"/>
+        </w:rPr>
+        <w:br w:type="textWrapping"/>
+        <w:t xml:space="preserve">{%- for skill in relevant_skills %}</w:t>
+      </w:r>
+    </w:p>
+    <w:p>
+      <w:pPr>
+        <w:pBdr>
+          <w:top w:color="000000" w:space="1" w:sz="4" w:val="single"/>
+          <w:left w:color="000000" w:space="0" w:sz="4" w:val="single"/>
+          <w:bottom w:color="000000" w:space="1" w:sz="4" w:val="single"/>
+          <w:right w:color="000000" w:space="4" w:sz="4" w:val="single"/>
+        </w:pBdr>
+        <w:spacing w:after="0" w:line="240" w:lineRule="auto"/>
+        <w:rPr>
+          <w:rFonts w:ascii="Century Gothic" w:cs="Century Gothic" w:eastAsia="Century Gothic" w:hAnsi="Century Gothic"/>
+          <w:b w:val="1"/>
+          <w:bCs w:val="1"/>
+          <w:color w:val="1f497d"/>
+        </w:rPr>
+      </w:pPr>
+      <w:r>
+        <w:rPr>
+          <w:rFonts w:ascii="Century Gothic" w:cs="Century Gothic" w:eastAsia="Century Gothic" w:hAnsi="Century Gothic"/>
+          <w:b w:val="1"/>
+          <w:bCs w:val="1"/>
+          <w:color w:val="1f497d"/>
+          <w:rtl w:val="0"/>
+        </w:rPr>
+        <w:t xml:space="preserve">{{skill.category}}: {{skill.skills | join(", ")}} </w:t>
+      </w:r>
+    </w:p>
+    <w:p>
+      <w:pPr>
+        <w:pBdr>
+          <w:top w:color="000000" w:space="1" w:sz="4" w:val="single"/>
+          <w:left w:color="000000" w:space="0" w:sz="4" w:val="single"/>
+          <w:bottom w:color="000000" w:space="1" w:sz="4" w:val="single"/>
+          <w:right w:color="000000" w:space="4" w:sz="4" w:val="single"/>
+        </w:pBdr>
+        <w:spacing w:after="0" w:line="240" w:lineRule="auto"/>
+        <w:rPr>
+          <w:rFonts w:ascii="Calibri" w:cs="Calibri" w:eastAsia="Calibri" w:hAnsi="Calibri"/>
+          <w:u w:val="single"/>
+        </w:rPr>
+      </w:pPr>
+      <w:r>
+        <w:rPr>
+          <w:rFonts w:ascii="Century Gothic" w:cs="Century Gothic" w:eastAsia="Century Gothic" w:hAnsi="Century Gothic"/>
+          <w:color w:val="1f497d"/>
+          <w:rtl w:val="0"/>
+        </w:rPr>
+        <w:t xml:space="preserve">{%- endfor %}</w:t>
+      </w:r>
+      <w:r>
+        <w:rPr>
+          <w:rtl w:val="0"/>
+        </w:rPr>
+      </w:r>
+    </w:p>
+    <w:p>
+      <w:pPr>
+        <w:pStyle w:val="Subtitle"/>
+        <w:pBdr>
+          <w:top w:color="000000" w:space="1" w:sz="4" w:val="single"/>
+          <w:left w:color="000000" w:space="4" w:sz="4" w:val="single"/>
+          <w:bottom w:color="000000" w:space="1" w:sz="4" w:val="single"/>
+          <w:right w:color="000000" w:space="4" w:sz="4" w:val="single"/>
+        </w:pBdr>
+        <w:shd w:fill="17365d" w:val="clear"/>
+        <w:rPr>
+          <w:rFonts w:ascii="Century Gothic" w:cs="Century Gothic" w:eastAsia="Century Gothic" w:hAnsi="Century Gothic"/>
+          <w:color w:val="ffffff"/>
+          <w:sz w:val="28"/>
+          <w:szCs w:val="28"/>
+        </w:rPr>
+      </w:pPr>
+      <w:r>
+        <w:rPr>
+          <w:rFonts w:ascii="Century Gothic" w:cs="Century Gothic" w:eastAsia="Century Gothic" w:hAnsi="Century Gothic"/>
+          <w:color w:val="ffffff"/>
+          <w:sz w:val="28"/>
+          <w:szCs w:val="28"/>
+          <w:rtl w:val="0"/>
+        </w:rPr>
+        <w:t xml:space="preserve">EDUCATION HISTORY</w:t>
       </w:r>
     </w:p>
     <w:p>
@@ -1325,306 +1579,6 @@
         <w:ind w:left="0" w:right="0" w:firstLine="0"/>
         <w:jc w:val="left"/>
         <w:rPr>
-          <w:rFonts w:ascii="Times New Roman" w:cs="Times New Roman" w:eastAsia="Times New Roman" w:hAnsi="Times New Roman"/>
-          <w:sz w:val="22"/>
-          <w:szCs w:val="22"/>
-        </w:rPr>
-      </w:pPr>
-      <w:r>
-        <w:rPr>
-          <w:rtl w:val="0"/>
-        </w:rPr>
-      </w:r>
-    </w:p>
-    <w:p>
-      <w:pPr>
-        <w:keepNext w:val="0"/>
-        <w:keepLines w:val="0"/>
-        <w:pageBreakBefore w:val="0"/>
-        <w:widowControl w:val="1"/>
-        <w:pBdr>
-          <w:top w:space="0" w:sz="0" w:val="nil"/>
-          <w:left w:space="0" w:sz="0" w:val="nil"/>
-          <w:bottom w:space="0" w:sz="0" w:val="nil"/>
-          <w:right w:space="0" w:sz="0" w:val="nil"/>
-          <w:between w:space="0" w:sz="0" w:val="nil"/>
-        </w:pBdr>
-        <w:shd w:fill="auto" w:val="clear"/>
-        <w:spacing w:after="0" w:before="0" w:line="240" w:lineRule="auto"/>
-        <w:ind w:left="0" w:right="0" w:firstLine="0"/>
-        <w:jc w:val="left"/>
-        <w:rPr>
-          <w:rFonts w:ascii="Times New Roman" w:cs="Times New Roman" w:eastAsia="Times New Roman" w:hAnsi="Times New Roman"/>
-          <w:sz w:val="22"/>
-          <w:szCs w:val="22"/>
-        </w:rPr>
-      </w:pPr>
-      <w:r>
-        <w:rPr>
-          <w:rtl w:val="0"/>
-        </w:rPr>
-      </w:r>
-    </w:p>
-    <w:p>
-      <w:pPr>
-        <w:keepNext w:val="0"/>
-        <w:keepLines w:val="0"/>
-        <w:pageBreakBefore w:val="0"/>
-        <w:widowControl w:val="1"/>
-        <w:pBdr>
-          <w:top w:space="0" w:sz="0" w:val="nil"/>
-          <w:left w:space="0" w:sz="0" w:val="nil"/>
-          <w:bottom w:space="0" w:sz="0" w:val="nil"/>
-          <w:right w:space="0" w:sz="0" w:val="nil"/>
-          <w:between w:space="0" w:sz="0" w:val="nil"/>
-        </w:pBdr>
-        <w:shd w:fill="auto" w:val="clear"/>
-        <w:spacing w:after="0" w:before="0" w:line="240" w:lineRule="auto"/>
-        <w:ind w:left="0" w:right="0" w:firstLine="0"/>
-        <w:jc w:val="left"/>
-        <w:rPr>
-          <w:rFonts w:ascii="Times New Roman" w:cs="Times New Roman" w:eastAsia="Times New Roman" w:hAnsi="Times New Roman"/>
-          <w:sz w:val="22"/>
-          <w:szCs w:val="22"/>
-        </w:rPr>
-      </w:pPr>
-      <w:r>
-        <w:rPr>
-          <w:rtl w:val="0"/>
-        </w:rPr>
-      </w:r>
-    </w:p>
-    <w:p>
-      <w:pPr>
-        <w:keepNext w:val="0"/>
-        <w:keepLines w:val="0"/>
-        <w:pageBreakBefore w:val="0"/>
-        <w:widowControl w:val="1"/>
-        <w:pBdr>
-          <w:top w:space="0" w:sz="0" w:val="nil"/>
-          <w:left w:space="0" w:sz="0" w:val="nil"/>
-          <w:bottom w:space="0" w:sz="0" w:val="nil"/>
-          <w:right w:space="0" w:sz="0" w:val="nil"/>
-          <w:between w:space="0" w:sz="0" w:val="nil"/>
-        </w:pBdr>
-        <w:shd w:fill="auto" w:val="clear"/>
-        <w:spacing w:after="0" w:before="0" w:line="240" w:lineRule="auto"/>
-        <w:ind w:left="0" w:right="0" w:firstLine="0"/>
-        <w:jc w:val="left"/>
-        <w:rPr>
-          <w:rFonts w:ascii="Times New Roman" w:cs="Times New Roman" w:eastAsia="Times New Roman" w:hAnsi="Times New Roman"/>
-          <w:sz w:val="22"/>
-          <w:szCs w:val="22"/>
-        </w:rPr>
-      </w:pPr>
-      <w:r>
-        <w:rPr>
-          <w:rtl w:val="0"/>
-        </w:rPr>
-      </w:r>
-    </w:p>
-    <w:p>
-      <w:pPr>
-        <w:keepNext w:val="0"/>
-        <w:keepLines w:val="0"/>
-        <w:pageBreakBefore w:val="0"/>
-        <w:widowControl w:val="1"/>
-        <w:pBdr>
-          <w:top w:space="0" w:sz="0" w:val="nil"/>
-          <w:left w:space="0" w:sz="0" w:val="nil"/>
-          <w:bottom w:space="0" w:sz="0" w:val="nil"/>
-          <w:right w:space="0" w:sz="0" w:val="nil"/>
-          <w:between w:space="0" w:sz="0" w:val="nil"/>
-        </w:pBdr>
-        <w:shd w:fill="auto" w:val="clear"/>
-        <w:spacing w:after="0" w:before="0" w:line="240" w:lineRule="auto"/>
-        <w:ind w:left="0" w:right="0" w:firstLine="0"/>
-        <w:jc w:val="left"/>
-        <w:rPr>
-          <w:rFonts w:ascii="Times New Roman" w:cs="Times New Roman" w:eastAsia="Times New Roman" w:hAnsi="Times New Roman"/>
-          <w:sz w:val="22"/>
-          <w:szCs w:val="22"/>
-        </w:rPr>
-      </w:pPr>
-      <w:r>
-        <w:rPr>
-          <w:rtl w:val="0"/>
-        </w:rPr>
-      </w:r>
-    </w:p>
-    <w:p>
-      <w:pPr>
-        <w:keepNext w:val="0"/>
-        <w:keepLines w:val="0"/>
-        <w:pageBreakBefore w:val="0"/>
-        <w:widowControl w:val="1"/>
-        <w:pBdr>
-          <w:top w:space="0" w:sz="0" w:val="nil"/>
-          <w:left w:space="0" w:sz="0" w:val="nil"/>
-          <w:bottom w:space="0" w:sz="0" w:val="nil"/>
-          <w:right w:space="0" w:sz="0" w:val="nil"/>
-          <w:between w:space="0" w:sz="0" w:val="nil"/>
-        </w:pBdr>
-        <w:shd w:fill="auto" w:val="clear"/>
-        <w:spacing w:after="0" w:before="0" w:line="240" w:lineRule="auto"/>
-        <w:ind w:left="0" w:right="0" w:firstLine="0"/>
-        <w:jc w:val="left"/>
-        <w:rPr>
-          <w:rFonts w:ascii="Century Gothic" w:cs="Century Gothic" w:eastAsia="Century Gothic" w:hAnsi="Century Gothic"/>
-          <w:b w:val="1"/>
-          <w:bCs w:val="1"/>
-          <w:color w:val="1f497d"/>
-        </w:rPr>
-      </w:pPr>
-      <w:r>
-        <w:rPr>
-          <w:rFonts w:ascii="Century Gothic" w:cs="Century Gothic" w:eastAsia="Century Gothic" w:hAnsi="Century Gothic"/>
-          <w:b w:val="1"/>
-          <w:bCs w:val="1"/>
-          <w:i w:val="0"/>
-          <w:iCs w:val="0"/>
-          <w:smallCaps w:val="0"/>
-          <w:strike w:val="0"/>
-          <w:color w:val="1f497d"/>
-          <w:sz w:val="22"/>
-          <w:szCs w:val="22"/>
-          <w:u w:val="none"/>
-          <w:shd w:fill="auto" w:val="clear"/>
-          <w:vertAlign w:val="baseline"/>
-          <w:rtl w:val="0"/>
-        </w:rPr>
-        <w:t xml:space="preserve">Candidate’s Top 3 relevant Skills:</w:t>
-      </w:r>
-      <w:r>
-        <w:rPr>
-          <w:rtl w:val="0"/>
-        </w:rPr>
-      </w:r>
-    </w:p>
-    <w:p>
-      <w:pPr>
-        <w:pBdr>
-          <w:top w:color="000000" w:space="1" w:sz="4" w:val="single"/>
-          <w:left w:color="000000" w:space="0" w:sz="4" w:val="single"/>
-          <w:bottom w:color="000000" w:space="1" w:sz="4" w:val="single"/>
-          <w:right w:color="000000" w:space="4" w:sz="4" w:val="single"/>
-        </w:pBdr>
-        <w:spacing w:after="0" w:line="240" w:lineRule="auto"/>
-        <w:rPr>
-          <w:rFonts w:ascii="Century Gothic" w:cs="Century Gothic" w:eastAsia="Century Gothic" w:hAnsi="Century Gothic"/>
-          <w:color w:val="1f497d"/>
-        </w:rPr>
-      </w:pPr>
-      <w:r>
-        <w:rPr>
-          <w:rFonts w:ascii="Century Gothic" w:cs="Century Gothic" w:eastAsia="Century Gothic" w:hAnsi="Century Gothic"/>
-          <w:color w:val="1f497d"/>
-          <w:rtl w:val="0"/>
-        </w:rPr>
-        <w:t xml:space="preserve">{%- for skill in relevant_skills %}</w:t>
-      </w:r>
-    </w:p>
-    <w:p>
-      <w:pPr>
-        <w:pBdr>
-          <w:top w:color="000000" w:space="1" w:sz="4" w:val="single"/>
-          <w:left w:color="000000" w:space="0" w:sz="4" w:val="single"/>
-          <w:bottom w:color="000000" w:space="1" w:sz="4" w:val="single"/>
-          <w:right w:color="000000" w:space="4" w:sz="4" w:val="single"/>
-        </w:pBdr>
-        <w:spacing w:after="0" w:line="240" w:lineRule="auto"/>
-        <w:rPr>
-          <w:rFonts w:ascii="Century Gothic" w:cs="Century Gothic" w:eastAsia="Century Gothic" w:hAnsi="Century Gothic"/>
-          <w:b w:val="1"/>
-          <w:bCs w:val="1"/>
-          <w:color w:val="1f497d"/>
-        </w:rPr>
-      </w:pPr>
-      <w:r>
-        <w:rPr>
-          <w:rFonts w:ascii="Century Gothic" w:cs="Century Gothic" w:eastAsia="Century Gothic" w:hAnsi="Century Gothic"/>
-          <w:b w:val="1"/>
-          <w:bCs w:val="1"/>
-          <w:color w:val="1f497d"/>
-          <w:rtl w:val="0"/>
-        </w:rPr>
-        <w:t xml:space="preserve">* {{skill.category}}: {{skill.skills | join(", ")}} </w:t>
-      </w:r>
-    </w:p>
-    <w:p>
-      <w:pPr>
-        <w:pBdr>
-          <w:top w:color="000000" w:space="1" w:sz="4" w:val="single"/>
-          <w:left w:color="000000" w:space="0" w:sz="4" w:val="single"/>
-          <w:bottom w:color="000000" w:space="1" w:sz="4" w:val="single"/>
-          <w:right w:color="000000" w:space="4" w:sz="4" w:val="single"/>
-        </w:pBdr>
-        <w:spacing w:after="0" w:line="240" w:lineRule="auto"/>
-        <w:rPr>
-          <w:rFonts w:ascii="Calibri" w:cs="Calibri" w:eastAsia="Calibri" w:hAnsi="Calibri"/>
-          <w:u w:val="single"/>
-        </w:rPr>
-      </w:pPr>
-      <w:r>
-        <w:rPr>
-          <w:rFonts w:ascii="Century Gothic" w:cs="Century Gothic" w:eastAsia="Century Gothic" w:hAnsi="Century Gothic"/>
-          <w:color w:val="1f497d"/>
-          <w:rtl w:val="0"/>
-        </w:rPr>
-        <w:t xml:space="preserve">{%- endfor %}</w:t>
-      </w:r>
-      <w:r>
-        <w:rPr>
-          <w:rtl w:val="0"/>
-        </w:rPr>
-      </w:r>
-    </w:p>
-    <w:p>
-      <w:pPr>
-        <w:pStyle w:val="Subtitle"/>
-        <w:pBdr>
-          <w:top w:color="000000" w:space="1" w:sz="4" w:val="single"/>
-          <w:left w:color="000000" w:space="4" w:sz="4" w:val="single"/>
-          <w:bottom w:color="000000" w:space="1" w:sz="4" w:val="single"/>
-          <w:right w:color="000000" w:space="4" w:sz="4" w:val="single"/>
-        </w:pBdr>
-        <w:shd w:fill="17365d" w:val="clear"/>
-        <w:rPr>
-          <w:rFonts w:ascii="Century Gothic" w:cs="Century Gothic" w:eastAsia="Century Gothic" w:hAnsi="Century Gothic"/>
-          <w:color w:val="ffffff"/>
-          <w:sz w:val="28"/>
-          <w:szCs w:val="28"/>
-        </w:rPr>
-      </w:pPr>
-      <w:r>
-        <w:rPr>
-          <w:rFonts w:ascii="Century Gothic" w:cs="Century Gothic" w:eastAsia="Century Gothic" w:hAnsi="Century Gothic"/>
-          <w:color w:val="ffffff"/>
-          <w:sz w:val="28"/>
-          <w:szCs w:val="28"/>
-          <w:rtl w:val="0"/>
-        </w:rPr>
-        <w:t xml:space="preserve">EDUCATION HISTORY</w:t>
-      </w:r>
-    </w:p>
-    <w:p>
-      <w:pPr>
-        <w:keepNext w:val="0"/>
-        <w:keepLines w:val="0"/>
-        <w:pageBreakBefore w:val="0"/>
-        <w:widowControl w:val="1"/>
-        <w:pBdr>
-          <w:top w:space="0" w:sz="0" w:val="nil"/>
-          <w:left w:space="0" w:sz="0" w:val="nil"/>
-          <w:bottom w:space="0" w:sz="0" w:val="nil"/>
-          <w:right w:space="0" w:sz="0" w:val="nil"/>
-          <w:between w:space="0" w:sz="0" w:val="nil"/>
-        </w:pBdr>
-        <w:shd w:fill="auto" w:val="clear"/>
-        <w:spacing w:after="0" w:before="0" w:line="240" w:lineRule="auto"/>
-        <w:ind w:left="0" w:right="0" w:firstLine="0"/>
-        <w:jc w:val="left"/>
-        <w:rPr>
           <w:rFonts w:ascii="Calibri" w:cs="Calibri" w:eastAsia="Calibri" w:hAnsi="Calibri"/>
           <w:b w:val="0"/>
           <w:bCs w:val="0"/>
@@ -1862,12 +1816,8 @@
     </w:p>
     <w:p>
       <w:pPr>
-        <w:numPr>
-          <w:ilvl w:val="0"/>
-          <w:numId w:val="4"/>
-        </w:numPr>
         <w:spacing w:after="0" w:before="240" w:lineRule="auto"/>
-        <w:ind w:left="360" w:hanging="360"/>
+        <w:ind w:left="0" w:firstLine="0"/>
         <w:rPr>
           <w:sz w:val="20"/>
           <w:szCs w:val="20"/>
@@ -1900,12 +1850,8 @@
     </w:p>
     <w:p>
       <w:pPr>
-        <w:numPr>
-          <w:ilvl w:val="0"/>
-          <w:numId w:val="4"/>
-        </w:numPr>
         <w:spacing w:after="0" w:before="0" w:lineRule="auto"/>
-        <w:ind w:left="360" w:hanging="360"/>
+        <w:ind w:left="0" w:firstLine="0"/>
         <w:rPr>
           <w:b w:val="1"/>
           <w:bCs w:val="1"/>
@@ -1939,12 +1885,8 @@
     </w:p>
     <w:p>
       <w:pPr>
-        <w:numPr>
-          <w:ilvl w:val="0"/>
-          <w:numId w:val="4"/>
-        </w:numPr>
         <w:spacing w:after="0" w:before="0" w:lineRule="auto"/>
-        <w:ind w:left="360" w:hanging="360"/>
+        <w:ind w:left="0" w:firstLine="0"/>
         <w:rPr>
           <w:b w:val="1"/>
           <w:bCs w:val="1"/>
@@ -1972,12 +1914,8 @@
     </w:p>
     <w:p>
       <w:pPr>
-        <w:numPr>
-          <w:ilvl w:val="0"/>
-          <w:numId w:val="4"/>
-        </w:numPr>
         <w:spacing w:after="0" w:before="0" w:lineRule="auto"/>
-        <w:ind w:left="360" w:hanging="360"/>
+        <w:ind w:left="0" w:firstLine="0"/>
         <w:rPr>
           <w:sz w:val="20"/>
           <w:szCs w:val="20"/>
@@ -2006,12 +1944,8 @@
     </w:p>
     <w:p>
       <w:pPr>
-        <w:numPr>
-          <w:ilvl w:val="0"/>
-          <w:numId w:val="4"/>
-        </w:numPr>
         <w:spacing w:after="240" w:before="0" w:lineRule="auto"/>
-        <w:ind w:left="360" w:hanging="360"/>
+        <w:ind w:left="0" w:firstLine="0"/>
         <w:rPr>
           <w:b w:val="1"/>
           <w:bCs w:val="1"/>
@@ -2053,6 +1987,17 @@
           <w:rtl w:val="0"/>
         </w:rPr>
         <w:t xml:space="preserve">{% endfor %}</w:t>
+      </w:r>
+    </w:p>
+    <w:p>
+      <w:pPr>
+        <w:spacing w:after="240" w:before="240" w:lineRule="auto"/>
+        <w:rPr/>
+      </w:pPr>
+      <w:r>
+        <w:rPr>
+          <w:rtl w:val="0"/>
+        </w:rPr>
       </w:r>
     </w:p>
     <w:p>
@@ -2278,7 +2223,7 @@
       <w:pPr>
         <w:numPr>
           <w:ilvl w:val="0"/>
-          <w:numId w:val="1"/>
+          <w:numId w:val="2"/>
         </w:numPr>
         <w:spacing w:after="0" w:before="0" w:lineRule="auto"/>
         <w:ind w:left="720" w:hanging="360"/>
@@ -2395,7 +2340,7 @@
       <w:pPr>
         <w:numPr>
           <w:ilvl w:val="0"/>
-          <w:numId w:val="3"/>
+          <w:numId w:val="4"/>
         </w:numPr>
         <w:spacing w:after="0" w:before="0" w:lineRule="auto"/>
         <w:ind w:left="720" w:hanging="360"/>
@@ -2562,6 +2507,30 @@
         <w:spacing w:after="0" w:before="0" w:lineRule="auto"/>
         <w:ind w:left="0" w:firstLine="0"/>
         <w:rPr>
+          <w:rFonts w:ascii="Arial" w:cs="Arial" w:eastAsia="Arial" w:hAnsi="Arial"/>
+          <w:sz w:val="23"/>
+          <w:szCs w:val="23"/>
+          <w:highlight w:val="white"/>
+        </w:rPr>
+      </w:pPr>
+      <w:r>
+        <w:rPr>
+          <w:rFonts w:ascii="Arial" w:cs="Arial" w:eastAsia="Arial" w:hAnsi="Arial"/>
+          <w:sz w:val="23"/>
+          <w:szCs w:val="23"/>
+          <w:highlight w:val="white"/>
+          <w:rtl w:val="0"/>
+        </w:rPr>
+        <w:t xml:space="preserve">{%- endfor %}</w:t>
+      </w:r>
+    </w:p>
+    <w:p>
+      <w:pPr>
+        <w:pBdr>
+          <w:bottom w:color="000000" w:space="1" w:sz="4" w:val="single"/>
+        </w:pBdr>
+        <w:spacing w:after="0" w:before="0" w:lineRule="auto"/>
+        <w:rPr>
           <w:rFonts w:ascii="Times New Roman" w:cs="Times New Roman" w:eastAsia="Times New Roman" w:hAnsi="Times New Roman"/>
           <w:b w:val="1"/>
           <w:bCs w:val="1"/>
@@ -2571,70 +2540,197 @@
       </w:pPr>
       <w:r>
         <w:rPr>
+          <w:rtl w:val="0"/>
+        </w:rPr>
+      </w:r>
+    </w:p>
+    <w:p>
+      <w:pPr>
+        <w:spacing w:after="0" w:before="0" w:lineRule="auto"/>
+        <w:rPr>
           <w:rFonts w:ascii="Arial" w:cs="Arial" w:eastAsia="Arial" w:hAnsi="Arial"/>
           <w:sz w:val="23"/>
           <w:szCs w:val="23"/>
           <w:highlight w:val="white"/>
-          <w:rtl w:val="0"/>
-        </w:rPr>
-        <w:t xml:space="preserve">{%- endfor %}</w:t>
-      </w:r>
-      <w:r>
-        <w:rPr>
-          <w:rtl w:val="0"/>
-        </w:rPr>
-      </w:r>
-    </w:p>
-    <w:p>
-      <w:pPr>
-        <w:pBdr>
-          <w:bottom w:color="000000" w:space="1" w:sz="4" w:val="single"/>
-        </w:pBdr>
-        <w:spacing w:after="0" w:before="0" w:lineRule="auto"/>
-        <w:rPr>
-          <w:rFonts w:ascii="Times New Roman" w:cs="Times New Roman" w:eastAsia="Times New Roman" w:hAnsi="Times New Roman"/>
-          <w:sz w:val="24"/>
-          <w:szCs w:val="24"/>
-        </w:rPr>
-      </w:pPr>
-      <w:r>
-        <w:rPr>
-          <w:rtl w:val="0"/>
-        </w:rPr>
-      </w:r>
-    </w:p>
-    <w:p>
-      <w:pPr>
-        <w:spacing w:after="0" w:before="0" w:lineRule="auto"/>
+        </w:rPr>
+      </w:pPr>
+      <w:r>
         <w:rPr>
           <w:rFonts w:ascii="Times New Roman" w:cs="Times New Roman" w:eastAsia="Times New Roman" w:hAnsi="Times New Roman"/>
           <w:b w:val="1"/>
           <w:bCs w:val="1"/>
           <w:sz w:val="28"/>
           <w:szCs w:val="28"/>
-        </w:rPr>
-      </w:pPr>
-      <w:r>
+          <w:rtl w:val="0"/>
+        </w:rPr>
+        <w:t xml:space="preserve">Certifications</w:t>
+      </w:r>
+      <w:r>
+        <w:rPr>
+          <w:rtl w:val="0"/>
+        </w:rPr>
+      </w:r>
+    </w:p>
+    <w:p>
+      <w:pPr>
+        <w:keepNext w:val="0"/>
+        <w:keepLines w:val="0"/>
+        <w:pageBreakBefore w:val="0"/>
+        <w:widowControl w:val="1"/>
+        <w:pBdr>
+          <w:top w:space="0" w:sz="0" w:val="nil"/>
+          <w:left w:space="0" w:sz="0" w:val="nil"/>
+          <w:bottom w:space="0" w:sz="0" w:val="nil"/>
+          <w:right w:space="0" w:sz="0" w:val="nil"/>
+          <w:between w:space="0" w:sz="0" w:val="nil"/>
+        </w:pBdr>
+        <w:shd w:fill="auto" w:val="clear"/>
+        <w:spacing w:after="0" w:before="0" w:line="276" w:lineRule="auto"/>
+        <w:ind w:left="0" w:right="0" w:firstLine="0"/>
+        <w:jc w:val="left"/>
+        <w:rPr>
+          <w:rFonts w:ascii="Arial" w:cs="Arial" w:eastAsia="Arial" w:hAnsi="Arial"/>
+          <w:sz w:val="23"/>
+          <w:szCs w:val="23"/>
+          <w:highlight w:val="white"/>
+        </w:rPr>
+      </w:pPr>
+      <w:r>
+        <w:rPr>
+          <w:rFonts w:ascii="Arial" w:cs="Arial" w:eastAsia="Arial" w:hAnsi="Arial"/>
+          <w:sz w:val="23"/>
+          <w:szCs w:val="23"/>
+          <w:highlight w:val="white"/>
+          <w:rtl w:val="0"/>
+        </w:rPr>
+        <w:t xml:space="preserve">{%- for cert in certifications_secondary %}</w:t>
+      </w:r>
+    </w:p>
+    <w:p>
+      <w:pPr>
+        <w:keepNext w:val="0"/>
+        <w:keepLines w:val="0"/>
+        <w:pageBreakBefore w:val="0"/>
+        <w:widowControl w:val="1"/>
+        <w:numPr>
+          <w:ilvl w:val="0"/>
+          <w:numId w:val="1"/>
+        </w:numPr>
+        <w:pBdr>
+          <w:top w:space="0" w:sz="0" w:val="nil"/>
+          <w:left w:space="0" w:sz="0" w:val="nil"/>
+          <w:bottom w:space="0" w:sz="0" w:val="nil"/>
+          <w:right w:space="0" w:sz="0" w:val="nil"/>
+          <w:between w:space="0" w:sz="0" w:val="nil"/>
+        </w:pBdr>
+        <w:shd w:fill="auto" w:val="clear"/>
+        <w:spacing w:after="0" w:before="0" w:line="276" w:lineRule="auto"/>
+        <w:ind w:left="720" w:right="0" w:hanging="360"/>
+        <w:jc w:val="left"/>
+        <w:rPr>
+          <w:rFonts w:ascii="Arial" w:cs="Arial" w:eastAsia="Arial" w:hAnsi="Arial"/>
+          <w:sz w:val="23"/>
+          <w:szCs w:val="23"/>
+          <w:highlight w:val="white"/>
+          <w:u w:val="none"/>
+        </w:rPr>
+      </w:pPr>
+      <w:r>
+        <w:rPr>
+          <w:rFonts w:ascii="Arial" w:cs="Arial" w:eastAsia="Arial" w:hAnsi="Arial"/>
+          <w:sz w:val="23"/>
+          <w:szCs w:val="23"/>
+          <w:highlight w:val="white"/>
+          <w:rtl w:val="0"/>
+        </w:rPr>
+        <w:t xml:space="preserve">{{ cert.name }}</w:t>
+      </w:r>
+    </w:p>
+    <w:p>
+      <w:pPr>
+        <w:keepNext w:val="0"/>
+        <w:keepLines w:val="0"/>
+        <w:pageBreakBefore w:val="0"/>
+        <w:widowControl w:val="1"/>
+        <w:pBdr>
+          <w:top w:space="0" w:sz="0" w:val="nil"/>
+          <w:left w:space="0" w:sz="0" w:val="nil"/>
+          <w:bottom w:space="0" w:sz="0" w:val="nil"/>
+          <w:right w:space="0" w:sz="0" w:val="nil"/>
+          <w:between w:space="0" w:sz="0" w:val="nil"/>
+        </w:pBdr>
+        <w:shd w:fill="auto" w:val="clear"/>
+        <w:spacing w:after="0" w:before="0" w:line="276" w:lineRule="auto"/>
+        <w:ind w:left="0" w:right="0" w:firstLine="0"/>
+        <w:jc w:val="left"/>
+        <w:rPr>
+          <w:rFonts w:ascii="Arial" w:cs="Arial" w:eastAsia="Arial" w:hAnsi="Arial"/>
+          <w:sz w:val="23"/>
+          <w:szCs w:val="23"/>
+          <w:highlight w:val="white"/>
+        </w:rPr>
+      </w:pPr>
+      <w:r>
+        <w:rPr>
+          <w:rFonts w:ascii="Arial" w:cs="Arial" w:eastAsia="Arial" w:hAnsi="Arial"/>
+          <w:sz w:val="23"/>
+          <w:szCs w:val="23"/>
+          <w:highlight w:val="white"/>
+          <w:rtl w:val="0"/>
+        </w:rPr>
+        <w:t xml:space="preserve">{%- endfor %}</w:t>
+      </w:r>
+    </w:p>
+    <w:p>
+      <w:pPr>
+        <w:pBdr>
+          <w:bottom w:color="000000" w:space="1" w:sz="4" w:val="single"/>
+        </w:pBdr>
+        <w:spacing w:after="0" w:before="0" w:lineRule="auto"/>
+        <w:rPr>
+          <w:rFonts w:ascii="Times New Roman" w:cs="Times New Roman" w:eastAsia="Times New Roman" w:hAnsi="Times New Roman"/>
+          <w:sz w:val="24"/>
+          <w:szCs w:val="24"/>
+        </w:rPr>
+      </w:pPr>
+      <w:r>
+        <w:rPr>
+          <w:rtl w:val="0"/>
+        </w:rPr>
+      </w:r>
+    </w:p>
+    <w:p>
+      <w:pPr>
+        <w:spacing w:after="0" w:before="0" w:lineRule="auto"/>
         <w:rPr>
           <w:rFonts w:ascii="Times New Roman" w:cs="Times New Roman" w:eastAsia="Times New Roman" w:hAnsi="Times New Roman"/>
           <w:b w:val="1"/>
           <w:bCs w:val="1"/>
           <w:sz w:val="28"/>
           <w:szCs w:val="28"/>
-          <w:rtl w:val="0"/>
-        </w:rPr>
-        <w:t xml:space="preserve">PROFESSIONAL EXPERIENCE</w:t>
-      </w:r>
-    </w:p>
-    <w:p>
-      <w:pPr>
-        <w:spacing w:after="0" w:before="0" w:lineRule="auto"/>
+        </w:rPr>
+      </w:pPr>
+      <w:r>
         <w:rPr>
           <w:rFonts w:ascii="Times New Roman" w:cs="Times New Roman" w:eastAsia="Times New Roman" w:hAnsi="Times New Roman"/>
           <w:b w:val="1"/>
           <w:bCs w:val="1"/>
           <w:sz w:val="28"/>
           <w:szCs w:val="28"/>
+          <w:rtl w:val="0"/>
+        </w:rPr>
+        <w:t xml:space="preserve">PROFESSIONAL EXPERIENCE</w:t>
+      </w:r>
+    </w:p>
+    <w:p>
+      <w:pPr>
+        <w:spacing w:after="0" w:before="0" w:lineRule="auto"/>
+        <w:rPr>
+          <w:rFonts w:ascii="Times New Roman" w:cs="Times New Roman" w:eastAsia="Times New Roman" w:hAnsi="Times New Roman"/>
+          <w:b w:val="1"/>
+          <w:bCs w:val="1"/>
+          <w:sz w:val="28"/>
+          <w:szCs w:val="28"/>
         </w:rPr>
       </w:pPr>
       <w:r>
@@ -2835,7 +2931,7 @@
       <w:pPr>
         <w:numPr>
           <w:ilvl w:val="0"/>
-          <w:numId w:val="2"/>
+          <w:numId w:val="3"/>
         </w:numPr>
         <w:spacing w:after="0" w:before="0" w:lineRule="auto"/>
         <w:ind w:left="720" w:hanging="360"/>
@@ -3122,7 +3218,7 @@
           <wp:extent cx="1720850" cy="676910"/>
           <wp:effectExtent b="0" l="0" r="0" t="0"/>
           <wp:wrapNone/>
-          <wp:docPr descr="Logo, company name&#10;&#10;Description automatically generated" id="225" name="image1.jpg"/>
+          <wp:docPr descr="Logo, company name&#10;&#10;Description automatically generated" id="3" name="image1.jpg"/>
           <a:graphic>
             <a:graphicData uri="http://schemas.openxmlformats.org/drawingml/2006/picture">
               <pic:pic>
@@ -3208,7 +3304,7 @@
         <wp:inline distB="0" distT="0" distL="0" distR="0">
           <wp:extent cx="1295118" cy="570955"/>
           <wp:effectExtent b="0" l="0" r="0" t="0"/>
-          <wp:docPr descr="A blue logo with white text&#10;&#10;Description automatically generated with low confidence" id="226" name="image2.png"/>
+          <wp:docPr descr="A blue logo with white text&#10;&#10;Description automatically generated with low confidence" id="2" name="image2.png"/>
           <a:graphic>
             <a:graphicData uri="http://schemas.openxmlformats.org/drawingml/2006/picture">
               <pic:pic>
@@ -3314,9 +3410,9 @@
   <w:abstractNum w:abstractNumId="1">
     <w:lvl w:ilvl="0">
       <w:start w:val="1"/>
-      <w:numFmt w:val="bullet"/>
-      <w:lvlText w:val="●"/>
-      <w:lvlJc w:val="left"/>
+      <w:numFmt w:val="upperRoman"/>
+      <w:lvlText w:val="%1."/>
+      <w:lvlJc w:val="right"/>
       <w:pPr>
         <w:ind w:left="720" w:hanging="360"/>
       </w:pPr>
@@ -3326,8 +3422,8 @@
     </w:lvl>
     <w:lvl w:ilvl="1">
       <w:start w:val="1"/>
-      <w:numFmt w:val="bullet"/>
-      <w:lvlText w:val="○"/>
+      <w:numFmt w:val="upperLetter"/>
+      <w:lvlText w:val="%2."/>
       <w:lvlJc w:val="left"/>
       <w:pPr>
         <w:ind w:left="1440" w:hanging="360"/>
@@ -3338,8 +3434,8 @@
     </w:lvl>
     <w:lvl w:ilvl="2">
       <w:start w:val="1"/>
-      <w:numFmt w:val="bullet"/>
-      <w:lvlText w:val="■"/>
+      <w:numFmt w:val="decimal"/>
+      <w:lvlText w:val="%3."/>
       <w:lvlJc w:val="left"/>
       <w:pPr>
         <w:ind w:left="2160" w:hanging="360"/>
@@ -3350,8 +3446,8 @@
     </w:lvl>
     <w:lvl w:ilvl="3">
       <w:start w:val="1"/>
-      <w:numFmt w:val="bullet"/>
-      <w:lvlText w:val="●"/>
+      <w:numFmt w:val="lowerLetter"/>
+      <w:lvlText w:val="%4)"/>
       <w:lvlJc w:val="left"/>
       <w:pPr>
         <w:ind w:left="2880" w:hanging="360"/>
@@ -3362,8 +3458,8 @@
     </w:lvl>
     <w:lvl w:ilvl="4">
       <w:start w:val="1"/>
-      <w:numFmt w:val="bullet"/>
-      <w:lvlText w:val="○"/>
+      <w:numFmt w:val="decimal"/>
+      <w:lvlText w:val="(%5)"/>
       <w:lvlJc w:val="left"/>
       <w:pPr>
         <w:ind w:left="3600" w:hanging="360"/>
@@ -3374,8 +3470,8 @@
     </w:lvl>
     <w:lvl w:ilvl="5">
       <w:start w:val="1"/>
-      <w:numFmt w:val="bullet"/>
-      <w:lvlText w:val="■"/>
+      <w:numFmt w:val="lowerLetter"/>
+      <w:lvlText w:val="(%6)"/>
       <w:lvlJc w:val="left"/>
       <w:pPr>
         <w:ind w:left="4320" w:hanging="360"/>
@@ -3386,9 +3482,9 @@
     </w:lvl>
     <w:lvl w:ilvl="6">
       <w:start w:val="1"/>
-      <w:numFmt w:val="bullet"/>
-      <w:lvlText w:val="●"/>
-      <w:lvlJc w:val="left"/>
+      <w:numFmt w:val="lowerRoman"/>
+      <w:lvlText w:val="(%7)"/>
+      <w:lvlJc w:val="right"/>
       <w:pPr>
         <w:ind w:left="5040" w:hanging="360"/>
       </w:pPr>
@@ -3398,8 +3494,8 @@
     </w:lvl>
     <w:lvl w:ilvl="7">
       <w:start w:val="1"/>
-      <w:numFmt w:val="bullet"/>
-      <w:lvlText w:val="○"/>
+      <w:numFmt w:val="lowerLetter"/>
+      <w:lvlText w:val="(%8)"/>
       <w:lvlJc w:val="left"/>
       <w:pPr>
         <w:ind w:left="5760" w:hanging="360"/>
@@ -3410,9 +3506,9 @@
     </w:lvl>
     <w:lvl w:ilvl="8">
       <w:start w:val="1"/>
-      <w:numFmt w:val="bullet"/>
-      <w:lvlText w:val="■"/>
-      <w:lvlJc w:val="left"/>
+      <w:numFmt w:val="lowerRoman"/>
+      <w:lvlText w:val="(%9)"/>
+      <w:lvlJc w:val="right"/>
       <w:pPr>
         <w:ind w:left="6480" w:hanging="360"/>
       </w:pPr>
@@ -4025,331 +4121,6 @@
       <w:szCs w:val="72"/>
     </w:rPr>
   </w:style>
-  <w:style w:type="table" w:styleId="TableNormal" w:default="1">
-    <w:name w:val="TableNormal"/>
-    <w:tblPr>
-      <w:tblCellMar>
-        <w:top w:w="100.0" w:type="dxa"/>
-        <w:left w:w="100.0" w:type="dxa"/>
-        <w:bottom w:w="100.0" w:type="dxa"/>
-        <w:right w:w="100.0" w:type="dxa"/>
-      </w:tblCellMar>
-    </w:tblPr>
-  </w:style>
-  <w:style w:type="paragraph" w:styleId="Normal" w:default="1">
-    <w:name w:val="normal"/>
-  </w:style>
-  <w:style w:type="table" w:styleId="TableNormal" w:default="1">
-    <w:name w:val="TableNormal"/>
-    <w:tblPr>
-      <w:tblCellMar>
-        <w:top w:w="100.0" w:type="dxa"/>
-        <w:left w:w="100.0" w:type="dxa"/>
-        <w:bottom w:w="100.0" w:type="dxa"/>
-        <w:right w:w="100.0" w:type="dxa"/>
-      </w:tblCellMar>
-    </w:tblPr>
-  </w:style>
-  <w:style w:type="paragraph" w:styleId="Normal" w:default="1">
-    <w:name w:val="normal"/>
-  </w:style>
-  <w:style w:type="character" w:styleId="DefaultParagraphFont" w:default="1">
-    <w:name w:val="Default Paragraph Font"/>
-    <w:uiPriority w:val="1"/>
-    <w:semiHidden w:val="1"/>
-    <w:unhideWhenUsed w:val="1"/>
-  </w:style>
-  <w:style w:type="table" w:styleId="TableNormal" w:default="1">
-    <w:name w:val="Normal Table"/>
-    <w:uiPriority w:val="99"/>
-    <w:semiHidden w:val="1"/>
-    <w:unhideWhenUsed w:val="1"/>
-    <w:tblPr>
-      <w:tblInd w:w="0.0" w:type="dxa"/>
-      <w:tblCellMar>
-        <w:top w:w="0.0" w:type="dxa"/>
-        <w:left w:w="108.0" w:type="dxa"/>
-        <w:bottom w:w="0.0" w:type="dxa"/>
-        <w:right w:w="108.0" w:type="dxa"/>
-      </w:tblCellMar>
-    </w:tblPr>
-  </w:style>
-  <w:style w:type="numbering" w:styleId="NoList" w:default="1">
-    <w:name w:val="No List"/>
-    <w:uiPriority w:val="99"/>
-    <w:semiHidden w:val="1"/>
-    <w:unhideWhenUsed w:val="1"/>
-  </w:style>
-  <w:style w:type="character" w:styleId="PlaceholderText">
-    <w:name w:val="Placeholder Text"/>
-    <w:basedOn w:val="DefaultParagraphFont"/>
-    <w:uiPriority w:val="99"/>
-    <w:semiHidden w:val="1"/>
-    <w:rsid w:val="00BA63B3"/>
-    <w:rPr>
-      <w:color w:val="808080"/>
-    </w:rPr>
-  </w:style>
-  <w:style w:type="paragraph" w:styleId="BalloonText">
-    <w:name w:val="Balloon Text"/>
-    <w:basedOn w:val="Normal"/>
-    <w:link w:val="BalloonTextChar"/>
-    <w:uiPriority w:val="99"/>
-    <w:semiHidden w:val="1"/>
-    <w:unhideWhenUsed w:val="1"/>
-    <w:rsid w:val="00BA63B3"/>
-    <w:pPr>
-      <w:spacing w:after="0" w:line="240" w:lineRule="auto"/>
-    </w:pPr>
-    <w:rPr>
-      <w:rFonts w:ascii="Tahoma" w:cs="Tahoma" w:hAnsi="Tahoma"/>
-      <w:sz w:val="16"/>
-      <w:szCs w:val="16"/>
-    </w:rPr>
-  </w:style>
-  <w:style w:type="character" w:styleId="BalloonTextChar" w:customStyle="1">
-    <w:name w:val="Balloon Text Char"/>
-    <w:basedOn w:val="DefaultParagraphFont"/>
-    <w:link w:val="BalloonText"/>
-    <w:uiPriority w:val="99"/>
-    <w:semiHidden w:val="1"/>
-    <w:rsid w:val="00BA63B3"/>
-    <w:rPr>
-      <w:rFonts w:ascii="Tahoma" w:cs="Tahoma" w:hAnsi="Tahoma"/>
-      <w:sz w:val="16"/>
-      <w:szCs w:val="16"/>
-    </w:rPr>
-  </w:style>
-  <w:style w:type="paragraph" w:styleId="Header">
-    <w:name w:val="header"/>
-    <w:basedOn w:val="Normal"/>
-    <w:link w:val="HeaderChar"/>
-    <w:uiPriority w:val="99"/>
-    <w:unhideWhenUsed w:val="1"/>
-    <w:rsid w:val="00BA63B3"/>
-    <w:pPr>
-      <w:tabs>
-        <w:tab w:val="center" w:pos="4513"/>
-        <w:tab w:val="right" w:pos="9026"/>
-      </w:tabs>
-      <w:spacing w:after="0" w:line="240" w:lineRule="auto"/>
-    </w:pPr>
-  </w:style>
-  <w:style w:type="character" w:styleId="HeaderChar" w:customStyle="1">
-    <w:name w:val="Header Char"/>
-    <w:basedOn w:val="DefaultParagraphFont"/>
-    <w:link w:val="Header"/>
-    <w:uiPriority w:val="99"/>
-    <w:rsid w:val="00BA63B3"/>
-  </w:style>
-  <w:style w:type="paragraph" w:styleId="Footer">
-    <w:name w:val="footer"/>
-    <w:basedOn w:val="Normal"/>
-    <w:link w:val="FooterChar"/>
-    <w:uiPriority w:val="99"/>
-    <w:unhideWhenUsed w:val="1"/>
-    <w:rsid w:val="00BA63B3"/>
-    <w:pPr>
-      <w:tabs>
-        <w:tab w:val="center" w:pos="4513"/>
-        <w:tab w:val="right" w:pos="9026"/>
-      </w:tabs>
-      <w:spacing w:after="0" w:line="240" w:lineRule="auto"/>
-    </w:pPr>
-  </w:style>
-  <w:style w:type="character" w:styleId="FooterChar" w:customStyle="1">
-    <w:name w:val="Footer Char"/>
-    <w:basedOn w:val="DefaultParagraphFont"/>
-    <w:link w:val="Footer"/>
-    <w:uiPriority w:val="99"/>
-    <w:rsid w:val="00BA63B3"/>
-  </w:style>
-  <w:style w:type="paragraph" w:styleId="NoSpacing">
-    <w:name w:val="No Spacing"/>
-    <w:uiPriority w:val="1"/>
-    <w:qFormat w:val="1"/>
-    <w:rsid w:val="00BA63B3"/>
-    <w:pPr>
-      <w:spacing w:after="0" w:line="240" w:lineRule="auto"/>
-    </w:pPr>
-    <w:rPr>
-      <w:rFonts w:ascii="Calibri" w:cs="Times New Roman" w:eastAsia="Calibri" w:hAnsi="Calibri"/>
-      <w:lang w:eastAsia="en-US" w:val="en-US"/>
-    </w:rPr>
-  </w:style>
-  <w:style w:type="paragraph" w:styleId="ListParagraph">
-    <w:name w:val="List Paragraph"/>
-    <w:aliases w:val="Indented Paragraph,Bullet 1,Use Case List Paragraph,b1,Bullet for no #'s,B1,Bullet Level 2 dot,Bullets,List Paragraph(bulleted),List Paragraph Char Char,Number_1,SGLText List Paragraph,ListPar1,new,List Paragraph2,List Paragraph11,list1,l"/>
-    <w:basedOn w:val="Normal"/>
-    <w:link w:val="ListParagraphChar"/>
-    <w:uiPriority w:val="34"/>
-    <w:qFormat w:val="1"/>
-    <w:rsid w:val="001E0DC0"/>
-    <w:pPr>
-      <w:ind w:left="720"/>
-      <w:contextualSpacing w:val="1"/>
-    </w:pPr>
-    <w:rPr>
-      <w:rFonts w:ascii="Calibri" w:cs="Times New Roman" w:eastAsia="Calibri" w:hAnsi="Calibri"/>
-      <w:lang w:eastAsia="en-US" w:val="en-US"/>
-    </w:rPr>
-  </w:style>
-  <w:style w:type="paragraph" w:styleId="E869E0F472E9482C8F56977559DB5C07" w:customStyle="1">
-    <w:name w:val="E869E0F472E9482C8F56977559DB5C07"/>
-    <w:rsid w:val="00420BC1"/>
-  </w:style>
-  <w:style w:type="character" w:styleId="Hyperlink">
-    <w:name w:val="Hyperlink"/>
-    <w:basedOn w:val="DefaultParagraphFont"/>
-    <w:uiPriority w:val="99"/>
-    <w:unhideWhenUsed w:val="1"/>
-    <w:rsid w:val="00421EDD"/>
-    <w:rPr>
-      <w:color w:val="0000ff" w:themeColor="hyperlink"/>
-      <w:u w:val="single"/>
-    </w:rPr>
-  </w:style>
-  <w:style w:type="character" w:styleId="SubtitleChar" w:customStyle="1">
-    <w:name w:val="Subtitle Char"/>
-    <w:basedOn w:val="DefaultParagraphFont"/>
-    <w:link w:val="Subtitle"/>
-    <w:rsid w:val="008879AD"/>
-    <w:rPr>
-      <w:rFonts w:ascii="Times New Roman" w:cs="Times New Roman" w:eastAsia="Times New Roman" w:hAnsi="Times New Roman"/>
-      <w:b w:val="1"/>
-      <w:bCs w:val="1"/>
-      <w:sz w:val="24"/>
-      <w:szCs w:val="24"/>
-      <w:lang w:eastAsia="en-US" w:val="en-US"/>
-    </w:rPr>
-  </w:style>
-  <w:style w:type="character" w:styleId="CommentReference">
-    <w:name w:val="annotation reference"/>
-    <w:basedOn w:val="DefaultParagraphFont"/>
-    <w:uiPriority w:val="99"/>
-    <w:semiHidden w:val="1"/>
-    <w:unhideWhenUsed w:val="1"/>
-    <w:rsid w:val="0000463D"/>
-    <w:rPr>
-      <w:sz w:val="16"/>
-      <w:szCs w:val="16"/>
-    </w:rPr>
-  </w:style>
-  <w:style w:type="paragraph" w:styleId="CommentText">
-    <w:name w:val="annotation text"/>
-    <w:basedOn w:val="Normal"/>
-    <w:link w:val="CommentTextChar"/>
-    <w:uiPriority w:val="99"/>
-    <w:semiHidden w:val="1"/>
-    <w:unhideWhenUsed w:val="1"/>
-    <w:rsid w:val="0000463D"/>
-    <w:pPr>
-      <w:spacing w:line="240" w:lineRule="auto"/>
-    </w:pPr>
-    <w:rPr>
-      <w:sz w:val="20"/>
-      <w:szCs w:val="20"/>
-    </w:rPr>
-  </w:style>
-  <w:style w:type="character" w:styleId="CommentTextChar" w:customStyle="1">
-    <w:name w:val="Comment Text Char"/>
-    <w:basedOn w:val="DefaultParagraphFont"/>
-    <w:link w:val="CommentText"/>
-    <w:uiPriority w:val="99"/>
-    <w:semiHidden w:val="1"/>
-    <w:rsid w:val="0000463D"/>
-    <w:rPr>
-      <w:sz w:val="20"/>
-      <w:szCs w:val="20"/>
-    </w:rPr>
-  </w:style>
-  <w:style w:type="paragraph" w:styleId="CommentSubject">
-    <w:name w:val="annotation subject"/>
-    <w:basedOn w:val="CommentText"/>
-    <w:next w:val="CommentText"/>
-    <w:link w:val="CommentSubjectChar"/>
-    <w:uiPriority w:val="99"/>
-    <w:semiHidden w:val="1"/>
-    <w:unhideWhenUsed w:val="1"/>
-    <w:rsid w:val="0000463D"/>
-    <w:rPr>
-      <w:b w:val="1"/>
-      <w:bCs w:val="1"/>
-    </w:rPr>
-  </w:style>
-  <w:style w:type="character" w:styleId="CommentSubjectChar" w:customStyle="1">
-    <w:name w:val="Comment Subject Char"/>
-    <w:basedOn w:val="CommentTextChar"/>
-    <w:link w:val="CommentSubject"/>
-    <w:uiPriority w:val="99"/>
-    <w:semiHidden w:val="1"/>
-    <w:rsid w:val="0000463D"/>
-    <w:rPr>
-      <w:b w:val="1"/>
-      <w:bCs w:val="1"/>
-      <w:sz w:val="20"/>
-      <w:szCs w:val="20"/>
-    </w:rPr>
-  </w:style>
-  <w:style w:type="paragraph" w:styleId="BodyText">
-    <w:name w:val="Body Text"/>
-    <w:basedOn w:val="Normal"/>
-    <w:link w:val="BodyTextChar"/>
-    <w:uiPriority w:val="1"/>
-    <w:qFormat w:val="1"/>
-    <w:rsid w:val="004B68B4"/>
-    <w:pPr>
-      <w:widowControl w:val="0"/>
-      <w:autoSpaceDE w:val="0"/>
-      <w:autoSpaceDN w:val="0"/>
-      <w:spacing w:after="0" w:line="240" w:lineRule="auto"/>
-    </w:pPr>
-    <w:rPr>
-      <w:rFonts w:ascii="Trebuchet MS" w:cs="Trebuchet MS" w:eastAsia="Trebuchet MS" w:hAnsi="Trebuchet MS"/>
-      <w:sz w:val="20"/>
-      <w:szCs w:val="20"/>
-      <w:lang w:eastAsia="en-US" w:val="en-US"/>
-    </w:rPr>
-  </w:style>
-  <w:style w:type="character" w:styleId="BodyTextChar" w:customStyle="1">
-    <w:name w:val="Body Text Char"/>
-    <w:basedOn w:val="DefaultParagraphFont"/>
-    <w:link w:val="BodyText"/>
-    <w:uiPriority w:val="1"/>
-    <w:rsid w:val="004B68B4"/>
-    <w:rPr>
-      <w:rFonts w:ascii="Trebuchet MS" w:cs="Trebuchet MS" w:eastAsia="Trebuchet MS" w:hAnsi="Trebuchet MS"/>
-      <w:sz w:val="20"/>
-      <w:szCs w:val="20"/>
-      <w:lang w:eastAsia="en-US" w:val="en-US"/>
-    </w:rPr>
-  </w:style>
-  <w:style w:type="character" w:styleId="Heading1Char" w:customStyle="1">
-    <w:name w:val="Heading 1 Char"/>
-    <w:basedOn w:val="DefaultParagraphFont"/>
-    <w:link w:val="Heading1"/>
-    <w:uiPriority w:val="9"/>
-    <w:rsid w:val="00C33E82"/>
-    <w:rPr>
-      <w:rFonts w:ascii="Arial MT" w:cs="Arial MT" w:eastAsia="Arial MT" w:hAnsi="Arial MT"/>
-      <w:sz w:val="20"/>
-      <w:szCs w:val="20"/>
-      <w:lang w:eastAsia="en-US" w:val="en-US"/>
-    </w:rPr>
-  </w:style>
-  <w:style w:type="character" w:styleId="ListParagraphChar" w:customStyle="1">
-    <w:name w:val="List Paragraph Char"/>
-    <w:aliases w:val="Indented Paragraph Char,Bullet 1 Char,Use Case List Paragraph Char,b1 Char,Bullet for no #'s Char,B1 Char,Bullet Level 2 dot Char,Bullets Char,List Paragraph(bulleted) Char,List Paragraph Char Char Char,Number_1 Char,ListPar1 Char"/>
-    <w:basedOn w:val="DefaultParagraphFont"/>
-    <w:link w:val="ListParagraph"/>
-    <w:uiPriority w:val="34"/>
-    <w:qFormat w:val="1"/>
-    <w:rsid w:val="00EB1B25"/>
-    <w:rPr>
-      <w:rFonts w:ascii="Calibri" w:cs="Times New Roman" w:eastAsia="Calibri" w:hAnsi="Calibri"/>
-      <w:lang w:eastAsia="en-US" w:val="en-US"/>
-    </w:rPr>
-  </w:style>
   <w:style w:type="paragraph" w:styleId="Subtitle">
     <w:name w:val="Subtitle"/>
     <w:basedOn w:val="Normal"/>
@@ -4412,7 +4183,7 @@
     </a:clrScheme>
     <a:fontScheme name="Office">
       <a:majorFont>
-        <a:latin typeface="Cambria"/>
+        <a:latin typeface="Calibri"/>
         <a:ea typeface=""/>
         <a:cs typeface=""/>
         <a:font script="Jpan" typeface="ＭＳ ゴシック"/>
@@ -4447,7 +4218,7 @@
         <a:font script="Geor" typeface="Sylfaen"/>
       </a:majorFont>
       <a:minorFont>
-        <a:latin typeface="Calibri"/>
+        <a:latin typeface="Cambria"/>
         <a:ea typeface=""/>
         <a:cs typeface=""/>
         <a:font script="Jpan" typeface="ＭＳ 明朝"/>
@@ -4514,20 +4285,16 @@
           <a:gsLst>
             <a:gs pos="0">
               <a:schemeClr val="phClr">
-                <a:shade val="51000"/>
-                <a:satMod val="130000"/>
-              </a:schemeClr>
-            </a:gs>
-            <a:gs pos="80000">
-              <a:schemeClr val="phClr">
-                <a:shade val="93000"/>
+                <a:tint val="100000"/>
+                <a:shade val="100000"/>
                 <a:satMod val="130000"/>
               </a:schemeClr>
             </a:gs>
             <a:gs pos="100000">
               <a:schemeClr val="phClr">
-                <a:shade val="94000"/>
-                <a:satMod val="135000"/>
+                <a:tint val="50000"/>
+                <a:shade val="100000"/>
+                <a:satMod val="350000"/>
               </a:schemeClr>
             </a:gs>
           </a:gsLst>
@@ -4649,7 +4416,46 @@
       </a:bgFillStyleLst>
     </a:fmtScheme>
   </a:themeElements>
-  <a:objectDefaults/>
+  <a:objectDefaults>
+    <a:spDef>
+      <a:spPr/>
+      <a:bodyPr/>
+      <a:lstStyle/>
+      <a:style>
+        <a:lnRef idx="1">
+          <a:schemeClr val="accent1"/>
+        </a:lnRef>
+        <a:fillRef idx="3">
+          <a:schemeClr val="accent1"/>
+        </a:fillRef>
+        <a:effectRef idx="2">
+          <a:schemeClr val="accent1"/>
+        </a:effectRef>
+        <a:fontRef idx="minor">
+          <a:schemeClr val="lt1"/>
+        </a:fontRef>
+      </a:style>
+    </a:spDef>
+    <a:lnDef>
+      <a:spPr/>
+      <a:bodyPr/>
+      <a:lstStyle/>
+      <a:style>
+        <a:lnRef idx="2">
+          <a:schemeClr val="accent1"/>
+        </a:lnRef>
+        <a:fillRef idx="0">
+          <a:schemeClr val="accent1"/>
+        </a:fillRef>
+        <a:effectRef idx="1">
+          <a:schemeClr val="accent1"/>
+        </a:effectRef>
+        <a:fontRef idx="minor">
+          <a:schemeClr val="tx1"/>
+        </a:fontRef>
+      </a:style>
+    </a:lnDef>
+  </a:objectDefaults>
   <a:extraClrSchemeLst/>
 </a:theme>
 </file>

--- a/templates/ford-india-resume-template.docx
+++ b/templates/ford-india-resume-template.docx
@@ -111,7 +111,7 @@
           <mc:Choice Requires="wpg">
             <w:drawing>
               <wp:inline distB="0" distT="0" distL="0" distR="0">
-                <wp:extent cx="6715125" cy="7304004"/>
+                <wp:extent cx="6715125" cy="7417981"/>
                 <wp:effectExtent b="0" l="0" r="0" t="0"/>
                 <wp:docPr id="1" name=""/>
                 <a:graphic>
@@ -120,20 +120,20 @@
                       <wpg:cNvGrpSpPr/>
                       <wpg:grpSpPr>
                         <a:xfrm>
-                          <a:off x="1988425" y="241200"/>
-                          <a:ext cx="6715125" cy="7304004"/>
-                          <a:chOff x="1988425" y="241200"/>
-                          <a:chExt cx="6715150" cy="7077600"/>
+                          <a:off x="1988425" y="127975"/>
+                          <a:ext cx="6715125" cy="7417981"/>
+                          <a:chOff x="1988425" y="127975"/>
+                          <a:chExt cx="6715150" cy="7304050"/>
                         </a:xfrm>
                       </wpg:grpSpPr>
                       <wpg:grpSp>
                         <wpg:cNvGrpSpPr/>
                         <wpg:grpSpPr>
                           <a:xfrm>
-                            <a:off x="1988438" y="241206"/>
-                            <a:ext cx="6715125" cy="7077589"/>
-                            <a:chOff x="1997875" y="493750"/>
-                            <a:chExt cx="6696250" cy="6467950"/>
+                            <a:off x="1988438" y="127998"/>
+                            <a:ext cx="6715125" cy="7304004"/>
+                            <a:chOff x="1988425" y="241200"/>
+                            <a:chExt cx="6715150" cy="7077600"/>
                           </a:xfrm>
                         </wpg:grpSpPr>
                         <wps:wsp>
@@ -141,8 +141,8 @@
                           <wps:cNvPr id="3" name="Shape 3"/>
                           <wps:spPr>
                             <a:xfrm>
-                              <a:off x="1997875" y="493750"/>
-                              <a:ext cx="6696250" cy="6467950"/>
+                              <a:off x="1988425" y="241200"/>
+                              <a:ext cx="6715150" cy="7077600"/>
                             </a:xfrm>
                             <a:prstGeom prst="rect">
                               <a:avLst/>
@@ -168,1233 +168,1151 @@
                             <a:noAutofit/>
                           </wps:bodyPr>
                         </wps:wsp>
-                        <wps:wsp>
-                          <wps:cNvSpPr/>
-                          <wps:cNvPr id="4" name="Shape 4"/>
-                          <wps:spPr>
+                        <wpg:grpSp>
+                          <wpg:cNvGrpSpPr/>
+                          <wpg:grpSpPr>
                             <a:xfrm>
-                              <a:off x="2002650" y="498525"/>
-                              <a:ext cx="6686700" cy="6458400"/>
+                              <a:off x="1988438" y="241206"/>
+                              <a:ext cx="6715125" cy="7077589"/>
+                              <a:chOff x="1997875" y="493750"/>
+                              <a:chExt cx="6696250" cy="6467950"/>
                             </a:xfrm>
-                            <a:prstGeom prst="rect">
-                              <a:avLst/>
-                            </a:prstGeom>
-                            <a:noFill/>
-                            <a:ln cap="flat" cmpd="sng" w="9525">
-                              <a:solidFill>
-                                <a:srgbClr val="000000"/>
-                              </a:solidFill>
-                              <a:prstDash val="solid"/>
-                              <a:miter lim="800000"/>
-                              <a:headEnd len="sm" w="sm" type="none"/>
-                              <a:tailEnd len="sm" w="sm" type="none"/>
-                            </a:ln>
-                          </wps:spPr>
-                          <wps:txbx>
-                            <w:txbxContent>
-                              <w:p>
-                                <w:pPr>
-                                  <w:spacing w:after="0" w:before="50" w:line="240"/>
-                                  <w:ind w:left="0" w:right="0" w:firstLine="0"/>
-                                  <w:jc w:val="left"/>
-                                  <w:textDirection w:val="btLr"/>
-                                </w:pPr>
-                                <w:r>
-                                  <w:rPr>
-                                    <w:rFonts w:ascii="Trebuchet MS" w:cs="Trebuchet MS" w:eastAsia="Trebuchet MS" w:hAnsi="Trebuchet MS"/>
-                                    <w:b w:val="0"/>
-                                    <w:i w:val="0"/>
-                                    <w:smallCaps w:val="0"/>
-                                    <w:strike w:val="0"/>
-                                    <w:color w:val="000000"/>
-                                    <w:sz w:val="20"/>
-                                    <w:vertAlign w:val="baseline"/>
-                                  </w:rPr>
-                                  <w:t xml:space="preserve"> </w:t>
-                                </w:r>
-                                <w:r>
-                                  <w:rPr>
-                                    <w:rFonts w:ascii="Century Gothic" w:cs="Century Gothic" w:eastAsia="Century Gothic" w:hAnsi="Century Gothic"/>
-                                    <w:b w:val="1"/>
-                                    <w:i w:val="0"/>
-                                    <w:smallCaps w:val="0"/>
-                                    <w:strike w:val="0"/>
-                                    <w:color w:val="1f497d"/>
-                                    <w:sz w:val="22"/>
-                                    <w:vertAlign w:val="baseline"/>
-                                  </w:rPr>
-                                  <w:t xml:space="preserve">Candidate First Name:  {{ first_name }}</w:t>
-                                </w:r>
-                              </w:p>
-                              <w:p>
-                                <w:pPr>
-                                  <w:spacing w:after="0" w:before="50" w:line="240"/>
-                                  <w:ind w:left="0" w:right="0" w:firstLine="0"/>
-                                  <w:jc w:val="left"/>
-                                  <w:textDirection w:val="btLr"/>
-                                </w:pPr>
-                                <w:r>
-                                  <w:rPr>
-                                    <w:rFonts w:ascii="Century Gothic" w:cs="Century Gothic" w:eastAsia="Century Gothic" w:hAnsi="Century Gothic"/>
-                                    <w:b w:val="1"/>
-                                    <w:i w:val="0"/>
-                                    <w:smallCaps w:val="0"/>
-                                    <w:strike w:val="0"/>
-                                    <w:color w:val="1f497d"/>
-                                    <w:sz w:val="22"/>
-                                    <w:vertAlign w:val="baseline"/>
-                                  </w:rPr>
-                                </w:r>
-                                <w:r>
-                                  <w:rPr>
-                                    <w:rFonts w:ascii="Century Gothic" w:cs="Century Gothic" w:eastAsia="Century Gothic" w:hAnsi="Century Gothic"/>
-                                    <w:b w:val="1"/>
-                                    <w:i w:val="0"/>
-                                    <w:smallCaps w:val="0"/>
-                                    <w:strike w:val="0"/>
-                                    <w:color w:val="1f497d"/>
-                                    <w:sz w:val="22"/>
-                                    <w:vertAlign w:val="baseline"/>
-                                  </w:rPr>
-                                  <w:t xml:space="preserve">(As per PAN/Aadhar)</w:t>
-                                </w:r>
-                              </w:p>
-                              <w:p>
-                                <w:pPr>
-                                  <w:spacing w:after="0" w:before="50" w:line="240"/>
-                                  <w:ind w:left="0" w:right="0" w:firstLine="0"/>
-                                  <w:jc w:val="left"/>
-                                  <w:textDirection w:val="btLr"/>
-                                </w:pPr>
-                                <w:r>
-                                  <w:rPr>
-                                    <w:rFonts w:ascii="Century Gothic" w:cs="Century Gothic" w:eastAsia="Century Gothic" w:hAnsi="Century Gothic"/>
-                                    <w:b w:val="1"/>
-                                    <w:i w:val="0"/>
-                                    <w:smallCaps w:val="0"/>
-                                    <w:strike w:val="0"/>
-                                    <w:color w:val="1f497d"/>
-                                    <w:sz w:val="22"/>
-                                    <w:vertAlign w:val="baseline"/>
-                                  </w:rPr>
-                                </w:r>
-                              </w:p>
-                              <w:p>
-                                <w:pPr>
-                                  <w:spacing w:after="0" w:before="50" w:line="240"/>
-                                  <w:ind w:left="0" w:right="0" w:firstLine="0"/>
-                                  <w:jc w:val="left"/>
-                                  <w:textDirection w:val="btLr"/>
-                                </w:pPr>
-                                <w:r>
-                                  <w:rPr>
-                                    <w:rFonts w:ascii="Century Gothic" w:cs="Century Gothic" w:eastAsia="Century Gothic" w:hAnsi="Century Gothic"/>
-                                    <w:b w:val="1"/>
-                                    <w:i w:val="0"/>
-                                    <w:smallCaps w:val="0"/>
-                                    <w:strike w:val="0"/>
-                                    <w:color w:val="1f497d"/>
-                                    <w:sz w:val="22"/>
-                                    <w:vertAlign w:val="baseline"/>
-                                  </w:rPr>
-                                </w:r>
-                                <w:r>
-                                  <w:rPr>
-                                    <w:rFonts w:ascii="Century Gothic" w:cs="Century Gothic" w:eastAsia="Century Gothic" w:hAnsi="Century Gothic"/>
-                                    <w:b w:val="1"/>
-                                    <w:i w:val="0"/>
-                                    <w:smallCaps w:val="0"/>
-                                    <w:strike w:val="0"/>
-                                    <w:color w:val="1f497d"/>
-                                    <w:sz w:val="22"/>
-                                    <w:vertAlign w:val="baseline"/>
-                                  </w:rPr>
-                                  <w:t xml:space="preserve"> Candidate Last Name: {{ last_name }}</w:t>
-                                </w:r>
-                                <w:r>
-                                  <w:rPr>
-                                    <w:rFonts w:ascii="Century Gothic" w:cs="Century Gothic" w:eastAsia="Century Gothic" w:hAnsi="Century Gothic"/>
-                                    <w:b w:val="1"/>
-                                    <w:i w:val="0"/>
-                                    <w:smallCaps w:val="0"/>
-                                    <w:strike w:val="0"/>
-                                    <w:color w:val="1f497d"/>
-                                    <w:sz w:val="22"/>
-                                    <w:vertAlign w:val="baseline"/>
-                                  </w:rPr>
-                                  <w:br w:type="textWrapping"/>
-                                </w:r>
-                                <w:r>
-                                  <w:rPr>
-                                    <w:rFonts w:ascii="Century Gothic" w:cs="Century Gothic" w:eastAsia="Century Gothic" w:hAnsi="Century Gothic"/>
-                                    <w:b w:val="1"/>
-                                    <w:i w:val="0"/>
-                                    <w:smallCaps w:val="0"/>
-                                    <w:strike w:val="0"/>
-                                    <w:color w:val="1f497d"/>
-                                    <w:sz w:val="22"/>
-                                    <w:vertAlign w:val="baseline"/>
-                                  </w:rPr>
-                                  <w:t xml:space="preserve"> (As per PAN/Aadhar)</w:t>
-                                </w:r>
-                              </w:p>
-                              <w:p>
-                                <w:pPr>
-                                  <w:spacing w:after="0" w:before="50" w:line="240"/>
-                                  <w:ind w:left="0" w:right="0" w:firstLine="0"/>
-                                  <w:jc w:val="left"/>
-                                  <w:textDirection w:val="btLr"/>
-                                </w:pPr>
-                                <w:r>
-                                  <w:rPr>
-                                    <w:rFonts w:ascii="Century Gothic" w:cs="Century Gothic" w:eastAsia="Century Gothic" w:hAnsi="Century Gothic"/>
-                                    <w:b w:val="1"/>
-                                    <w:i w:val="0"/>
-                                    <w:smallCaps w:val="0"/>
-                                    <w:strike w:val="0"/>
-                                    <w:color w:val="1f497d"/>
-                                    <w:sz w:val="22"/>
-                                    <w:vertAlign w:val="baseline"/>
-                                  </w:rPr>
-                                </w:r>
-                              </w:p>
-                              <w:p>
-                                <w:pPr>
-                                  <w:spacing w:after="0" w:before="50" w:line="240"/>
-                                  <w:ind w:left="0" w:right="0" w:firstLine="0"/>
-                                  <w:jc w:val="left"/>
-                                  <w:textDirection w:val="btLr"/>
-                                </w:pPr>
-                                <w:r>
-                                  <w:rPr>
-                                    <w:rFonts w:ascii="Century Gothic" w:cs="Century Gothic" w:eastAsia="Century Gothic" w:hAnsi="Century Gothic"/>
-                                    <w:b w:val="1"/>
-                                    <w:i w:val="0"/>
-                                    <w:smallCaps w:val="0"/>
-                                    <w:strike w:val="0"/>
-                                    <w:color w:val="1f497d"/>
-                                    <w:sz w:val="22"/>
-                                    <w:vertAlign w:val="baseline"/>
-                                  </w:rPr>
-                                </w:r>
-                                <w:r>
-                                  <w:rPr>
-                                    <w:rFonts w:ascii="Century Gothic" w:cs="Century Gothic" w:eastAsia="Century Gothic" w:hAnsi="Century Gothic"/>
-                                    <w:b w:val="1"/>
-                                    <w:i w:val="0"/>
-                                    <w:smallCaps w:val="0"/>
-                                    <w:strike w:val="0"/>
-                                    <w:color w:val="1f497d"/>
-                                    <w:sz w:val="22"/>
-                                    <w:vertAlign w:val="baseline"/>
-                                  </w:rPr>
-                                  <w:t xml:space="preserve"> Notice Period of the Candidate: {{ notice_period }}</w:t>
-                                </w:r>
-                              </w:p>
-                              <w:p>
-                                <w:pPr>
-                                  <w:spacing w:after="0" w:before="50" w:line="240"/>
-                                  <w:ind w:left="0" w:right="0" w:firstLine="0"/>
-                                  <w:jc w:val="left"/>
-                                  <w:textDirection w:val="btLr"/>
-                                </w:pPr>
-                                <w:r>
-                                  <w:rPr>
-                                    <w:rFonts w:ascii="Century Gothic" w:cs="Century Gothic" w:eastAsia="Century Gothic" w:hAnsi="Century Gothic"/>
-                                    <w:b w:val="1"/>
-                                    <w:i w:val="0"/>
-                                    <w:smallCaps w:val="0"/>
-                                    <w:strike w:val="0"/>
-                                    <w:color w:val="1f497d"/>
-                                    <w:sz w:val="22"/>
-                                    <w:vertAlign w:val="baseline"/>
-                                  </w:rPr>
-                                </w:r>
-                              </w:p>
-                              <w:p>
-                                <w:pPr>
-                                  <w:spacing w:after="0" w:before="50" w:line="240"/>
-                                  <w:ind w:left="0" w:right="0" w:firstLine="0"/>
-                                  <w:jc w:val="left"/>
-                                  <w:textDirection w:val="btLr"/>
-                                </w:pPr>
-                                <w:r>
-                                  <w:rPr>
-                                    <w:rFonts w:ascii="Century Gothic" w:cs="Century Gothic" w:eastAsia="Century Gothic" w:hAnsi="Century Gothic"/>
-                                    <w:b w:val="1"/>
-                                    <w:i w:val="0"/>
-                                    <w:smallCaps w:val="0"/>
-                                    <w:strike w:val="0"/>
-                                    <w:color w:val="1f497d"/>
-                                    <w:sz w:val="22"/>
-                                    <w:vertAlign w:val="baseline"/>
-                                  </w:rPr>
-                                </w:r>
-                                <w:r>
-                                  <w:rPr>
-                                    <w:rFonts w:ascii="Century Gothic" w:cs="Century Gothic" w:eastAsia="Century Gothic" w:hAnsi="Century Gothic"/>
-                                    <w:b w:val="1"/>
-                                    <w:i w:val="0"/>
-                                    <w:smallCaps w:val="0"/>
-                                    <w:strike w:val="0"/>
-                                    <w:color w:val="1f497d"/>
-                                    <w:sz w:val="22"/>
-                                    <w:vertAlign w:val="baseline"/>
-                                  </w:rPr>
-                                  <w:t xml:space="preserve"> Internal or External Candidate: {{ candidate_type }}</w:t>
-                                </w:r>
-                              </w:p>
-                              <w:p>
-                                <w:pPr>
-                                  <w:spacing w:after="0" w:before="50" w:line="240"/>
-                                  <w:ind w:left="0" w:right="0" w:firstLine="0"/>
-                                  <w:jc w:val="left"/>
-                                  <w:textDirection w:val="btLr"/>
-                                </w:pPr>
-                                <w:r>
-                                  <w:rPr>
-                                    <w:rFonts w:ascii="Century Gothic" w:cs="Century Gothic" w:eastAsia="Century Gothic" w:hAnsi="Century Gothic"/>
-                                    <w:b w:val="1"/>
-                                    <w:i w:val="0"/>
-                                    <w:smallCaps w:val="0"/>
-                                    <w:strike w:val="0"/>
-                                    <w:color w:val="1f497d"/>
-                                    <w:sz w:val="22"/>
-                                    <w:vertAlign w:val="baseline"/>
-                                  </w:rPr>
-                                </w:r>
-                              </w:p>
-                              <w:p>
-                                <w:pPr>
-                                  <w:spacing w:after="0" w:before="50" w:line="240"/>
-                                  <w:ind w:left="0" w:right="0" w:firstLine="0"/>
-                                  <w:jc w:val="left"/>
-                                  <w:textDirection w:val="btLr"/>
-                                </w:pPr>
-                                <w:r>
-                                  <w:rPr>
-                                    <w:rFonts w:ascii="Century Gothic" w:cs="Century Gothic" w:eastAsia="Century Gothic" w:hAnsi="Century Gothic"/>
-                                    <w:b w:val="1"/>
-                                    <w:i w:val="0"/>
-                                    <w:smallCaps w:val="0"/>
-                                    <w:strike w:val="0"/>
-                                    <w:color w:val="1f497d"/>
-                                    <w:sz w:val="22"/>
-                                    <w:vertAlign w:val="baseline"/>
-                                  </w:rPr>
-                                </w:r>
-                                <w:r>
-                                  <w:rPr>
-                                    <w:rFonts w:ascii="Century Gothic" w:cs="Century Gothic" w:eastAsia="Century Gothic" w:hAnsi="Century Gothic"/>
-                                    <w:b w:val="1"/>
-                                    <w:i w:val="0"/>
-                                    <w:smallCaps w:val="0"/>
-                                    <w:strike w:val="0"/>
-                                    <w:color w:val="1f497d"/>
-                                    <w:sz w:val="22"/>
-                                    <w:vertAlign w:val="baseline"/>
-                                  </w:rPr>
-                                  <w:t xml:space="preserve"> Interview Availability Date: {{ interview_availability }}</w:t>
-                                </w:r>
-                              </w:p>
-                              <w:p>
-                                <w:pPr>
-                                  <w:spacing w:after="0" w:before="50" w:line="240"/>
-                                  <w:ind w:left="0" w:right="0" w:firstLine="0"/>
-                                  <w:jc w:val="left"/>
-                                  <w:textDirection w:val="btLr"/>
-                                </w:pPr>
-                                <w:r>
-                                  <w:rPr>
-                                    <w:rFonts w:ascii="Century Gothic" w:cs="Century Gothic" w:eastAsia="Century Gothic" w:hAnsi="Century Gothic"/>
-                                    <w:b w:val="1"/>
-                                    <w:i w:val="0"/>
-                                    <w:smallCaps w:val="0"/>
-                                    <w:strike w:val="0"/>
-                                    <w:color w:val="1f497d"/>
-                                    <w:sz w:val="22"/>
-                                    <w:vertAlign w:val="baseline"/>
-                                  </w:rPr>
-                                </w:r>
-                              </w:p>
-                              <w:p>
-                                <w:pPr>
-                                  <w:spacing w:after="0" w:before="50" w:line="240"/>
-                                  <w:ind w:left="0" w:right="0" w:firstLine="0"/>
-                                  <w:jc w:val="left"/>
-                                  <w:textDirection w:val="btLr"/>
-                                </w:pPr>
-                                <w:r>
-                                  <w:rPr>
-                                    <w:rFonts w:ascii="Century Gothic" w:cs="Century Gothic" w:eastAsia="Century Gothic" w:hAnsi="Century Gothic"/>
-                                    <w:b w:val="1"/>
-                                    <w:i w:val="0"/>
-                                    <w:smallCaps w:val="0"/>
-                                    <w:strike w:val="0"/>
-                                    <w:color w:val="1f497d"/>
-                                    <w:sz w:val="22"/>
-                                    <w:vertAlign w:val="baseline"/>
-                                  </w:rPr>
-                                </w:r>
-                                <w:r>
-                                  <w:rPr>
-                                    <w:rFonts w:ascii="Century Gothic" w:cs="Century Gothic" w:eastAsia="Century Gothic" w:hAnsi="Century Gothic"/>
-                                    <w:b w:val="1"/>
-                                    <w:i w:val="0"/>
-                                    <w:smallCaps w:val="0"/>
-                                    <w:strike w:val="0"/>
-                                    <w:color w:val="1f497d"/>
-                                    <w:sz w:val="22"/>
-                                    <w:vertAlign w:val="baseline"/>
-                                  </w:rPr>
-                                  <w:t xml:space="preserve"> Start Availability Date: {{ start_availability }}</w:t>
-                                </w:r>
-                              </w:p>
-                              <w:p>
-                                <w:pPr>
-                                  <w:spacing w:after="0" w:before="50" w:line="240"/>
-                                  <w:ind w:left="0" w:right="0" w:firstLine="0"/>
-                                  <w:jc w:val="left"/>
-                                  <w:textDirection w:val="btLr"/>
-                                </w:pPr>
-                                <w:r>
-                                  <w:rPr>
-                                    <w:rFonts w:ascii="Century Gothic" w:cs="Century Gothic" w:eastAsia="Century Gothic" w:hAnsi="Century Gothic"/>
-                                    <w:b w:val="1"/>
-                                    <w:i w:val="0"/>
-                                    <w:smallCaps w:val="0"/>
-                                    <w:strike w:val="0"/>
-                                    <w:color w:val="1f497d"/>
-                                    <w:sz w:val="22"/>
-                                    <w:vertAlign w:val="baseline"/>
-                                  </w:rPr>
-                                </w:r>
-                              </w:p>
-                              <w:p>
-                                <w:pPr>
-                                  <w:spacing w:after="0" w:before="50" w:line="240"/>
-                                  <w:ind w:left="0" w:right="0" w:firstLine="0"/>
-                                  <w:jc w:val="left"/>
-                                  <w:textDirection w:val="btLr"/>
-                                </w:pPr>
-                                <w:r>
-                                  <w:rPr>
-                                    <w:rFonts w:ascii="Century Gothic" w:cs="Century Gothic" w:eastAsia="Century Gothic" w:hAnsi="Century Gothic"/>
-                                    <w:b w:val="1"/>
-                                    <w:i w:val="0"/>
-                                    <w:smallCaps w:val="0"/>
-                                    <w:strike w:val="0"/>
-                                    <w:color w:val="1f497d"/>
-                                    <w:sz w:val="22"/>
-                                    <w:vertAlign w:val="baseline"/>
-                                  </w:rPr>
-                                </w:r>
-                                <w:r>
-                                  <w:rPr>
-                                    <w:rFonts w:ascii="Century Gothic" w:cs="Century Gothic" w:eastAsia="Century Gothic" w:hAnsi="Century Gothic"/>
-                                    <w:b w:val="1"/>
-                                    <w:i w:val="0"/>
-                                    <w:smallCaps w:val="0"/>
-                                    <w:strike w:val="0"/>
-                                    <w:color w:val="1f497d"/>
-                                    <w:sz w:val="22"/>
-                                    <w:vertAlign w:val="baseline"/>
-                                  </w:rPr>
-                                  <w:t xml:space="preserve">Has the candidate worked directly for Ford before? (Yes/No) {{ worked_with_ford_before }}</w:t>
-                                </w:r>
-                              </w:p>
-                              <w:p>
-                                <w:pPr>
-                                  <w:spacing w:after="0" w:before="50" w:line="240"/>
-                                  <w:ind w:left="0" w:right="0" w:firstLine="0"/>
-                                  <w:jc w:val="left"/>
-                                  <w:textDirection w:val="btLr"/>
-                                </w:pPr>
-                                <w:r>
-                                  <w:rPr>
-                                    <w:rFonts w:ascii="Century Gothic" w:cs="Century Gothic" w:eastAsia="Century Gothic" w:hAnsi="Century Gothic"/>
-                                    <w:b w:val="1"/>
-                                    <w:i w:val="0"/>
-                                    <w:smallCaps w:val="0"/>
-                                    <w:strike w:val="0"/>
-                                    <w:color w:val="1f497d"/>
-                                    <w:sz w:val="22"/>
-                                    <w:vertAlign w:val="baseline"/>
-                                  </w:rPr>
-                                </w:r>
-                                <w:r>
-                                  <w:rPr>
-                                    <w:rFonts w:ascii="Century Gothic" w:cs="Century Gothic" w:eastAsia="Century Gothic" w:hAnsi="Century Gothic"/>
-                                    <w:b w:val="1"/>
-                                    <w:i w:val="0"/>
-                                    <w:smallCaps w:val="0"/>
-                                    <w:strike w:val="0"/>
-                                    <w:color w:val="1f497d"/>
-                                    <w:sz w:val="22"/>
-                                    <w:vertAlign w:val="baseline"/>
-                                  </w:rPr>
-                                  <w:t xml:space="preserve">Has the candidate worked for Ford as an Agency worker before? (Yes/No)  {{ worked_with_ford_agency_before }}</w:t>
-                                </w:r>
-                              </w:p>
-                              <w:p>
-                                <w:pPr>
-                                  <w:spacing w:after="0" w:before="50" w:line="240"/>
-                                  <w:ind w:left="0" w:right="0" w:firstLine="720"/>
-                                  <w:jc w:val="left"/>
-                                  <w:textDirection w:val="btLr"/>
-                                </w:pPr>
-                                <w:r>
-                                  <w:rPr>
-                                    <w:rFonts w:ascii="Century Gothic" w:cs="Century Gothic" w:eastAsia="Century Gothic" w:hAnsi="Century Gothic"/>
-                                    <w:b w:val="1"/>
-                                    <w:i w:val="0"/>
-                                    <w:smallCaps w:val="0"/>
-                                    <w:strike w:val="0"/>
-                                    <w:color w:val="1f497d"/>
-                                    <w:sz w:val="22"/>
-                                    <w:vertAlign w:val="baseline"/>
-                                  </w:rPr>
-                                </w:r>
-                                <w:r>
-                                  <w:rPr>
-                                    <w:rFonts w:ascii="Century Gothic" w:cs="Century Gothic" w:eastAsia="Century Gothic" w:hAnsi="Century Gothic"/>
-                                    <w:b w:val="1"/>
-                                    <w:i w:val="0"/>
-                                    <w:smallCaps w:val="0"/>
-                                    <w:strike w:val="0"/>
-                                    <w:color w:val="1f497d"/>
-                                    <w:sz w:val="22"/>
-                                    <w:vertAlign w:val="baseline"/>
-                                  </w:rPr>
-                                  <w:t xml:space="preserve">If yes to either of the above, please specify the below details:</w:t>
-                                </w:r>
-                              </w:p>
-                              <w:p>
-                                <w:pPr>
-                                  <w:spacing w:after="0" w:before="50" w:line="240"/>
-                                  <w:ind w:left="2160" w:right="0" w:firstLine="1800"/>
-                                  <w:jc w:val="left"/>
-                                  <w:textDirection w:val="btLr"/>
-                                </w:pPr>
-                                <w:r>
-                                  <w:rPr>
-                                    <w:rFonts w:ascii="Century Gothic" w:cs="Century Gothic" w:eastAsia="Century Gothic" w:hAnsi="Century Gothic"/>
-                                    <w:b w:val="1"/>
-                                    <w:i w:val="0"/>
-                                    <w:smallCaps w:val="0"/>
-                                    <w:strike w:val="0"/>
-                                    <w:color w:val="1f497d"/>
-                                    <w:sz w:val="22"/>
-                                    <w:vertAlign w:val="baseline"/>
-                                  </w:rPr>
-                                </w:r>
-                                <w:r>
-                                  <w:rPr>
-                                    <w:rFonts w:ascii="Century Gothic" w:cs="Century Gothic" w:eastAsia="Century Gothic" w:hAnsi="Century Gothic"/>
-                                    <w:b w:val="1"/>
-                                    <w:i w:val="0"/>
-                                    <w:smallCaps w:val="0"/>
-                                    <w:strike w:val="0"/>
-                                    <w:color w:val="1f497d"/>
-                                    <w:sz w:val="22"/>
-                                    <w:vertAlign w:val="baseline"/>
-                                  </w:rPr>
-                                  <w:t xml:space="preserve">CDSID:</w:t>
-                                </w:r>
-                              </w:p>
-                              <w:p>
-                                <w:pPr>
-                                  <w:spacing w:after="0" w:before="50" w:line="240"/>
-                                  <w:ind w:left="2160" w:right="0" w:firstLine="1800"/>
-                                  <w:jc w:val="left"/>
-                                  <w:textDirection w:val="btLr"/>
-                                </w:pPr>
-                                <w:r>
-                                  <w:rPr>
-                                    <w:rFonts w:ascii="Century Gothic" w:cs="Century Gothic" w:eastAsia="Century Gothic" w:hAnsi="Century Gothic"/>
-                                    <w:b w:val="1"/>
-                                    <w:i w:val="0"/>
-                                    <w:smallCaps w:val="0"/>
-                                    <w:strike w:val="0"/>
-                                    <w:color w:val="1f497d"/>
-                                    <w:sz w:val="22"/>
-                                    <w:vertAlign w:val="baseline"/>
-                                  </w:rPr>
-                                </w:r>
-                                <w:r>
-                                  <w:rPr>
-                                    <w:rFonts w:ascii="Century Gothic" w:cs="Century Gothic" w:eastAsia="Century Gothic" w:hAnsi="Century Gothic"/>
-                                    <w:b w:val="1"/>
-                                    <w:i w:val="0"/>
-                                    <w:smallCaps w:val="0"/>
-                                    <w:strike w:val="0"/>
-                                    <w:color w:val="1f497d"/>
-                                    <w:sz w:val="22"/>
-                                    <w:vertAlign w:val="baseline"/>
-                                  </w:rPr>
-                                  <w:t xml:space="preserve">Supervisor:</w:t>
-                                </w:r>
-                              </w:p>
-                              <w:p>
-                                <w:pPr>
-                                  <w:spacing w:after="0" w:before="50" w:line="240"/>
-                                  <w:ind w:left="2160" w:right="0" w:firstLine="1800"/>
-                                  <w:jc w:val="left"/>
-                                  <w:textDirection w:val="btLr"/>
-                                </w:pPr>
-                                <w:r>
-                                  <w:rPr>
-                                    <w:rFonts w:ascii="Century Gothic" w:cs="Century Gothic" w:eastAsia="Century Gothic" w:hAnsi="Century Gothic"/>
-                                    <w:b w:val="1"/>
-                                    <w:i w:val="0"/>
-                                    <w:smallCaps w:val="0"/>
-                                    <w:strike w:val="0"/>
-                                    <w:color w:val="1f497d"/>
-                                    <w:sz w:val="22"/>
-                                    <w:vertAlign w:val="baseline"/>
-                                  </w:rPr>
-                                </w:r>
-                                <w:r>
-                                  <w:rPr>
-                                    <w:rFonts w:ascii="Century Gothic" w:cs="Century Gothic" w:eastAsia="Century Gothic" w:hAnsi="Century Gothic"/>
-                                    <w:b w:val="1"/>
-                                    <w:i w:val="0"/>
-                                    <w:smallCaps w:val="0"/>
-                                    <w:strike w:val="0"/>
-                                    <w:color w:val="1f497d"/>
-                                    <w:sz w:val="22"/>
-                                    <w:vertAlign w:val="baseline"/>
-                                  </w:rPr>
-                                  <w:t xml:space="preserve">Duration of the Project:</w:t>
-                                </w:r>
-                              </w:p>
-                              <w:p>
-                                <w:pPr>
-                                  <w:spacing w:after="0" w:before="50" w:line="240"/>
-                                  <w:ind w:left="2160" w:right="0" w:firstLine="1800"/>
-                                  <w:jc w:val="left"/>
-                                  <w:textDirection w:val="btLr"/>
-                                </w:pPr>
-                                <w:r>
-                                  <w:rPr>
-                                    <w:rFonts w:ascii="Century Gothic" w:cs="Century Gothic" w:eastAsia="Century Gothic" w:hAnsi="Century Gothic"/>
-                                    <w:b w:val="1"/>
-                                    <w:i w:val="0"/>
-                                    <w:smallCaps w:val="0"/>
-                                    <w:strike w:val="0"/>
-                                    <w:color w:val="1f497d"/>
-                                    <w:sz w:val="22"/>
-                                    <w:vertAlign w:val="baseline"/>
-                                  </w:rPr>
-                                </w:r>
-                                <w:r>
-                                  <w:rPr>
-                                    <w:rFonts w:ascii="Century Gothic" w:cs="Century Gothic" w:eastAsia="Century Gothic" w:hAnsi="Century Gothic"/>
-                                    <w:b w:val="1"/>
-                                    <w:i w:val="0"/>
-                                    <w:smallCaps w:val="0"/>
-                                    <w:strike w:val="0"/>
-                                    <w:color w:val="1f497d"/>
-                                    <w:sz w:val="22"/>
-                                    <w:vertAlign w:val="baseline"/>
-                                  </w:rPr>
-                                  <w:t xml:space="preserve">Exit reason:</w:t>
-                                </w:r>
-                              </w:p>
-                              <w:p>
-                                <w:pPr>
-                                  <w:spacing w:after="0" w:before="50" w:line="240"/>
-                                  <w:ind w:left="0" w:right="0" w:firstLine="0"/>
-                                  <w:jc w:val="left"/>
-                                  <w:textDirection w:val="btLr"/>
-                                </w:pPr>
-                                <w:r>
-                                  <w:rPr>
-                                    <w:rFonts w:ascii="Century Gothic" w:cs="Century Gothic" w:eastAsia="Century Gothic" w:hAnsi="Century Gothic"/>
-                                    <w:b w:val="1"/>
-                                    <w:i w:val="0"/>
-                                    <w:smallCaps w:val="0"/>
-                                    <w:strike w:val="0"/>
-                                    <w:color w:val="1f497d"/>
-                                    <w:sz w:val="22"/>
-                                    <w:vertAlign w:val="baseline"/>
-                                  </w:rPr>
-                                </w:r>
-                              </w:p>
-                              <w:p>
-                                <w:pPr>
-                                  <w:spacing w:after="0" w:before="50" w:line="240"/>
-                                  <w:ind w:left="0" w:right="0" w:firstLine="0"/>
-                                  <w:jc w:val="left"/>
-                                  <w:textDirection w:val="btLr"/>
-                                </w:pPr>
-                                <w:r>
-                                  <w:rPr>
-                                    <w:rFonts w:ascii="Century Gothic" w:cs="Century Gothic" w:eastAsia="Century Gothic" w:hAnsi="Century Gothic"/>
-                                    <w:b w:val="1"/>
-                                    <w:i w:val="0"/>
-                                    <w:smallCaps w:val="0"/>
-                                    <w:strike w:val="0"/>
-                                    <w:color w:val="1f497d"/>
-                                    <w:sz w:val="22"/>
-                                    <w:vertAlign w:val="baseline"/>
-                                  </w:rPr>
-                                </w:r>
-                                <w:r>
-                                  <w:rPr>
-                                    <w:rFonts w:ascii="Century Gothic" w:cs="Century Gothic" w:eastAsia="Century Gothic" w:hAnsi="Century Gothic"/>
-                                    <w:b w:val="1"/>
-                                    <w:i w:val="0"/>
-                                    <w:smallCaps w:val="0"/>
-                                    <w:strike w:val="0"/>
-                                    <w:color w:val="1f497d"/>
-                                    <w:sz w:val="22"/>
-                                    <w:vertAlign w:val="baseline"/>
-                                  </w:rPr>
-                                  <w:t xml:space="preserve"> Overall IT Experience: {{ total_experience_years}} Years</w:t>
-                                </w:r>
-                              </w:p>
-                              <w:p>
-                                <w:pPr>
-                                  <w:spacing w:after="0" w:before="50" w:line="240"/>
-                                  <w:ind w:left="0" w:right="0" w:firstLine="0"/>
-                                  <w:jc w:val="left"/>
-                                  <w:textDirection w:val="btLr"/>
-                                </w:pPr>
-                                <w:r>
-                                  <w:rPr>
-                                    <w:rFonts w:ascii="Century Gothic" w:cs="Century Gothic" w:eastAsia="Century Gothic" w:hAnsi="Century Gothic"/>
-                                    <w:b w:val="1"/>
-                                    <w:i w:val="0"/>
-                                    <w:smallCaps w:val="0"/>
-                                    <w:strike w:val="0"/>
-                                    <w:color w:val="1f497d"/>
-                                    <w:sz w:val="22"/>
-                                    <w:vertAlign w:val="baseline"/>
-                                  </w:rPr>
-                                </w:r>
-                              </w:p>
-                              <w:p>
-                                <w:pPr>
-                                  <w:spacing w:after="0" w:before="50" w:line="240"/>
-                                  <w:ind w:left="0" w:right="0" w:firstLine="0"/>
-                                  <w:jc w:val="left"/>
-                                  <w:textDirection w:val="btLr"/>
-                                </w:pPr>
-                                <w:r>
-                                  <w:rPr>
-                                    <w:rFonts w:ascii="Century Gothic" w:cs="Century Gothic" w:eastAsia="Century Gothic" w:hAnsi="Century Gothic"/>
-                                    <w:b w:val="1"/>
-                                    <w:i w:val="0"/>
-                                    <w:smallCaps w:val="0"/>
-                                    <w:strike w:val="0"/>
-                                    <w:color w:val="1f497d"/>
-                                    <w:sz w:val="22"/>
-                                    <w:vertAlign w:val="baseline"/>
-                                  </w:rPr>
-                                </w:r>
-                                <w:r>
-                                  <w:rPr>
-                                    <w:rFonts w:ascii="Century Gothic" w:cs="Century Gothic" w:eastAsia="Century Gothic" w:hAnsi="Century Gothic"/>
-                                    <w:b w:val="1"/>
-                                    <w:i w:val="0"/>
-                                    <w:smallCaps w:val="0"/>
-                                    <w:strike w:val="0"/>
-                                    <w:color w:val="1f497d"/>
-                                    <w:sz w:val="22"/>
-                                    <w:vertAlign w:val="baseline"/>
-                                  </w:rPr>
-                                  <w:t xml:space="preserve"> Experience in Core Skills: {{ relevant_experience_years }} Years</w:t>
-                                </w:r>
-                              </w:p>
-                              <w:p>
-                                <w:pPr>
-                                  <w:spacing w:after="0" w:before="50" w:line="240"/>
-                                  <w:ind w:left="0" w:right="0" w:firstLine="0"/>
-                                  <w:jc w:val="left"/>
-                                  <w:textDirection w:val="btLr"/>
-                                </w:pPr>
-                                <w:r>
-                                  <w:rPr>
-                                    <w:rFonts w:ascii="Century Gothic" w:cs="Century Gothic" w:eastAsia="Century Gothic" w:hAnsi="Century Gothic"/>
-                                    <w:b w:val="1"/>
-                                    <w:i w:val="0"/>
-                                    <w:smallCaps w:val="0"/>
-                                    <w:strike w:val="0"/>
-                                    <w:color w:val="1f497d"/>
-                                    <w:sz w:val="22"/>
-                                    <w:vertAlign w:val="baseline"/>
-                                  </w:rPr>
-                                </w:r>
-                              </w:p>
-                              <w:p>
-                                <w:pPr>
-                                  <w:spacing w:after="0" w:before="50" w:line="240"/>
-                                  <w:ind w:left="0" w:right="0" w:firstLine="0"/>
-                                  <w:jc w:val="left"/>
-                                  <w:textDirection w:val="btLr"/>
-                                </w:pPr>
-                                <w:r>
-                                  <w:rPr>
-                                    <w:rFonts w:ascii="Century Gothic" w:cs="Century Gothic" w:eastAsia="Century Gothic" w:hAnsi="Century Gothic"/>
-                                    <w:b w:val="1"/>
-                                    <w:i w:val="0"/>
-                                    <w:smallCaps w:val="0"/>
-                                    <w:strike w:val="0"/>
-                                    <w:color w:val="1f497d"/>
-                                    <w:sz w:val="22"/>
-                                    <w:vertAlign w:val="baseline"/>
-                                  </w:rPr>
-                                </w:r>
-                                <w:r>
-                                  <w:rPr>
-                                    <w:rFonts w:ascii="Century Gothic" w:cs="Century Gothic" w:eastAsia="Century Gothic" w:hAnsi="Century Gothic"/>
-                                    <w:b w:val="1"/>
-                                    <w:i w:val="0"/>
-                                    <w:smallCaps w:val="0"/>
-                                    <w:strike w:val="0"/>
-                                    <w:color w:val="1f497d"/>
-                                    <w:sz w:val="22"/>
-                                    <w:vertAlign w:val="baseline"/>
-                                  </w:rPr>
-                                  <w:t xml:space="preserve"> Other relevant Qualification/Certifications, if any:</w:t>
-                                </w:r>
-                              </w:p>
-                              <w:p>
-                                <w:pPr>
-                                  <w:spacing w:after="0" w:before="0" w:line="275.9999942779541"/>
-                                  <w:ind w:left="0" w:right="0" w:firstLine="0"/>
-                                  <w:jc w:val="both"/>
-                                  <w:textDirection w:val="btLr"/>
-                                </w:pPr>
-                                <w:r>
-                                  <w:rPr>
-                                    <w:rFonts w:ascii="Century Gothic" w:cs="Century Gothic" w:eastAsia="Century Gothic" w:hAnsi="Century Gothic"/>
-                                    <w:b w:val="1"/>
-                                    <w:i w:val="0"/>
-                                    <w:smallCaps w:val="0"/>
-                                    <w:strike w:val="0"/>
-                                    <w:color w:val="1f497d"/>
-                                    <w:sz w:val="22"/>
-                                    <w:vertAlign w:val="baseline"/>
-                                  </w:rPr>
-                                </w:r>
-                                <w:r>
-                                  <w:rPr>
-                                    <w:rFonts w:ascii="Century Gothic" w:cs="Century Gothic" w:eastAsia="Century Gothic" w:hAnsi="Century Gothic"/>
-                                    <w:b w:val="1"/>
-                                    <w:i w:val="0"/>
-                                    <w:smallCaps w:val="0"/>
-                                    <w:strike w:val="0"/>
-                                    <w:color w:val="1f497d"/>
-                                    <w:sz w:val="22"/>
-                                    <w:vertAlign w:val="baseline"/>
-                                  </w:rPr>
-                                  <w:t xml:space="preserve">{%- for cert in certifications %}</w:t>
-                                </w:r>
-                              </w:p>
-                              <w:p>
-                                <w:pPr>
-                                  <w:spacing w:after="0" w:before="0" w:line="275.9999942779541"/>
-                                  <w:ind w:left="720" w:right="0" w:firstLine="360"/>
-                                  <w:jc w:val="both"/>
-                                  <w:textDirection w:val="btLr"/>
-                                </w:pPr>
-                                <w:r>
-                                  <w:rPr>
-                                    <w:rFonts w:ascii="Century Gothic" w:cs="Century Gothic" w:eastAsia="Century Gothic" w:hAnsi="Century Gothic"/>
-                                    <w:b w:val="1"/>
-                                    <w:i w:val="0"/>
-                                    <w:smallCaps w:val="0"/>
-                                    <w:strike w:val="0"/>
-                                    <w:color w:val="1f497d"/>
-                                    <w:sz w:val="22"/>
-                                    <w:vertAlign w:val="baseline"/>
-                                  </w:rPr>
-                                </w:r>
-                                <w:r>
-                                  <w:rPr>
-                                    <w:rFonts w:ascii="Century Gothic" w:cs="Century Gothic" w:eastAsia="Century Gothic" w:hAnsi="Century Gothic"/>
-                                    <w:b w:val="1"/>
-                                    <w:i w:val="0"/>
-                                    <w:smallCaps w:val="0"/>
-                                    <w:strike w:val="0"/>
-                                    <w:color w:val="1f497d"/>
-                                    <w:sz w:val="22"/>
-                                    <w:vertAlign w:val="baseline"/>
-                                  </w:rPr>
-                                  <w:t xml:space="preserve">{{ </w:t>
-                                </w:r>
-                                <w:r>
-                                  <w:rPr>
-                                    <w:rFonts w:ascii="Century Gothic" w:cs="Century Gothic" w:eastAsia="Century Gothic" w:hAnsi="Century Gothic"/>
-                                    <w:b w:val="1"/>
-                                    <w:i w:val="0"/>
-                                    <w:smallCaps w:val="0"/>
-                                    <w:strike w:val="0"/>
-                                    <w:color w:val="1f497d"/>
-                                    <w:sz w:val="22"/>
-                                    <w:vertAlign w:val="baseline"/>
-                                  </w:rPr>
-                                  <w:t xml:space="preserve">cert.name </w:t>
-                                </w:r>
-                                <w:r>
-                                  <w:rPr>
-                                    <w:rFonts w:ascii="Century Gothic" w:cs="Century Gothic" w:eastAsia="Century Gothic" w:hAnsi="Century Gothic"/>
-                                    <w:b w:val="1"/>
-                                    <w:i w:val="0"/>
-                                    <w:smallCaps w:val="0"/>
-                                    <w:strike w:val="0"/>
-                                    <w:color w:val="1f497d"/>
-                                    <w:sz w:val="22"/>
-                                    <w:vertAlign w:val="baseline"/>
-                                  </w:rPr>
-                                  <w:t xml:space="preserve">}}</w:t>
-                                </w:r>
-                              </w:p>
-                              <w:p>
-                                <w:pPr>
-                                  <w:spacing w:after="0" w:before="0" w:line="275.9999942779541"/>
-                                  <w:ind w:left="0" w:right="0" w:firstLine="0"/>
-                                  <w:jc w:val="both"/>
-                                  <w:textDirection w:val="btLr"/>
-                                </w:pPr>
-                                <w:r>
-                                  <w:rPr>
-                                    <w:rFonts w:ascii="Century Gothic" w:cs="Century Gothic" w:eastAsia="Century Gothic" w:hAnsi="Century Gothic"/>
-                                    <w:b w:val="1"/>
-                                    <w:i w:val="0"/>
-                                    <w:smallCaps w:val="0"/>
-                                    <w:strike w:val="0"/>
-                                    <w:color w:val="1f497d"/>
-                                    <w:sz w:val="22"/>
-                                    <w:vertAlign w:val="baseline"/>
-                                  </w:rPr>
-                                </w:r>
-                                <w:r>
-                                  <w:rPr>
-                                    <w:rFonts w:ascii="Century Gothic" w:cs="Century Gothic" w:eastAsia="Century Gothic" w:hAnsi="Century Gothic"/>
-                                    <w:b w:val="1"/>
-                                    <w:i w:val="0"/>
-                                    <w:smallCaps w:val="0"/>
-                                    <w:strike w:val="0"/>
-                                    <w:color w:val="1f497d"/>
-                                    <w:sz w:val="22"/>
-                                    <w:vertAlign w:val="baseline"/>
-                                  </w:rPr>
-                                  <w:t xml:space="preserve">{%- endfor %}</w:t>
-                                </w:r>
-                              </w:p>
-                              <w:p>
-                                <w:pPr>
-                                  <w:spacing w:after="0" w:before="50" w:line="240"/>
-                                  <w:ind w:left="0" w:right="0" w:firstLine="0"/>
-                                  <w:jc w:val="left"/>
-                                  <w:textDirection w:val="btLr"/>
-                                </w:pPr>
-                                <w:r>
-                                  <w:rPr>
-                                    <w:rFonts w:ascii="Century Gothic" w:cs="Century Gothic" w:eastAsia="Century Gothic" w:hAnsi="Century Gothic"/>
-                                    <w:b w:val="1"/>
-                                    <w:i w:val="0"/>
-                                    <w:smallCaps w:val="0"/>
-                                    <w:strike w:val="0"/>
-                                    <w:color w:val="1f497d"/>
-                                    <w:sz w:val="22"/>
-                                    <w:vertAlign w:val="baseline"/>
-                                  </w:rPr>
-                                </w:r>
-                              </w:p>
-                              <w:p>
-                                <w:pPr>
-                                  <w:spacing w:after="0" w:before="50" w:line="240"/>
-                                  <w:ind w:left="0" w:right="0" w:firstLine="0"/>
-                                  <w:jc w:val="left"/>
-                                  <w:textDirection w:val="btLr"/>
-                                </w:pPr>
-                                <w:r>
-                                  <w:rPr>
-                                    <w:rFonts w:ascii="Century Gothic" w:cs="Century Gothic" w:eastAsia="Century Gothic" w:hAnsi="Century Gothic"/>
-                                    <w:b w:val="1"/>
-                                    <w:i w:val="0"/>
-                                    <w:smallCaps w:val="0"/>
-                                    <w:strike w:val="0"/>
-                                    <w:color w:val="1f497d"/>
-                                    <w:sz w:val="22"/>
-                                    <w:vertAlign w:val="baseline"/>
-                                  </w:rPr>
-                                </w:r>
-                                <w:r>
-                                  <w:rPr>
-                                    <w:rFonts w:ascii="Century Gothic" w:cs="Century Gothic" w:eastAsia="Century Gothic" w:hAnsi="Century Gothic"/>
-                                    <w:b w:val="1"/>
-                                    <w:i w:val="0"/>
-                                    <w:smallCaps w:val="0"/>
-                                    <w:strike w:val="0"/>
-                                    <w:color w:val="1f497d"/>
-                                    <w:sz w:val="22"/>
-                                    <w:vertAlign w:val="baseline"/>
-                                  </w:rPr>
-                                  <w:t xml:space="preserve">Hacker rank Score:     {{ hacker_rank_score }}</w:t>
-                                </w:r>
-                              </w:p>
-                              <w:p>
-                                <w:pPr>
-                                  <w:spacing w:after="0" w:before="50" w:line="240"/>
-                                  <w:ind w:left="0" w:right="0" w:firstLine="0"/>
-                                  <w:jc w:val="left"/>
-                                  <w:textDirection w:val="btLr"/>
-                                </w:pPr>
-                                <w:r>
-                                  <w:rPr>
-                                    <w:rFonts w:ascii="Century Gothic" w:cs="Century Gothic" w:eastAsia="Century Gothic" w:hAnsi="Century Gothic"/>
-                                    <w:b w:val="1"/>
-                                    <w:i w:val="0"/>
-                                    <w:smallCaps w:val="0"/>
-                                    <w:strike w:val="0"/>
-                                    <w:color w:val="1f497d"/>
-                                    <w:sz w:val="22"/>
-                                    <w:vertAlign w:val="baseline"/>
-                                  </w:rPr>
-                                </w:r>
-                              </w:p>
-                              <w:p>
-                                <w:pPr>
-                                  <w:spacing w:after="0" w:before="50" w:line="240"/>
-                                  <w:ind w:left="0" w:right="0" w:firstLine="0"/>
-                                  <w:jc w:val="left"/>
-                                  <w:textDirection w:val="btLr"/>
-                                </w:pPr>
-                                <w:r>
-                                  <w:rPr>
-                                    <w:rFonts w:ascii="Century Gothic" w:cs="Century Gothic" w:eastAsia="Century Gothic" w:hAnsi="Century Gothic"/>
-                                    <w:b w:val="1"/>
-                                    <w:i w:val="0"/>
-                                    <w:smallCaps w:val="0"/>
-                                    <w:strike w:val="0"/>
-                                    <w:color w:val="1f497d"/>
-                                    <w:sz w:val="22"/>
-                                    <w:vertAlign w:val="baseline"/>
-                                  </w:rPr>
-                                </w:r>
-                              </w:p>
-                              <w:p>
-                                <w:pPr>
-                                  <w:spacing w:after="0" w:before="50" w:line="240"/>
-                                  <w:ind w:left="0" w:right="0" w:firstLine="0"/>
-                                  <w:jc w:val="left"/>
-                                  <w:textDirection w:val="btLr"/>
-                                </w:pPr>
-                                <w:r>
-                                  <w:rPr>
-                                    <w:rFonts w:ascii="Century Gothic" w:cs="Century Gothic" w:eastAsia="Century Gothic" w:hAnsi="Century Gothic"/>
-                                    <w:b w:val="1"/>
-                                    <w:i w:val="0"/>
-                                    <w:smallCaps w:val="0"/>
-                                    <w:strike w:val="0"/>
-                                    <w:color w:val="1f497d"/>
-                                    <w:sz w:val="22"/>
-                                    <w:vertAlign w:val="baseline"/>
-                                  </w:rPr>
-                                </w:r>
-                              </w:p>
-                              <w:p>
-                                <w:pPr>
-                                  <w:spacing w:after="0" w:before="50" w:line="240"/>
-                                  <w:ind w:left="0" w:right="0" w:firstLine="0"/>
-                                  <w:jc w:val="left"/>
-                                  <w:textDirection w:val="btLr"/>
-                                </w:pPr>
-                                <w:r>
-                                  <w:rPr>
-                                    <w:rFonts w:ascii="Century Gothic" w:cs="Century Gothic" w:eastAsia="Century Gothic" w:hAnsi="Century Gothic"/>
-                                    <w:b w:val="1"/>
-                                    <w:i w:val="0"/>
-                                    <w:smallCaps w:val="0"/>
-                                    <w:strike w:val="0"/>
-                                    <w:color w:val="1f497d"/>
-                                    <w:sz w:val="22"/>
-                                    <w:vertAlign w:val="baseline"/>
-                                  </w:rPr>
-                                </w:r>
-                              </w:p>
-                              <w:p>
-                                <w:pPr>
-                                  <w:spacing w:after="0" w:before="50" w:line="240"/>
-                                  <w:ind w:left="0" w:right="0" w:firstLine="0"/>
-                                  <w:jc w:val="left"/>
-                                  <w:textDirection w:val="btLr"/>
-                                </w:pPr>
-                                <w:r>
-                                  <w:rPr>
-                                    <w:rFonts w:ascii="Century Gothic" w:cs="Century Gothic" w:eastAsia="Century Gothic" w:hAnsi="Century Gothic"/>
-                                    <w:b w:val="1"/>
-                                    <w:i w:val="0"/>
-                                    <w:smallCaps w:val="0"/>
-                                    <w:strike w:val="0"/>
-                                    <w:color w:val="1f497d"/>
-                                    <w:sz w:val="22"/>
-                                    <w:vertAlign w:val="baseline"/>
-                                  </w:rPr>
-                                </w:r>
-                              </w:p>
-                              <w:p>
-                                <w:pPr>
-                                  <w:spacing w:after="0" w:before="50" w:line="240"/>
-                                  <w:ind w:left="0" w:right="0" w:firstLine="0"/>
-                                  <w:jc w:val="left"/>
-                                  <w:textDirection w:val="btLr"/>
-                                </w:pPr>
-                                <w:r>
-                                  <w:rPr>
-                                    <w:rFonts w:ascii="Century Gothic" w:cs="Century Gothic" w:eastAsia="Century Gothic" w:hAnsi="Century Gothic"/>
-                                    <w:b w:val="1"/>
-                                    <w:i w:val="0"/>
-                                    <w:smallCaps w:val="0"/>
-                                    <w:strike w:val="0"/>
-                                    <w:color w:val="1f497d"/>
-                                    <w:sz w:val="22"/>
-                                    <w:vertAlign w:val="baseline"/>
-                                  </w:rPr>
-                                </w:r>
-                              </w:p>
-                              <w:p>
-                                <w:pPr>
-                                  <w:spacing w:after="0" w:before="50" w:line="240"/>
-                                  <w:ind w:left="0" w:right="0" w:firstLine="0"/>
-                                  <w:jc w:val="left"/>
-                                  <w:textDirection w:val="btLr"/>
-                                </w:pPr>
-                                <w:r>
-                                  <w:rPr>
-                                    <w:rFonts w:ascii="Century Gothic" w:cs="Century Gothic" w:eastAsia="Century Gothic" w:hAnsi="Century Gothic"/>
-                                    <w:b w:val="1"/>
-                                    <w:i w:val="0"/>
-                                    <w:smallCaps w:val="0"/>
-                                    <w:strike w:val="0"/>
-                                    <w:color w:val="1f497d"/>
-                                    <w:sz w:val="22"/>
-                                    <w:vertAlign w:val="baseline"/>
-                                  </w:rPr>
-                                </w:r>
-                              </w:p>
-                              <w:p>
-                                <w:pPr>
-                                  <w:spacing w:after="0" w:before="50" w:line="240"/>
-                                  <w:ind w:left="103.00000190734863" w:right="0" w:firstLine="309.00001525878906"/>
-                                  <w:jc w:val="left"/>
-                                  <w:textDirection w:val="btLr"/>
-                                </w:pPr>
-                                <w:r>
-                                  <w:rPr>
-                                    <w:rFonts w:ascii="Century Gothic" w:cs="Century Gothic" w:eastAsia="Century Gothic" w:hAnsi="Century Gothic"/>
-                                    <w:b w:val="1"/>
-                                    <w:i w:val="0"/>
-                                    <w:smallCaps w:val="0"/>
-                                    <w:strike w:val="0"/>
-                                    <w:color w:val="1f497d"/>
-                                    <w:sz w:val="22"/>
-                                    <w:vertAlign w:val="baseline"/>
-                                  </w:rPr>
-                                </w:r>
-                              </w:p>
-                            </w:txbxContent>
-                          </wps:txbx>
-                          <wps:bodyPr anchorCtr="0" anchor="t" bIns="0" lIns="0" spcFirstLastPara="1" rIns="0" wrap="square" tIns="0">
-                            <a:noAutofit/>
-                          </wps:bodyPr>
-                        </wps:wsp>
-                        <wps:wsp>
-                          <wps:cNvSpPr/>
-                          <wps:cNvPr id="5" name="Shape 5"/>
-                          <wps:spPr>
-                            <a:xfrm>
-                              <a:off x="6534000" y="753100"/>
-                              <a:ext cx="1845900" cy="1813800"/>
-                            </a:xfrm>
-                            <a:prstGeom prst="rect">
-                              <a:avLst/>
-                            </a:prstGeom>
-                            <a:noFill/>
-                            <a:ln cap="flat" cmpd="sng" w="9525">
-                              <a:solidFill>
-                                <a:srgbClr val="000000"/>
-                              </a:solidFill>
-                              <a:prstDash val="solid"/>
-                              <a:miter lim="8000"/>
-                              <a:headEnd len="sm" w="sm" type="none"/>
-                              <a:tailEnd len="sm" w="sm" type="none"/>
-                            </a:ln>
-                          </wps:spPr>
-                          <wps:txbx>
-                            <w:txbxContent>
-                              <w:p>
-                                <w:pPr>
-                                  <w:spacing w:after="0" w:before="0" w:line="240"/>
-                                  <w:ind w:left="0" w:right="0" w:firstLine="0"/>
-                                  <w:jc w:val="center"/>
-                                  <w:textDirection w:val="btLr"/>
-                                </w:pPr>
-                              </w:p>
-                              <w:p>
-                                <w:pPr>
-                                  <w:spacing w:after="0" w:before="0" w:line="240"/>
-                                  <w:ind w:left="0" w:right="0" w:firstLine="0"/>
-                                  <w:jc w:val="center"/>
-                                  <w:textDirection w:val="btLr"/>
-                                </w:pPr>
-                                <w:r>
-                                  <w:rPr>
-                                    <w:rFonts w:ascii="Arial" w:cs="Arial" w:eastAsia="Arial" w:hAnsi="Arial"/>
-                                    <w:b w:val="0"/>
-                                    <w:i w:val="0"/>
-                                    <w:smallCaps w:val="0"/>
-                                    <w:strike w:val="0"/>
-                                    <w:color w:val="000000"/>
-                                    <w:sz w:val="28"/>
-                                    <w:vertAlign w:val="baseline"/>
-                                  </w:rPr>
-                                </w:r>
-                              </w:p>
-                              <w:p>
-                                <w:pPr>
-                                  <w:spacing w:after="0" w:before="0" w:line="240"/>
-                                  <w:ind w:left="0" w:right="0" w:firstLine="0"/>
-                                  <w:jc w:val="left"/>
-                                  <w:textDirection w:val="btLr"/>
-                                </w:pPr>
-                                <w:r>
-                                  <w:rPr>
-                                    <w:rFonts w:ascii="Arial" w:cs="Arial" w:eastAsia="Arial" w:hAnsi="Arial"/>
-                                    <w:b w:val="0"/>
-                                    <w:i w:val="0"/>
-                                    <w:smallCaps w:val="0"/>
-                                    <w:strike w:val="0"/>
-                                    <w:color w:val="000000"/>
-                                    <w:sz w:val="28"/>
-                                    <w:vertAlign w:val="baseline"/>
-                                  </w:rPr>
-                                </w:r>
-                                <w:r>
-                                  <w:rPr>
-                                    <w:rFonts w:ascii="Arial" w:cs="Arial" w:eastAsia="Arial" w:hAnsi="Arial"/>
-                                    <w:b w:val="0"/>
-                                    <w:i w:val="0"/>
-                                    <w:smallCaps w:val="0"/>
-                                    <w:strike w:val="0"/>
-                                    <w:color w:val="000000"/>
-                                    <w:sz w:val="28"/>
-                                    <w:vertAlign w:val="baseline"/>
-                                  </w:rPr>
-                                  <w:t xml:space="preserve">{{candidate_photo}}</w:t>
-                                </w:r>
-                              </w:p>
-                            </w:txbxContent>
-                          </wps:txbx>
-                          <wps:bodyPr anchorCtr="0" anchor="t" bIns="91425" lIns="91425" spcFirstLastPara="1" rIns="91425" wrap="square" tIns="91425">
-                            <a:noAutofit/>
-                          </wps:bodyPr>
-                        </wps:wsp>
+                          </wpg:grpSpPr>
+                          <wps:wsp>
+                            <wps:cNvSpPr/>
+                            <wps:cNvPr id="5" name="Shape 5"/>
+                            <wps:spPr>
+                              <a:xfrm>
+                                <a:off x="1997875" y="493750"/>
+                                <a:ext cx="6696250" cy="6467950"/>
+                              </a:xfrm>
+                              <a:prstGeom prst="rect">
+                                <a:avLst/>
+                              </a:prstGeom>
+                              <a:noFill/>
+                              <a:ln>
+                                <a:noFill/>
+                              </a:ln>
+                            </wps:spPr>
+                            <wps:txbx>
+                              <w:txbxContent>
+                                <w:p>
+                                  <w:pPr>
+                                    <w:spacing w:after="0" w:before="0" w:line="240"/>
+                                    <w:ind w:left="0" w:right="0" w:firstLine="0"/>
+                                    <w:jc w:val="left"/>
+                                    <w:textDirection w:val="btLr"/>
+                                  </w:pPr>
+                                </w:p>
+                              </w:txbxContent>
+                            </wps:txbx>
+                            <wps:bodyPr anchorCtr="0" anchor="ctr" bIns="91425" lIns="91425" spcFirstLastPara="1" rIns="91425" wrap="square" tIns="91425">
+                              <a:noAutofit/>
+                            </wps:bodyPr>
+                          </wps:wsp>
+                          <wps:wsp>
+                            <wps:cNvSpPr/>
+                            <wps:cNvPr id="6" name="Shape 6"/>
+                            <wps:spPr>
+                              <a:xfrm>
+                                <a:off x="2002650" y="498525"/>
+                                <a:ext cx="6686700" cy="6458400"/>
+                              </a:xfrm>
+                              <a:prstGeom prst="rect">
+                                <a:avLst/>
+                              </a:prstGeom>
+                              <a:noFill/>
+                              <a:ln cap="flat" cmpd="sng" w="9525">
+                                <a:solidFill>
+                                  <a:srgbClr val="000000"/>
+                                </a:solidFill>
+                                <a:prstDash val="solid"/>
+                                <a:miter lim="8000"/>
+                                <a:headEnd len="sm" w="sm" type="none"/>
+                                <a:tailEnd len="sm" w="sm" type="none"/>
+                              </a:ln>
+                            </wps:spPr>
+                            <wps:txbx>
+                              <w:txbxContent>
+                                <w:p>
+                                  <w:pPr>
+                                    <w:spacing w:after="0" w:before="50" w:line="240"/>
+                                    <w:ind w:left="0" w:right="0" w:firstLine="0"/>
+                                    <w:jc w:val="left"/>
+                                    <w:textDirection w:val="btLr"/>
+                                  </w:pPr>
+                                  <w:r>
+                                    <w:rPr>
+                                      <w:rFonts w:ascii="Trebuchet MS" w:cs="Trebuchet MS" w:eastAsia="Trebuchet MS" w:hAnsi="Trebuchet MS"/>
+                                      <w:b w:val="0"/>
+                                      <w:i w:val="0"/>
+                                      <w:smallCaps w:val="0"/>
+                                      <w:strike w:val="0"/>
+                                      <w:color w:val="000000"/>
+                                      <w:sz w:val="20"/>
+                                      <w:vertAlign w:val="baseline"/>
+                                    </w:rPr>
+                                    <w:t xml:space="preserve"> </w:t>
+                                  </w:r>
+                                  <w:r>
+                                    <w:rPr>
+                                      <w:rFonts w:ascii="Century Gothic" w:cs="Century Gothic" w:eastAsia="Century Gothic" w:hAnsi="Century Gothic"/>
+                                      <w:b w:val="1"/>
+                                      <w:i w:val="0"/>
+                                      <w:smallCaps w:val="0"/>
+                                      <w:strike w:val="0"/>
+                                      <w:color w:val="1f497d"/>
+                                      <w:sz w:val="22"/>
+                                      <w:vertAlign w:val="baseline"/>
+                                    </w:rPr>
+                                    <w:t xml:space="preserve">Candidate First Name:  {{ first_name }}</w:t>
+                                  </w:r>
+                                </w:p>
+                                <w:p>
+                                  <w:pPr>
+                                    <w:spacing w:after="0" w:before="50" w:line="240"/>
+                                    <w:ind w:left="0" w:right="0" w:firstLine="0"/>
+                                    <w:jc w:val="left"/>
+                                    <w:textDirection w:val="btLr"/>
+                                  </w:pPr>
+                                  <w:r>
+                                    <w:rPr>
+                                      <w:rFonts w:ascii="Century Gothic" w:cs="Century Gothic" w:eastAsia="Century Gothic" w:hAnsi="Century Gothic"/>
+                                      <w:b w:val="1"/>
+                                      <w:i w:val="0"/>
+                                      <w:smallCaps w:val="0"/>
+                                      <w:strike w:val="0"/>
+                                      <w:color w:val="1f497d"/>
+                                      <w:sz w:val="22"/>
+                                      <w:vertAlign w:val="baseline"/>
+                                    </w:rPr>
+                                  </w:r>
+                                  <w:r>
+                                    <w:rPr>
+                                      <w:rFonts w:ascii="Century Gothic" w:cs="Century Gothic" w:eastAsia="Century Gothic" w:hAnsi="Century Gothic"/>
+                                      <w:b w:val="1"/>
+                                      <w:i w:val="0"/>
+                                      <w:smallCaps w:val="0"/>
+                                      <w:strike w:val="0"/>
+                                      <w:color w:val="1f497d"/>
+                                      <w:sz w:val="22"/>
+                                      <w:vertAlign w:val="baseline"/>
+                                    </w:rPr>
+                                    <w:t xml:space="preserve">(As per PAN/Aadhar)</w:t>
+                                  </w:r>
+                                </w:p>
+                                <w:p>
+                                  <w:pPr>
+                                    <w:spacing w:after="0" w:before="50" w:line="240"/>
+                                    <w:ind w:left="0" w:right="0" w:firstLine="0"/>
+                                    <w:jc w:val="left"/>
+                                    <w:textDirection w:val="btLr"/>
+                                  </w:pPr>
+                                  <w:r>
+                                    <w:rPr>
+                                      <w:rFonts w:ascii="Century Gothic" w:cs="Century Gothic" w:eastAsia="Century Gothic" w:hAnsi="Century Gothic"/>
+                                      <w:b w:val="1"/>
+                                      <w:i w:val="0"/>
+                                      <w:smallCaps w:val="0"/>
+                                      <w:strike w:val="0"/>
+                                      <w:color w:val="1f497d"/>
+                                      <w:sz w:val="22"/>
+                                      <w:vertAlign w:val="baseline"/>
+                                    </w:rPr>
+                                  </w:r>
+                                </w:p>
+                                <w:p>
+                                  <w:pPr>
+                                    <w:spacing w:after="0" w:before="50" w:line="240"/>
+                                    <w:ind w:left="0" w:right="0" w:firstLine="0"/>
+                                    <w:jc w:val="left"/>
+                                    <w:textDirection w:val="btLr"/>
+                                  </w:pPr>
+                                  <w:r>
+                                    <w:rPr>
+                                      <w:rFonts w:ascii="Century Gothic" w:cs="Century Gothic" w:eastAsia="Century Gothic" w:hAnsi="Century Gothic"/>
+                                      <w:b w:val="1"/>
+                                      <w:i w:val="0"/>
+                                      <w:smallCaps w:val="0"/>
+                                      <w:strike w:val="0"/>
+                                      <w:color w:val="1f497d"/>
+                                      <w:sz w:val="22"/>
+                                      <w:vertAlign w:val="baseline"/>
+                                    </w:rPr>
+                                  </w:r>
+                                  <w:r>
+                                    <w:rPr>
+                                      <w:rFonts w:ascii="Century Gothic" w:cs="Century Gothic" w:eastAsia="Century Gothic" w:hAnsi="Century Gothic"/>
+                                      <w:b w:val="1"/>
+                                      <w:i w:val="0"/>
+                                      <w:smallCaps w:val="0"/>
+                                      <w:strike w:val="0"/>
+                                      <w:color w:val="1f497d"/>
+                                      <w:sz w:val="22"/>
+                                      <w:vertAlign w:val="baseline"/>
+                                    </w:rPr>
+                                    <w:t xml:space="preserve"> Candidate Last Name: {{ last_name }}</w:t>
+                                  </w:r>
+                                  <w:r>
+                                    <w:rPr>
+                                      <w:rFonts w:ascii="Century Gothic" w:cs="Century Gothic" w:eastAsia="Century Gothic" w:hAnsi="Century Gothic"/>
+                                      <w:b w:val="1"/>
+                                      <w:i w:val="0"/>
+                                      <w:smallCaps w:val="0"/>
+                                      <w:strike w:val="0"/>
+                                      <w:color w:val="1f497d"/>
+                                      <w:sz w:val="22"/>
+                                      <w:vertAlign w:val="baseline"/>
+                                    </w:rPr>
+                                    <w:br w:type="textWrapping"/>
+                                  </w:r>
+                                  <w:r>
+                                    <w:rPr>
+                                      <w:rFonts w:ascii="Century Gothic" w:cs="Century Gothic" w:eastAsia="Century Gothic" w:hAnsi="Century Gothic"/>
+                                      <w:b w:val="1"/>
+                                      <w:i w:val="0"/>
+                                      <w:smallCaps w:val="0"/>
+                                      <w:strike w:val="0"/>
+                                      <w:color w:val="1f497d"/>
+                                      <w:sz w:val="22"/>
+                                      <w:vertAlign w:val="baseline"/>
+                                    </w:rPr>
+                                    <w:t xml:space="preserve"> (As per PAN/Aadhar)</w:t>
+                                  </w:r>
+                                </w:p>
+                                <w:p>
+                                  <w:pPr>
+                                    <w:spacing w:after="0" w:before="50" w:line="240"/>
+                                    <w:ind w:left="0" w:right="0" w:firstLine="0"/>
+                                    <w:jc w:val="left"/>
+                                    <w:textDirection w:val="btLr"/>
+                                  </w:pPr>
+                                  <w:r>
+                                    <w:rPr>
+                                      <w:rFonts w:ascii="Century Gothic" w:cs="Century Gothic" w:eastAsia="Century Gothic" w:hAnsi="Century Gothic"/>
+                                      <w:b w:val="1"/>
+                                      <w:i w:val="0"/>
+                                      <w:smallCaps w:val="0"/>
+                                      <w:strike w:val="0"/>
+                                      <w:color w:val="1f497d"/>
+                                      <w:sz w:val="22"/>
+                                      <w:vertAlign w:val="baseline"/>
+                                    </w:rPr>
+                                  </w:r>
+                                </w:p>
+                                <w:p>
+                                  <w:pPr>
+                                    <w:spacing w:after="0" w:before="50" w:line="240"/>
+                                    <w:ind w:left="0" w:right="0" w:firstLine="0"/>
+                                    <w:jc w:val="left"/>
+                                    <w:textDirection w:val="btLr"/>
+                                  </w:pPr>
+                                  <w:r>
+                                    <w:rPr>
+                                      <w:rFonts w:ascii="Century Gothic" w:cs="Century Gothic" w:eastAsia="Century Gothic" w:hAnsi="Century Gothic"/>
+                                      <w:b w:val="1"/>
+                                      <w:i w:val="0"/>
+                                      <w:smallCaps w:val="0"/>
+                                      <w:strike w:val="0"/>
+                                      <w:color w:val="1f497d"/>
+                                      <w:sz w:val="22"/>
+                                      <w:vertAlign w:val="baseline"/>
+                                    </w:rPr>
+                                  </w:r>
+                                  <w:r>
+                                    <w:rPr>
+                                      <w:rFonts w:ascii="Century Gothic" w:cs="Century Gothic" w:eastAsia="Century Gothic" w:hAnsi="Century Gothic"/>
+                                      <w:b w:val="1"/>
+                                      <w:i w:val="0"/>
+                                      <w:smallCaps w:val="0"/>
+                                      <w:strike w:val="0"/>
+                                      <w:color w:val="1f497d"/>
+                                      <w:sz w:val="22"/>
+                                      <w:vertAlign w:val="baseline"/>
+                                    </w:rPr>
+                                    <w:t xml:space="preserve"> Notice Period of the Candidate: {{ notice_period }}</w:t>
+                                  </w:r>
+                                </w:p>
+                                <w:p>
+                                  <w:pPr>
+                                    <w:spacing w:after="0" w:before="50" w:line="240"/>
+                                    <w:ind w:left="0" w:right="0" w:firstLine="0"/>
+                                    <w:jc w:val="left"/>
+                                    <w:textDirection w:val="btLr"/>
+                                  </w:pPr>
+                                  <w:r>
+                                    <w:rPr>
+                                      <w:rFonts w:ascii="Century Gothic" w:cs="Century Gothic" w:eastAsia="Century Gothic" w:hAnsi="Century Gothic"/>
+                                      <w:b w:val="1"/>
+                                      <w:i w:val="0"/>
+                                      <w:smallCaps w:val="0"/>
+                                      <w:strike w:val="0"/>
+                                      <w:color w:val="1f497d"/>
+                                      <w:sz w:val="22"/>
+                                      <w:vertAlign w:val="baseline"/>
+                                    </w:rPr>
+                                  </w:r>
+                                </w:p>
+                                <w:p>
+                                  <w:pPr>
+                                    <w:spacing w:after="0" w:before="50" w:line="240"/>
+                                    <w:ind w:left="0" w:right="0" w:firstLine="0"/>
+                                    <w:jc w:val="left"/>
+                                    <w:textDirection w:val="btLr"/>
+                                  </w:pPr>
+                                  <w:r>
+                                    <w:rPr>
+                                      <w:rFonts w:ascii="Century Gothic" w:cs="Century Gothic" w:eastAsia="Century Gothic" w:hAnsi="Century Gothic"/>
+                                      <w:b w:val="1"/>
+                                      <w:i w:val="0"/>
+                                      <w:smallCaps w:val="0"/>
+                                      <w:strike w:val="0"/>
+                                      <w:color w:val="1f497d"/>
+                                      <w:sz w:val="22"/>
+                                      <w:vertAlign w:val="baseline"/>
+                                    </w:rPr>
+                                  </w:r>
+                                  <w:r>
+                                    <w:rPr>
+                                      <w:rFonts w:ascii="Century Gothic" w:cs="Century Gothic" w:eastAsia="Century Gothic" w:hAnsi="Century Gothic"/>
+                                      <w:b w:val="1"/>
+                                      <w:i w:val="0"/>
+                                      <w:smallCaps w:val="0"/>
+                                      <w:strike w:val="0"/>
+                                      <w:color w:val="1f497d"/>
+                                      <w:sz w:val="22"/>
+                                      <w:vertAlign w:val="baseline"/>
+                                    </w:rPr>
+                                    <w:t xml:space="preserve"> Internal or External Candidate: {{ candidate_type }}</w:t>
+                                  </w:r>
+                                </w:p>
+                                <w:p>
+                                  <w:pPr>
+                                    <w:spacing w:after="0" w:before="50" w:line="240"/>
+                                    <w:ind w:left="0" w:right="0" w:firstLine="0"/>
+                                    <w:jc w:val="left"/>
+                                    <w:textDirection w:val="btLr"/>
+                                  </w:pPr>
+                                  <w:r>
+                                    <w:rPr>
+                                      <w:rFonts w:ascii="Century Gothic" w:cs="Century Gothic" w:eastAsia="Century Gothic" w:hAnsi="Century Gothic"/>
+                                      <w:b w:val="1"/>
+                                      <w:i w:val="0"/>
+                                      <w:smallCaps w:val="0"/>
+                                      <w:strike w:val="0"/>
+                                      <w:color w:val="1f497d"/>
+                                      <w:sz w:val="22"/>
+                                      <w:vertAlign w:val="baseline"/>
+                                    </w:rPr>
+                                  </w:r>
+                                </w:p>
+                                <w:p>
+                                  <w:pPr>
+                                    <w:spacing w:after="0" w:before="50" w:line="240"/>
+                                    <w:ind w:left="0" w:right="0" w:firstLine="0"/>
+                                    <w:jc w:val="left"/>
+                                    <w:textDirection w:val="btLr"/>
+                                  </w:pPr>
+                                  <w:r>
+                                    <w:rPr>
+                                      <w:rFonts w:ascii="Century Gothic" w:cs="Century Gothic" w:eastAsia="Century Gothic" w:hAnsi="Century Gothic"/>
+                                      <w:b w:val="1"/>
+                                      <w:i w:val="0"/>
+                                      <w:smallCaps w:val="0"/>
+                                      <w:strike w:val="0"/>
+                                      <w:color w:val="1f497d"/>
+                                      <w:sz w:val="22"/>
+                                      <w:vertAlign w:val="baseline"/>
+                                    </w:rPr>
+                                  </w:r>
+                                  <w:r>
+                                    <w:rPr>
+                                      <w:rFonts w:ascii="Century Gothic" w:cs="Century Gothic" w:eastAsia="Century Gothic" w:hAnsi="Century Gothic"/>
+                                      <w:b w:val="1"/>
+                                      <w:i w:val="0"/>
+                                      <w:smallCaps w:val="0"/>
+                                      <w:strike w:val="0"/>
+                                      <w:color w:val="1f497d"/>
+                                      <w:sz w:val="22"/>
+                                      <w:vertAlign w:val="baseline"/>
+                                    </w:rPr>
+                                    <w:t xml:space="preserve"> Interview Availability Date: {{ interview_availability }}</w:t>
+                                  </w:r>
+                                </w:p>
+                                <w:p>
+                                  <w:pPr>
+                                    <w:spacing w:after="0" w:before="50" w:line="240"/>
+                                    <w:ind w:left="0" w:right="0" w:firstLine="0"/>
+                                    <w:jc w:val="left"/>
+                                    <w:textDirection w:val="btLr"/>
+                                  </w:pPr>
+                                  <w:r>
+                                    <w:rPr>
+                                      <w:rFonts w:ascii="Century Gothic" w:cs="Century Gothic" w:eastAsia="Century Gothic" w:hAnsi="Century Gothic"/>
+                                      <w:b w:val="1"/>
+                                      <w:i w:val="0"/>
+                                      <w:smallCaps w:val="0"/>
+                                      <w:strike w:val="0"/>
+                                      <w:color w:val="1f497d"/>
+                                      <w:sz w:val="22"/>
+                                      <w:vertAlign w:val="baseline"/>
+                                    </w:rPr>
+                                  </w:r>
+                                </w:p>
+                                <w:p>
+                                  <w:pPr>
+                                    <w:spacing w:after="0" w:before="50" w:line="240"/>
+                                    <w:ind w:left="0" w:right="0" w:firstLine="0"/>
+                                    <w:jc w:val="left"/>
+                                    <w:textDirection w:val="btLr"/>
+                                  </w:pPr>
+                                  <w:r>
+                                    <w:rPr>
+                                      <w:rFonts w:ascii="Century Gothic" w:cs="Century Gothic" w:eastAsia="Century Gothic" w:hAnsi="Century Gothic"/>
+                                      <w:b w:val="1"/>
+                                      <w:i w:val="0"/>
+                                      <w:smallCaps w:val="0"/>
+                                      <w:strike w:val="0"/>
+                                      <w:color w:val="1f497d"/>
+                                      <w:sz w:val="22"/>
+                                      <w:vertAlign w:val="baseline"/>
+                                    </w:rPr>
+                                  </w:r>
+                                  <w:r>
+                                    <w:rPr>
+                                      <w:rFonts w:ascii="Century Gothic" w:cs="Century Gothic" w:eastAsia="Century Gothic" w:hAnsi="Century Gothic"/>
+                                      <w:b w:val="1"/>
+                                      <w:i w:val="0"/>
+                                      <w:smallCaps w:val="0"/>
+                                      <w:strike w:val="0"/>
+                                      <w:color w:val="1f497d"/>
+                                      <w:sz w:val="22"/>
+                                      <w:vertAlign w:val="baseline"/>
+                                    </w:rPr>
+                                    <w:t xml:space="preserve"> Start Availability Date: {{ start_availability }}</w:t>
+                                  </w:r>
+                                </w:p>
+                                <w:p>
+                                  <w:pPr>
+                                    <w:spacing w:after="0" w:before="50" w:line="240"/>
+                                    <w:ind w:left="0" w:right="0" w:firstLine="0"/>
+                                    <w:jc w:val="left"/>
+                                    <w:textDirection w:val="btLr"/>
+                                  </w:pPr>
+                                  <w:r>
+                                    <w:rPr>
+                                      <w:rFonts w:ascii="Century Gothic" w:cs="Century Gothic" w:eastAsia="Century Gothic" w:hAnsi="Century Gothic"/>
+                                      <w:b w:val="1"/>
+                                      <w:i w:val="0"/>
+                                      <w:smallCaps w:val="0"/>
+                                      <w:strike w:val="0"/>
+                                      <w:color w:val="1f497d"/>
+                                      <w:sz w:val="22"/>
+                                      <w:vertAlign w:val="baseline"/>
+                                    </w:rPr>
+                                  </w:r>
+                                </w:p>
+                                <w:p>
+                                  <w:pPr>
+                                    <w:spacing w:after="0" w:before="50" w:line="240"/>
+                                    <w:ind w:left="0" w:right="0" w:firstLine="0"/>
+                                    <w:jc w:val="left"/>
+                                    <w:textDirection w:val="btLr"/>
+                                  </w:pPr>
+                                  <w:r>
+                                    <w:rPr>
+                                      <w:rFonts w:ascii="Century Gothic" w:cs="Century Gothic" w:eastAsia="Century Gothic" w:hAnsi="Century Gothic"/>
+                                      <w:b w:val="1"/>
+                                      <w:i w:val="0"/>
+                                      <w:smallCaps w:val="0"/>
+                                      <w:strike w:val="0"/>
+                                      <w:color w:val="1f497d"/>
+                                      <w:sz w:val="22"/>
+                                      <w:vertAlign w:val="baseline"/>
+                                    </w:rPr>
+                                  </w:r>
+                                  <w:r>
+                                    <w:rPr>
+                                      <w:rFonts w:ascii="Century Gothic" w:cs="Century Gothic" w:eastAsia="Century Gothic" w:hAnsi="Century Gothic"/>
+                                      <w:b w:val="1"/>
+                                      <w:i w:val="0"/>
+                                      <w:smallCaps w:val="0"/>
+                                      <w:strike w:val="0"/>
+                                      <w:color w:val="1f497d"/>
+                                      <w:sz w:val="22"/>
+                                      <w:vertAlign w:val="baseline"/>
+                                    </w:rPr>
+                                    <w:t xml:space="preserve">Has the candidate worked directly for Ford before? (Yes/No) {{ worked_with_ford_before }}</w:t>
+                                  </w:r>
+                                </w:p>
+                                <w:p>
+                                  <w:pPr>
+                                    <w:spacing w:after="0" w:before="50" w:line="240"/>
+                                    <w:ind w:left="0" w:right="0" w:firstLine="0"/>
+                                    <w:jc w:val="left"/>
+                                    <w:textDirection w:val="btLr"/>
+                                  </w:pPr>
+                                  <w:r>
+                                    <w:rPr>
+                                      <w:rFonts w:ascii="Century Gothic" w:cs="Century Gothic" w:eastAsia="Century Gothic" w:hAnsi="Century Gothic"/>
+                                      <w:b w:val="1"/>
+                                      <w:i w:val="0"/>
+                                      <w:smallCaps w:val="0"/>
+                                      <w:strike w:val="0"/>
+                                      <w:color w:val="1f497d"/>
+                                      <w:sz w:val="22"/>
+                                      <w:vertAlign w:val="baseline"/>
+                                    </w:rPr>
+                                  </w:r>
+                                  <w:r>
+                                    <w:rPr>
+                                      <w:rFonts w:ascii="Century Gothic" w:cs="Century Gothic" w:eastAsia="Century Gothic" w:hAnsi="Century Gothic"/>
+                                      <w:b w:val="1"/>
+                                      <w:i w:val="0"/>
+                                      <w:smallCaps w:val="0"/>
+                                      <w:strike w:val="0"/>
+                                      <w:color w:val="1f497d"/>
+                                      <w:sz w:val="22"/>
+                                      <w:vertAlign w:val="baseline"/>
+                                    </w:rPr>
+                                    <w:t xml:space="preserve">Has the candidate worked for Ford as an Agency worker before? (Yes/No)  {{ worked_with_ford_agency_before }}</w:t>
+                                  </w:r>
+                                </w:p>
+                                <w:p>
+                                  <w:pPr>
+                                    <w:spacing w:after="0" w:before="50" w:line="240"/>
+                                    <w:ind w:left="0" w:right="0" w:firstLine="720"/>
+                                    <w:jc w:val="left"/>
+                                    <w:textDirection w:val="btLr"/>
+                                  </w:pPr>
+                                  <w:r>
+                                    <w:rPr>
+                                      <w:rFonts w:ascii="Century Gothic" w:cs="Century Gothic" w:eastAsia="Century Gothic" w:hAnsi="Century Gothic"/>
+                                      <w:b w:val="1"/>
+                                      <w:i w:val="0"/>
+                                      <w:smallCaps w:val="0"/>
+                                      <w:strike w:val="0"/>
+                                      <w:color w:val="1f497d"/>
+                                      <w:sz w:val="22"/>
+                                      <w:vertAlign w:val="baseline"/>
+                                    </w:rPr>
+                                  </w:r>
+                                  <w:r>
+                                    <w:rPr>
+                                      <w:rFonts w:ascii="Century Gothic" w:cs="Century Gothic" w:eastAsia="Century Gothic" w:hAnsi="Century Gothic"/>
+                                      <w:b w:val="1"/>
+                                      <w:i w:val="0"/>
+                                      <w:smallCaps w:val="0"/>
+                                      <w:strike w:val="0"/>
+                                      <w:color w:val="1f497d"/>
+                                      <w:sz w:val="22"/>
+                                      <w:vertAlign w:val="baseline"/>
+                                    </w:rPr>
+                                    <w:t xml:space="preserve">If yes to either of the above, please specify the below details:</w:t>
+                                  </w:r>
+                                </w:p>
+                                <w:p>
+                                  <w:pPr>
+                                    <w:spacing w:after="0" w:before="50" w:line="240"/>
+                                    <w:ind w:left="2160" w:right="0" w:firstLine="3960"/>
+                                    <w:jc w:val="left"/>
+                                    <w:textDirection w:val="btLr"/>
+                                  </w:pPr>
+                                  <w:r>
+                                    <w:rPr>
+                                      <w:rFonts w:ascii="Century Gothic" w:cs="Century Gothic" w:eastAsia="Century Gothic" w:hAnsi="Century Gothic"/>
+                                      <w:b w:val="1"/>
+                                      <w:i w:val="0"/>
+                                      <w:smallCaps w:val="0"/>
+                                      <w:strike w:val="0"/>
+                                      <w:color w:val="1f497d"/>
+                                      <w:sz w:val="22"/>
+                                      <w:vertAlign w:val="baseline"/>
+                                    </w:rPr>
+                                  </w:r>
+                                  <w:r>
+                                    <w:rPr>
+                                      <w:rFonts w:ascii="Century Gothic" w:cs="Century Gothic" w:eastAsia="Century Gothic" w:hAnsi="Century Gothic"/>
+                                      <w:b w:val="1"/>
+                                      <w:i w:val="0"/>
+                                      <w:smallCaps w:val="0"/>
+                                      <w:strike w:val="0"/>
+                                      <w:color w:val="1f497d"/>
+                                      <w:sz w:val="22"/>
+                                      <w:vertAlign w:val="baseline"/>
+                                    </w:rPr>
+                                    <w:t xml:space="preserve">CDSID:</w:t>
+                                  </w:r>
+                                </w:p>
+                                <w:p>
+                                  <w:pPr>
+                                    <w:spacing w:after="0" w:before="50" w:line="240"/>
+                                    <w:ind w:left="2160" w:right="0" w:firstLine="3960"/>
+                                    <w:jc w:val="left"/>
+                                    <w:textDirection w:val="btLr"/>
+                                  </w:pPr>
+                                  <w:r>
+                                    <w:rPr>
+                                      <w:rFonts w:ascii="Century Gothic" w:cs="Century Gothic" w:eastAsia="Century Gothic" w:hAnsi="Century Gothic"/>
+                                      <w:b w:val="1"/>
+                                      <w:i w:val="0"/>
+                                      <w:smallCaps w:val="0"/>
+                                      <w:strike w:val="0"/>
+                                      <w:color w:val="1f497d"/>
+                                      <w:sz w:val="22"/>
+                                      <w:vertAlign w:val="baseline"/>
+                                    </w:rPr>
+                                  </w:r>
+                                  <w:r>
+                                    <w:rPr>
+                                      <w:rFonts w:ascii="Century Gothic" w:cs="Century Gothic" w:eastAsia="Century Gothic" w:hAnsi="Century Gothic"/>
+                                      <w:b w:val="1"/>
+                                      <w:i w:val="0"/>
+                                      <w:smallCaps w:val="0"/>
+                                      <w:strike w:val="0"/>
+                                      <w:color w:val="1f497d"/>
+                                      <w:sz w:val="22"/>
+                                      <w:vertAlign w:val="baseline"/>
+                                    </w:rPr>
+                                    <w:t xml:space="preserve">Supervisor:</w:t>
+                                  </w:r>
+                                </w:p>
+                                <w:p>
+                                  <w:pPr>
+                                    <w:spacing w:after="0" w:before="50" w:line="240"/>
+                                    <w:ind w:left="2160" w:right="0" w:firstLine="3960"/>
+                                    <w:jc w:val="left"/>
+                                    <w:textDirection w:val="btLr"/>
+                                  </w:pPr>
+                                  <w:r>
+                                    <w:rPr>
+                                      <w:rFonts w:ascii="Century Gothic" w:cs="Century Gothic" w:eastAsia="Century Gothic" w:hAnsi="Century Gothic"/>
+                                      <w:b w:val="1"/>
+                                      <w:i w:val="0"/>
+                                      <w:smallCaps w:val="0"/>
+                                      <w:strike w:val="0"/>
+                                      <w:color w:val="1f497d"/>
+                                      <w:sz w:val="22"/>
+                                      <w:vertAlign w:val="baseline"/>
+                                    </w:rPr>
+                                  </w:r>
+                                  <w:r>
+                                    <w:rPr>
+                                      <w:rFonts w:ascii="Century Gothic" w:cs="Century Gothic" w:eastAsia="Century Gothic" w:hAnsi="Century Gothic"/>
+                                      <w:b w:val="1"/>
+                                      <w:i w:val="0"/>
+                                      <w:smallCaps w:val="0"/>
+                                      <w:strike w:val="0"/>
+                                      <w:color w:val="1f497d"/>
+                                      <w:sz w:val="22"/>
+                                      <w:vertAlign w:val="baseline"/>
+                                    </w:rPr>
+                                    <w:t xml:space="preserve">Duration of the Project:</w:t>
+                                  </w:r>
+                                </w:p>
+                                <w:p>
+                                  <w:pPr>
+                                    <w:spacing w:after="0" w:before="50" w:line="240"/>
+                                    <w:ind w:left="2160" w:right="0" w:firstLine="3960"/>
+                                    <w:jc w:val="left"/>
+                                    <w:textDirection w:val="btLr"/>
+                                  </w:pPr>
+                                  <w:r>
+                                    <w:rPr>
+                                      <w:rFonts w:ascii="Century Gothic" w:cs="Century Gothic" w:eastAsia="Century Gothic" w:hAnsi="Century Gothic"/>
+                                      <w:b w:val="1"/>
+                                      <w:i w:val="0"/>
+                                      <w:smallCaps w:val="0"/>
+                                      <w:strike w:val="0"/>
+                                      <w:color w:val="1f497d"/>
+                                      <w:sz w:val="22"/>
+                                      <w:vertAlign w:val="baseline"/>
+                                    </w:rPr>
+                                  </w:r>
+                                  <w:r>
+                                    <w:rPr>
+                                      <w:rFonts w:ascii="Century Gothic" w:cs="Century Gothic" w:eastAsia="Century Gothic" w:hAnsi="Century Gothic"/>
+                                      <w:b w:val="1"/>
+                                      <w:i w:val="0"/>
+                                      <w:smallCaps w:val="0"/>
+                                      <w:strike w:val="0"/>
+                                      <w:color w:val="1f497d"/>
+                                      <w:sz w:val="22"/>
+                                      <w:vertAlign w:val="baseline"/>
+                                    </w:rPr>
+                                    <w:t xml:space="preserve">Exit reason:</w:t>
+                                  </w:r>
+                                </w:p>
+                                <w:p>
+                                  <w:pPr>
+                                    <w:spacing w:after="0" w:before="50" w:line="240"/>
+                                    <w:ind w:left="0" w:right="0" w:firstLine="0"/>
+                                    <w:jc w:val="left"/>
+                                    <w:textDirection w:val="btLr"/>
+                                  </w:pPr>
+                                  <w:r>
+                                    <w:rPr>
+                                      <w:rFonts w:ascii="Century Gothic" w:cs="Century Gothic" w:eastAsia="Century Gothic" w:hAnsi="Century Gothic"/>
+                                      <w:b w:val="1"/>
+                                      <w:i w:val="0"/>
+                                      <w:smallCaps w:val="0"/>
+                                      <w:strike w:val="0"/>
+                                      <w:color w:val="1f497d"/>
+                                      <w:sz w:val="22"/>
+                                      <w:vertAlign w:val="baseline"/>
+                                    </w:rPr>
+                                  </w:r>
+                                </w:p>
+                                <w:p>
+                                  <w:pPr>
+                                    <w:spacing w:after="0" w:before="50" w:line="240"/>
+                                    <w:ind w:left="0" w:right="0" w:firstLine="0"/>
+                                    <w:jc w:val="left"/>
+                                    <w:textDirection w:val="btLr"/>
+                                  </w:pPr>
+                                  <w:r>
+                                    <w:rPr>
+                                      <w:rFonts w:ascii="Century Gothic" w:cs="Century Gothic" w:eastAsia="Century Gothic" w:hAnsi="Century Gothic"/>
+                                      <w:b w:val="1"/>
+                                      <w:i w:val="0"/>
+                                      <w:smallCaps w:val="0"/>
+                                      <w:strike w:val="0"/>
+                                      <w:color w:val="1f497d"/>
+                                      <w:sz w:val="22"/>
+                                      <w:vertAlign w:val="baseline"/>
+                                    </w:rPr>
+                                  </w:r>
+                                  <w:r>
+                                    <w:rPr>
+                                      <w:rFonts w:ascii="Century Gothic" w:cs="Century Gothic" w:eastAsia="Century Gothic" w:hAnsi="Century Gothic"/>
+                                      <w:b w:val="1"/>
+                                      <w:i w:val="0"/>
+                                      <w:smallCaps w:val="0"/>
+                                      <w:strike w:val="0"/>
+                                      <w:color w:val="1f497d"/>
+                                      <w:sz w:val="22"/>
+                                      <w:vertAlign w:val="baseline"/>
+                                    </w:rPr>
+                                    <w:t xml:space="preserve"> Overall IT Experience: {{ total_experience_years}} Years</w:t>
+                                  </w:r>
+                                </w:p>
+                                <w:p>
+                                  <w:pPr>
+                                    <w:spacing w:after="0" w:before="50" w:line="240"/>
+                                    <w:ind w:left="0" w:right="0" w:firstLine="0"/>
+                                    <w:jc w:val="left"/>
+                                    <w:textDirection w:val="btLr"/>
+                                  </w:pPr>
+                                  <w:r>
+                                    <w:rPr>
+                                      <w:rFonts w:ascii="Century Gothic" w:cs="Century Gothic" w:eastAsia="Century Gothic" w:hAnsi="Century Gothic"/>
+                                      <w:b w:val="1"/>
+                                      <w:i w:val="0"/>
+                                      <w:smallCaps w:val="0"/>
+                                      <w:strike w:val="0"/>
+                                      <w:color w:val="1f497d"/>
+                                      <w:sz w:val="22"/>
+                                      <w:vertAlign w:val="baseline"/>
+                                    </w:rPr>
+                                  </w:r>
+                                </w:p>
+                                <w:p>
+                                  <w:pPr>
+                                    <w:spacing w:after="0" w:before="50" w:line="240"/>
+                                    <w:ind w:left="0" w:right="0" w:firstLine="0"/>
+                                    <w:jc w:val="left"/>
+                                    <w:textDirection w:val="btLr"/>
+                                  </w:pPr>
+                                  <w:r>
+                                    <w:rPr>
+                                      <w:rFonts w:ascii="Century Gothic" w:cs="Century Gothic" w:eastAsia="Century Gothic" w:hAnsi="Century Gothic"/>
+                                      <w:b w:val="1"/>
+                                      <w:i w:val="0"/>
+                                      <w:smallCaps w:val="0"/>
+                                      <w:strike w:val="0"/>
+                                      <w:color w:val="1f497d"/>
+                                      <w:sz w:val="22"/>
+                                      <w:vertAlign w:val="baseline"/>
+                                    </w:rPr>
+                                  </w:r>
+                                  <w:r>
+                                    <w:rPr>
+                                      <w:rFonts w:ascii="Century Gothic" w:cs="Century Gothic" w:eastAsia="Century Gothic" w:hAnsi="Century Gothic"/>
+                                      <w:b w:val="1"/>
+                                      <w:i w:val="0"/>
+                                      <w:smallCaps w:val="0"/>
+                                      <w:strike w:val="0"/>
+                                      <w:color w:val="1f497d"/>
+                                      <w:sz w:val="22"/>
+                                      <w:vertAlign w:val="baseline"/>
+                                    </w:rPr>
+                                    <w:t xml:space="preserve"> Experience in Core Skills: {{ relevant_experience_years }} Years</w:t>
+                                  </w:r>
+                                </w:p>
+                                <w:p>
+                                  <w:pPr>
+                                    <w:spacing w:after="0" w:before="50" w:line="240"/>
+                                    <w:ind w:left="0" w:right="0" w:firstLine="0"/>
+                                    <w:jc w:val="left"/>
+                                    <w:textDirection w:val="btLr"/>
+                                  </w:pPr>
+                                  <w:r>
+                                    <w:rPr>
+                                      <w:rFonts w:ascii="Century Gothic" w:cs="Century Gothic" w:eastAsia="Century Gothic" w:hAnsi="Century Gothic"/>
+                                      <w:b w:val="1"/>
+                                      <w:i w:val="0"/>
+                                      <w:smallCaps w:val="0"/>
+                                      <w:strike w:val="0"/>
+                                      <w:color w:val="1f497d"/>
+                                      <w:sz w:val="22"/>
+                                      <w:vertAlign w:val="baseline"/>
+                                    </w:rPr>
+                                  </w:r>
+                                </w:p>
+                                <w:p>
+                                  <w:pPr>
+                                    <w:spacing w:after="0" w:before="50" w:line="240"/>
+                                    <w:ind w:left="0" w:right="0" w:firstLine="0"/>
+                                    <w:jc w:val="left"/>
+                                    <w:textDirection w:val="btLr"/>
+                                  </w:pPr>
+                                  <w:r>
+                                    <w:rPr>
+                                      <w:rFonts w:ascii="Century Gothic" w:cs="Century Gothic" w:eastAsia="Century Gothic" w:hAnsi="Century Gothic"/>
+                                      <w:b w:val="1"/>
+                                      <w:i w:val="0"/>
+                                      <w:smallCaps w:val="0"/>
+                                      <w:strike w:val="0"/>
+                                      <w:color w:val="1f497d"/>
+                                      <w:sz w:val="22"/>
+                                      <w:vertAlign w:val="baseline"/>
+                                    </w:rPr>
+                                  </w:r>
+                                  <w:r>
+                                    <w:rPr>
+                                      <w:rFonts w:ascii="Century Gothic" w:cs="Century Gothic" w:eastAsia="Century Gothic" w:hAnsi="Century Gothic"/>
+                                      <w:b w:val="1"/>
+                                      <w:i w:val="0"/>
+                                      <w:smallCaps w:val="0"/>
+                                      <w:strike w:val="0"/>
+                                      <w:color w:val="1f497d"/>
+                                      <w:sz w:val="22"/>
+                                      <w:vertAlign w:val="baseline"/>
+                                    </w:rPr>
+                                    <w:t xml:space="preserve"> Other relevant Qualification/Certifications, if any:</w:t>
+                                  </w:r>
+                                </w:p>
+                                <w:p>
+                                  <w:pPr>
+                                    <w:spacing w:after="0" w:before="50" w:line="240"/>
+                                    <w:ind w:left="0" w:right="0" w:firstLine="0"/>
+                                    <w:jc w:val="left"/>
+                                    <w:textDirection w:val="btLr"/>
+                                  </w:pPr>
+                                  <w:r>
+                                    <w:rPr>
+                                      <w:rFonts w:ascii="Century Gothic" w:cs="Century Gothic" w:eastAsia="Century Gothic" w:hAnsi="Century Gothic"/>
+                                      <w:b w:val="1"/>
+                                      <w:i w:val="0"/>
+                                      <w:smallCaps w:val="0"/>
+                                      <w:strike w:val="0"/>
+                                      <w:color w:val="1f497d"/>
+                                      <w:sz w:val="22"/>
+                                      <w:vertAlign w:val="baseline"/>
+                                    </w:rPr>
+                                  </w:r>
+                                </w:p>
+                                <w:p>
+                                  <w:pPr>
+                                    <w:spacing w:after="0" w:before="50" w:line="240"/>
+                                    <w:ind w:left="0" w:right="0" w:firstLine="0"/>
+                                    <w:jc w:val="left"/>
+                                    <w:textDirection w:val="btLr"/>
+                                  </w:pPr>
+                                  <w:r>
+                                    <w:rPr>
+                                      <w:rFonts w:ascii="Century Gothic" w:cs="Century Gothic" w:eastAsia="Century Gothic" w:hAnsi="Century Gothic"/>
+                                      <w:b w:val="1"/>
+                                      <w:i w:val="0"/>
+                                      <w:smallCaps w:val="0"/>
+                                      <w:strike w:val="0"/>
+                                      <w:color w:val="1f497d"/>
+                                      <w:sz w:val="22"/>
+                                      <w:vertAlign w:val="baseline"/>
+                                    </w:rPr>
+                                  </w:r>
+                                  <w:r>
+                                    <w:rPr>
+                                      <w:rFonts w:ascii="Century Gothic" w:cs="Century Gothic" w:eastAsia="Century Gothic" w:hAnsi="Century Gothic"/>
+                                      <w:b w:val="1"/>
+                                      <w:i w:val="0"/>
+                                      <w:smallCaps w:val="0"/>
+                                      <w:strike w:val="0"/>
+                                      <w:color w:val="1f497d"/>
+                                      <w:sz w:val="22"/>
+                                      <w:vertAlign w:val="baseline"/>
+                                    </w:rPr>
+                                    <w:t xml:space="preserve">Hacker rank Score:     {{ hacker_rank_score }}</w:t>
+                                  </w:r>
+                                </w:p>
+                                <w:p>
+                                  <w:pPr>
+                                    <w:spacing w:after="0" w:before="50" w:line="240"/>
+                                    <w:ind w:left="0" w:right="0" w:firstLine="0"/>
+                                    <w:jc w:val="left"/>
+                                    <w:textDirection w:val="btLr"/>
+                                  </w:pPr>
+                                  <w:r>
+                                    <w:rPr>
+                                      <w:rFonts w:ascii="Century Gothic" w:cs="Century Gothic" w:eastAsia="Century Gothic" w:hAnsi="Century Gothic"/>
+                                      <w:b w:val="1"/>
+                                      <w:i w:val="0"/>
+                                      <w:smallCaps w:val="0"/>
+                                      <w:strike w:val="0"/>
+                                      <w:color w:val="1f497d"/>
+                                      <w:sz w:val="22"/>
+                                      <w:vertAlign w:val="baseline"/>
+                                    </w:rPr>
+                                  </w:r>
+                                </w:p>
+                                <w:p>
+                                  <w:pPr>
+                                    <w:spacing w:after="0" w:before="50" w:line="240"/>
+                                    <w:ind w:left="0" w:right="0" w:firstLine="0"/>
+                                    <w:jc w:val="left"/>
+                                    <w:textDirection w:val="btLr"/>
+                                  </w:pPr>
+                                  <w:r>
+                                    <w:rPr>
+                                      <w:rFonts w:ascii="Century Gothic" w:cs="Century Gothic" w:eastAsia="Century Gothic" w:hAnsi="Century Gothic"/>
+                                      <w:b w:val="1"/>
+                                      <w:i w:val="0"/>
+                                      <w:smallCaps w:val="0"/>
+                                      <w:strike w:val="0"/>
+                                      <w:color w:val="1f497d"/>
+                                      <w:sz w:val="22"/>
+                                      <w:vertAlign w:val="baseline"/>
+                                    </w:rPr>
+                                  </w:r>
+                                </w:p>
+                                <w:p>
+                                  <w:pPr>
+                                    <w:spacing w:after="0" w:before="50" w:line="240"/>
+                                    <w:ind w:left="0" w:right="0" w:firstLine="0"/>
+                                    <w:jc w:val="left"/>
+                                    <w:textDirection w:val="btLr"/>
+                                  </w:pPr>
+                                  <w:r>
+                                    <w:rPr>
+                                      <w:rFonts w:ascii="Century Gothic" w:cs="Century Gothic" w:eastAsia="Century Gothic" w:hAnsi="Century Gothic"/>
+                                      <w:b w:val="1"/>
+                                      <w:i w:val="0"/>
+                                      <w:smallCaps w:val="0"/>
+                                      <w:strike w:val="0"/>
+                                      <w:color w:val="1f497d"/>
+                                      <w:sz w:val="22"/>
+                                      <w:vertAlign w:val="baseline"/>
+                                    </w:rPr>
+                                  </w:r>
+                                </w:p>
+                                <w:p>
+                                  <w:pPr>
+                                    <w:spacing w:after="0" w:before="50" w:line="240"/>
+                                    <w:ind w:left="0" w:right="0" w:firstLine="0"/>
+                                    <w:jc w:val="left"/>
+                                    <w:textDirection w:val="btLr"/>
+                                  </w:pPr>
+                                  <w:r>
+                                    <w:rPr>
+                                      <w:rFonts w:ascii="Century Gothic" w:cs="Century Gothic" w:eastAsia="Century Gothic" w:hAnsi="Century Gothic"/>
+                                      <w:b w:val="1"/>
+                                      <w:i w:val="0"/>
+                                      <w:smallCaps w:val="0"/>
+                                      <w:strike w:val="0"/>
+                                      <w:color w:val="1f497d"/>
+                                      <w:sz w:val="22"/>
+                                      <w:vertAlign w:val="baseline"/>
+                                    </w:rPr>
+                                  </w:r>
+                                </w:p>
+                                <w:p>
+                                  <w:pPr>
+                                    <w:spacing w:after="0" w:before="50" w:line="240"/>
+                                    <w:ind w:left="0" w:right="0" w:firstLine="0"/>
+                                    <w:jc w:val="left"/>
+                                    <w:textDirection w:val="btLr"/>
+                                  </w:pPr>
+                                  <w:r>
+                                    <w:rPr>
+                                      <w:rFonts w:ascii="Century Gothic" w:cs="Century Gothic" w:eastAsia="Century Gothic" w:hAnsi="Century Gothic"/>
+                                      <w:b w:val="1"/>
+                                      <w:i w:val="0"/>
+                                      <w:smallCaps w:val="0"/>
+                                      <w:strike w:val="0"/>
+                                      <w:color w:val="1f497d"/>
+                                      <w:sz w:val="22"/>
+                                      <w:vertAlign w:val="baseline"/>
+                                    </w:rPr>
+                                  </w:r>
+                                </w:p>
+                                <w:p>
+                                  <w:pPr>
+                                    <w:spacing w:after="0" w:before="50" w:line="240"/>
+                                    <w:ind w:left="0" w:right="0" w:firstLine="0"/>
+                                    <w:jc w:val="left"/>
+                                    <w:textDirection w:val="btLr"/>
+                                  </w:pPr>
+                                  <w:r>
+                                    <w:rPr>
+                                      <w:rFonts w:ascii="Century Gothic" w:cs="Century Gothic" w:eastAsia="Century Gothic" w:hAnsi="Century Gothic"/>
+                                      <w:b w:val="1"/>
+                                      <w:i w:val="0"/>
+                                      <w:smallCaps w:val="0"/>
+                                      <w:strike w:val="0"/>
+                                      <w:color w:val="1f497d"/>
+                                      <w:sz w:val="22"/>
+                                      <w:vertAlign w:val="baseline"/>
+                                    </w:rPr>
+                                  </w:r>
+                                </w:p>
+                                <w:p>
+                                  <w:pPr>
+                                    <w:spacing w:after="0" w:before="50" w:line="240"/>
+                                    <w:ind w:left="0" w:right="0" w:firstLine="0"/>
+                                    <w:jc w:val="left"/>
+                                    <w:textDirection w:val="btLr"/>
+                                  </w:pPr>
+                                  <w:r>
+                                    <w:rPr>
+                                      <w:rFonts w:ascii="Century Gothic" w:cs="Century Gothic" w:eastAsia="Century Gothic" w:hAnsi="Century Gothic"/>
+                                      <w:b w:val="1"/>
+                                      <w:i w:val="0"/>
+                                      <w:smallCaps w:val="0"/>
+                                      <w:strike w:val="0"/>
+                                      <w:color w:val="1f497d"/>
+                                      <w:sz w:val="22"/>
+                                      <w:vertAlign w:val="baseline"/>
+                                    </w:rPr>
+                                  </w:r>
+                                </w:p>
+                                <w:p>
+                                  <w:pPr>
+                                    <w:spacing w:after="0" w:before="50" w:line="240"/>
+                                    <w:ind w:left="103.00000190734863" w:right="0" w:firstLine="412.00000762939453"/>
+                                    <w:jc w:val="left"/>
+                                    <w:textDirection w:val="btLr"/>
+                                  </w:pPr>
+                                  <w:r>
+                                    <w:rPr>
+                                      <w:rFonts w:ascii="Century Gothic" w:cs="Century Gothic" w:eastAsia="Century Gothic" w:hAnsi="Century Gothic"/>
+                                      <w:b w:val="1"/>
+                                      <w:i w:val="0"/>
+                                      <w:smallCaps w:val="0"/>
+                                      <w:strike w:val="0"/>
+                                      <w:color w:val="1f497d"/>
+                                      <w:sz w:val="22"/>
+                                      <w:vertAlign w:val="baseline"/>
+                                    </w:rPr>
+                                  </w:r>
+                                </w:p>
+                              </w:txbxContent>
+                            </wps:txbx>
+                            <wps:bodyPr anchorCtr="0" anchor="t" bIns="0" lIns="0" spcFirstLastPara="1" rIns="0" wrap="square" tIns="0">
+                              <a:noAutofit/>
+                            </wps:bodyPr>
+                          </wps:wsp>
+                          <wps:wsp>
+                            <wps:cNvSpPr/>
+                            <wps:cNvPr id="7" name="Shape 7"/>
+                            <wps:spPr>
+                              <a:xfrm>
+                                <a:off x="6534000" y="753100"/>
+                                <a:ext cx="1845900" cy="1813800"/>
+                              </a:xfrm>
+                              <a:prstGeom prst="rect">
+                                <a:avLst/>
+                              </a:prstGeom>
+                              <a:noFill/>
+                              <a:ln cap="flat" cmpd="sng" w="9525">
+                                <a:solidFill>
+                                  <a:srgbClr val="000000"/>
+                                </a:solidFill>
+                                <a:prstDash val="solid"/>
+                                <a:miter lim="80"/>
+                                <a:headEnd len="sm" w="sm" type="none"/>
+                                <a:tailEnd len="sm" w="sm" type="none"/>
+                              </a:ln>
+                            </wps:spPr>
+                            <wps:txbx>
+                              <w:txbxContent>
+                                <w:p>
+                                  <w:pPr>
+                                    <w:spacing w:after="0" w:before="0" w:line="240"/>
+                                    <w:ind w:left="0" w:right="0" w:firstLine="0"/>
+                                    <w:jc w:val="center"/>
+                                    <w:textDirection w:val="btLr"/>
+                                  </w:pPr>
+                                </w:p>
+                                <w:p>
+                                  <w:pPr>
+                                    <w:spacing w:after="0" w:before="0" w:line="240"/>
+                                    <w:ind w:left="0" w:right="0" w:firstLine="0"/>
+                                    <w:jc w:val="center"/>
+                                    <w:textDirection w:val="btLr"/>
+                                  </w:pPr>
+                                  <w:r>
+                                    <w:rPr>
+                                      <w:rFonts w:ascii="Arial" w:cs="Arial" w:eastAsia="Arial" w:hAnsi="Arial"/>
+                                      <w:b w:val="0"/>
+                                      <w:i w:val="0"/>
+                                      <w:smallCaps w:val="0"/>
+                                      <w:strike w:val="0"/>
+                                      <w:color w:val="000000"/>
+                                      <w:sz w:val="28"/>
+                                      <w:vertAlign w:val="baseline"/>
+                                    </w:rPr>
+                                  </w:r>
+                                </w:p>
+                                <w:p>
+                                  <w:pPr>
+                                    <w:spacing w:after="0" w:before="0" w:line="240"/>
+                                    <w:ind w:left="0" w:right="0" w:firstLine="0"/>
+                                    <w:jc w:val="left"/>
+                                    <w:textDirection w:val="btLr"/>
+                                  </w:pPr>
+                                  <w:r>
+                                    <w:rPr>
+                                      <w:rFonts w:ascii="Arial" w:cs="Arial" w:eastAsia="Arial" w:hAnsi="Arial"/>
+                                      <w:b w:val="0"/>
+                                      <w:i w:val="0"/>
+                                      <w:smallCaps w:val="0"/>
+                                      <w:strike w:val="0"/>
+                                      <w:color w:val="000000"/>
+                                      <w:sz w:val="28"/>
+                                      <w:vertAlign w:val="baseline"/>
+                                    </w:rPr>
+                                  </w:r>
+                                  <w:r>
+                                    <w:rPr>
+                                      <w:rFonts w:ascii="Arial" w:cs="Arial" w:eastAsia="Arial" w:hAnsi="Arial"/>
+                                      <w:b w:val="0"/>
+                                      <w:i w:val="0"/>
+                                      <w:smallCaps w:val="0"/>
+                                      <w:strike w:val="0"/>
+                                      <w:color w:val="000000"/>
+                                      <w:sz w:val="28"/>
+                                      <w:vertAlign w:val="baseline"/>
+                                    </w:rPr>
+                                    <w:t xml:space="preserve">{{candidate_photo}}</w:t>
+                                  </w:r>
+                                </w:p>
+                              </w:txbxContent>
+                            </wps:txbx>
+                            <wps:bodyPr anchorCtr="0" anchor="t" bIns="91425" lIns="91425" spcFirstLastPara="1" rIns="91425" wrap="square" tIns="91425">
+                              <a:noAutofit/>
+                            </wps:bodyPr>
+                          </wps:wsp>
+                        </wpg:grpSp>
                       </wpg:grpSp>
                     </wpg:wgp>
                   </a:graphicData>
@@ -1405,7 +1323,7 @@
           <mc:Fallback>
             <w:drawing>
               <wp:inline distB="0" distT="0" distL="0" distR="0">
-                <wp:extent cx="6715125" cy="7304004"/>
+                <wp:extent cx="6715125" cy="7417981"/>
                 <wp:effectExtent b="0" l="0" r="0" t="0"/>
                 <wp:docPr id="1" name="image3.png"/>
                 <a:graphic>
@@ -1425,7 +1343,7 @@
                       <pic:spPr>
                         <a:xfrm>
                           <a:off x="0" y="0"/>
-                          <a:ext cx="6715125" cy="7304004"/>
+                          <a:ext cx="6715125" cy="7417981"/>
                         </a:xfrm>
                         <a:prstGeom prst="rect"/>
                         <a:ln/>
@@ -2603,7 +2521,7 @@
           <w:highlight w:val="white"/>
           <w:rtl w:val="0"/>
         </w:rPr>
-        <w:t xml:space="preserve">{%- for cert in certifications_secondary %}</w:t>
+        <w:t xml:space="preserve">{%- for cert in certifications %}</w:t>
       </w:r>
     </w:p>
     <w:p>
@@ -2644,6 +2562,11 @@
           <w:rtl w:val="0"/>
         </w:rPr>
         <w:t xml:space="preserve">{{ cert.name }}</w:t>
+      </w:r>
+      <w:r>
+        <w:rPr>
+          <w:rtl w:val="0"/>
+        </w:rPr>
       </w:r>
     </w:p>
     <w:p>
@@ -3218,12 +3141,12 @@
           <wp:extent cx="1720850" cy="676910"/>
           <wp:effectExtent b="0" l="0" r="0" t="0"/>
           <wp:wrapNone/>
-          <wp:docPr descr="Logo, company name&#10;&#10;Description automatically generated" id="3" name="image1.jpg"/>
+          <wp:docPr descr="Logo, company name&#10;&#10;Description automatically generated" id="2" name="image2.jpg"/>
           <a:graphic>
             <a:graphicData uri="http://schemas.openxmlformats.org/drawingml/2006/picture">
               <pic:pic>
                 <pic:nvPicPr>
-                  <pic:cNvPr descr="Logo, company name&#10;&#10;Description automatically generated" id="0" name="image1.jpg"/>
+                  <pic:cNvPr descr="Logo, company name&#10;&#10;Description automatically generated" id="0" name="image2.jpg"/>
                   <pic:cNvPicPr preferRelativeResize="0"/>
                 </pic:nvPicPr>
                 <pic:blipFill>
@@ -3304,12 +3227,12 @@
         <wp:inline distB="0" distT="0" distL="0" distR="0">
           <wp:extent cx="1295118" cy="570955"/>
           <wp:effectExtent b="0" l="0" r="0" t="0"/>
-          <wp:docPr descr="A blue logo with white text&#10;&#10;Description automatically generated with low confidence" id="2" name="image2.png"/>
+          <wp:docPr descr="A blue logo with white text&#10;&#10;Description automatically generated with low confidence" id="3" name="image1.png"/>
           <a:graphic>
             <a:graphicData uri="http://schemas.openxmlformats.org/drawingml/2006/picture">
               <pic:pic>
                 <pic:nvPicPr>
-                  <pic:cNvPr descr="A blue logo with white text&#10;&#10;Description automatically generated with low confidence" id="0" name="image2.png"/>
+                  <pic:cNvPr descr="A blue logo with white text&#10;&#10;Description automatically generated with low confidence" id="0" name="image1.png"/>
                   <pic:cNvPicPr preferRelativeResize="0"/>
                 </pic:nvPicPr>
                 <pic:blipFill>
@@ -3410,9 +3333,9 @@
   <w:abstractNum w:abstractNumId="1">
     <w:lvl w:ilvl="0">
       <w:start w:val="1"/>
-      <w:numFmt w:val="upperRoman"/>
-      <w:lvlText w:val="%1."/>
-      <w:lvlJc w:val="right"/>
+      <w:numFmt w:val="bullet"/>
+      <w:lvlText w:val="●"/>
+      <w:lvlJc w:val="left"/>
       <w:pPr>
         <w:ind w:left="720" w:hanging="360"/>
       </w:pPr>
@@ -3422,8 +3345,8 @@
     </w:lvl>
     <w:lvl w:ilvl="1">
       <w:start w:val="1"/>
-      <w:numFmt w:val="upperLetter"/>
-      <w:lvlText w:val="%2."/>
+      <w:numFmt w:val="bullet"/>
+      <w:lvlText w:val="○"/>
       <w:lvlJc w:val="left"/>
       <w:pPr>
         <w:ind w:left="1440" w:hanging="360"/>
@@ -3434,8 +3357,8 @@
     </w:lvl>
     <w:lvl w:ilvl="2">
       <w:start w:val="1"/>
-      <w:numFmt w:val="decimal"/>
-      <w:lvlText w:val="%3."/>
+      <w:numFmt w:val="bullet"/>
+      <w:lvlText w:val="■"/>
       <w:lvlJc w:val="left"/>
       <w:pPr>
         <w:ind w:left="2160" w:hanging="360"/>
@@ -3446,8 +3369,8 @@
     </w:lvl>
     <w:lvl w:ilvl="3">
       <w:start w:val="1"/>
-      <w:numFmt w:val="lowerLetter"/>
-      <w:lvlText w:val="%4)"/>
+      <w:numFmt w:val="bullet"/>
+      <w:lvlText w:val="●"/>
       <w:lvlJc w:val="left"/>
       <w:pPr>
         <w:ind w:left="2880" w:hanging="360"/>
@@ -3458,8 +3381,8 @@
     </w:lvl>
     <w:lvl w:ilvl="4">
       <w:start w:val="1"/>
-      <w:numFmt w:val="decimal"/>
-      <w:lvlText w:val="(%5)"/>
+      <w:numFmt w:val="bullet"/>
+      <w:lvlText w:val="○"/>
       <w:lvlJc w:val="left"/>
       <w:pPr>
         <w:ind w:left="3600" w:hanging="360"/>
@@ -3470,8 +3393,8 @@
     </w:lvl>
     <w:lvl w:ilvl="5">
       <w:start w:val="1"/>
-      <w:numFmt w:val="lowerLetter"/>
-      <w:lvlText w:val="(%6)"/>
+      <w:numFmt w:val="bullet"/>
+      <w:lvlText w:val="■"/>
       <w:lvlJc w:val="left"/>
       <w:pPr>
         <w:ind w:left="4320" w:hanging="360"/>
@@ -3482,9 +3405,9 @@
     </w:lvl>
     <w:lvl w:ilvl="6">
       <w:start w:val="1"/>
-      <w:numFmt w:val="lowerRoman"/>
-      <w:lvlText w:val="(%7)"/>
-      <w:lvlJc w:val="right"/>
+      <w:numFmt w:val="bullet"/>
+      <w:lvlText w:val="●"/>
+      <w:lvlJc w:val="left"/>
       <w:pPr>
         <w:ind w:left="5040" w:hanging="360"/>
       </w:pPr>
@@ -3494,8 +3417,8 @@
     </w:lvl>
     <w:lvl w:ilvl="7">
       <w:start w:val="1"/>
-      <w:numFmt w:val="lowerLetter"/>
-      <w:lvlText w:val="(%8)"/>
+      <w:numFmt w:val="bullet"/>
+      <w:lvlText w:val="○"/>
       <w:lvlJc w:val="left"/>
       <w:pPr>
         <w:ind w:left="5760" w:hanging="360"/>
@@ -3506,9 +3429,9 @@
     </w:lvl>
     <w:lvl w:ilvl="8">
       <w:start w:val="1"/>
-      <w:numFmt w:val="lowerRoman"/>
-      <w:lvlText w:val="(%9)"/>
-      <w:lvlJc w:val="right"/>
+      <w:numFmt w:val="bullet"/>
+      <w:lvlText w:val="■"/>
+      <w:lvlJc w:val="left"/>
       <w:pPr>
         <w:ind w:left="6480" w:hanging="360"/>
       </w:pPr>
@@ -4462,7 +4385,7 @@
 
 <file path=customXML/item1.xml><?xml version="1.0" encoding="utf-8"?>
 <go:gDocsCustomXmlDataStorage xmlns:go="http://customooxmlschemas.google.com/" xmlns:r="http://schemas.openxmlformats.org/officeDocument/2006/relationships" uri="GoogleDocsCustomDataVersion2">
-  <go:docsCustomData xmlns:go="http://customooxmlschemas.google.com/" roundtripDataSignature="AMtx7mg79WFRJwe38+9g6GJbw2noz4C/lQ==">CgMxLjA4AHIhMWYzclR2WExNUFhFWkdPaWpOREZJZ2F1b0NFN3hyMUpo</go:docsCustomData>
+  <go:docsCustomData xmlns:go="http://customooxmlschemas.google.com/" roundtripDataSignature="AMtx7mhhGED8KNWzNZnAn1u1wC9HwL32mQ==">CgMxLjA4AHIhMVJlaU9CY2ZRWkxtbXVjR254WkxBY3dJOTVKUk00dkRf</go:docsCustomData>
 </go:gDocsCustomXmlDataStorage>
 </file>
 

--- a/templates/ford-india-resume-template.docx
+++ b/templates/ford-india-resume-template.docx
@@ -1537,18 +1537,7 @@
         <w:jc w:val="left"/>
         <w:rPr>
           <w:rFonts w:ascii="Century Gothic" w:cs="Century Gothic" w:eastAsia="Century Gothic" w:hAnsi="Century Gothic"/>
-          <w:b w:val="1"/>
-          <w:bCs w:val="1"/>
-          <w:i w:val="0"/>
-          <w:iCs w:val="0"/>
-          <w:smallCaps w:val="0"/>
-          <w:strike w:val="0"/>
           <w:color w:val="1f497d"/>
-          <w:sz w:val="22"/>
-          <w:szCs w:val="22"/>
-          <w:u w:val="single"/>
-          <w:shd w:fill="auto" w:val="clear"/>
-          <w:vertAlign w:val="baseline"/>
         </w:rPr>
       </w:pPr>
       <w:r>
@@ -1570,6 +1559,42 @@
         </w:rPr>
         <w:t xml:space="preserve">Educational History:</w:t>
       </w:r>
+      <w:r>
+        <w:rPr>
+          <w:rtl w:val="0"/>
+        </w:rPr>
+      </w:r>
+    </w:p>
+    <w:p>
+      <w:pPr>
+        <w:keepNext w:val="0"/>
+        <w:keepLines w:val="0"/>
+        <w:pageBreakBefore w:val="0"/>
+        <w:widowControl w:val="1"/>
+        <w:pBdr>
+          <w:top w:color="000000" w:space="1" w:sz="4" w:val="single"/>
+          <w:left w:color="000000" w:space="4" w:sz="4" w:val="single"/>
+          <w:bottom w:color="000000" w:space="1" w:sz="4" w:val="single"/>
+          <w:right w:color="000000" w:space="4" w:sz="4" w:val="single"/>
+          <w:between w:space="0" w:sz="0" w:val="nil"/>
+        </w:pBdr>
+        <w:shd w:fill="auto" w:val="clear"/>
+        <w:spacing w:after="0" w:before="0" w:line="240" w:lineRule="auto"/>
+        <w:ind w:left="0" w:right="0" w:firstLine="0"/>
+        <w:jc w:val="left"/>
+        <w:rPr>
+          <w:rFonts w:ascii="Century Gothic" w:cs="Century Gothic" w:eastAsia="Century Gothic" w:hAnsi="Century Gothic"/>
+          <w:color w:val="1f497d"/>
+        </w:rPr>
+      </w:pPr>
+      <w:r>
+        <w:rPr>
+          <w:rFonts w:ascii="Century Gothic" w:cs="Century Gothic" w:eastAsia="Century Gothic" w:hAnsi="Century Gothic"/>
+          <w:color w:val="1f497d"/>
+          <w:rtl w:val="0"/>
+        </w:rPr>
+        <w:t xml:space="preserve">{%- for edu in education %}</w:t>
+      </w:r>
     </w:p>
     <w:p>
       <w:pPr>
@@ -1591,7 +1616,7 @@
           <w:color w:val="1f497d"/>
           <w:rtl w:val="0"/>
         </w:rPr>
-        <w:t xml:space="preserve">{%- for edu in education %}</w:t>
+        <w:t xml:space="preserve">{{ edu.degree }}</w:t>
       </w:r>
     </w:p>
     <w:p>
@@ -1614,7 +1639,53 @@
           <w:color w:val="1f497d"/>
           <w:rtl w:val="0"/>
         </w:rPr>
-        <w:t xml:space="preserve"> {{edu.degree}} in {{edu.field_of_study}} from {{edu.institution}} Graduated: {{edu.graduation_date}}</w:t>
+        <w:t xml:space="preserve">Duration of Study:</w:t>
+      </w:r>
+    </w:p>
+    <w:p>
+      <w:pPr>
+        <w:pBdr>
+          <w:top w:color="000000" w:space="1" w:sz="4" w:val="single"/>
+          <w:left w:color="000000" w:space="4" w:sz="4" w:val="single"/>
+          <w:bottom w:color="000000" w:space="1" w:sz="4" w:val="single"/>
+          <w:right w:color="000000" w:space="4" w:sz="4" w:val="single"/>
+        </w:pBdr>
+        <w:spacing w:after="0" w:line="240" w:lineRule="auto"/>
+        <w:rPr>
+          <w:rFonts w:ascii="Century Gothic" w:cs="Century Gothic" w:eastAsia="Century Gothic" w:hAnsi="Century Gothic"/>
+          <w:color w:val="1f497d"/>
+        </w:rPr>
+      </w:pPr>
+      <w:r>
+        <w:rPr>
+          <w:rFonts w:ascii="Century Gothic" w:cs="Century Gothic" w:eastAsia="Century Gothic" w:hAnsi="Century Gothic"/>
+          <w:color w:val="1f497d"/>
+          <w:rtl w:val="0"/>
+        </w:rPr>
+        <w:t xml:space="preserve">{{ edu.start_date }} - {{ edu.end_date }}</w:t>
+      </w:r>
+    </w:p>
+    <w:p>
+      <w:pPr>
+        <w:pBdr>
+          <w:top w:color="000000" w:space="1" w:sz="4" w:val="single"/>
+          <w:left w:color="000000" w:space="4" w:sz="4" w:val="single"/>
+          <w:bottom w:color="000000" w:space="1" w:sz="4" w:val="single"/>
+          <w:right w:color="000000" w:space="4" w:sz="4" w:val="single"/>
+        </w:pBdr>
+        <w:spacing w:after="0" w:line="240" w:lineRule="auto"/>
+        <w:rPr>
+          <w:rFonts w:ascii="Century Gothic" w:cs="Century Gothic" w:eastAsia="Century Gothic" w:hAnsi="Century Gothic"/>
+          <w:color w:val="1f497d"/>
+        </w:rPr>
+      </w:pPr>
+      <w:r>
+        <w:rPr>
+          <w:rFonts w:ascii="Century Gothic" w:cs="Century Gothic" w:eastAsia="Century Gothic" w:hAnsi="Century Gothic"/>
+          <w:color w:val="1f497d"/>
+          <w:rtl w:val="0"/>
+        </w:rPr>
+        <w:t xml:space="preserve">Final Degree, Course of Study, and University Name: {{ edu.degree }} in {{ edu.field_of_study }} from {{ edu.institution }}</w:t>
       </w:r>
     </w:p>
     <w:p>
@@ -3141,12 +3212,12 @@
           <wp:extent cx="1720850" cy="676910"/>
           <wp:effectExtent b="0" l="0" r="0" t="0"/>
           <wp:wrapNone/>
-          <wp:docPr descr="Logo, company name&#10;&#10;Description automatically generated" id="2" name="image2.jpg"/>
+          <wp:docPr descr="Logo, company name&#10;&#10;Description automatically generated" id="2" name="image1.jpg"/>
           <a:graphic>
             <a:graphicData uri="http://schemas.openxmlformats.org/drawingml/2006/picture">
               <pic:pic>
                 <pic:nvPicPr>
-                  <pic:cNvPr descr="Logo, company name&#10;&#10;Description automatically generated" id="0" name="image2.jpg"/>
+                  <pic:cNvPr descr="Logo, company name&#10;&#10;Description automatically generated" id="0" name="image1.jpg"/>
                   <pic:cNvPicPr preferRelativeResize="0"/>
                 </pic:nvPicPr>
                 <pic:blipFill>
@@ -3227,12 +3298,12 @@
         <wp:inline distB="0" distT="0" distL="0" distR="0">
           <wp:extent cx="1295118" cy="570955"/>
           <wp:effectExtent b="0" l="0" r="0" t="0"/>
-          <wp:docPr descr="A blue logo with white text&#10;&#10;Description automatically generated with low confidence" id="3" name="image1.png"/>
+          <wp:docPr descr="A blue logo with white text&#10;&#10;Description automatically generated with low confidence" id="3" name="image2.png"/>
           <a:graphic>
             <a:graphicData uri="http://schemas.openxmlformats.org/drawingml/2006/picture">
               <pic:pic>
                 <pic:nvPicPr>
-                  <pic:cNvPr descr="A blue logo with white text&#10;&#10;Description automatically generated with low confidence" id="0" name="image1.png"/>
+                  <pic:cNvPr descr="A blue logo with white text&#10;&#10;Description automatically generated with low confidence" id="0" name="image2.png"/>
                   <pic:cNvPicPr preferRelativeResize="0"/>
                 </pic:nvPicPr>
                 <pic:blipFill>
